--- a/doc/TPI_Rapport_NapoleoneCyril.docx
+++ b/doc/TPI_Rapport_NapoleoneCyril.docx
@@ -98,7 +98,7 @@
           <w:szCs w:val="40"/>
           <w:lang w:val="fr-CH"/>
         </w:rPr>
-        <w:t>Titre du Projet</w:t>
+        <w:t>GestionCitations</w:t>
       </w:r>
     </w:p>
     <w:p>
@@ -204,7 +204,7 @@
     </w:p>
     <w:tbl>
       <w:tblPr>
-        <w:tblStyle w:val="TableGrid"/>
+        <w:tblStyle w:val="Grilledutableau"/>
         <w:tblW w:w="0" w:type="auto"/>
         <w:tblBorders>
           <w:top w:val="single" w:sz="4" w:space="0" w:color="BFBFBF" w:themeColor="background1" w:themeShade="BF"/>
@@ -264,7 +264,7 @@
                 <w:color w:val="808080" w:themeColor="background1" w:themeShade="80"/>
                 <w:lang w:val="fr-CH"/>
               </w:rPr>
-              <w:t>Nom Prénom</w:t>
+              <w:t>Napoleone Cyril</w:t>
             </w:r>
           </w:p>
         </w:tc>
@@ -321,7 +321,7 @@
                 <w:color w:val="808080" w:themeColor="background1" w:themeShade="80"/>
                 <w:lang w:val="fr-CH"/>
               </w:rPr>
-              <w:t>À compléter</w:t>
+              <w:t>ETML</w:t>
             </w:r>
           </w:p>
         </w:tc>
@@ -370,7 +370,7 @@
                 <w:color w:val="808080" w:themeColor="background1" w:themeShade="80"/>
                 <w:lang w:val="fr-CH"/>
               </w:rPr>
-              <w:t>Nom Prénom</w:t>
+              <w:t>Sonney Gaël</w:t>
             </w:r>
           </w:p>
         </w:tc>
@@ -425,7 +425,7 @@
                 <w:color w:val="808080" w:themeColor="background1" w:themeShade="80"/>
                 <w:lang w:val="fr-CH"/>
               </w:rPr>
-              <w:t>Nom Prénom</w:t>
+              <w:t>Oberson Bernard</w:t>
             </w:r>
           </w:p>
         </w:tc>
@@ -474,7 +474,7 @@
                 <w:color w:val="808080" w:themeColor="background1" w:themeShade="80"/>
                 <w:lang w:val="fr-CH"/>
               </w:rPr>
-              <w:t>Nom Prénom</w:t>
+              <w:t>Nemanja Pantic</w:t>
             </w:r>
           </w:p>
         </w:tc>
@@ -522,8 +522,6 @@
                 <w:lang w:val="fr-CH"/>
               </w:rPr>
             </w:pPr>
-            <w:proofErr w:type="spellStart"/>
-            <w:proofErr w:type="gramStart"/>
             <w:r>
               <w:rPr>
                 <w:i/>
@@ -531,10 +529,44 @@
                 <w:color w:val="808080" w:themeColor="background1" w:themeShade="80"/>
                 <w:lang w:val="fr-CH"/>
               </w:rPr>
-              <w:t>jj.mm.aaaa</w:t>
+              <w:t>04</w:t>
             </w:r>
-            <w:proofErr w:type="spellEnd"/>
-            <w:proofErr w:type="gramEnd"/>
+            <w:r>
+              <w:rPr>
+                <w:i/>
+                <w:iCs/>
+                <w:color w:val="808080" w:themeColor="background1" w:themeShade="80"/>
+                <w:lang w:val="fr-CH"/>
+              </w:rPr>
+              <w:t>.</w:t>
+            </w:r>
+            <w:r>
+              <w:rPr>
+                <w:i/>
+                <w:iCs/>
+                <w:color w:val="808080" w:themeColor="background1" w:themeShade="80"/>
+                <w:lang w:val="fr-CH"/>
+              </w:rPr>
+              <w:t>05</w:t>
+            </w:r>
+            <w:r>
+              <w:rPr>
+                <w:i/>
+                <w:iCs/>
+                <w:color w:val="808080" w:themeColor="background1" w:themeShade="80"/>
+                <w:lang w:val="fr-CH"/>
+              </w:rPr>
+              <w:t>.</w:t>
+            </w:r>
+            <w:r>
+              <w:rPr>
+                <w:i/>
+                <w:iCs/>
+                <w:color w:val="808080" w:themeColor="background1" w:themeShade="80"/>
+                <w:lang w:val="fr-CH"/>
+              </w:rPr>
+              <w:t>2026</w:t>
+            </w:r>
           </w:p>
         </w:tc>
       </w:tr>
@@ -575,8 +607,6 @@
                 <w:lang w:val="fr-CH"/>
               </w:rPr>
             </w:pPr>
-            <w:proofErr w:type="spellStart"/>
-            <w:proofErr w:type="gramStart"/>
             <w:r>
               <w:rPr>
                 <w:i/>
@@ -584,10 +614,44 @@
                 <w:color w:val="808080" w:themeColor="background1" w:themeShade="80"/>
                 <w:lang w:val="fr-CH"/>
               </w:rPr>
-              <w:t>jj.mm.aaaa</w:t>
+              <w:t>01</w:t>
             </w:r>
-            <w:proofErr w:type="spellEnd"/>
-            <w:proofErr w:type="gramEnd"/>
+            <w:r>
+              <w:rPr>
+                <w:i/>
+                <w:iCs/>
+                <w:color w:val="808080" w:themeColor="background1" w:themeShade="80"/>
+                <w:lang w:val="fr-CH"/>
+              </w:rPr>
+              <w:t>.</w:t>
+            </w:r>
+            <w:r>
+              <w:rPr>
+                <w:i/>
+                <w:iCs/>
+                <w:color w:val="808080" w:themeColor="background1" w:themeShade="80"/>
+                <w:lang w:val="fr-CH"/>
+              </w:rPr>
+              <w:t>06</w:t>
+            </w:r>
+            <w:r>
+              <w:rPr>
+                <w:i/>
+                <w:iCs/>
+                <w:color w:val="808080" w:themeColor="background1" w:themeShade="80"/>
+                <w:lang w:val="fr-CH"/>
+              </w:rPr>
+              <w:t>.</w:t>
+            </w:r>
+            <w:r>
+              <w:rPr>
+                <w:i/>
+                <w:iCs/>
+                <w:color w:val="808080" w:themeColor="background1" w:themeShade="80"/>
+                <w:lang w:val="fr-CH"/>
+              </w:rPr>
+              <w:t>2026</w:t>
+            </w:r>
           </w:p>
         </w:tc>
       </w:tr>
@@ -662,31 +726,12 @@
     </w:p>
     <w:p>
       <w:pPr>
-        <w:rPr>
-          <w:i/>
-          <w:iCs/>
-          <w:color w:val="A6A6A6" w:themeColor="background1" w:themeShade="A6"/>
-          <w:lang w:val="fr-CH"/>
-        </w:rPr>
-      </w:pPr>
-      <w:r>
-        <w:rPr>
-          <w:i/>
-          <w:iCs/>
-          <w:color w:val="A6A6A6" w:themeColor="background1" w:themeShade="A6"/>
-          <w:lang w:val="fr-CH"/>
-        </w:rPr>
-        <w:t>N’oubliez pas de mettre à jour votre table des matières avant transmission</w:t>
-      </w:r>
-    </w:p>
-    <w:p>
-      <w:pPr>
-        <w:pStyle w:val="TOC1"/>
+        <w:pStyle w:val="TM1"/>
         <w:rPr>
           <w:rFonts w:asciiTheme="minorHAnsi" w:hAnsiTheme="minorHAnsi"/>
           <w:noProof/>
           <w:kern w:val="2"/>
-          <w:lang w:val="en-CH" w:eastAsia="en-GB"/>
+          <w:lang w:eastAsia="en-GB"/>
           <w14:ligatures w14:val="standardContextual"/>
         </w:rPr>
       </w:pPr>
@@ -711,7 +756,7 @@
       <w:hyperlink w:anchor="_Toc223006817" w:history="1">
         <w:r>
           <w:rPr>
-            <w:rStyle w:val="Hyperlink"/>
+            <w:rStyle w:val="Lienhypertexte"/>
             <w:noProof/>
             <w:lang w:val="fr-CH"/>
           </w:rPr>
@@ -722,14 +767,14 @@
             <w:rFonts w:asciiTheme="minorHAnsi" w:hAnsiTheme="minorHAnsi"/>
             <w:noProof/>
             <w:kern w:val="2"/>
-            <w:lang w:val="en-CH" w:eastAsia="en-GB"/>
+            <w:lang w:eastAsia="en-GB"/>
             <w14:ligatures w14:val="standardContextual"/>
           </w:rPr>
           <w:tab/>
         </w:r>
         <w:r>
           <w:rPr>
-            <w:rStyle w:val="Hyperlink"/>
+            <w:rStyle w:val="Lienhypertexte"/>
             <w:noProof/>
             <w:lang w:val="fr-CH"/>
           </w:rPr>
@@ -787,7 +832,7 @@
     </w:p>
     <w:p>
       <w:pPr>
-        <w:pStyle w:val="TOC2"/>
+        <w:pStyle w:val="TM2"/>
         <w:tabs>
           <w:tab w:val="left" w:pos="880"/>
           <w:tab w:val="right" w:leader="dot" w:pos="9396"/>
@@ -800,14 +845,14 @@
           <w:kern w:val="2"/>
           <w:sz w:val="24"/>
           <w:szCs w:val="24"/>
-          <w:lang w:val="en-CH" w:eastAsia="en-GB"/>
+          <w:lang w:eastAsia="en-GB"/>
           <w14:ligatures w14:val="standardContextual"/>
         </w:rPr>
       </w:pPr>
       <w:hyperlink w:anchor="_Toc223006818" w:history="1">
         <w:r>
           <w:rPr>
-            <w:rStyle w:val="Hyperlink"/>
+            <w:rStyle w:val="Lienhypertexte"/>
             <w:noProof/>
             <w:lang w:val="fr-CH"/>
           </w:rPr>
@@ -822,14 +867,14 @@
             <w:kern w:val="2"/>
             <w:sz w:val="24"/>
             <w:szCs w:val="24"/>
-            <w:lang w:val="en-CH" w:eastAsia="en-GB"/>
+            <w:lang w:eastAsia="en-GB"/>
             <w14:ligatures w14:val="standardContextual"/>
           </w:rPr>
           <w:tab/>
         </w:r>
         <w:r>
           <w:rPr>
-            <w:rStyle w:val="Hyperlink"/>
+            <w:rStyle w:val="Lienhypertexte"/>
             <w:noProof/>
             <w:lang w:val="fr-CH"/>
           </w:rPr>
@@ -887,7 +932,7 @@
     </w:p>
     <w:p>
       <w:pPr>
-        <w:pStyle w:val="TOC2"/>
+        <w:pStyle w:val="TM2"/>
         <w:tabs>
           <w:tab w:val="left" w:pos="880"/>
           <w:tab w:val="right" w:leader="dot" w:pos="9396"/>
@@ -900,14 +945,14 @@
           <w:kern w:val="2"/>
           <w:sz w:val="24"/>
           <w:szCs w:val="24"/>
-          <w:lang w:val="en-CH" w:eastAsia="en-GB"/>
+          <w:lang w:eastAsia="en-GB"/>
           <w14:ligatures w14:val="standardContextual"/>
         </w:rPr>
       </w:pPr>
       <w:hyperlink w:anchor="_Toc223006819" w:history="1">
         <w:r>
           <w:rPr>
-            <w:rStyle w:val="Hyperlink"/>
+            <w:rStyle w:val="Lienhypertexte"/>
             <w:noProof/>
             <w:lang w:val="fr-CH"/>
           </w:rPr>
@@ -922,14 +967,14 @@
             <w:kern w:val="2"/>
             <w:sz w:val="24"/>
             <w:szCs w:val="24"/>
-            <w:lang w:val="en-CH" w:eastAsia="en-GB"/>
+            <w:lang w:eastAsia="en-GB"/>
             <w14:ligatures w14:val="standardContextual"/>
           </w:rPr>
           <w:tab/>
         </w:r>
         <w:r>
           <w:rPr>
-            <w:rStyle w:val="Hyperlink"/>
+            <w:rStyle w:val="Lienhypertexte"/>
             <w:noProof/>
             <w:lang w:val="fr-CH"/>
           </w:rPr>
@@ -987,7 +1032,7 @@
     </w:p>
     <w:p>
       <w:pPr>
-        <w:pStyle w:val="TOC2"/>
+        <w:pStyle w:val="TM2"/>
         <w:tabs>
           <w:tab w:val="left" w:pos="880"/>
           <w:tab w:val="right" w:leader="dot" w:pos="9396"/>
@@ -1000,14 +1045,14 @@
           <w:kern w:val="2"/>
           <w:sz w:val="24"/>
           <w:szCs w:val="24"/>
-          <w:lang w:val="en-CH" w:eastAsia="en-GB"/>
+          <w:lang w:eastAsia="en-GB"/>
           <w14:ligatures w14:val="standardContextual"/>
         </w:rPr>
       </w:pPr>
       <w:hyperlink w:anchor="_Toc223006820" w:history="1">
         <w:r>
           <w:rPr>
-            <w:rStyle w:val="Hyperlink"/>
+            <w:rStyle w:val="Lienhypertexte"/>
             <w:noProof/>
             <w:lang w:val="fr-CH"/>
           </w:rPr>
@@ -1022,14 +1067,14 @@
             <w:kern w:val="2"/>
             <w:sz w:val="24"/>
             <w:szCs w:val="24"/>
-            <w:lang w:val="en-CH" w:eastAsia="en-GB"/>
+            <w:lang w:eastAsia="en-GB"/>
             <w14:ligatures w14:val="standardContextual"/>
           </w:rPr>
           <w:tab/>
         </w:r>
         <w:r>
           <w:rPr>
-            <w:rStyle w:val="Hyperlink"/>
+            <w:rStyle w:val="Lienhypertexte"/>
             <w:noProof/>
             <w:lang w:val="fr-CH"/>
           </w:rPr>
@@ -1087,7 +1132,7 @@
     </w:p>
     <w:p>
       <w:pPr>
-        <w:pStyle w:val="TOC2"/>
+        <w:pStyle w:val="TM2"/>
         <w:tabs>
           <w:tab w:val="left" w:pos="880"/>
           <w:tab w:val="right" w:leader="dot" w:pos="9396"/>
@@ -1100,14 +1145,14 @@
           <w:kern w:val="2"/>
           <w:sz w:val="24"/>
           <w:szCs w:val="24"/>
-          <w:lang w:val="en-CH" w:eastAsia="en-GB"/>
+          <w:lang w:eastAsia="en-GB"/>
           <w14:ligatures w14:val="standardContextual"/>
         </w:rPr>
       </w:pPr>
       <w:hyperlink w:anchor="_Toc223006821" w:history="1">
         <w:r>
           <w:rPr>
-            <w:rStyle w:val="Hyperlink"/>
+            <w:rStyle w:val="Lienhypertexte"/>
             <w:noProof/>
             <w:lang w:val="fr-CH"/>
           </w:rPr>
@@ -1122,14 +1167,14 @@
             <w:kern w:val="2"/>
             <w:sz w:val="24"/>
             <w:szCs w:val="24"/>
-            <w:lang w:val="en-CH" w:eastAsia="en-GB"/>
+            <w:lang w:eastAsia="en-GB"/>
             <w14:ligatures w14:val="standardContextual"/>
           </w:rPr>
           <w:tab/>
         </w:r>
         <w:r>
           <w:rPr>
-            <w:rStyle w:val="Hyperlink"/>
+            <w:rStyle w:val="Lienhypertexte"/>
             <w:noProof/>
             <w:lang w:val="fr-CH"/>
           </w:rPr>
@@ -1187,7 +1232,7 @@
     </w:p>
     <w:p>
       <w:pPr>
-        <w:pStyle w:val="TOC2"/>
+        <w:pStyle w:val="TM2"/>
         <w:tabs>
           <w:tab w:val="left" w:pos="880"/>
           <w:tab w:val="right" w:leader="dot" w:pos="9396"/>
@@ -1200,14 +1245,14 @@
           <w:kern w:val="2"/>
           <w:sz w:val="24"/>
           <w:szCs w:val="24"/>
-          <w:lang w:val="en-CH" w:eastAsia="en-GB"/>
+          <w:lang w:eastAsia="en-GB"/>
           <w14:ligatures w14:val="standardContextual"/>
         </w:rPr>
       </w:pPr>
       <w:hyperlink w:anchor="_Toc223006822" w:history="1">
         <w:r>
           <w:rPr>
-            <w:rStyle w:val="Hyperlink"/>
+            <w:rStyle w:val="Lienhypertexte"/>
             <w:noProof/>
             <w:lang w:val="fr-CH"/>
           </w:rPr>
@@ -1222,14 +1267,14 @@
             <w:kern w:val="2"/>
             <w:sz w:val="24"/>
             <w:szCs w:val="24"/>
-            <w:lang w:val="en-CH" w:eastAsia="en-GB"/>
+            <w:lang w:eastAsia="en-GB"/>
             <w14:ligatures w14:val="standardContextual"/>
           </w:rPr>
           <w:tab/>
         </w:r>
         <w:r>
           <w:rPr>
-            <w:rStyle w:val="Hyperlink"/>
+            <w:rStyle w:val="Lienhypertexte"/>
             <w:noProof/>
             <w:lang w:val="fr-CH"/>
           </w:rPr>
@@ -1287,7 +1332,7 @@
     </w:p>
     <w:p>
       <w:pPr>
-        <w:pStyle w:val="TOC2"/>
+        <w:pStyle w:val="TM2"/>
         <w:tabs>
           <w:tab w:val="left" w:pos="880"/>
           <w:tab w:val="right" w:leader="dot" w:pos="9396"/>
@@ -1300,14 +1345,14 @@
           <w:kern w:val="2"/>
           <w:sz w:val="24"/>
           <w:szCs w:val="24"/>
-          <w:lang w:val="en-CH" w:eastAsia="en-GB"/>
+          <w:lang w:eastAsia="en-GB"/>
           <w14:ligatures w14:val="standardContextual"/>
         </w:rPr>
       </w:pPr>
       <w:hyperlink w:anchor="_Toc223006823" w:history="1">
         <w:r>
           <w:rPr>
-            <w:rStyle w:val="Hyperlink"/>
+            <w:rStyle w:val="Lienhypertexte"/>
             <w:noProof/>
             <w:lang w:val="fr-CH"/>
           </w:rPr>
@@ -1322,14 +1367,14 @@
             <w:kern w:val="2"/>
             <w:sz w:val="24"/>
             <w:szCs w:val="24"/>
-            <w:lang w:val="en-CH" w:eastAsia="en-GB"/>
+            <w:lang w:eastAsia="en-GB"/>
             <w14:ligatures w14:val="standardContextual"/>
           </w:rPr>
           <w:tab/>
         </w:r>
         <w:r>
           <w:rPr>
-            <w:rStyle w:val="Hyperlink"/>
+            <w:rStyle w:val="Lienhypertexte"/>
             <w:noProof/>
             <w:lang w:val="fr-CH"/>
           </w:rPr>
@@ -1387,7 +1432,7 @@
     </w:p>
     <w:p>
       <w:pPr>
-        <w:pStyle w:val="TOC2"/>
+        <w:pStyle w:val="TM2"/>
         <w:tabs>
           <w:tab w:val="left" w:pos="880"/>
           <w:tab w:val="right" w:leader="dot" w:pos="9396"/>
@@ -1400,14 +1445,14 @@
           <w:kern w:val="2"/>
           <w:sz w:val="24"/>
           <w:szCs w:val="24"/>
-          <w:lang w:val="en-CH" w:eastAsia="en-GB"/>
+          <w:lang w:eastAsia="en-GB"/>
           <w14:ligatures w14:val="standardContextual"/>
         </w:rPr>
       </w:pPr>
       <w:hyperlink w:anchor="_Toc223006824" w:history="1">
         <w:r>
           <w:rPr>
-            <w:rStyle w:val="Hyperlink"/>
+            <w:rStyle w:val="Lienhypertexte"/>
             <w:noProof/>
             <w:lang w:val="fr-CH"/>
           </w:rPr>
@@ -1422,14 +1467,14 @@
             <w:kern w:val="2"/>
             <w:sz w:val="24"/>
             <w:szCs w:val="24"/>
-            <w:lang w:val="en-CH" w:eastAsia="en-GB"/>
+            <w:lang w:eastAsia="en-GB"/>
             <w14:ligatures w14:val="standardContextual"/>
           </w:rPr>
           <w:tab/>
         </w:r>
         <w:r>
           <w:rPr>
-            <w:rStyle w:val="Hyperlink"/>
+            <w:rStyle w:val="Lienhypertexte"/>
             <w:noProof/>
             <w:lang w:val="fr-CH"/>
           </w:rPr>
@@ -1487,7 +1532,7 @@
     </w:p>
     <w:p>
       <w:pPr>
-        <w:pStyle w:val="TOC2"/>
+        <w:pStyle w:val="TM2"/>
         <w:tabs>
           <w:tab w:val="left" w:pos="880"/>
           <w:tab w:val="right" w:leader="dot" w:pos="9396"/>
@@ -1500,14 +1545,14 @@
           <w:kern w:val="2"/>
           <w:sz w:val="24"/>
           <w:szCs w:val="24"/>
-          <w:lang w:val="en-CH" w:eastAsia="en-GB"/>
+          <w:lang w:eastAsia="en-GB"/>
           <w14:ligatures w14:val="standardContextual"/>
         </w:rPr>
       </w:pPr>
       <w:hyperlink w:anchor="_Toc223006825" w:history="1">
         <w:r>
           <w:rPr>
-            <w:rStyle w:val="Hyperlink"/>
+            <w:rStyle w:val="Lienhypertexte"/>
             <w:noProof/>
             <w:lang w:val="fr-CH"/>
           </w:rPr>
@@ -1522,14 +1567,14 @@
             <w:kern w:val="2"/>
             <w:sz w:val="24"/>
             <w:szCs w:val="24"/>
-            <w:lang w:val="en-CH" w:eastAsia="en-GB"/>
+            <w:lang w:eastAsia="en-GB"/>
             <w14:ligatures w14:val="standardContextual"/>
           </w:rPr>
           <w:tab/>
         </w:r>
         <w:r>
           <w:rPr>
-            <w:rStyle w:val="Hyperlink"/>
+            <w:rStyle w:val="Lienhypertexte"/>
             <w:noProof/>
             <w:lang w:val="fr-CH"/>
           </w:rPr>
@@ -1587,7 +1632,7 @@
     </w:p>
     <w:p>
       <w:pPr>
-        <w:pStyle w:val="TOC2"/>
+        <w:pStyle w:val="TM2"/>
         <w:tabs>
           <w:tab w:val="left" w:pos="880"/>
           <w:tab w:val="right" w:leader="dot" w:pos="9396"/>
@@ -1600,14 +1645,14 @@
           <w:kern w:val="2"/>
           <w:sz w:val="24"/>
           <w:szCs w:val="24"/>
-          <w:lang w:val="en-CH" w:eastAsia="en-GB"/>
+          <w:lang w:eastAsia="en-GB"/>
           <w14:ligatures w14:val="standardContextual"/>
         </w:rPr>
       </w:pPr>
       <w:hyperlink w:anchor="_Toc223006826" w:history="1">
         <w:r>
           <w:rPr>
-            <w:rStyle w:val="Hyperlink"/>
+            <w:rStyle w:val="Lienhypertexte"/>
             <w:noProof/>
             <w:lang w:val="fr-CH"/>
           </w:rPr>
@@ -1622,14 +1667,14 @@
             <w:kern w:val="2"/>
             <w:sz w:val="24"/>
             <w:szCs w:val="24"/>
-            <w:lang w:val="en-CH" w:eastAsia="en-GB"/>
+            <w:lang w:eastAsia="en-GB"/>
             <w14:ligatures w14:val="standardContextual"/>
           </w:rPr>
           <w:tab/>
         </w:r>
         <w:r>
           <w:rPr>
-            <w:rStyle w:val="Hyperlink"/>
+            <w:rStyle w:val="Lienhypertexte"/>
             <w:noProof/>
             <w:lang w:val="fr-CH"/>
           </w:rPr>
@@ -1687,7 +1732,7 @@
     </w:p>
     <w:p>
       <w:pPr>
-        <w:pStyle w:val="TOC2"/>
+        <w:pStyle w:val="TM2"/>
         <w:tabs>
           <w:tab w:val="left" w:pos="880"/>
           <w:tab w:val="right" w:leader="dot" w:pos="9396"/>
@@ -1700,14 +1745,14 @@
           <w:kern w:val="2"/>
           <w:sz w:val="24"/>
           <w:szCs w:val="24"/>
-          <w:lang w:val="en-CH" w:eastAsia="en-GB"/>
+          <w:lang w:eastAsia="en-GB"/>
           <w14:ligatures w14:val="standardContextual"/>
         </w:rPr>
       </w:pPr>
       <w:hyperlink w:anchor="_Toc223006827" w:history="1">
         <w:r>
           <w:rPr>
-            <w:rStyle w:val="Hyperlink"/>
+            <w:rStyle w:val="Lienhypertexte"/>
             <w:noProof/>
             <w:lang w:val="fr-CH"/>
           </w:rPr>
@@ -1722,14 +1767,14 @@
             <w:kern w:val="2"/>
             <w:sz w:val="24"/>
             <w:szCs w:val="24"/>
-            <w:lang w:val="en-CH" w:eastAsia="en-GB"/>
+            <w:lang w:eastAsia="en-GB"/>
             <w14:ligatures w14:val="standardContextual"/>
           </w:rPr>
           <w:tab/>
         </w:r>
         <w:r>
           <w:rPr>
-            <w:rStyle w:val="Hyperlink"/>
+            <w:rStyle w:val="Lienhypertexte"/>
             <w:noProof/>
             <w:lang w:val="fr-CH"/>
           </w:rPr>
@@ -1787,19 +1832,19 @@
     </w:p>
     <w:p>
       <w:pPr>
-        <w:pStyle w:val="TOC1"/>
+        <w:pStyle w:val="TM1"/>
         <w:rPr>
           <w:rFonts w:asciiTheme="minorHAnsi" w:hAnsiTheme="minorHAnsi"/>
           <w:noProof/>
           <w:kern w:val="2"/>
-          <w:lang w:val="en-CH" w:eastAsia="en-GB"/>
+          <w:lang w:eastAsia="en-GB"/>
           <w14:ligatures w14:val="standardContextual"/>
         </w:rPr>
       </w:pPr>
       <w:hyperlink w:anchor="_Toc223006828" w:history="1">
         <w:r>
           <w:rPr>
-            <w:rStyle w:val="Hyperlink"/>
+            <w:rStyle w:val="Lienhypertexte"/>
             <w:noProof/>
             <w:lang w:val="fr-CH"/>
           </w:rPr>
@@ -1810,14 +1855,14 @@
             <w:rFonts w:asciiTheme="minorHAnsi" w:hAnsiTheme="minorHAnsi"/>
             <w:noProof/>
             <w:kern w:val="2"/>
-            <w:lang w:val="en-CH" w:eastAsia="en-GB"/>
+            <w:lang w:eastAsia="en-GB"/>
             <w14:ligatures w14:val="standardContextual"/>
           </w:rPr>
           <w:tab/>
         </w:r>
         <w:r>
           <w:rPr>
-            <w:rStyle w:val="Hyperlink"/>
+            <w:rStyle w:val="Lienhypertexte"/>
             <w:noProof/>
             <w:lang w:val="fr-CH"/>
           </w:rPr>
@@ -1875,7 +1920,7 @@
     </w:p>
     <w:p>
       <w:pPr>
-        <w:pStyle w:val="TOC2"/>
+        <w:pStyle w:val="TM2"/>
         <w:tabs>
           <w:tab w:val="left" w:pos="880"/>
           <w:tab w:val="right" w:leader="dot" w:pos="9396"/>
@@ -1888,14 +1933,14 @@
           <w:kern w:val="2"/>
           <w:sz w:val="24"/>
           <w:szCs w:val="24"/>
-          <w:lang w:val="en-CH" w:eastAsia="en-GB"/>
+          <w:lang w:eastAsia="en-GB"/>
           <w14:ligatures w14:val="standardContextual"/>
         </w:rPr>
       </w:pPr>
       <w:hyperlink w:anchor="_Toc223006829" w:history="1">
         <w:r>
           <w:rPr>
-            <w:rStyle w:val="Hyperlink"/>
+            <w:rStyle w:val="Lienhypertexte"/>
             <w:noProof/>
             <w:lang w:val="fr-CH"/>
           </w:rPr>
@@ -1910,14 +1955,14 @@
             <w:kern w:val="2"/>
             <w:sz w:val="24"/>
             <w:szCs w:val="24"/>
-            <w:lang w:val="en-CH" w:eastAsia="en-GB"/>
+            <w:lang w:eastAsia="en-GB"/>
             <w14:ligatures w14:val="standardContextual"/>
           </w:rPr>
           <w:tab/>
         </w:r>
         <w:r>
           <w:rPr>
-            <w:rStyle w:val="Hyperlink"/>
+            <w:rStyle w:val="Lienhypertexte"/>
             <w:noProof/>
             <w:lang w:val="fr-CH"/>
           </w:rPr>
@@ -1975,7 +2020,7 @@
     </w:p>
     <w:p>
       <w:pPr>
-        <w:pStyle w:val="TOC2"/>
+        <w:pStyle w:val="TM2"/>
         <w:tabs>
           <w:tab w:val="left" w:pos="880"/>
           <w:tab w:val="right" w:leader="dot" w:pos="9396"/>
@@ -1988,14 +2033,14 @@
           <w:kern w:val="2"/>
           <w:sz w:val="24"/>
           <w:szCs w:val="24"/>
-          <w:lang w:val="en-CH" w:eastAsia="en-GB"/>
+          <w:lang w:eastAsia="en-GB"/>
           <w14:ligatures w14:val="standardContextual"/>
         </w:rPr>
       </w:pPr>
       <w:hyperlink w:anchor="_Toc223006830" w:history="1">
         <w:r>
           <w:rPr>
-            <w:rStyle w:val="Hyperlink"/>
+            <w:rStyle w:val="Lienhypertexte"/>
             <w:noProof/>
             <w:lang w:val="fr-CH"/>
           </w:rPr>
@@ -2010,14 +2055,14 @@
             <w:kern w:val="2"/>
             <w:sz w:val="24"/>
             <w:szCs w:val="24"/>
-            <w:lang w:val="en-CH" w:eastAsia="en-GB"/>
+            <w:lang w:eastAsia="en-GB"/>
             <w14:ligatures w14:val="standardContextual"/>
           </w:rPr>
           <w:tab/>
         </w:r>
         <w:r>
           <w:rPr>
-            <w:rStyle w:val="Hyperlink"/>
+            <w:rStyle w:val="Lienhypertexte"/>
             <w:noProof/>
             <w:lang w:val="fr-CH"/>
           </w:rPr>
@@ -2075,7 +2120,7 @@
     </w:p>
     <w:p>
       <w:pPr>
-        <w:pStyle w:val="TOC2"/>
+        <w:pStyle w:val="TM2"/>
         <w:tabs>
           <w:tab w:val="left" w:pos="880"/>
           <w:tab w:val="right" w:leader="dot" w:pos="9396"/>
@@ -2088,14 +2133,14 @@
           <w:kern w:val="2"/>
           <w:sz w:val="24"/>
           <w:szCs w:val="24"/>
-          <w:lang w:val="en-CH" w:eastAsia="en-GB"/>
+          <w:lang w:eastAsia="en-GB"/>
           <w14:ligatures w14:val="standardContextual"/>
         </w:rPr>
       </w:pPr>
       <w:hyperlink w:anchor="_Toc223006831" w:history="1">
         <w:r>
           <w:rPr>
-            <w:rStyle w:val="Hyperlink"/>
+            <w:rStyle w:val="Lienhypertexte"/>
             <w:noProof/>
             <w:lang w:val="fr-CH"/>
           </w:rPr>
@@ -2110,14 +2155,14 @@
             <w:kern w:val="2"/>
             <w:sz w:val="24"/>
             <w:szCs w:val="24"/>
-            <w:lang w:val="en-CH" w:eastAsia="en-GB"/>
+            <w:lang w:eastAsia="en-GB"/>
             <w14:ligatures w14:val="standardContextual"/>
           </w:rPr>
           <w:tab/>
         </w:r>
         <w:r>
           <w:rPr>
-            <w:rStyle w:val="Hyperlink"/>
+            <w:rStyle w:val="Lienhypertexte"/>
             <w:noProof/>
             <w:lang w:val="fr-CH"/>
           </w:rPr>
@@ -2175,7 +2220,7 @@
     </w:p>
     <w:p>
       <w:pPr>
-        <w:pStyle w:val="TOC2"/>
+        <w:pStyle w:val="TM2"/>
         <w:tabs>
           <w:tab w:val="left" w:pos="880"/>
           <w:tab w:val="right" w:leader="dot" w:pos="9396"/>
@@ -2188,14 +2233,14 @@
           <w:kern w:val="2"/>
           <w:sz w:val="24"/>
           <w:szCs w:val="24"/>
-          <w:lang w:val="en-CH" w:eastAsia="en-GB"/>
+          <w:lang w:eastAsia="en-GB"/>
           <w14:ligatures w14:val="standardContextual"/>
         </w:rPr>
       </w:pPr>
       <w:hyperlink w:anchor="_Toc223006832" w:history="1">
         <w:r>
           <w:rPr>
-            <w:rStyle w:val="Hyperlink"/>
+            <w:rStyle w:val="Lienhypertexte"/>
             <w:noProof/>
             <w:lang w:val="fr-CH"/>
           </w:rPr>
@@ -2210,14 +2255,14 @@
             <w:kern w:val="2"/>
             <w:sz w:val="24"/>
             <w:szCs w:val="24"/>
-            <w:lang w:val="en-CH" w:eastAsia="en-GB"/>
+            <w:lang w:eastAsia="en-GB"/>
             <w14:ligatures w14:val="standardContextual"/>
           </w:rPr>
           <w:tab/>
         </w:r>
         <w:r>
           <w:rPr>
-            <w:rStyle w:val="Hyperlink"/>
+            <w:rStyle w:val="Lienhypertexte"/>
             <w:noProof/>
             <w:lang w:val="fr-CH"/>
           </w:rPr>
@@ -2275,7 +2320,7 @@
     </w:p>
     <w:p>
       <w:pPr>
-        <w:pStyle w:val="TOC2"/>
+        <w:pStyle w:val="TM2"/>
         <w:tabs>
           <w:tab w:val="left" w:pos="880"/>
           <w:tab w:val="right" w:leader="dot" w:pos="9396"/>
@@ -2288,14 +2333,14 @@
           <w:kern w:val="2"/>
           <w:sz w:val="24"/>
           <w:szCs w:val="24"/>
-          <w:lang w:val="en-CH" w:eastAsia="en-GB"/>
+          <w:lang w:eastAsia="en-GB"/>
           <w14:ligatures w14:val="standardContextual"/>
         </w:rPr>
       </w:pPr>
       <w:hyperlink w:anchor="_Toc223006833" w:history="1">
         <w:r>
           <w:rPr>
-            <w:rStyle w:val="Hyperlink"/>
+            <w:rStyle w:val="Lienhypertexte"/>
             <w:noProof/>
             <w:lang w:val="fr-CH"/>
           </w:rPr>
@@ -2310,14 +2355,14 @@
             <w:kern w:val="2"/>
             <w:sz w:val="24"/>
             <w:szCs w:val="24"/>
-            <w:lang w:val="en-CH" w:eastAsia="en-GB"/>
+            <w:lang w:eastAsia="en-GB"/>
             <w14:ligatures w14:val="standardContextual"/>
           </w:rPr>
           <w:tab/>
         </w:r>
         <w:r>
           <w:rPr>
-            <w:rStyle w:val="Hyperlink"/>
+            <w:rStyle w:val="Lienhypertexte"/>
             <w:noProof/>
             <w:lang w:val="fr-CH"/>
           </w:rPr>
@@ -2375,19 +2420,19 @@
     </w:p>
     <w:p>
       <w:pPr>
-        <w:pStyle w:val="TOC1"/>
+        <w:pStyle w:val="TM1"/>
         <w:rPr>
           <w:rFonts w:asciiTheme="minorHAnsi" w:hAnsiTheme="minorHAnsi"/>
           <w:noProof/>
           <w:kern w:val="2"/>
-          <w:lang w:val="en-CH" w:eastAsia="en-GB"/>
+          <w:lang w:eastAsia="en-GB"/>
           <w14:ligatures w14:val="standardContextual"/>
         </w:rPr>
       </w:pPr>
       <w:hyperlink w:anchor="_Toc223006834" w:history="1">
         <w:r>
           <w:rPr>
-            <w:rStyle w:val="Hyperlink"/>
+            <w:rStyle w:val="Lienhypertexte"/>
             <w:noProof/>
             <w:lang w:val="fr-CH"/>
           </w:rPr>
@@ -2398,14 +2443,14 @@
             <w:rFonts w:asciiTheme="minorHAnsi" w:hAnsiTheme="minorHAnsi"/>
             <w:noProof/>
             <w:kern w:val="2"/>
-            <w:lang w:val="en-CH" w:eastAsia="en-GB"/>
+            <w:lang w:eastAsia="en-GB"/>
             <w14:ligatures w14:val="standardContextual"/>
           </w:rPr>
           <w:tab/>
         </w:r>
         <w:r>
           <w:rPr>
-            <w:rStyle w:val="Hyperlink"/>
+            <w:rStyle w:val="Lienhypertexte"/>
             <w:noProof/>
             <w:lang w:val="fr-CH"/>
           </w:rPr>
@@ -2463,7 +2508,7 @@
     </w:p>
     <w:p>
       <w:pPr>
-        <w:pStyle w:val="TOC2"/>
+        <w:pStyle w:val="TM2"/>
         <w:tabs>
           <w:tab w:val="left" w:pos="880"/>
           <w:tab w:val="right" w:leader="dot" w:pos="9396"/>
@@ -2476,14 +2521,14 @@
           <w:kern w:val="2"/>
           <w:sz w:val="24"/>
           <w:szCs w:val="24"/>
-          <w:lang w:val="en-CH" w:eastAsia="en-GB"/>
+          <w:lang w:eastAsia="en-GB"/>
           <w14:ligatures w14:val="standardContextual"/>
         </w:rPr>
       </w:pPr>
       <w:hyperlink w:anchor="_Toc223006835" w:history="1">
         <w:r>
           <w:rPr>
-            <w:rStyle w:val="Hyperlink"/>
+            <w:rStyle w:val="Lienhypertexte"/>
             <w:noProof/>
             <w:lang w:val="fr-CH"/>
           </w:rPr>
@@ -2498,14 +2543,14 @@
             <w:kern w:val="2"/>
             <w:sz w:val="24"/>
             <w:szCs w:val="24"/>
-            <w:lang w:val="en-CH" w:eastAsia="en-GB"/>
+            <w:lang w:eastAsia="en-GB"/>
             <w14:ligatures w14:val="standardContextual"/>
           </w:rPr>
           <w:tab/>
         </w:r>
         <w:r>
           <w:rPr>
-            <w:rStyle w:val="Hyperlink"/>
+            <w:rStyle w:val="Lienhypertexte"/>
             <w:noProof/>
             <w:lang w:val="fr-CH"/>
           </w:rPr>
@@ -2563,7 +2608,7 @@
     </w:p>
     <w:p>
       <w:pPr>
-        <w:pStyle w:val="TOC2"/>
+        <w:pStyle w:val="TM2"/>
         <w:tabs>
           <w:tab w:val="left" w:pos="880"/>
           <w:tab w:val="right" w:leader="dot" w:pos="9396"/>
@@ -2576,14 +2621,14 @@
           <w:kern w:val="2"/>
           <w:sz w:val="24"/>
           <w:szCs w:val="24"/>
-          <w:lang w:val="en-CH" w:eastAsia="en-GB"/>
+          <w:lang w:eastAsia="en-GB"/>
           <w14:ligatures w14:val="standardContextual"/>
         </w:rPr>
       </w:pPr>
       <w:hyperlink w:anchor="_Toc223006836" w:history="1">
         <w:r>
           <w:rPr>
-            <w:rStyle w:val="Hyperlink"/>
+            <w:rStyle w:val="Lienhypertexte"/>
             <w:noProof/>
             <w:lang w:val="fr-CH"/>
           </w:rPr>
@@ -2598,14 +2643,14 @@
             <w:kern w:val="2"/>
             <w:sz w:val="24"/>
             <w:szCs w:val="24"/>
-            <w:lang w:val="en-CH" w:eastAsia="en-GB"/>
+            <w:lang w:eastAsia="en-GB"/>
             <w14:ligatures w14:val="standardContextual"/>
           </w:rPr>
           <w:tab/>
         </w:r>
         <w:r>
           <w:rPr>
-            <w:rStyle w:val="Hyperlink"/>
+            <w:rStyle w:val="Lienhypertexte"/>
             <w:noProof/>
             <w:lang w:val="fr-CH"/>
           </w:rPr>
@@ -2663,7 +2708,7 @@
     </w:p>
     <w:p>
       <w:pPr>
-        <w:pStyle w:val="TOC2"/>
+        <w:pStyle w:val="TM2"/>
         <w:tabs>
           <w:tab w:val="left" w:pos="880"/>
           <w:tab w:val="right" w:leader="dot" w:pos="9396"/>
@@ -2676,14 +2721,14 @@
           <w:kern w:val="2"/>
           <w:sz w:val="24"/>
           <w:szCs w:val="24"/>
-          <w:lang w:val="en-CH" w:eastAsia="en-GB"/>
+          <w:lang w:eastAsia="en-GB"/>
           <w14:ligatures w14:val="standardContextual"/>
         </w:rPr>
       </w:pPr>
       <w:hyperlink w:anchor="_Toc223006837" w:history="1">
         <w:r>
           <w:rPr>
-            <w:rStyle w:val="Hyperlink"/>
+            <w:rStyle w:val="Lienhypertexte"/>
             <w:noProof/>
             <w:lang w:val="fr-CH"/>
           </w:rPr>
@@ -2698,14 +2743,14 @@
             <w:kern w:val="2"/>
             <w:sz w:val="24"/>
             <w:szCs w:val="24"/>
-            <w:lang w:val="en-CH" w:eastAsia="en-GB"/>
+            <w:lang w:eastAsia="en-GB"/>
             <w14:ligatures w14:val="standardContextual"/>
           </w:rPr>
           <w:tab/>
         </w:r>
         <w:r>
           <w:rPr>
-            <w:rStyle w:val="Hyperlink"/>
+            <w:rStyle w:val="Lienhypertexte"/>
             <w:noProof/>
             <w:lang w:val="fr-CH"/>
           </w:rPr>
@@ -2763,7 +2808,7 @@
     </w:p>
     <w:p>
       <w:pPr>
-        <w:pStyle w:val="TOC2"/>
+        <w:pStyle w:val="TM2"/>
         <w:tabs>
           <w:tab w:val="left" w:pos="880"/>
           <w:tab w:val="right" w:leader="dot" w:pos="9396"/>
@@ -2776,14 +2821,14 @@
           <w:kern w:val="2"/>
           <w:sz w:val="24"/>
           <w:szCs w:val="24"/>
-          <w:lang w:val="en-CH" w:eastAsia="en-GB"/>
+          <w:lang w:eastAsia="en-GB"/>
           <w14:ligatures w14:val="standardContextual"/>
         </w:rPr>
       </w:pPr>
       <w:hyperlink w:anchor="_Toc223006838" w:history="1">
         <w:r>
           <w:rPr>
-            <w:rStyle w:val="Hyperlink"/>
+            <w:rStyle w:val="Lienhypertexte"/>
             <w:noProof/>
             <w:lang w:val="fr-CH"/>
           </w:rPr>
@@ -2798,14 +2843,14 @@
             <w:kern w:val="2"/>
             <w:sz w:val="24"/>
             <w:szCs w:val="24"/>
-            <w:lang w:val="en-CH" w:eastAsia="en-GB"/>
+            <w:lang w:eastAsia="en-GB"/>
             <w14:ligatures w14:val="standardContextual"/>
           </w:rPr>
           <w:tab/>
         </w:r>
         <w:r>
           <w:rPr>
-            <w:rStyle w:val="Hyperlink"/>
+            <w:rStyle w:val="Lienhypertexte"/>
             <w:noProof/>
             <w:lang w:val="fr-CH"/>
           </w:rPr>
@@ -2863,19 +2908,19 @@
     </w:p>
     <w:p>
       <w:pPr>
-        <w:pStyle w:val="TOC1"/>
+        <w:pStyle w:val="TM1"/>
         <w:rPr>
           <w:rFonts w:asciiTheme="minorHAnsi" w:hAnsiTheme="minorHAnsi"/>
           <w:noProof/>
           <w:kern w:val="2"/>
-          <w:lang w:val="en-CH" w:eastAsia="en-GB"/>
+          <w:lang w:eastAsia="en-GB"/>
           <w14:ligatures w14:val="standardContextual"/>
         </w:rPr>
       </w:pPr>
       <w:hyperlink w:anchor="_Toc223006839" w:history="1">
         <w:r>
           <w:rPr>
-            <w:rStyle w:val="Hyperlink"/>
+            <w:rStyle w:val="Lienhypertexte"/>
             <w:noProof/>
             <w:lang w:val="fr-CH"/>
           </w:rPr>
@@ -2886,14 +2931,14 @@
             <w:rFonts w:asciiTheme="minorHAnsi" w:hAnsiTheme="minorHAnsi"/>
             <w:noProof/>
             <w:kern w:val="2"/>
-            <w:lang w:val="en-CH" w:eastAsia="en-GB"/>
+            <w:lang w:eastAsia="en-GB"/>
             <w14:ligatures w14:val="standardContextual"/>
           </w:rPr>
           <w:tab/>
         </w:r>
         <w:r>
           <w:rPr>
-            <w:rStyle w:val="Hyperlink"/>
+            <w:rStyle w:val="Lienhypertexte"/>
             <w:noProof/>
             <w:lang w:val="fr-CH"/>
           </w:rPr>
@@ -2951,7 +2996,7 @@
     </w:p>
     <w:p>
       <w:pPr>
-        <w:pStyle w:val="TOC2"/>
+        <w:pStyle w:val="TM2"/>
         <w:tabs>
           <w:tab w:val="left" w:pos="660"/>
           <w:tab w:val="right" w:leader="dot" w:pos="9396"/>
@@ -2964,14 +3009,14 @@
           <w:kern w:val="2"/>
           <w:sz w:val="24"/>
           <w:szCs w:val="24"/>
-          <w:lang w:val="en-CH" w:eastAsia="en-GB"/>
+          <w:lang w:eastAsia="en-GB"/>
           <w14:ligatures w14:val="standardContextual"/>
         </w:rPr>
       </w:pPr>
       <w:hyperlink w:anchor="_Toc223006840" w:history="1">
         <w:r>
           <w:rPr>
-            <w:rStyle w:val="Hyperlink"/>
+            <w:rStyle w:val="Lienhypertexte"/>
             <w:noProof/>
             <w:lang w:val="fr-CH"/>
           </w:rPr>
@@ -2986,14 +3031,14 @@
             <w:kern w:val="2"/>
             <w:sz w:val="24"/>
             <w:szCs w:val="24"/>
-            <w:lang w:val="en-CH" w:eastAsia="en-GB"/>
+            <w:lang w:eastAsia="en-GB"/>
             <w14:ligatures w14:val="standardContextual"/>
           </w:rPr>
           <w:tab/>
         </w:r>
         <w:r>
           <w:rPr>
-            <w:rStyle w:val="Hyperlink"/>
+            <w:rStyle w:val="Lienhypertexte"/>
             <w:noProof/>
             <w:lang w:val="fr-CH"/>
           </w:rPr>
@@ -3051,7 +3096,7 @@
     </w:p>
     <w:p>
       <w:pPr>
-        <w:pStyle w:val="TOC2"/>
+        <w:pStyle w:val="TM2"/>
         <w:tabs>
           <w:tab w:val="left" w:pos="660"/>
           <w:tab w:val="right" w:leader="dot" w:pos="9396"/>
@@ -3064,14 +3109,14 @@
           <w:kern w:val="2"/>
           <w:sz w:val="24"/>
           <w:szCs w:val="24"/>
-          <w:lang w:val="en-CH" w:eastAsia="en-GB"/>
+          <w:lang w:eastAsia="en-GB"/>
           <w14:ligatures w14:val="standardContextual"/>
         </w:rPr>
       </w:pPr>
       <w:hyperlink w:anchor="_Toc223006841" w:history="1">
         <w:r>
           <w:rPr>
-            <w:rStyle w:val="Hyperlink"/>
+            <w:rStyle w:val="Lienhypertexte"/>
             <w:noProof/>
             <w:lang w:val="fr-CH"/>
           </w:rPr>
@@ -3086,14 +3131,14 @@
             <w:kern w:val="2"/>
             <w:sz w:val="24"/>
             <w:szCs w:val="24"/>
-            <w:lang w:val="en-CH" w:eastAsia="en-GB"/>
+            <w:lang w:eastAsia="en-GB"/>
             <w14:ligatures w14:val="standardContextual"/>
           </w:rPr>
           <w:tab/>
         </w:r>
         <w:r>
           <w:rPr>
-            <w:rStyle w:val="Hyperlink"/>
+            <w:rStyle w:val="Lienhypertexte"/>
             <w:noProof/>
             <w:lang w:val="fr-CH"/>
           </w:rPr>
@@ -3151,7 +3196,7 @@
     </w:p>
     <w:p>
       <w:pPr>
-        <w:pStyle w:val="TOC2"/>
+        <w:pStyle w:val="TM2"/>
         <w:tabs>
           <w:tab w:val="left" w:pos="880"/>
           <w:tab w:val="right" w:leader="dot" w:pos="9396"/>
@@ -3164,14 +3209,14 @@
           <w:kern w:val="2"/>
           <w:sz w:val="24"/>
           <w:szCs w:val="24"/>
-          <w:lang w:val="en-CH" w:eastAsia="en-GB"/>
+          <w:lang w:eastAsia="en-GB"/>
           <w14:ligatures w14:val="standardContextual"/>
         </w:rPr>
       </w:pPr>
       <w:hyperlink w:anchor="_Toc223006842" w:history="1">
         <w:r>
           <w:rPr>
-            <w:rStyle w:val="Hyperlink"/>
+            <w:rStyle w:val="Lienhypertexte"/>
             <w:noProof/>
             <w:lang w:val="fr-CH"/>
           </w:rPr>
@@ -3186,14 +3231,14 @@
             <w:kern w:val="2"/>
             <w:sz w:val="24"/>
             <w:szCs w:val="24"/>
-            <w:lang w:val="en-CH" w:eastAsia="en-GB"/>
+            <w:lang w:eastAsia="en-GB"/>
             <w14:ligatures w14:val="standardContextual"/>
           </w:rPr>
           <w:tab/>
         </w:r>
         <w:r>
           <w:rPr>
-            <w:rStyle w:val="Hyperlink"/>
+            <w:rStyle w:val="Lienhypertexte"/>
             <w:noProof/>
             <w:lang w:val="fr-CH"/>
           </w:rPr>
@@ -3270,508 +3315,7 @@
     </w:p>
     <w:p>
       <w:pPr>
-        <w:pStyle w:val="Heading1Simple"/>
-        <w:ind w:left="0" w:firstLine="0"/>
-      </w:pPr>
-      <w:r>
-        <w:lastRenderedPageBreak/>
-        <w:t>Gestion du document</w:t>
-      </w:r>
-    </w:p>
-    <w:p>
-      <w:pPr>
-        <w:pStyle w:val="Heading2Simple"/>
-      </w:pPr>
-      <w:r>
-        <w:t>Historique des versions</w:t>
-      </w:r>
-    </w:p>
-    <w:tbl>
-      <w:tblPr>
-        <w:tblStyle w:val="TableGrid"/>
-        <w:tblW w:w="9389" w:type="dxa"/>
-        <w:tblBorders>
-          <w:top w:val="single" w:sz="4" w:space="0" w:color="BFBFBF" w:themeColor="background1" w:themeShade="BF"/>
-          <w:left w:val="single" w:sz="4" w:space="0" w:color="BFBFBF" w:themeColor="background1" w:themeShade="BF"/>
-          <w:bottom w:val="single" w:sz="4" w:space="0" w:color="BFBFBF" w:themeColor="background1" w:themeShade="BF"/>
-          <w:right w:val="single" w:sz="4" w:space="0" w:color="BFBFBF" w:themeColor="background1" w:themeShade="BF"/>
-          <w:insideH w:val="single" w:sz="4" w:space="0" w:color="BFBFBF" w:themeColor="background1" w:themeShade="BF"/>
-          <w:insideV w:val="single" w:sz="4" w:space="0" w:color="BFBFBF" w:themeColor="background1" w:themeShade="BF"/>
-        </w:tblBorders>
-        <w:tblLook w:val="04A0" w:firstRow="1" w:lastRow="0" w:firstColumn="1" w:lastColumn="0" w:noHBand="0" w:noVBand="1"/>
-      </w:tblPr>
-      <w:tblGrid>
-        <w:gridCol w:w="2351"/>
-        <w:gridCol w:w="2351"/>
-        <w:gridCol w:w="4687"/>
-      </w:tblGrid>
-      <w:tr>
-        <w:tc>
-          <w:tcPr>
-            <w:tcW w:w="2351" w:type="dxa"/>
-          </w:tcPr>
-          <w:p>
-            <w:pPr>
-              <w:rPr>
-                <w:lang w:val="fr-CH"/>
-              </w:rPr>
-            </w:pPr>
-            <w:r>
-              <w:rPr>
-                <w:lang w:val="fr-CH"/>
-              </w:rPr>
-              <w:t>Version</w:t>
-            </w:r>
-          </w:p>
-        </w:tc>
-        <w:tc>
-          <w:tcPr>
-            <w:tcW w:w="2351" w:type="dxa"/>
-          </w:tcPr>
-          <w:p>
-            <w:pPr>
-              <w:rPr>
-                <w:lang w:val="fr-CH"/>
-              </w:rPr>
-            </w:pPr>
-            <w:r>
-              <w:rPr>
-                <w:lang w:val="fr-CH"/>
-              </w:rPr>
-              <w:t>Date</w:t>
-            </w:r>
-          </w:p>
-        </w:tc>
-        <w:tc>
-          <w:tcPr>
-            <w:tcW w:w="4687" w:type="dxa"/>
-          </w:tcPr>
-          <w:p>
-            <w:pPr>
-              <w:rPr>
-                <w:lang w:val="fr-CH"/>
-              </w:rPr>
-            </w:pPr>
-            <w:r>
-              <w:rPr>
-                <w:lang w:val="fr-CH"/>
-              </w:rPr>
-              <w:t>Modifications</w:t>
-            </w:r>
-          </w:p>
-        </w:tc>
-      </w:tr>
-      <w:tr>
-        <w:tc>
-          <w:tcPr>
-            <w:tcW w:w="2351" w:type="dxa"/>
-          </w:tcPr>
-          <w:p>
-            <w:pPr>
-              <w:rPr>
-                <w:i/>
-                <w:iCs/>
-                <w:color w:val="808080" w:themeColor="background1" w:themeShade="80"/>
-                <w:lang w:val="fr-CH"/>
-              </w:rPr>
-            </w:pPr>
-            <w:r>
-              <w:rPr>
-                <w:i/>
-                <w:iCs/>
-                <w:color w:val="808080" w:themeColor="background1" w:themeShade="80"/>
-                <w:lang w:val="fr-CH"/>
-              </w:rPr>
-              <w:t>À compléter</w:t>
-            </w:r>
-          </w:p>
-        </w:tc>
-        <w:tc>
-          <w:tcPr>
-            <w:tcW w:w="2351" w:type="dxa"/>
-          </w:tcPr>
-          <w:p>
-            <w:pPr>
-              <w:rPr>
-                <w:i/>
-                <w:iCs/>
-                <w:color w:val="808080" w:themeColor="background1" w:themeShade="80"/>
-                <w:lang w:val="fr-CH"/>
-              </w:rPr>
-            </w:pPr>
-            <w:r>
-              <w:rPr>
-                <w:i/>
-                <w:iCs/>
-                <w:color w:val="808080" w:themeColor="background1" w:themeShade="80"/>
-                <w:lang w:val="fr-CH"/>
-              </w:rPr>
-              <w:t>À compléter</w:t>
-            </w:r>
-          </w:p>
-        </w:tc>
-        <w:tc>
-          <w:tcPr>
-            <w:tcW w:w="4687" w:type="dxa"/>
-          </w:tcPr>
-          <w:p>
-            <w:pPr>
-              <w:rPr>
-                <w:i/>
-                <w:iCs/>
-                <w:color w:val="808080" w:themeColor="background1" w:themeShade="80"/>
-                <w:lang w:val="fr-CH"/>
-              </w:rPr>
-            </w:pPr>
-            <w:r>
-              <w:rPr>
-                <w:i/>
-                <w:iCs/>
-                <w:color w:val="808080" w:themeColor="background1" w:themeShade="80"/>
-                <w:lang w:val="fr-CH"/>
-              </w:rPr>
-              <w:t>À compléter</w:t>
-            </w:r>
-          </w:p>
-        </w:tc>
-      </w:tr>
-      <w:tr>
-        <w:tc>
-          <w:tcPr>
-            <w:tcW w:w="2351" w:type="dxa"/>
-          </w:tcPr>
-          <w:p>
-            <w:pPr>
-              <w:rPr>
-                <w:i/>
-                <w:iCs/>
-                <w:color w:val="808080" w:themeColor="background1" w:themeShade="80"/>
-                <w:lang w:val="fr-CH"/>
-              </w:rPr>
-            </w:pPr>
-          </w:p>
-        </w:tc>
-        <w:tc>
-          <w:tcPr>
-            <w:tcW w:w="2351" w:type="dxa"/>
-          </w:tcPr>
-          <w:p>
-            <w:pPr>
-              <w:rPr>
-                <w:i/>
-                <w:iCs/>
-                <w:color w:val="808080" w:themeColor="background1" w:themeShade="80"/>
-                <w:lang w:val="fr-CH"/>
-              </w:rPr>
-            </w:pPr>
-          </w:p>
-        </w:tc>
-        <w:tc>
-          <w:tcPr>
-            <w:tcW w:w="4687" w:type="dxa"/>
-          </w:tcPr>
-          <w:p>
-            <w:pPr>
-              <w:rPr>
-                <w:i/>
-                <w:iCs/>
-                <w:color w:val="808080" w:themeColor="background1" w:themeShade="80"/>
-                <w:lang w:val="fr-CH"/>
-              </w:rPr>
-            </w:pPr>
-          </w:p>
-        </w:tc>
-      </w:tr>
-      <w:tr>
-        <w:tc>
-          <w:tcPr>
-            <w:tcW w:w="2351" w:type="dxa"/>
-          </w:tcPr>
-          <w:p>
-            <w:pPr>
-              <w:rPr>
-                <w:i/>
-                <w:iCs/>
-                <w:color w:val="808080" w:themeColor="background1" w:themeShade="80"/>
-                <w:lang w:val="fr-CH"/>
-              </w:rPr>
-            </w:pPr>
-          </w:p>
-        </w:tc>
-        <w:tc>
-          <w:tcPr>
-            <w:tcW w:w="2351" w:type="dxa"/>
-          </w:tcPr>
-          <w:p>
-            <w:pPr>
-              <w:rPr>
-                <w:i/>
-                <w:iCs/>
-                <w:color w:val="808080" w:themeColor="background1" w:themeShade="80"/>
-                <w:lang w:val="fr-CH"/>
-              </w:rPr>
-            </w:pPr>
-          </w:p>
-        </w:tc>
-        <w:tc>
-          <w:tcPr>
-            <w:tcW w:w="4687" w:type="dxa"/>
-          </w:tcPr>
-          <w:p>
-            <w:pPr>
-              <w:rPr>
-                <w:i/>
-                <w:iCs/>
-                <w:color w:val="808080" w:themeColor="background1" w:themeShade="80"/>
-                <w:lang w:val="fr-CH"/>
-              </w:rPr>
-            </w:pPr>
-          </w:p>
-        </w:tc>
-      </w:tr>
-    </w:tbl>
-    <w:p>
-      <w:pPr>
-        <w:rPr>
-          <w:lang w:val="fr-CH"/>
-        </w:rPr>
-      </w:pPr>
-    </w:p>
-    <w:p>
-      <w:pPr>
-        <w:pStyle w:val="Heading2Simple"/>
-      </w:pPr>
-      <w:r>
-        <w:t>Abréviations et glossaire</w:t>
-      </w:r>
-    </w:p>
-    <w:p>
-      <w:pPr>
-        <w:pStyle w:val="Guidage"/>
-        <w:rPr>
-          <w:lang w:val="fr-CH"/>
-        </w:rPr>
-      </w:pPr>
-      <w:r>
-        <w:rPr>
-          <w:lang w:val="fr-CH"/>
-        </w:rPr>
-        <w:t>Définissez les sigles métiers et termes techniques (p.ex. CI/CD, API, ERD, SLA</w:t>
-      </w:r>
-      <w:r>
-        <w:rPr>
-          <w:lang w:val="fr-CH"/>
-        </w:rPr>
-        <w:t>, SHA256</w:t>
-      </w:r>
-      <w:r>
-        <w:rPr>
-          <w:lang w:val="fr-CH"/>
-        </w:rPr>
-        <w:t>).</w:t>
-      </w:r>
-    </w:p>
-    <w:tbl>
-      <w:tblPr>
-        <w:tblStyle w:val="TableGrid"/>
-        <w:tblW w:w="0" w:type="auto"/>
-        <w:tblBorders>
-          <w:top w:val="single" w:sz="4" w:space="0" w:color="BFBFBF" w:themeColor="background1" w:themeShade="BF"/>
-          <w:left w:val="single" w:sz="4" w:space="0" w:color="BFBFBF" w:themeColor="background1" w:themeShade="BF"/>
-          <w:bottom w:val="single" w:sz="4" w:space="0" w:color="BFBFBF" w:themeColor="background1" w:themeShade="BF"/>
-          <w:right w:val="single" w:sz="4" w:space="0" w:color="BFBFBF" w:themeColor="background1" w:themeShade="BF"/>
-          <w:insideH w:val="single" w:sz="4" w:space="0" w:color="BFBFBF" w:themeColor="background1" w:themeShade="BF"/>
-          <w:insideV w:val="single" w:sz="4" w:space="0" w:color="BFBFBF" w:themeColor="background1" w:themeShade="BF"/>
-        </w:tblBorders>
-        <w:tblLook w:val="04A0" w:firstRow="1" w:lastRow="0" w:firstColumn="1" w:lastColumn="0" w:noHBand="0" w:noVBand="1"/>
-      </w:tblPr>
-      <w:tblGrid>
-        <w:gridCol w:w="2053"/>
-        <w:gridCol w:w="7343"/>
-      </w:tblGrid>
-      <w:tr>
-        <w:tc>
-          <w:tcPr>
-            <w:tcW w:w="2093" w:type="dxa"/>
-          </w:tcPr>
-          <w:p>
-            <w:pPr>
-              <w:pStyle w:val="Guidage"/>
-              <w:rPr>
-                <w:lang w:val="fr-CH"/>
-              </w:rPr>
-            </w:pPr>
-            <w:r>
-              <w:rPr>
-                <w:lang w:val="fr-CH"/>
-              </w:rPr>
-              <w:t>CI/CD</w:t>
-            </w:r>
-          </w:p>
-        </w:tc>
-        <w:tc>
-          <w:tcPr>
-            <w:tcW w:w="7529" w:type="dxa"/>
-          </w:tcPr>
-          <w:p>
-            <w:pPr>
-              <w:pStyle w:val="Guidage"/>
-              <w:rPr>
-                <w:lang w:val="fr-CH"/>
-              </w:rPr>
-            </w:pPr>
-            <w:r>
-              <w:rPr>
-                <w:lang w:val="fr-CH"/>
-              </w:rPr>
-              <w:t>Explication / définition</w:t>
-            </w:r>
-            <w:r>
-              <w:rPr>
-                <w:lang w:val="fr-CH"/>
-              </w:rPr>
-              <w:t>…</w:t>
-            </w:r>
-          </w:p>
-        </w:tc>
-      </w:tr>
-      <w:tr>
-        <w:tc>
-          <w:tcPr>
-            <w:tcW w:w="2093" w:type="dxa"/>
-          </w:tcPr>
-          <w:p>
-            <w:pPr>
-              <w:pStyle w:val="Guidage"/>
-              <w:rPr>
-                <w:lang w:val="fr-CH"/>
-              </w:rPr>
-            </w:pPr>
-          </w:p>
-        </w:tc>
-        <w:tc>
-          <w:tcPr>
-            <w:tcW w:w="7529" w:type="dxa"/>
-          </w:tcPr>
-          <w:p>
-            <w:pPr>
-              <w:pStyle w:val="Guidage"/>
-              <w:rPr>
-                <w:lang w:val="fr-CH"/>
-              </w:rPr>
-            </w:pPr>
-          </w:p>
-        </w:tc>
-      </w:tr>
-      <w:tr>
-        <w:tc>
-          <w:tcPr>
-            <w:tcW w:w="2093" w:type="dxa"/>
-          </w:tcPr>
-          <w:p>
-            <w:pPr>
-              <w:pStyle w:val="Guidage"/>
-              <w:rPr>
-                <w:lang w:val="fr-CH"/>
-              </w:rPr>
-            </w:pPr>
-          </w:p>
-        </w:tc>
-        <w:tc>
-          <w:tcPr>
-            <w:tcW w:w="7529" w:type="dxa"/>
-          </w:tcPr>
-          <w:p>
-            <w:pPr>
-              <w:pStyle w:val="Guidage"/>
-              <w:rPr>
-                <w:lang w:val="fr-CH"/>
-              </w:rPr>
-            </w:pPr>
-          </w:p>
-        </w:tc>
-      </w:tr>
-      <w:tr>
-        <w:tc>
-          <w:tcPr>
-            <w:tcW w:w="2093" w:type="dxa"/>
-          </w:tcPr>
-          <w:p>
-            <w:pPr>
-              <w:pStyle w:val="Guidage"/>
-              <w:rPr>
-                <w:lang w:val="fr-CH"/>
-              </w:rPr>
-            </w:pPr>
-          </w:p>
-        </w:tc>
-        <w:tc>
-          <w:tcPr>
-            <w:tcW w:w="7529" w:type="dxa"/>
-          </w:tcPr>
-          <w:p>
-            <w:pPr>
-              <w:pStyle w:val="Guidage"/>
-              <w:rPr>
-                <w:lang w:val="fr-CH"/>
-              </w:rPr>
-            </w:pPr>
-          </w:p>
-        </w:tc>
-      </w:tr>
-      <w:tr>
-        <w:tc>
-          <w:tcPr>
-            <w:tcW w:w="2093" w:type="dxa"/>
-          </w:tcPr>
-          <w:p>
-            <w:pPr>
-              <w:pStyle w:val="Guidage"/>
-              <w:rPr>
-                <w:lang w:val="fr-CH"/>
-              </w:rPr>
-            </w:pPr>
-          </w:p>
-        </w:tc>
-        <w:tc>
-          <w:tcPr>
-            <w:tcW w:w="7529" w:type="dxa"/>
-          </w:tcPr>
-          <w:p>
-            <w:pPr>
-              <w:pStyle w:val="Guidage"/>
-              <w:rPr>
-                <w:lang w:val="fr-CH"/>
-              </w:rPr>
-            </w:pPr>
-          </w:p>
-        </w:tc>
-      </w:tr>
-    </w:tbl>
-    <w:p>
-      <w:pPr>
-        <w:pStyle w:val="Guidage"/>
-        <w:rPr>
-          <w:lang w:val="fr-CH"/>
-        </w:rPr>
-      </w:pPr>
-    </w:p>
-    <w:p>
-      <w:pPr>
-        <w:rPr>
-          <w:lang w:val="fr-CH"/>
-        </w:rPr>
-      </w:pPr>
-      <w:r>
-        <w:rPr>
-          <w:lang w:val="fr-CH"/>
-        </w:rPr>
-        <w:br w:type="page"/>
-      </w:r>
-    </w:p>
-    <w:p>
-      <w:pPr>
-        <w:pStyle w:val="Heading1"/>
+        <w:pStyle w:val="Titre1"/>
         <w:rPr>
           <w:lang w:val="fr-CH"/>
         </w:rPr>
@@ -3788,49 +3332,2164 @@
     </w:p>
     <w:p>
       <w:pPr>
+        <w:rPr>
+          <w:lang w:val="fr-CH"/>
+        </w:rPr>
+      </w:pPr>
+      <w:r>
+        <w:rPr>
+          <w:lang w:val="fr-CH"/>
+        </w:rPr>
+        <w:t>*</w:t>
+      </w:r>
+      <w:r>
+        <w:rPr>
+          <w:lang w:val="fr-CH"/>
+        </w:rPr>
+        <w:t>petite introduction personnel par rapport au TPI à mettre ici</w:t>
+      </w:r>
+      <w:r>
+        <w:rPr>
+          <w:lang w:val="fr-CH"/>
+        </w:rPr>
+        <w:t>*</w:t>
+      </w:r>
+    </w:p>
+    <w:p>
+      <w:pPr>
+        <w:pStyle w:val="Titre2"/>
+        <w:rPr>
+          <w:lang w:val="fr-CH"/>
+        </w:rPr>
+      </w:pPr>
+      <w:bookmarkStart w:id="1" w:name="_Toc223006818"/>
+      <w:r>
+        <w:rPr>
+          <w:lang w:val="fr-CH"/>
+        </w:rPr>
+        <w:t>Contexte et mandat</w:t>
+      </w:r>
+      <w:bookmarkEnd w:id="1"/>
+    </w:p>
+    <w:p>
+      <w:pPr>
+        <w:jc w:val="both"/>
+        <w:rPr>
+          <w:lang w:val="fr-CH"/>
+        </w:rPr>
+      </w:pPr>
+      <w:r>
+        <w:rPr>
+          <w:lang w:val="fr-CH"/>
+        </w:rPr>
+        <w:t xml:space="preserve">Le mandat consiste à concevoir et développer une application web permettant de répertorier des citations de films. L’application doit permettre aux visiteurs de consulter les films </w:t>
+      </w:r>
+      <w:r>
+        <w:rPr>
+          <w:lang w:val="fr-CH"/>
+        </w:rPr>
+        <w:t>enregistrés</w:t>
+      </w:r>
+      <w:r>
+        <w:rPr>
+          <w:lang w:val="fr-CH"/>
+        </w:rPr>
+        <w:t>, d’accéder aux détails d’un film et de voir les citations qui y sont liées. Une citation aléatoire doit également être affichée sur la page d’accueil</w:t>
+      </w:r>
+      <w:r>
+        <w:rPr>
+          <w:lang w:val="fr-CH"/>
+        </w:rPr>
+        <w:t xml:space="preserve"> du site</w:t>
+      </w:r>
+      <w:r>
+        <w:rPr>
+          <w:lang w:val="fr-CH"/>
+        </w:rPr>
+        <w:t>.</w:t>
+      </w:r>
+    </w:p>
+    <w:p>
+      <w:pPr>
+        <w:jc w:val="both"/>
+        <w:rPr>
+          <w:lang w:val="fr-CH"/>
+        </w:rPr>
+      </w:pPr>
+      <w:r>
+        <w:rPr>
+          <w:lang w:val="fr-CH"/>
+        </w:rPr>
+        <w:t>Le projet est séparé en deux parties principales. L</w:t>
+      </w:r>
+      <w:r>
+        <w:rPr>
+          <w:lang w:val="fr-CH"/>
+        </w:rPr>
+        <w:t xml:space="preserve">e frontend </w:t>
+      </w:r>
+      <w:r>
+        <w:rPr>
+          <w:lang w:val="fr-CH"/>
+        </w:rPr>
+        <w:t>est développé avec Angular</w:t>
+      </w:r>
+      <w:r>
+        <w:rPr>
+          <w:lang w:val="fr-CH"/>
+        </w:rPr>
+        <w:t xml:space="preserve">. </w:t>
+      </w:r>
+      <w:r>
+        <w:rPr>
+          <w:lang w:val="fr-CH"/>
+        </w:rPr>
+        <w:t xml:space="preserve">Le backend est développé en PHP avec le </w:t>
+      </w:r>
+      <w:proofErr w:type="spellStart"/>
+      <w:r>
+        <w:rPr>
+          <w:lang w:val="fr-CH"/>
+        </w:rPr>
+        <w:t>framework</w:t>
+      </w:r>
+      <w:proofErr w:type="spellEnd"/>
+      <w:r>
+        <w:rPr>
+          <w:lang w:val="fr-CH"/>
+        </w:rPr>
+        <w:t xml:space="preserve"> Laravel </w:t>
+      </w:r>
+      <w:r>
+        <w:rPr>
+          <w:lang w:val="fr-CH"/>
+        </w:rPr>
+        <w:t>12</w:t>
+      </w:r>
+      <w:r>
+        <w:rPr>
+          <w:lang w:val="fr-CH"/>
+        </w:rPr>
+        <w:t>.</w:t>
+      </w:r>
+    </w:p>
+    <w:p>
+      <w:pPr>
+        <w:jc w:val="both"/>
+        <w:rPr>
+          <w:lang w:val="fr-CH"/>
+        </w:rPr>
+      </w:pPr>
+      <w:r>
+        <w:rPr>
+          <w:lang w:val="fr-CH"/>
+        </w:rPr>
+        <w:t xml:space="preserve">L’application prévoit plusieurs </w:t>
+      </w:r>
+      <w:r>
+        <w:rPr>
+          <w:lang w:val="fr-CH"/>
+        </w:rPr>
+        <w:t>niveaux d’accès</w:t>
+      </w:r>
+      <w:r>
+        <w:rPr>
+          <w:lang w:val="fr-CH"/>
+        </w:rPr>
+        <w:t xml:space="preserve">. Les utilisateurs non connectés peuvent consulter le contenu public. Les utilisateurs authentifiés peuvent ajouter des films et des citations, consulter les éléments qu’ils ont créés, les modifier ou les supprimer. L’administrateur dispose de </w:t>
+      </w:r>
+      <w:r>
+        <w:rPr>
+          <w:lang w:val="fr-CH"/>
+        </w:rPr>
+        <w:t>droits globaux</w:t>
+      </w:r>
+      <w:r>
+        <w:rPr>
+          <w:lang w:val="fr-CH"/>
+        </w:rPr>
+        <w:t xml:space="preserve"> et peut gérer l’ensemble du contenu dans l’application</w:t>
+      </w:r>
+      <w:r>
+        <w:rPr>
+          <w:lang w:val="fr-CH"/>
+        </w:rPr>
+        <w:t xml:space="preserve"> sans restriction</w:t>
+      </w:r>
+      <w:r>
+        <w:rPr>
+          <w:lang w:val="fr-CH"/>
+        </w:rPr>
+        <w:t>.</w:t>
+      </w:r>
+    </w:p>
+    <w:p>
+      <w:pPr>
+        <w:jc w:val="both"/>
+        <w:rPr>
+          <w:lang w:val="fr-CH"/>
+        </w:rPr>
+      </w:pPr>
+      <w:r>
+        <w:rPr>
+          <w:lang w:val="fr-CH"/>
+        </w:rPr>
+        <w:t>Les parties prenantes du projet sont</w:t>
+      </w:r>
+      <w:r>
+        <w:rPr>
+          <w:lang w:val="fr-CH"/>
+        </w:rPr>
+        <w:t> :</w:t>
+      </w:r>
+    </w:p>
+    <w:p>
+      <w:pPr>
+        <w:pStyle w:val="Listepuces"/>
+        <w:tabs>
+          <w:tab w:val="clear" w:pos="360"/>
+          <w:tab w:val="num" w:pos="-360"/>
+          <w:tab w:val="num" w:pos="2257"/>
+        </w:tabs>
+        <w:jc w:val="both"/>
+        <w:rPr>
+          <w:lang w:val="fr-CH"/>
+        </w:rPr>
+      </w:pPr>
+      <w:r>
+        <w:rPr>
+          <w:b/>
+          <w:bCs/>
+          <w:lang w:val="fr-CH"/>
+        </w:rPr>
+        <w:t>Le</w:t>
+      </w:r>
+      <w:r>
+        <w:rPr>
+          <w:b/>
+          <w:bCs/>
+          <w:lang w:val="fr-CH"/>
+        </w:rPr>
+        <w:t xml:space="preserve"> candidat</w:t>
+      </w:r>
+      <w:r>
+        <w:rPr>
+          <w:lang w:val="fr-CH"/>
+        </w:rPr>
+        <w:t xml:space="preserve"> : </w:t>
+      </w:r>
+      <w:r>
+        <w:rPr>
+          <w:lang w:val="fr-CH"/>
+        </w:rPr>
+        <w:t xml:space="preserve"> responsable de l’analyse</w:t>
+      </w:r>
+      <w:r>
+        <w:rPr>
+          <w:lang w:val="fr-CH"/>
+        </w:rPr>
+        <w:t>,</w:t>
+      </w:r>
+      <w:r>
+        <w:rPr>
+          <w:lang w:val="fr-CH"/>
+        </w:rPr>
+        <w:t xml:space="preserve"> du développement, des tests, de la documentation et de la livraison du projet</w:t>
+      </w:r>
+      <w:r>
+        <w:rPr>
+          <w:lang w:val="fr-CH"/>
+        </w:rPr>
+        <w:t>.</w:t>
+      </w:r>
+    </w:p>
+    <w:p>
+      <w:pPr>
+        <w:pStyle w:val="Listepuces"/>
+        <w:tabs>
+          <w:tab w:val="clear" w:pos="360"/>
+          <w:tab w:val="num" w:pos="-360"/>
+          <w:tab w:val="num" w:pos="2257"/>
+        </w:tabs>
+        <w:jc w:val="both"/>
+        <w:rPr>
+          <w:lang w:val="fr-CH"/>
+        </w:rPr>
+      </w:pPr>
+      <w:r>
+        <w:rPr>
+          <w:b/>
+          <w:bCs/>
+          <w:lang w:val="fr-CH"/>
+        </w:rPr>
+        <w:t>L</w:t>
+      </w:r>
+      <w:r>
+        <w:rPr>
+          <w:b/>
+          <w:bCs/>
+          <w:lang w:val="fr-CH"/>
+        </w:rPr>
+        <w:t>e chef de projet</w:t>
+      </w:r>
+      <w:r>
+        <w:rPr>
+          <w:lang w:val="fr-CH"/>
+        </w:rPr>
+        <w:t xml:space="preserve"> : </w:t>
+      </w:r>
+      <w:r>
+        <w:rPr>
+          <w:lang w:val="fr-CH"/>
+        </w:rPr>
+        <w:t>suit l’avancement du travail</w:t>
+      </w:r>
+      <w:r>
+        <w:rPr>
+          <w:lang w:val="fr-CH"/>
+        </w:rPr>
+        <w:t xml:space="preserve"> </w:t>
+      </w:r>
+      <w:r>
+        <w:rPr>
+          <w:lang w:val="fr-CH"/>
+        </w:rPr>
+        <w:t>en lien direct</w:t>
+      </w:r>
+      <w:r>
+        <w:rPr>
+          <w:lang w:val="fr-CH"/>
+        </w:rPr>
+        <w:t xml:space="preserve"> avec le candidat et évalue le TPI.</w:t>
+      </w:r>
+      <w:r>
+        <w:rPr>
+          <w:lang w:val="fr-CH"/>
+        </w:rPr>
+        <w:t xml:space="preserve"> </w:t>
+      </w:r>
+    </w:p>
+    <w:p>
+      <w:pPr>
+        <w:pStyle w:val="Listepuces"/>
+        <w:tabs>
+          <w:tab w:val="clear" w:pos="360"/>
+          <w:tab w:val="num" w:pos="-360"/>
+          <w:tab w:val="num" w:pos="2257"/>
+        </w:tabs>
+        <w:jc w:val="both"/>
+        <w:rPr>
+          <w:lang w:val="fr-CH"/>
+        </w:rPr>
+      </w:pPr>
+      <w:r>
+        <w:rPr>
+          <w:b/>
+          <w:bCs/>
+          <w:lang w:val="fr-CH"/>
+        </w:rPr>
+        <w:t>Expert 1 et 2</w:t>
+      </w:r>
+      <w:r>
+        <w:rPr>
+          <w:lang w:val="fr-CH"/>
+        </w:rPr>
+        <w:t> : suivent de manière externe l’avancement du projet et évaluent le TPI</w:t>
+      </w:r>
+      <w:r>
+        <w:rPr>
+          <w:lang w:val="fr-CH"/>
+        </w:rPr>
+        <w:t xml:space="preserve">. </w:t>
+      </w:r>
+    </w:p>
+    <w:p>
+      <w:pPr>
+        <w:pStyle w:val="Titre3"/>
+        <w:rPr>
+          <w:lang w:val="fr-CH"/>
+        </w:rPr>
+      </w:pPr>
+      <w:r>
+        <w:rPr>
+          <w:lang w:val="fr-CH"/>
+        </w:rPr>
+        <w:t>Périmètre</w:t>
+      </w:r>
+    </w:p>
+    <w:p>
+      <w:pPr>
+        <w:rPr>
+          <w:lang w:val="fr-CH"/>
+        </w:rPr>
+      </w:pPr>
+      <w:r>
+        <w:rPr>
+          <w:lang w:val="fr-CH"/>
+        </w:rPr>
+        <w:t>Le périmètre du projet permet de définir clairement ce qui doit être réalisé dans le cadre du TPI, mais aussi ce qui n’est pas prévu. Cela évite de partir sur des fonctionnalités trop larges</w:t>
+      </w:r>
+      <w:r>
+        <w:rPr>
+          <w:lang w:val="fr-CH"/>
+        </w:rPr>
+        <w:t xml:space="preserve"> non nécessaires et d’avoir une vision claire de ce qui est attendu</w:t>
+      </w:r>
+      <w:r>
+        <w:rPr>
+          <w:lang w:val="fr-CH"/>
+        </w:rPr>
+        <w:t>.</w:t>
+      </w:r>
+      <w:r>
+        <w:rPr>
+          <w:lang w:val="fr-CH"/>
+        </w:rPr>
+        <w:br/>
+      </w:r>
+      <w:r>
+        <w:rPr>
+          <w:lang w:val="fr-CH"/>
+        </w:rPr>
+        <w:br/>
+      </w:r>
+      <w:r>
+        <w:rPr>
+          <w:lang w:val="fr-CH"/>
+        </w:rPr>
+        <w:t>In scope,</w:t>
+      </w:r>
+      <w:r>
+        <w:rPr>
+          <w:lang w:val="fr-CH"/>
+        </w:rPr>
+        <w:t xml:space="preserve"> </w:t>
+      </w:r>
+      <w:r>
+        <w:rPr>
+          <w:lang w:val="fr-CH"/>
+        </w:rPr>
+        <w:t>font partie</w:t>
+      </w:r>
+      <w:r>
+        <w:rPr>
+          <w:lang w:val="fr-CH"/>
+        </w:rPr>
+        <w:t>s</w:t>
+      </w:r>
+      <w:r>
+        <w:rPr>
+          <w:lang w:val="fr-CH"/>
+        </w:rPr>
+        <w:t xml:space="preserve"> du périmètre du projet</w:t>
+      </w:r>
+      <w:r>
+        <w:rPr>
+          <w:lang w:val="fr-CH"/>
+        </w:rPr>
+        <w:t> :</w:t>
+      </w:r>
+    </w:p>
+    <w:p>
+      <w:pPr>
+        <w:pStyle w:val="Listepuces"/>
+        <w:rPr>
+          <w:lang w:val="fr-CH"/>
+        </w:rPr>
+      </w:pPr>
+      <w:r>
+        <w:rPr>
+          <w:lang w:val="fr-CH"/>
+        </w:rPr>
+        <w:t>Application</w:t>
+      </w:r>
+      <w:r>
+        <w:rPr>
+          <w:lang w:val="fr-CH"/>
+        </w:rPr>
+        <w:t xml:space="preserve"> web</w:t>
+      </w:r>
+      <w:r>
+        <w:rPr>
+          <w:lang w:val="fr-CH"/>
+        </w:rPr>
+        <w:t xml:space="preserve"> avec</w:t>
+      </w:r>
+      <w:r>
+        <w:rPr>
+          <w:lang w:val="fr-CH"/>
+        </w:rPr>
+        <w:t xml:space="preserve"> un frontend Angular et un backend Laravel</w:t>
+      </w:r>
+      <w:r>
+        <w:rPr>
+          <w:lang w:val="fr-CH"/>
+        </w:rPr>
+        <w:t xml:space="preserve"> 12</w:t>
+      </w:r>
+      <w:r>
+        <w:rPr>
+          <w:lang w:val="fr-CH"/>
+        </w:rPr>
+        <w:t>.</w:t>
+      </w:r>
+    </w:p>
+    <w:p>
+      <w:pPr>
+        <w:pStyle w:val="Listepuces"/>
+        <w:tabs>
+          <w:tab w:val="clear" w:pos="360"/>
+          <w:tab w:val="num" w:pos="-360"/>
+          <w:tab w:val="num" w:pos="2257"/>
+        </w:tabs>
+        <w:spacing w:line="240" w:lineRule="auto"/>
+        <w:rPr>
+          <w:lang w:val="fr-CH"/>
+        </w:rPr>
+      </w:pPr>
+      <w:r>
+        <w:rPr>
+          <w:lang w:val="fr-CH"/>
+        </w:rPr>
+        <w:t>Base</w:t>
+      </w:r>
+      <w:r>
+        <w:rPr>
+          <w:lang w:val="fr-CH"/>
+        </w:rPr>
+        <w:t xml:space="preserve"> de données relationnelle pour stocker les utilisateurs, les films et les citations.</w:t>
+      </w:r>
+    </w:p>
+    <w:p>
+      <w:pPr>
+        <w:pStyle w:val="Listepuces"/>
+        <w:spacing w:line="240" w:lineRule="auto"/>
+        <w:rPr>
+          <w:lang w:val="fr-CH"/>
+        </w:rPr>
+      </w:pPr>
+      <w:r>
+        <w:rPr>
+          <w:lang w:val="fr-CH"/>
+        </w:rPr>
+        <w:t xml:space="preserve">Modélisation de la base de données </w:t>
+      </w:r>
+      <w:r>
+        <w:rPr>
+          <w:lang w:val="fr-CH"/>
+        </w:rPr>
+        <w:t>(</w:t>
+      </w:r>
+      <w:r>
+        <w:rPr>
+          <w:lang w:val="fr-CH"/>
+        </w:rPr>
+        <w:t>MCD</w:t>
+      </w:r>
+      <w:r>
+        <w:rPr>
+          <w:lang w:val="fr-CH"/>
+        </w:rPr>
+        <w:t>/</w:t>
+      </w:r>
+      <w:r>
+        <w:rPr>
+          <w:lang w:val="fr-CH"/>
+        </w:rPr>
+        <w:t>MLD</w:t>
+      </w:r>
+      <w:r>
+        <w:rPr>
+          <w:lang w:val="fr-CH"/>
+        </w:rPr>
+        <w:t>/</w:t>
+      </w:r>
+      <w:r>
+        <w:rPr>
+          <w:lang w:val="fr-CH"/>
+        </w:rPr>
+        <w:t>MPD</w:t>
+      </w:r>
+      <w:r>
+        <w:rPr>
+          <w:lang w:val="fr-CH"/>
+        </w:rPr>
+        <w:t>)</w:t>
+      </w:r>
+      <w:r>
+        <w:rPr>
+          <w:lang w:val="fr-CH"/>
+        </w:rPr>
+        <w:t>.</w:t>
+      </w:r>
+    </w:p>
+    <w:p>
+      <w:pPr>
+        <w:pStyle w:val="Listepuces"/>
+        <w:spacing w:line="240" w:lineRule="auto"/>
+        <w:rPr>
+          <w:lang w:val="fr-CH"/>
+        </w:rPr>
+      </w:pPr>
+      <w:r>
+        <w:rPr>
+          <w:lang w:val="fr-CH"/>
+        </w:rPr>
+        <w:t>Listage</w:t>
+      </w:r>
+      <w:r>
+        <w:rPr>
+          <w:lang w:val="fr-CH"/>
+        </w:rPr>
+        <w:t xml:space="preserve"> des films</w:t>
+      </w:r>
+      <w:r>
+        <w:rPr>
+          <w:lang w:val="fr-CH"/>
+        </w:rPr>
+        <w:t xml:space="preserve"> enregistrés</w:t>
+      </w:r>
+      <w:r>
+        <w:rPr>
+          <w:lang w:val="fr-CH"/>
+        </w:rPr>
+        <w:t>.</w:t>
+      </w:r>
+    </w:p>
+    <w:p>
+      <w:pPr>
+        <w:pStyle w:val="Listepuces"/>
+        <w:spacing w:line="240" w:lineRule="auto"/>
+        <w:rPr>
+          <w:lang w:val="fr-CH"/>
+        </w:rPr>
+      </w:pPr>
+      <w:r>
+        <w:rPr>
+          <w:lang w:val="fr-CH"/>
+        </w:rPr>
+        <w:t xml:space="preserve">Affichage du détail </w:t>
+      </w:r>
+      <w:r>
+        <w:rPr>
+          <w:lang w:val="fr-CH"/>
+        </w:rPr>
+        <w:t xml:space="preserve">d’un film avec ses informations et ses citations </w:t>
+      </w:r>
+      <w:r>
+        <w:rPr>
+          <w:lang w:val="fr-CH"/>
+        </w:rPr>
+        <w:t>liées</w:t>
+      </w:r>
+      <w:r>
+        <w:rPr>
+          <w:lang w:val="fr-CH"/>
+        </w:rPr>
+        <w:t>.</w:t>
+      </w:r>
+    </w:p>
+    <w:p>
+      <w:pPr>
+        <w:pStyle w:val="Listepuces"/>
+        <w:spacing w:line="240" w:lineRule="auto"/>
+        <w:rPr>
+          <w:lang w:val="fr-CH"/>
+        </w:rPr>
+      </w:pPr>
+      <w:r>
+        <w:rPr>
+          <w:lang w:val="fr-CH"/>
+        </w:rPr>
+        <w:t>Affichage du détail d’une citation.</w:t>
+      </w:r>
+    </w:p>
+    <w:p>
+      <w:pPr>
+        <w:pStyle w:val="Listepuces"/>
+        <w:spacing w:line="240" w:lineRule="auto"/>
+        <w:rPr>
+          <w:lang w:val="fr-CH"/>
+        </w:rPr>
+      </w:pPr>
+      <w:r>
+        <w:rPr>
+          <w:lang w:val="fr-CH"/>
+        </w:rPr>
+        <w:t>Affichage d’une citation aléatoire sur la page d’accueil.</w:t>
+      </w:r>
+    </w:p>
+    <w:p>
+      <w:pPr>
+        <w:pStyle w:val="Listepuces"/>
+        <w:spacing w:line="240" w:lineRule="auto"/>
+        <w:rPr>
+          <w:lang w:val="fr-CH"/>
+        </w:rPr>
+      </w:pPr>
+      <w:r>
+        <w:rPr>
+          <w:lang w:val="fr-CH"/>
+        </w:rPr>
+        <w:t>Système de recherche</w:t>
+      </w:r>
+      <w:r>
+        <w:rPr>
+          <w:lang w:val="fr-CH"/>
+        </w:rPr>
+        <w:t xml:space="preserve"> </w:t>
+      </w:r>
+      <w:r>
+        <w:rPr>
+          <w:lang w:val="fr-CH"/>
+        </w:rPr>
+        <w:t>pour films et citations</w:t>
+      </w:r>
+      <w:r>
+        <w:rPr>
+          <w:lang w:val="fr-CH"/>
+        </w:rPr>
+        <w:t>.</w:t>
+      </w:r>
+    </w:p>
+    <w:p>
+      <w:pPr>
+        <w:pStyle w:val="Listepuces"/>
+        <w:spacing w:line="240" w:lineRule="auto"/>
+        <w:rPr>
+          <w:lang w:val="fr-CH"/>
+        </w:rPr>
+      </w:pPr>
+      <w:r>
+        <w:rPr>
+          <w:lang w:val="fr-CH"/>
+        </w:rPr>
+        <w:t>Système</w:t>
+      </w:r>
+      <w:r>
+        <w:rPr>
+          <w:lang w:val="fr-CH"/>
+        </w:rPr>
+        <w:t xml:space="preserve"> d’inscription et de connexion</w:t>
+      </w:r>
+      <w:r>
+        <w:rPr>
+          <w:lang w:val="fr-CH"/>
+        </w:rPr>
+        <w:t xml:space="preserve"> en tant qu’utilisateur</w:t>
+      </w:r>
+      <w:r>
+        <w:rPr>
+          <w:lang w:val="fr-CH"/>
+        </w:rPr>
+        <w:t>.</w:t>
+      </w:r>
+    </w:p>
+    <w:p>
+      <w:pPr>
+        <w:pStyle w:val="Listepuces"/>
+        <w:spacing w:line="240" w:lineRule="auto"/>
+        <w:rPr>
+          <w:lang w:val="fr-CH"/>
+        </w:rPr>
+      </w:pPr>
+      <w:r>
+        <w:rPr>
+          <w:lang w:val="fr-CH"/>
+        </w:rPr>
+        <w:t xml:space="preserve">Gestion </w:t>
+      </w:r>
+      <w:r>
+        <w:rPr>
+          <w:lang w:val="fr-CH"/>
+        </w:rPr>
+        <w:t>du</w:t>
+      </w:r>
+      <w:r>
+        <w:rPr>
+          <w:lang w:val="fr-CH"/>
+        </w:rPr>
+        <w:t xml:space="preserve"> profil utilisateur </w:t>
+      </w:r>
+      <w:r>
+        <w:rPr>
+          <w:lang w:val="fr-CH"/>
+        </w:rPr>
+        <w:t>et modification</w:t>
+      </w:r>
+      <w:r>
+        <w:rPr>
+          <w:lang w:val="fr-CH"/>
+        </w:rPr>
+        <w:t xml:space="preserve"> du mot de passe.</w:t>
+      </w:r>
+    </w:p>
+    <w:p>
+      <w:pPr>
+        <w:pStyle w:val="Listepuces"/>
+        <w:spacing w:line="240" w:lineRule="auto"/>
+        <w:rPr>
+          <w:lang w:val="fr-CH"/>
+        </w:rPr>
+      </w:pPr>
+      <w:r>
+        <w:rPr>
+          <w:lang w:val="fr-CH"/>
+        </w:rPr>
+        <w:t>Possibilité d’ajouter</w:t>
+      </w:r>
+      <w:r>
+        <w:rPr>
+          <w:lang w:val="fr-CH"/>
+        </w:rPr>
+        <w:t xml:space="preserve"> un film</w:t>
+      </w:r>
+      <w:r>
+        <w:rPr>
+          <w:lang w:val="fr-CH"/>
+        </w:rPr>
+        <w:t xml:space="preserve"> (authentifié)</w:t>
+      </w:r>
+      <w:r>
+        <w:rPr>
+          <w:lang w:val="fr-CH"/>
+        </w:rPr>
+        <w:t>.</w:t>
+      </w:r>
+    </w:p>
+    <w:p>
+      <w:pPr>
+        <w:pStyle w:val="Listepuces"/>
+        <w:spacing w:line="240" w:lineRule="auto"/>
+        <w:rPr>
+          <w:lang w:val="fr-CH"/>
+        </w:rPr>
+      </w:pPr>
+      <w:r>
+        <w:rPr>
+          <w:lang w:val="fr-CH"/>
+        </w:rPr>
+        <w:t>Possibilité</w:t>
+      </w:r>
+      <w:r>
+        <w:rPr>
+          <w:lang w:val="fr-CH"/>
+        </w:rPr>
+        <w:t xml:space="preserve"> d’ajouter une citation liée à un film</w:t>
+      </w:r>
+      <w:r>
+        <w:rPr>
+          <w:lang w:val="fr-CH"/>
+        </w:rPr>
+        <w:t xml:space="preserve"> (authentifié)</w:t>
+      </w:r>
+      <w:r>
+        <w:rPr>
+          <w:lang w:val="fr-CH"/>
+        </w:rPr>
+        <w:t>.</w:t>
+      </w:r>
+    </w:p>
+    <w:p>
+      <w:pPr>
+        <w:pStyle w:val="Listepuces"/>
+        <w:spacing w:line="240" w:lineRule="auto"/>
+        <w:rPr>
+          <w:lang w:val="fr-CH"/>
+        </w:rPr>
+      </w:pPr>
+      <w:r>
+        <w:rPr>
+          <w:lang w:val="fr-CH"/>
+        </w:rPr>
+        <w:t xml:space="preserve">Possibilité de consulter les films et citations </w:t>
+      </w:r>
+      <w:r>
+        <w:rPr>
+          <w:lang w:val="fr-CH"/>
+        </w:rPr>
+        <w:t>que j’ai</w:t>
+      </w:r>
+      <w:r>
+        <w:rPr>
+          <w:lang w:val="fr-CH"/>
+        </w:rPr>
+        <w:t xml:space="preserve"> ajoutés</w:t>
+      </w:r>
+      <w:r>
+        <w:rPr>
+          <w:lang w:val="fr-CH"/>
+        </w:rPr>
+        <w:t xml:space="preserve"> (authentifié)</w:t>
+      </w:r>
+      <w:r>
+        <w:rPr>
+          <w:lang w:val="fr-CH"/>
+        </w:rPr>
+        <w:t>.</w:t>
+      </w:r>
+    </w:p>
+    <w:p>
+      <w:pPr>
+        <w:pStyle w:val="Listepuces"/>
+        <w:spacing w:line="240" w:lineRule="auto"/>
+        <w:rPr>
+          <w:lang w:val="fr-CH"/>
+        </w:rPr>
+      </w:pPr>
+      <w:r>
+        <w:rPr>
+          <w:lang w:val="fr-CH"/>
+        </w:rPr>
+        <w:t>Possibilité</w:t>
+      </w:r>
+      <w:r>
+        <w:rPr>
+          <w:lang w:val="fr-CH"/>
+        </w:rPr>
+        <w:t xml:space="preserve"> </w:t>
+      </w:r>
+      <w:r>
+        <w:rPr>
+          <w:lang w:val="fr-CH"/>
+        </w:rPr>
+        <w:t>de modifier ou supprimer uniquement ses propres contenus</w:t>
+      </w:r>
+      <w:r>
+        <w:rPr>
+          <w:lang w:val="fr-CH"/>
+        </w:rPr>
+        <w:t xml:space="preserve"> (authentifié)</w:t>
+      </w:r>
+      <w:r>
+        <w:rPr>
+          <w:lang w:val="fr-CH"/>
+        </w:rPr>
+        <w:t>.</w:t>
+      </w:r>
+    </w:p>
+    <w:p>
+      <w:pPr>
+        <w:pStyle w:val="Listepuces"/>
+        <w:spacing w:line="240" w:lineRule="auto"/>
+        <w:rPr>
+          <w:lang w:val="fr-CH"/>
+        </w:rPr>
+      </w:pPr>
+      <w:r>
+        <w:rPr>
+          <w:lang w:val="fr-CH"/>
+        </w:rPr>
+        <w:t>Rôle</w:t>
+      </w:r>
+      <w:r>
+        <w:rPr>
+          <w:lang w:val="fr-CH"/>
+        </w:rPr>
+        <w:t xml:space="preserve"> administrateur permettant de gérer l’ensemble </w:t>
+      </w:r>
+      <w:r>
+        <w:rPr>
+          <w:lang w:val="fr-CH"/>
+        </w:rPr>
+        <w:t>des contenus</w:t>
+      </w:r>
+      <w:r>
+        <w:rPr>
+          <w:lang w:val="fr-CH"/>
+        </w:rPr>
+        <w:t>.</w:t>
+      </w:r>
+    </w:p>
+    <w:p>
+      <w:pPr>
+        <w:pStyle w:val="Listepuces"/>
+        <w:spacing w:line="240" w:lineRule="auto"/>
+        <w:rPr>
+          <w:lang w:val="fr-CH"/>
+        </w:rPr>
+      </w:pPr>
+      <w:r>
+        <w:rPr>
+          <w:lang w:val="fr-CH"/>
+        </w:rPr>
+        <w:lastRenderedPageBreak/>
+        <w:t xml:space="preserve">Protection des routes selon </w:t>
+      </w:r>
+      <w:r>
+        <w:rPr>
+          <w:lang w:val="fr-CH"/>
+        </w:rPr>
+        <w:t>l’authentification</w:t>
+      </w:r>
+      <w:r>
+        <w:rPr>
+          <w:lang w:val="fr-CH"/>
+        </w:rPr>
+        <w:t xml:space="preserve"> et le </w:t>
+      </w:r>
+      <w:r>
+        <w:rPr>
+          <w:lang w:val="fr-CH"/>
+        </w:rPr>
+        <w:t>rôle</w:t>
+      </w:r>
+      <w:r>
+        <w:rPr>
+          <w:lang w:val="fr-CH"/>
+        </w:rPr>
+        <w:t>.</w:t>
+      </w:r>
+    </w:p>
+    <w:p>
+      <w:pPr>
+        <w:pStyle w:val="Listepuces"/>
+        <w:spacing w:line="240" w:lineRule="auto"/>
+        <w:rPr>
+          <w:lang w:val="fr-CH"/>
+        </w:rPr>
+      </w:pPr>
+      <w:r>
+        <w:rPr>
+          <w:lang w:val="fr-CH"/>
+        </w:rPr>
+        <w:t xml:space="preserve">Validation des </w:t>
+      </w:r>
+      <w:r>
+        <w:rPr>
+          <w:lang w:val="fr-CH"/>
+        </w:rPr>
+        <w:t>données</w:t>
+      </w:r>
+      <w:r>
+        <w:rPr>
+          <w:lang w:val="fr-CH"/>
+        </w:rPr>
+        <w:t>.</w:t>
+      </w:r>
+    </w:p>
+    <w:p>
+      <w:pPr>
+        <w:pStyle w:val="Listepuces"/>
+        <w:spacing w:line="240" w:lineRule="auto"/>
+        <w:rPr>
+          <w:lang w:val="fr-CH"/>
+        </w:rPr>
+      </w:pPr>
+      <w:r>
+        <w:rPr>
+          <w:lang w:val="fr-CH"/>
+        </w:rPr>
+        <w:t xml:space="preserve">Gestion des </w:t>
+      </w:r>
+      <w:r>
+        <w:rPr>
+          <w:lang w:val="fr-CH"/>
+        </w:rPr>
+        <w:t>erreurs</w:t>
+      </w:r>
+      <w:r>
+        <w:rPr>
+          <w:lang w:val="fr-CH"/>
+        </w:rPr>
+        <w:t>.</w:t>
+      </w:r>
+    </w:p>
+    <w:p>
+      <w:pPr>
+        <w:pStyle w:val="Listepuces"/>
+        <w:spacing w:line="240" w:lineRule="auto"/>
+        <w:rPr>
+          <w:lang w:val="fr-CH"/>
+        </w:rPr>
+      </w:pPr>
+      <w:r>
+        <w:rPr>
+          <w:lang w:val="fr-CH"/>
+        </w:rPr>
+        <w:t>Tests</w:t>
+      </w:r>
+      <w:r>
+        <w:rPr>
+          <w:lang w:val="fr-CH"/>
+        </w:rPr>
+        <w:t xml:space="preserve"> backend </w:t>
+      </w:r>
+      <w:r>
+        <w:rPr>
+          <w:lang w:val="fr-CH"/>
+        </w:rPr>
+        <w:t>sur</w:t>
+      </w:r>
+      <w:r>
+        <w:rPr>
+          <w:lang w:val="fr-CH"/>
+        </w:rPr>
+        <w:t xml:space="preserve"> l’authentification, les CRUD et les erreurs.</w:t>
+      </w:r>
+    </w:p>
+    <w:p>
+      <w:pPr>
+        <w:pStyle w:val="Listepuces"/>
+        <w:spacing w:line="240" w:lineRule="auto"/>
+        <w:rPr>
+          <w:lang w:val="fr-CH"/>
+        </w:rPr>
+      </w:pPr>
+      <w:r>
+        <w:rPr>
+          <w:lang w:val="fr-CH"/>
+        </w:rPr>
+        <w:t xml:space="preserve">Déploiement de l’application </w:t>
+      </w:r>
+      <w:r>
+        <w:rPr>
+          <w:lang w:val="fr-CH"/>
+        </w:rPr>
+        <w:t>via Azure</w:t>
+      </w:r>
+      <w:r>
+        <w:rPr>
+          <w:lang w:val="fr-CH"/>
+        </w:rPr>
+        <w:t>.</w:t>
+      </w:r>
+    </w:p>
+    <w:p>
+      <w:pPr>
+        <w:rPr>
+          <w:lang w:val="fr-CH"/>
+        </w:rPr>
+      </w:pPr>
+      <w:r>
+        <w:rPr>
+          <w:lang w:val="fr-CH"/>
+        </w:rPr>
+        <w:t xml:space="preserve">Out of scope, </w:t>
+      </w:r>
+      <w:r>
+        <w:rPr>
+          <w:lang w:val="fr-CH"/>
+        </w:rPr>
+        <w:t>ne font pas partie</w:t>
+      </w:r>
+      <w:r>
+        <w:rPr>
+          <w:lang w:val="fr-CH"/>
+        </w:rPr>
+        <w:t>s</w:t>
+      </w:r>
+      <w:r>
+        <w:rPr>
+          <w:lang w:val="fr-CH"/>
+        </w:rPr>
+        <w:t xml:space="preserve"> du périmètre du projet :</w:t>
+      </w:r>
+    </w:p>
+    <w:p>
+      <w:pPr>
+        <w:pStyle w:val="Listepuces"/>
+        <w:rPr>
+          <w:lang w:val="fr-CH"/>
+        </w:rPr>
+      </w:pPr>
+      <w:r>
+        <w:rPr>
+          <w:lang w:val="fr-CH"/>
+        </w:rPr>
+        <w:t>G</w:t>
+      </w:r>
+      <w:r>
+        <w:rPr>
+          <w:lang w:val="fr-CH"/>
+        </w:rPr>
+        <w:t xml:space="preserve">estion de citations provenant de chansons </w:t>
+      </w:r>
+      <w:r>
+        <w:rPr>
+          <w:lang w:val="fr-CH"/>
+        </w:rPr>
+        <w:t>(</w:t>
+      </w:r>
+      <w:r>
+        <w:rPr>
+          <w:lang w:val="fr-CH"/>
+        </w:rPr>
+        <w:t xml:space="preserve">le titre initial du </w:t>
+      </w:r>
+      <w:proofErr w:type="spellStart"/>
+      <w:r>
+        <w:rPr>
+          <w:lang w:val="fr-CH"/>
+        </w:rPr>
+        <w:t>cdc</w:t>
+      </w:r>
+      <w:proofErr w:type="spellEnd"/>
+      <w:r>
+        <w:rPr>
+          <w:lang w:val="fr-CH"/>
+        </w:rPr>
+        <w:t xml:space="preserve"> mentionne les films </w:t>
+      </w:r>
+      <w:r>
+        <w:rPr>
+          <w:b/>
+          <w:bCs/>
+          <w:lang w:val="fr-CH"/>
+        </w:rPr>
+        <w:t>ou</w:t>
+      </w:r>
+      <w:r>
+        <w:rPr>
+          <w:lang w:val="fr-CH"/>
+        </w:rPr>
+        <w:t xml:space="preserve"> chansons</w:t>
+      </w:r>
+      <w:r>
+        <w:rPr>
+          <w:lang w:val="fr-CH"/>
+        </w:rPr>
+        <w:t>)</w:t>
+      </w:r>
+      <w:r>
+        <w:rPr>
+          <w:lang w:val="fr-CH"/>
+        </w:rPr>
+        <w:t>.</w:t>
+      </w:r>
+    </w:p>
+    <w:p>
+      <w:pPr>
+        <w:pStyle w:val="Listepuces"/>
+        <w:rPr>
+          <w:lang w:val="fr-CH"/>
+        </w:rPr>
+      </w:pPr>
+      <w:r>
+        <w:rPr>
+          <w:lang w:val="fr-CH"/>
+        </w:rPr>
+        <w:t>Système</w:t>
+      </w:r>
+      <w:r>
+        <w:rPr>
+          <w:lang w:val="fr-CH"/>
+        </w:rPr>
+        <w:t xml:space="preserve"> de commentaires</w:t>
+      </w:r>
+      <w:r>
+        <w:rPr>
+          <w:lang w:val="fr-CH"/>
+        </w:rPr>
+        <w:t>/</w:t>
+      </w:r>
+      <w:r>
+        <w:rPr>
+          <w:lang w:val="fr-CH"/>
+        </w:rPr>
+        <w:t>notes sur les films et citations.</w:t>
+      </w:r>
+    </w:p>
+    <w:p>
+      <w:pPr>
+        <w:pStyle w:val="Listepuces"/>
+        <w:rPr>
+          <w:lang w:val="fr-CH"/>
+        </w:rPr>
+      </w:pPr>
+      <w:r>
+        <w:rPr>
+          <w:lang w:val="fr-CH"/>
+        </w:rPr>
+        <w:t>S</w:t>
+      </w:r>
+      <w:r>
+        <w:rPr>
+          <w:lang w:val="fr-CH"/>
+        </w:rPr>
+        <w:t>ystème de favoris ou de listes personnelles.</w:t>
+      </w:r>
+    </w:p>
+    <w:p>
+      <w:pPr>
+        <w:pStyle w:val="Listepuces"/>
+        <w:rPr>
+          <w:lang w:val="fr-CH"/>
+        </w:rPr>
+      </w:pPr>
+      <w:r>
+        <w:rPr>
+          <w:lang w:val="fr-CH"/>
+        </w:rPr>
+        <w:t xml:space="preserve">Récupération automatique </w:t>
+      </w:r>
+      <w:r>
+        <w:rPr>
+          <w:lang w:val="fr-CH"/>
+        </w:rPr>
+        <w:t>des films/</w:t>
+      </w:r>
+      <w:proofErr w:type="spellStart"/>
+      <w:r>
+        <w:rPr>
+          <w:lang w:val="fr-CH"/>
+        </w:rPr>
+        <w:t>covers</w:t>
+      </w:r>
+      <w:proofErr w:type="spellEnd"/>
+      <w:r>
+        <w:rPr>
+          <w:lang w:val="fr-CH"/>
+        </w:rPr>
+        <w:t>/citations via une API externe.</w:t>
+      </w:r>
+    </w:p>
+    <w:p>
+      <w:pPr>
+        <w:pStyle w:val="Listepuces"/>
+        <w:rPr>
+          <w:lang w:val="fr-CH"/>
+        </w:rPr>
+      </w:pPr>
+      <w:r>
+        <w:rPr>
+          <w:lang w:val="fr-CH"/>
+        </w:rPr>
+        <w:t>Système de modératio</w:t>
+      </w:r>
+      <w:r>
+        <w:rPr>
+          <w:lang w:val="fr-CH"/>
+        </w:rPr>
+        <w:t>n</w:t>
+      </w:r>
+      <w:r>
+        <w:rPr>
+          <w:lang w:val="fr-CH"/>
+        </w:rPr>
+        <w:t>.</w:t>
+      </w:r>
+    </w:p>
+    <w:p>
+      <w:pPr>
+        <w:pStyle w:val="Listepuces"/>
+        <w:rPr>
+          <w:lang w:val="fr-CH"/>
+        </w:rPr>
+      </w:pPr>
+      <w:r>
+        <w:rPr>
+          <w:lang w:val="fr-CH"/>
+        </w:rPr>
+        <w:t>Système de notification</w:t>
+      </w:r>
+      <w:r>
+        <w:rPr>
+          <w:lang w:val="fr-CH"/>
+        </w:rPr>
+        <w:t>s</w:t>
+      </w:r>
+      <w:r>
+        <w:rPr>
+          <w:lang w:val="fr-CH"/>
+        </w:rPr>
+        <w:t>.</w:t>
+      </w:r>
+    </w:p>
+    <w:p>
+      <w:pPr>
+        <w:pStyle w:val="Listepuces"/>
+        <w:rPr>
+          <w:lang w:val="fr-CH"/>
+        </w:rPr>
+      </w:pPr>
+      <w:r>
+        <w:rPr>
+          <w:lang w:val="fr-CH"/>
+        </w:rPr>
+        <w:t>Réinitialisation avancée du mot de passe par email.</w:t>
+      </w:r>
+    </w:p>
+    <w:p>
+      <w:pPr>
+        <w:pStyle w:val="Listepuces"/>
+        <w:rPr>
+          <w:lang w:val="fr-CH"/>
+        </w:rPr>
+      </w:pPr>
+      <w:r>
+        <w:rPr>
+          <w:lang w:val="fr-CH"/>
+        </w:rPr>
+        <w:t>Hébergement haute disponibilité avec réplication, monitoring avancé et sauvegardes automatisées complètes.</w:t>
+      </w:r>
+    </w:p>
+    <w:p>
+      <w:pPr>
+        <w:pStyle w:val="Listepuces"/>
+        <w:numPr>
+          <w:ilvl w:val="0"/>
+          <w:numId w:val="0"/>
+        </w:numPr>
+        <w:ind w:left="360" w:hanging="360"/>
+        <w:rPr>
+          <w:lang w:val="fr-CH"/>
+        </w:rPr>
+      </w:pPr>
+    </w:p>
+    <w:p>
+      <w:pPr>
+        <w:pStyle w:val="Titre3"/>
+        <w:rPr>
+          <w:lang w:val="fr-CH"/>
+        </w:rPr>
+      </w:pPr>
+      <w:r>
+        <w:rPr>
+          <w:lang w:val="fr-CH"/>
+        </w:rPr>
+        <w:t>Objectifs SMART</w:t>
+      </w:r>
+    </w:p>
+    <w:p>
+      <w:pPr>
+        <w:jc w:val="both"/>
+        <w:rPr>
+          <w:lang w:val="fr-CH"/>
+        </w:rPr>
+      </w:pPr>
+      <w:r>
+        <w:rPr>
+          <w:lang w:val="fr-CH"/>
+        </w:rPr>
+        <w:t>Définition d</w:t>
+      </w:r>
+      <w:r>
+        <w:rPr>
+          <w:lang w:val="fr-CH"/>
+        </w:rPr>
+        <w:t xml:space="preserve">u projet </w:t>
+      </w:r>
+      <w:r>
+        <w:rPr>
+          <w:lang w:val="fr-CH"/>
+        </w:rPr>
+        <w:t>selon la méthode SMART</w:t>
+      </w:r>
+      <w:r>
+        <w:rPr>
+          <w:lang w:val="fr-CH"/>
+        </w:rPr>
+        <w:t xml:space="preserve"> qui permet de définir des objectifs clairs et atteignables en se basant sur 5 critères (ci-dessous)</w:t>
+      </w:r>
+      <w:r>
+        <w:rPr>
+          <w:lang w:val="fr-CH"/>
+        </w:rPr>
+        <w:t>.</w:t>
+      </w:r>
+    </w:p>
+    <w:p>
+      <w:pPr>
+        <w:jc w:val="both"/>
+        <w:rPr>
+          <w:lang w:val="fr-CH"/>
+        </w:rPr>
+      </w:pPr>
+      <w:r>
+        <w:rPr>
+          <w:b/>
+          <w:bCs/>
+          <w:lang w:val="fr-CH"/>
+        </w:rPr>
+        <w:t>S</w:t>
+      </w:r>
+      <w:r>
+        <w:rPr>
+          <w:lang w:val="fr-CH"/>
+        </w:rPr>
+        <w:t xml:space="preserve"> </w:t>
+      </w:r>
+      <w:r>
+        <w:rPr>
+          <w:lang w:val="fr-CH"/>
+        </w:rPr>
+        <w:t>-</w:t>
+      </w:r>
+      <w:r>
+        <w:rPr>
+          <w:lang w:val="fr-CH"/>
+        </w:rPr>
+        <w:t xml:space="preserve"> Spécifique</w:t>
+      </w:r>
+    </w:p>
+    <w:p>
+      <w:pPr>
+        <w:jc w:val="both"/>
+        <w:rPr>
+          <w:lang w:val="fr-CH"/>
+        </w:rPr>
+      </w:pPr>
+      <w:r>
+        <w:rPr>
+          <w:lang w:val="fr-CH"/>
+        </w:rPr>
+        <w:t xml:space="preserve">L’objectif principal est de développer une application web </w:t>
+      </w:r>
+      <w:r>
+        <w:rPr>
+          <w:lang w:val="fr-CH"/>
+        </w:rPr>
+        <w:t>qui permet</w:t>
+      </w:r>
+      <w:r>
+        <w:rPr>
+          <w:lang w:val="fr-CH"/>
+        </w:rPr>
+        <w:t xml:space="preserve"> de consulter, rechercher et gérer des films</w:t>
+      </w:r>
+      <w:r>
+        <w:rPr>
+          <w:lang w:val="fr-CH"/>
+        </w:rPr>
+        <w:t xml:space="preserve"> et ses citations</w:t>
+      </w:r>
+      <w:r>
+        <w:rPr>
+          <w:lang w:val="fr-CH"/>
+        </w:rPr>
+        <w:t xml:space="preserve">. L’application </w:t>
+      </w:r>
+      <w:r>
+        <w:rPr>
+          <w:lang w:val="fr-CH"/>
+        </w:rPr>
+        <w:t>doit utiliser Angular (frontend) et Laravel (backend).</w:t>
+      </w:r>
+    </w:p>
+    <w:p>
+      <w:pPr>
+        <w:jc w:val="both"/>
+        <w:rPr>
+          <w:lang w:val="fr-CH"/>
+        </w:rPr>
+      </w:pPr>
+      <w:r>
+        <w:rPr>
+          <w:b/>
+          <w:bCs/>
+          <w:lang w:val="fr-CH"/>
+        </w:rPr>
+        <w:t>M</w:t>
+      </w:r>
+      <w:r>
+        <w:rPr>
+          <w:lang w:val="fr-CH"/>
+        </w:rPr>
+        <w:t xml:space="preserve"> </w:t>
+      </w:r>
+      <w:r>
+        <w:rPr>
+          <w:lang w:val="fr-CH"/>
+        </w:rPr>
+        <w:t>-</w:t>
+      </w:r>
+      <w:r>
+        <w:rPr>
+          <w:lang w:val="fr-CH"/>
+        </w:rPr>
+        <w:t xml:space="preserve"> Mesurable</w:t>
+      </w:r>
+    </w:p>
+    <w:p>
+      <w:pPr>
+        <w:jc w:val="both"/>
+        <w:rPr>
+          <w:lang w:val="fr-CH"/>
+        </w:rPr>
+      </w:pPr>
+      <w:r>
+        <w:rPr>
+          <w:lang w:val="fr-CH"/>
+        </w:rPr>
+        <w:t>Plusieurs éléments peuvent mesurer l’avancement du projet</w:t>
+      </w:r>
+      <w:r>
+        <w:rPr>
+          <w:lang w:val="fr-CH"/>
+        </w:rPr>
+        <w:t xml:space="preserve"> : les fonctionnalités développées, les tests, les maquettes, le déploiement</w:t>
+      </w:r>
+      <w:r>
+        <w:rPr>
+          <w:lang w:val="fr-CH"/>
+        </w:rPr>
+        <w:t xml:space="preserve">, </w:t>
+      </w:r>
+      <w:r>
+        <w:rPr>
+          <w:lang w:val="fr-CH"/>
+        </w:rPr>
+        <w:t>l’avancement dans le JDT, …</w:t>
+      </w:r>
+      <w:r>
+        <w:rPr>
+          <w:lang w:val="fr-CH"/>
+        </w:rPr>
+        <w:t xml:space="preserve"> </w:t>
+      </w:r>
+    </w:p>
+    <w:p>
+      <w:pPr>
+        <w:jc w:val="both"/>
+        <w:rPr>
+          <w:lang w:val="fr-CH"/>
+        </w:rPr>
+      </w:pPr>
+      <w:r>
+        <w:rPr>
+          <w:b/>
+          <w:bCs/>
+          <w:lang w:val="fr-CH"/>
+        </w:rPr>
+        <w:t>A</w:t>
+      </w:r>
+      <w:r>
+        <w:rPr>
+          <w:lang w:val="fr-CH"/>
+        </w:rPr>
+        <w:t xml:space="preserve"> </w:t>
+      </w:r>
+      <w:r>
+        <w:rPr>
+          <w:lang w:val="fr-CH"/>
+        </w:rPr>
+        <w:t>-</w:t>
+      </w:r>
+      <w:r>
+        <w:rPr>
+          <w:lang w:val="fr-CH"/>
+        </w:rPr>
+        <w:t xml:space="preserve"> Atteignable</w:t>
+      </w:r>
+    </w:p>
+    <w:p>
+      <w:pPr>
+        <w:jc w:val="both"/>
+        <w:rPr>
+          <w:b/>
+          <w:bCs/>
+          <w:lang w:val="fr-CH"/>
+        </w:rPr>
+      </w:pPr>
+      <w:r>
+        <w:rPr>
+          <w:lang w:val="fr-CH"/>
+        </w:rPr>
+        <w:t xml:space="preserve">Le projet reste atteignable dans le temps prévu, </w:t>
+      </w:r>
+      <w:r>
+        <w:rPr>
+          <w:lang w:val="fr-CH"/>
+        </w:rPr>
+        <w:t>parce qu’il consiste en un site-web « classique »</w:t>
+      </w:r>
+      <w:r>
+        <w:rPr>
+          <w:lang w:val="fr-CH"/>
+        </w:rPr>
+        <w:t xml:space="preserve"> avec un périmètre clair. Les </w:t>
+      </w:r>
+      <w:r>
+        <w:rPr>
+          <w:lang w:val="fr-CH"/>
+        </w:rPr>
+        <w:t>objectifs</w:t>
+      </w:r>
+      <w:r>
+        <w:rPr>
+          <w:lang w:val="fr-CH"/>
+        </w:rPr>
+        <w:t xml:space="preserve"> </w:t>
+      </w:r>
+      <w:r>
+        <w:rPr>
+          <w:lang w:val="fr-CH"/>
+        </w:rPr>
+        <w:t>principaux</w:t>
+      </w:r>
+      <w:r>
+        <w:rPr>
+          <w:lang w:val="fr-CH"/>
+        </w:rPr>
+        <w:t xml:space="preserve"> </w:t>
+      </w:r>
+      <w:r>
+        <w:rPr>
+          <w:lang w:val="fr-CH"/>
+        </w:rPr>
+        <w:t xml:space="preserve">sont </w:t>
+      </w:r>
+      <w:r>
+        <w:rPr>
+          <w:lang w:val="fr-CH"/>
+        </w:rPr>
+        <w:t>bien définis et calculés</w:t>
+      </w:r>
+      <w:r>
+        <w:rPr>
+          <w:lang w:val="fr-CH"/>
+        </w:rPr>
+        <w:t xml:space="preserve"> pour entrer dans le temps imparti.</w:t>
+      </w:r>
+    </w:p>
+    <w:p>
+      <w:pPr>
+        <w:jc w:val="both"/>
+        <w:rPr>
+          <w:lang w:val="fr-CH"/>
+        </w:rPr>
+      </w:pPr>
+      <w:r>
+        <w:rPr>
+          <w:b/>
+          <w:bCs/>
+          <w:lang w:val="fr-CH"/>
+        </w:rPr>
+        <w:t>R</w:t>
+      </w:r>
+      <w:r>
+        <w:rPr>
+          <w:lang w:val="fr-CH"/>
+        </w:rPr>
+        <w:t xml:space="preserve"> </w:t>
+      </w:r>
+      <w:r>
+        <w:rPr>
+          <w:lang w:val="fr-CH"/>
+        </w:rPr>
+        <w:t>-</w:t>
+      </w:r>
+      <w:r>
+        <w:rPr>
+          <w:lang w:val="fr-CH"/>
+        </w:rPr>
+        <w:t xml:space="preserve"> Réaliste</w:t>
+      </w:r>
+    </w:p>
+    <w:p>
+      <w:pPr>
+        <w:jc w:val="both"/>
+        <w:rPr>
+          <w:lang w:val="fr-CH"/>
+        </w:rPr>
+      </w:pPr>
+      <w:r>
+        <w:rPr>
+          <w:lang w:val="fr-CH"/>
+        </w:rPr>
+        <w:t xml:space="preserve">Les technologies choisies sont adaptées au projet. </w:t>
+      </w:r>
+      <w:r>
+        <w:rPr>
+          <w:lang w:val="fr-CH"/>
+        </w:rPr>
+        <w:t xml:space="preserve">Les deux </w:t>
+      </w:r>
+      <w:r>
+        <w:rPr>
+          <w:lang w:val="fr-CH"/>
+        </w:rPr>
+        <w:t>frameworks</w:t>
+      </w:r>
+      <w:r>
+        <w:rPr>
+          <w:lang w:val="fr-CH"/>
+        </w:rPr>
+        <w:t xml:space="preserve"> utilisées (Angular/Laravel) sont des technologies avec lesquelles je me sens à l’aise car je les ai </w:t>
+      </w:r>
+      <w:r>
+        <w:rPr>
+          <w:lang w:val="fr-CH"/>
+        </w:rPr>
+        <w:t>utilisées</w:t>
+      </w:r>
+      <w:r>
+        <w:rPr>
+          <w:lang w:val="fr-CH"/>
+        </w:rPr>
+        <w:t xml:space="preserve"> pendant 1 an lors de mon stage chez Infomaniak</w:t>
+      </w:r>
+      <w:r>
+        <w:rPr>
+          <w:lang w:val="fr-CH"/>
+        </w:rPr>
+        <w:t>.</w:t>
+      </w:r>
+    </w:p>
+    <w:p>
+      <w:pPr>
+        <w:jc w:val="both"/>
+        <w:rPr>
+          <w:lang w:val="fr-CH"/>
+        </w:rPr>
+      </w:pPr>
+      <w:r>
+        <w:rPr>
+          <w:b/>
+          <w:bCs/>
+          <w:lang w:val="fr-CH"/>
+        </w:rPr>
+        <w:t>T</w:t>
+      </w:r>
+      <w:r>
+        <w:rPr>
+          <w:lang w:val="fr-CH"/>
+        </w:rPr>
+        <w:t xml:space="preserve"> </w:t>
+      </w:r>
+      <w:r>
+        <w:rPr>
+          <w:lang w:val="fr-CH"/>
+        </w:rPr>
+        <w:t>-</w:t>
+      </w:r>
+      <w:r>
+        <w:rPr>
+          <w:lang w:val="fr-CH"/>
+        </w:rPr>
+        <w:t xml:space="preserve"> Temporellement défini</w:t>
+      </w:r>
+    </w:p>
+    <w:p>
+      <w:pPr>
+        <w:jc w:val="both"/>
+        <w:rPr>
+          <w:lang w:val="fr-CH"/>
+        </w:rPr>
+      </w:pPr>
+      <w:r>
+        <w:rPr>
+          <w:lang w:val="fr-CH"/>
+        </w:rPr>
+        <w:t>Le projet doit être réalisé pendant la période prévue</w:t>
+      </w:r>
+      <w:r>
+        <w:rPr>
+          <w:lang w:val="fr-CH"/>
+        </w:rPr>
+        <w:t xml:space="preserve">, </w:t>
+      </w:r>
+      <w:r>
+        <w:rPr>
+          <w:lang w:val="fr-CH"/>
+        </w:rPr>
+        <w:t>du 4 mai au 1</w:t>
+      </w:r>
+      <w:r>
+        <w:rPr>
+          <w:vertAlign w:val="superscript"/>
+          <w:lang w:val="fr-CH"/>
+        </w:rPr>
+        <w:t>er</w:t>
+      </w:r>
+      <w:r>
+        <w:rPr>
+          <w:lang w:val="fr-CH"/>
+        </w:rPr>
+        <w:t xml:space="preserve"> </w:t>
+      </w:r>
+      <w:r>
+        <w:rPr>
+          <w:lang w:val="fr-CH"/>
+        </w:rPr>
+        <w:t>juin 2026.</w:t>
+      </w:r>
+    </w:p>
+    <w:p>
+      <w:pPr>
+        <w:pStyle w:val="Titre3"/>
+        <w:rPr>
+          <w:lang w:val="fr-CH"/>
+        </w:rPr>
+      </w:pPr>
+      <w:r>
+        <w:rPr>
+          <w:lang w:val="fr-CH"/>
+        </w:rPr>
+        <w:lastRenderedPageBreak/>
+        <w:t>Livrables attendus</w:t>
+      </w:r>
+    </w:p>
+    <w:p>
+      <w:pPr>
+        <w:rPr>
+          <w:lang w:val="fr-CH"/>
+        </w:rPr>
+      </w:pPr>
+      <w:r>
+        <w:rPr>
+          <w:lang w:val="fr-CH"/>
+        </w:rPr>
+        <w:t>Livrables attendus le 1</w:t>
+      </w:r>
+      <w:r>
+        <w:rPr>
+          <w:vertAlign w:val="superscript"/>
+          <w:lang w:val="fr-CH"/>
+        </w:rPr>
+        <w:t>er</w:t>
+      </w:r>
+      <w:r>
+        <w:rPr>
+          <w:lang w:val="fr-CH"/>
+        </w:rPr>
+        <w:t xml:space="preserve"> juin 2026 comme mentionné dans le cahier des charges</w:t>
+      </w:r>
+    </w:p>
+    <w:p>
+      <w:pPr>
+        <w:rPr>
+          <w:lang w:val="fr-CH"/>
+        </w:rPr>
+      </w:pPr>
+      <w:r>
+        <w:rPr>
+          <w:lang w:val="fr-CH"/>
+        </w:rPr>
+        <w:t>• Une planification initiale à la fin du premier jour</w:t>
+      </w:r>
+    </w:p>
+    <w:p>
+      <w:pPr>
+        <w:pStyle w:val="Listepuces"/>
+        <w:rPr>
+          <w:lang w:val="fr-CH"/>
+        </w:rPr>
+      </w:pPr>
+      <w:r>
+        <w:rPr>
+          <w:lang w:val="fr-CH"/>
+        </w:rPr>
+        <w:t xml:space="preserve">Rapport de projet contenant au minimum : </w:t>
+      </w:r>
+    </w:p>
+    <w:p>
+      <w:pPr>
+        <w:pStyle w:val="Listepuces"/>
+        <w:tabs>
+          <w:tab w:val="clear" w:pos="360"/>
+        </w:tabs>
+        <w:ind w:left="720"/>
+        <w:rPr>
+          <w:lang w:val="fr-CH"/>
+        </w:rPr>
+      </w:pPr>
+      <w:r>
+        <w:rPr>
+          <w:lang w:val="fr-CH"/>
+        </w:rPr>
+        <w:t xml:space="preserve">L'analyse du projet (un ou des schémas de principe sont souhaitables pour illustrer les réflexions rédigées). </w:t>
+      </w:r>
+    </w:p>
+    <w:p>
+      <w:pPr>
+        <w:pStyle w:val="Listepuces"/>
+        <w:tabs>
+          <w:tab w:val="clear" w:pos="360"/>
+        </w:tabs>
+        <w:ind w:left="720"/>
+        <w:rPr>
+          <w:lang w:val="fr-CH"/>
+        </w:rPr>
+      </w:pPr>
+      <w:r>
+        <w:rPr>
+          <w:lang w:val="fr-CH"/>
+        </w:rPr>
+        <w:t>L'analyse devra contenir des informations sur les objectifs, le contenu et le public cible avec les conséquences.</w:t>
+      </w:r>
+    </w:p>
+    <w:p>
+      <w:pPr>
+        <w:pStyle w:val="Listepuces"/>
+        <w:tabs>
+          <w:tab w:val="clear" w:pos="360"/>
+        </w:tabs>
+        <w:ind w:left="720"/>
+        <w:rPr>
+          <w:lang w:val="fr-CH"/>
+        </w:rPr>
+      </w:pPr>
+      <w:r>
+        <w:rPr>
+          <w:lang w:val="fr-CH"/>
+        </w:rPr>
+        <w:t>La réalisation répondant au cahier des charges (recherches de solutions, fonctionnalités, argumentation sur les choix effectués, obstacles rencontrés, mentions des aides extérieures apportées, etc.), ainsi qu'une charte graphique et une maquette du design. Les schémas de base de données (MCD, MLD, MPD) sont aussi attendus.</w:t>
+      </w:r>
+    </w:p>
+    <w:p>
+      <w:pPr>
+        <w:pStyle w:val="Listepuces"/>
+        <w:tabs>
+          <w:tab w:val="clear" w:pos="360"/>
+        </w:tabs>
+        <w:ind w:left="720"/>
+        <w:rPr>
+          <w:lang w:val="fr-CH"/>
+        </w:rPr>
+      </w:pPr>
+      <w:r>
+        <w:rPr>
+          <w:lang w:val="fr-CH"/>
+        </w:rPr>
+        <w:t>Les tests planifiés et effectués avec les résultats et analyses de ceux-ci.</w:t>
+      </w:r>
+    </w:p>
+    <w:p>
+      <w:pPr>
+        <w:pStyle w:val="Listepuces"/>
+        <w:tabs>
+          <w:tab w:val="clear" w:pos="360"/>
+        </w:tabs>
+        <w:ind w:left="720"/>
+        <w:rPr>
+          <w:lang w:val="fr-CH"/>
+        </w:rPr>
+      </w:pPr>
+      <w:r>
+        <w:rPr>
+          <w:lang w:val="fr-CH"/>
+        </w:rPr>
+        <w:t>Un résumé du projet (1 page) qui décrit de manière succincte les enjeux du TPI.</w:t>
+      </w:r>
+    </w:p>
+    <w:p>
+      <w:pPr>
+        <w:pStyle w:val="Listepuces"/>
+        <w:tabs>
+          <w:tab w:val="clear" w:pos="360"/>
+        </w:tabs>
+        <w:ind w:left="720"/>
+        <w:rPr>
+          <w:lang w:val="fr-CH"/>
+        </w:rPr>
+      </w:pPr>
+      <w:r>
+        <w:rPr>
+          <w:lang w:val="fr-CH"/>
+        </w:rPr>
+        <w:t>La conclusion contenante</w:t>
+      </w:r>
+      <w:r>
+        <w:rPr>
+          <w:lang w:val="fr-CH"/>
+        </w:rPr>
+        <w:t>, en outre, des considérations personnelles, des considérations techniques et des considérations de réalisation du projet (comparaison entre ce qui devait être fait et ce qui a été réellement fait, etc.).</w:t>
+      </w:r>
+    </w:p>
+    <w:p>
+      <w:pPr>
+        <w:pStyle w:val="Listepuces"/>
+        <w:tabs>
+          <w:tab w:val="clear" w:pos="360"/>
+        </w:tabs>
+        <w:rPr>
+          <w:lang w:val="fr-CH"/>
+        </w:rPr>
+      </w:pPr>
+      <w:r>
+        <w:rPr>
+          <w:lang w:val="fr-CH"/>
+        </w:rPr>
+        <w:t>Le rapport de projet en l’état sera livré 2 fois par semaine le mercredi et le vendredi en fin de journée. Il sera livré sous forme de PDF dans le repo Git dans un dossier dédié à la documentation (/doc par exemple).</w:t>
+      </w:r>
+    </w:p>
+    <w:p>
+      <w:pPr>
+        <w:pStyle w:val="Listepuces"/>
+        <w:tabs>
+          <w:tab w:val="clear" w:pos="360"/>
+        </w:tabs>
+        <w:rPr>
+          <w:lang w:val="fr-CH"/>
+        </w:rPr>
+      </w:pPr>
+      <w:r>
+        <w:rPr>
+          <w:lang w:val="fr-CH"/>
+        </w:rPr>
+        <w:t>Le journal de travail avec mentions de ce qui a été accompli, les suites à donner chaque fois qu'elles sont envisagées, liens et références des informations collectées ou retranscrites.</w:t>
+      </w:r>
+    </w:p>
+    <w:p>
+      <w:pPr>
+        <w:pStyle w:val="Listepuces"/>
+        <w:tabs>
+          <w:tab w:val="clear" w:pos="360"/>
+        </w:tabs>
+        <w:rPr>
+          <w:lang w:val="fr-CH"/>
+        </w:rPr>
+      </w:pPr>
+      <w:r>
+        <w:rPr>
+          <w:lang w:val="fr-CH"/>
+        </w:rPr>
+        <w:t>Le code source de l’application (liens vers le dépôt GIT fourni au CDP et aux experts)</w:t>
+      </w:r>
+    </w:p>
+    <w:p>
+      <w:pPr>
+        <w:pStyle w:val="Listepuces"/>
+        <w:tabs>
+          <w:tab w:val="clear" w:pos="360"/>
+        </w:tabs>
+        <w:rPr>
+          <w:lang w:val="fr-CH"/>
+        </w:rPr>
+      </w:pPr>
+      <w:r>
+        <w:rPr>
+          <w:lang w:val="fr-CH"/>
+        </w:rPr>
+        <w:t>Les scripts de base de données (création de la base, clés de configuration et données de test)</w:t>
+      </w:r>
+    </w:p>
+    <w:p>
+      <w:pPr>
+        <w:pStyle w:val="Titre2"/>
+        <w:rPr>
+          <w:lang w:val="fr-CH"/>
+        </w:rPr>
+      </w:pPr>
+      <w:bookmarkStart w:id="2" w:name="_Toc223006819"/>
+      <w:r>
+        <w:rPr>
+          <w:lang w:val="fr-CH"/>
+        </w:rPr>
+        <w:t>Méthode et organisation</w:t>
+      </w:r>
+      <w:bookmarkEnd w:id="2"/>
+    </w:p>
+    <w:p>
+      <w:pPr>
         <w:pStyle w:val="Guidage"/>
         <w:rPr>
-          <w:lang w:val="fr-CH"/>
-        </w:rPr>
-      </w:pPr>
-      <w:r>
-        <w:rPr>
-          <w:lang w:val="fr-CH"/>
-        </w:rPr>
-        <w:t>Cette partie documente la conduite du projet et la justification des choix. Elle doit permettre à un professionnel de comprendre le mandat, la démarche, et d'évaluer l'atteinte des objectifs.</w:t>
-      </w:r>
-    </w:p>
-    <w:p>
-      <w:pPr>
-        <w:pStyle w:val="Heading2"/>
-        <w:rPr>
-          <w:lang w:val="fr-CH"/>
-        </w:rPr>
-      </w:pPr>
-      <w:bookmarkStart w:id="1" w:name="_Toc223006818"/>
-      <w:r>
-        <w:rPr>
-          <w:lang w:val="fr-CH"/>
-        </w:rPr>
-        <w:t>Contexte et mandat</w:t>
-      </w:r>
-      <w:bookmarkEnd w:id="1"/>
-    </w:p>
-    <w:p>
-      <w:pPr>
-        <w:pStyle w:val="Guidage"/>
-        <w:rPr>
-          <w:lang w:val="fr-CH"/>
-        </w:rPr>
-      </w:pPr>
-      <w:r>
-        <w:rPr>
+          <w:color w:val="808080" w:themeColor="background1" w:themeShade="80"/>
+          <w:lang w:val="fr-CH"/>
+        </w:rPr>
+      </w:pPr>
+      <w:r>
+        <w:rPr>
+          <w:color w:val="808080" w:themeColor="background1" w:themeShade="80"/>
           <w:lang w:val="fr-CH"/>
         </w:rPr>
         <w:t xml:space="preserve">Example de contenu attendu </w:t>
       </w:r>
       <w:r>
         <w:rPr>
+          <w:color w:val="808080" w:themeColor="background1" w:themeShade="80"/>
           <w:lang w:val="fr-CH"/>
         </w:rPr>
         <w:t>:</w:t>
@@ -3841,29 +5500,21 @@
         <w:pStyle w:val="GuidageList"/>
       </w:pPr>
       <w:r>
-        <w:t>Origine du mandat et parties prenantes</w:t>
+        <w:t xml:space="preserve">Méthode de gestion de projet (p.ex. </w:t>
+      </w:r>
+      <w:r>
+        <w:t xml:space="preserve">Waterfall, </w:t>
+      </w:r>
+      <w:r>
+        <w:t>cycle en V, itératif/agile) et justification</w:t>
       </w:r>
     </w:p>
     <w:p>
       <w:pPr>
         <w:pStyle w:val="GuidageList"/>
-        <w:rPr>
-          <w:lang w:val="en-GB"/>
-        </w:rPr>
-      </w:pPr>
-      <w:proofErr w:type="spellStart"/>
-      <w:r>
-        <w:rPr>
-          <w:lang w:val="en-GB"/>
-        </w:rPr>
-        <w:t>Périmètre</w:t>
-      </w:r>
-      <w:proofErr w:type="spellEnd"/>
-      <w:r>
-        <w:rPr>
-          <w:lang w:val="en-GB"/>
-        </w:rPr>
-        <w:t xml:space="preserve"> (in-scope / out-of-scope)</w:t>
+      </w:pPr>
+      <w:r>
+        <w:t>Organisation (rôles, responsabilités, communication)</w:t>
       </w:r>
     </w:p>
     <w:p>
@@ -3871,15 +5522,7 @@
         <w:pStyle w:val="GuidageList"/>
       </w:pPr>
       <w:r>
-        <w:t>Objectifs SMART et critères d'acceptation</w:t>
-      </w:r>
-    </w:p>
-    <w:p>
-      <w:pPr>
-        <w:pStyle w:val="GuidageList"/>
-      </w:pPr>
-      <w:r>
-        <w:t>Livrables attendus (inclure versions/liaisons dépôt)</w:t>
+        <w:t>Outils (gestion de versions, suivi tâches, CI, documentation)</w:t>
       </w:r>
     </w:p>
     <w:p>
@@ -3907,19 +5550,26 @@
     </w:p>
     <w:p>
       <w:pPr>
-        <w:pStyle w:val="Heading2"/>
-        <w:rPr>
-          <w:lang w:val="fr-CH"/>
-        </w:rPr>
-      </w:pPr>
-      <w:bookmarkStart w:id="2" w:name="_Toc223006819"/>
-      <w:r>
-        <w:rPr>
-          <w:lang w:val="fr-CH"/>
-        </w:rPr>
-        <w:t>Méthode et organisation</w:t>
-      </w:r>
-      <w:bookmarkEnd w:id="2"/>
+        <w:rPr>
+          <w:lang w:val="fr-CH"/>
+        </w:rPr>
+      </w:pPr>
+    </w:p>
+    <w:p>
+      <w:pPr>
+        <w:pStyle w:val="Titre2"/>
+        <w:rPr>
+          <w:lang w:val="fr-CH"/>
+        </w:rPr>
+      </w:pPr>
+      <w:bookmarkStart w:id="3" w:name="_Toc223006820"/>
+      <w:r>
+        <w:rPr>
+          <w:lang w:val="fr-CH"/>
+        </w:rPr>
+        <w:t>Analyse des exigences</w:t>
+      </w:r>
+      <w:bookmarkEnd w:id="3"/>
     </w:p>
     <w:p>
       <w:pPr>
@@ -3949,18 +5599,7 @@
         <w:pStyle w:val="GuidageList"/>
       </w:pPr>
       <w:r>
-        <w:t xml:space="preserve">Méthode de gestion de projet (p.ex. </w:t>
-      </w:r>
-      <w:proofErr w:type="spellStart"/>
-      <w:r>
-        <w:t>Waterfall</w:t>
-      </w:r>
-      <w:proofErr w:type="spellEnd"/>
-      <w:r>
-        <w:t xml:space="preserve">, </w:t>
-      </w:r>
-      <w:r>
-        <w:t>cycle en V, itératif/agile) et justification</w:t>
+        <w:t>Exigences fonctionnelles et non fonctionnelles (qualité, performance, sécurité, UX)</w:t>
       </w:r>
     </w:p>
     <w:p>
@@ -3968,7 +5607,7 @@
         <w:pStyle w:val="GuidageList"/>
       </w:pPr>
       <w:r>
-        <w:t>Organisation (rôles, responsabilités, communication)</w:t>
+        <w:t>Hypothèses et contraintes</w:t>
       </w:r>
     </w:p>
     <w:p>
@@ -3976,7 +5615,7 @@
         <w:pStyle w:val="GuidageList"/>
       </w:pPr>
       <w:r>
-        <w:t>Outils (gestion de versions, suivi tâches, CI, documentation)</w:t>
+        <w:t>Cas d'utilisation / user stories (si pertinent)</w:t>
       </w:r>
     </w:p>
     <w:p>
@@ -4011,19 +5650,19 @@
     </w:p>
     <w:p>
       <w:pPr>
-        <w:pStyle w:val="Heading2"/>
-        <w:rPr>
-          <w:lang w:val="fr-CH"/>
-        </w:rPr>
-      </w:pPr>
-      <w:bookmarkStart w:id="3" w:name="_Toc223006820"/>
-      <w:r>
-        <w:rPr>
-          <w:lang w:val="fr-CH"/>
-        </w:rPr>
-        <w:t>Analyse des exigences</w:t>
-      </w:r>
-      <w:bookmarkEnd w:id="3"/>
+        <w:pStyle w:val="Titre2"/>
+        <w:rPr>
+          <w:lang w:val="fr-CH"/>
+        </w:rPr>
+      </w:pPr>
+      <w:bookmarkStart w:id="4" w:name="_Toc223006821"/>
+      <w:r>
+        <w:rPr>
+          <w:lang w:val="fr-CH"/>
+        </w:rPr>
+        <w:t>Gestion des risques et mesures</w:t>
+      </w:r>
+      <w:bookmarkEnd w:id="4"/>
     </w:p>
     <w:p>
       <w:pPr>
@@ -4053,7 +5692,7 @@
         <w:pStyle w:val="GuidageList"/>
       </w:pPr>
       <w:r>
-        <w:t>Exigences fonctionnelles et non fonctionnelles (qualité, performance, sécurité, UX)</w:t>
+        <w:t>Risques techniques</w:t>
       </w:r>
     </w:p>
     <w:p>
@@ -4061,15 +5700,10 @@
         <w:pStyle w:val="GuidageList"/>
       </w:pPr>
       <w:r>
-        <w:t>Hypothèses et contraintes</w:t>
-      </w:r>
-    </w:p>
-    <w:p>
-      <w:pPr>
-        <w:pStyle w:val="GuidageList"/>
-      </w:pPr>
-      <w:r>
-        <w:t>Cas d'utilisation / user stories (si pertinent)</w:t>
+        <w:t xml:space="preserve">Risques </w:t>
+      </w:r>
+      <w:r>
+        <w:t>organisationnels</w:t>
       </w:r>
     </w:p>
     <w:p>
@@ -4104,38 +5738,35 @@
     </w:p>
     <w:p>
       <w:pPr>
-        <w:pStyle w:val="Heading2"/>
-        <w:rPr>
-          <w:lang w:val="fr-CH"/>
-        </w:rPr>
-      </w:pPr>
-      <w:bookmarkStart w:id="4" w:name="_Toc223006821"/>
-      <w:r>
-        <w:rPr>
-          <w:lang w:val="fr-CH"/>
-        </w:rPr>
-        <w:t>Gestion des risques et mesures</w:t>
-      </w:r>
-      <w:bookmarkEnd w:id="4"/>
+        <w:pStyle w:val="Titre2"/>
+        <w:rPr>
+          <w:lang w:val="fr-CH"/>
+        </w:rPr>
+      </w:pPr>
+      <w:bookmarkStart w:id="5" w:name="_Toc223006822"/>
+      <w:r>
+        <w:rPr>
+          <w:lang w:val="fr-CH"/>
+        </w:rPr>
+        <w:t>Conception</w:t>
+      </w:r>
+      <w:bookmarkEnd w:id="5"/>
     </w:p>
     <w:p>
       <w:pPr>
         <w:pStyle w:val="Guidage"/>
         <w:rPr>
-          <w:color w:val="808080" w:themeColor="background1" w:themeShade="80"/>
-          <w:lang w:val="fr-CH"/>
-        </w:rPr>
-      </w:pPr>
-      <w:r>
-        <w:rPr>
-          <w:color w:val="808080" w:themeColor="background1" w:themeShade="80"/>
+          <w:lang w:val="fr-CH"/>
+        </w:rPr>
+      </w:pPr>
+      <w:r>
+        <w:rPr>
           <w:lang w:val="fr-CH"/>
         </w:rPr>
         <w:t xml:space="preserve">Example de contenu attendu </w:t>
       </w:r>
       <w:r>
         <w:rPr>
-          <w:color w:val="808080" w:themeColor="background1" w:themeShade="80"/>
           <w:lang w:val="fr-CH"/>
         </w:rPr>
         <w:t>:</w:t>
@@ -4146,7 +5777,7 @@
         <w:pStyle w:val="GuidageList"/>
       </w:pPr>
       <w:r>
-        <w:t>Risques techniques</w:t>
+        <w:t>Architecture (schéma de haut niveau)</w:t>
       </w:r>
     </w:p>
     <w:p>
@@ -4154,10 +5785,70 @@
         <w:pStyle w:val="GuidageList"/>
       </w:pPr>
       <w:r>
-        <w:t xml:space="preserve">Risques </w:t>
-      </w:r>
-      <w:r>
-        <w:t>organisationnels</w:t>
+        <w:t>Conception détaillée (</w:t>
+      </w:r>
+      <w:r>
+        <w:t>MCD</w:t>
+      </w:r>
+      <w:r>
+        <w:t xml:space="preserve">, </w:t>
+      </w:r>
+      <w:r>
+        <w:t>UML</w:t>
+      </w:r>
+      <w:r>
+        <w:t xml:space="preserve">, </w:t>
+      </w:r>
+      <w:r>
+        <w:t xml:space="preserve">schéma </w:t>
+      </w:r>
+      <w:r>
+        <w:t>fonctionnel</w:t>
+      </w:r>
+      <w:r>
+        <w:t>,</w:t>
+      </w:r>
+      <w:r>
+        <w:t xml:space="preserve"> API, maquettes UI</w:t>
+      </w:r>
+      <w:r>
+        <w:t>,</w:t>
+      </w:r>
+      <w:r>
+        <w:t xml:space="preserve"> </w:t>
+      </w:r>
+      <w:proofErr w:type="spellStart"/>
+      <w:r>
+        <w:t>etc</w:t>
+      </w:r>
+      <w:proofErr w:type="spellEnd"/>
+      <w:r>
+        <w:t>)</w:t>
+      </w:r>
+    </w:p>
+    <w:p>
+      <w:pPr>
+        <w:pStyle w:val="GuidageList"/>
+      </w:pPr>
+      <w:r>
+        <w:t>Choix techniques et alternatives évaluées</w:t>
+      </w:r>
+    </w:p>
+    <w:p>
+      <w:pPr>
+        <w:pStyle w:val="GuidageList"/>
+      </w:pPr>
+      <w:r>
+        <w:t>Sécurité : authentification, autorisations, gestion des secrets</w:t>
+      </w:r>
+      <w:r>
+        <w:t xml:space="preserve">, firewall, </w:t>
+      </w:r>
+      <w:r>
+        <w:t>protocole</w:t>
+      </w:r>
+      <w:r>
+        <w:t xml:space="preserve"> </w:t>
       </w:r>
     </w:p>
     <w:p>
@@ -4192,19 +5883,19 @@
     </w:p>
     <w:p>
       <w:pPr>
-        <w:pStyle w:val="Heading2"/>
-        <w:rPr>
-          <w:lang w:val="fr-CH"/>
-        </w:rPr>
-      </w:pPr>
-      <w:bookmarkStart w:id="5" w:name="_Toc223006822"/>
-      <w:r>
-        <w:rPr>
-          <w:lang w:val="fr-CH"/>
-        </w:rPr>
-        <w:t>Conception</w:t>
-      </w:r>
-      <w:bookmarkEnd w:id="5"/>
+        <w:pStyle w:val="Titre2"/>
+        <w:rPr>
+          <w:lang w:val="fr-CH"/>
+        </w:rPr>
+      </w:pPr>
+      <w:bookmarkStart w:id="6" w:name="_Toc223006823"/>
+      <w:r>
+        <w:rPr>
+          <w:lang w:val="fr-CH"/>
+        </w:rPr>
+        <w:t>Planification et suivi</w:t>
+      </w:r>
+      <w:bookmarkEnd w:id="6"/>
     </w:p>
     <w:p>
       <w:pPr>
@@ -4231,7 +5922,13 @@
         <w:pStyle w:val="GuidageList"/>
       </w:pPr>
       <w:r>
-        <w:t>Architecture (schéma de haut niveau)</w:t>
+        <w:t xml:space="preserve">Planification initiale (jalons, </w:t>
+      </w:r>
+      <w:r>
+        <w:t>Gantt, tâches, date de début / fin, Milestone</w:t>
+      </w:r>
+      <w:r>
+        <w:t>)</w:t>
       </w:r>
     </w:p>
     <w:p>
@@ -4239,46 +5936,13 @@
         <w:pStyle w:val="GuidageList"/>
       </w:pPr>
       <w:r>
-        <w:lastRenderedPageBreak/>
-        <w:t>Conception détaillée (</w:t>
-      </w:r>
-      <w:r>
-        <w:t>MCD</w:t>
-      </w:r>
-      <w:r>
-        <w:t xml:space="preserve">, </w:t>
-      </w:r>
-      <w:r>
-        <w:t>UML</w:t>
-      </w:r>
-      <w:r>
-        <w:t xml:space="preserve">, </w:t>
-      </w:r>
-      <w:r>
-        <w:t xml:space="preserve">schéma </w:t>
-      </w:r>
-      <w:r>
-        <w:t>fonctionnel</w:t>
-      </w:r>
-      <w:r>
-        <w:t>,</w:t>
-      </w:r>
-      <w:r>
-        <w:t xml:space="preserve"> API, maquettes UI</w:t>
-      </w:r>
-      <w:r>
-        <w:t>,</w:t>
-      </w:r>
-      <w:r>
-        <w:t xml:space="preserve"> </w:t>
-      </w:r>
-      <w:proofErr w:type="spellStart"/>
-      <w:r>
-        <w:t>etc</w:t>
-      </w:r>
-      <w:proofErr w:type="spellEnd"/>
-      <w:r>
-        <w:t>)</w:t>
+        <w:t>Planification révisée et écarts (</w:t>
+      </w:r>
+      <w:r>
+        <w:t xml:space="preserve">explications </w:t>
+      </w:r>
+      <w:r>
+        <w:t>causes + actions)</w:t>
       </w:r>
     </w:p>
     <w:p>
@@ -4286,7 +5950,7 @@
         <w:pStyle w:val="GuidageList"/>
       </w:pPr>
       <w:r>
-        <w:t>Choix techniques et alternatives évaluées</w:t>
+        <w:t>Suivi : indicateurs, décisions, changements importants</w:t>
       </w:r>
     </w:p>
     <w:p>
@@ -4294,301 +5958,182 @@
         <w:pStyle w:val="GuidageList"/>
       </w:pPr>
       <w:r>
-        <w:t>Sécurité : authentification, autorisations, gestion des secrets</w:t>
-      </w:r>
-      <w:r>
-        <w:t xml:space="preserve">, firewall, </w:t>
-      </w:r>
-      <w:r>
-        <w:t>protocole</w:t>
-      </w:r>
-      <w:r>
-        <w:t xml:space="preserve"> </w:t>
-      </w:r>
-    </w:p>
-    <w:p>
-      <w:pPr>
-        <w:rPr>
-          <w:lang w:val="fr-CH"/>
-        </w:rPr>
-      </w:pPr>
-      <w:r>
+        <w:t>Pour des questions de place, le journal de travail sera mentionné en Annexe</w:t>
+      </w:r>
+    </w:p>
+    <w:p>
+      <w:pPr>
         <w:rPr>
           <w:i/>
           <w:color w:val="787878"/>
           <w:lang w:val="fr-CH"/>
         </w:rPr>
-        <w:t>À rédiger</w:t>
-      </w:r>
+      </w:pPr>
       <w:r>
         <w:rPr>
           <w:i/>
           <w:color w:val="787878"/>
           <w:lang w:val="fr-CH"/>
         </w:rPr>
-        <w:t xml:space="preserve"> …</w:t>
-      </w:r>
-    </w:p>
-    <w:p>
-      <w:pPr>
-        <w:rPr>
-          <w:lang w:val="fr-CH"/>
-        </w:rPr>
-      </w:pPr>
-    </w:p>
-    <w:p>
-      <w:pPr>
-        <w:pStyle w:val="Heading2"/>
-        <w:rPr>
-          <w:lang w:val="fr-CH"/>
-        </w:rPr>
-      </w:pPr>
-      <w:bookmarkStart w:id="6" w:name="_Toc223006823"/>
-      <w:r>
-        <w:rPr>
-          <w:lang w:val="fr-CH"/>
-        </w:rPr>
-        <w:t>Planification et suivi</w:t>
-      </w:r>
-      <w:bookmarkEnd w:id="6"/>
-    </w:p>
-    <w:p>
-      <w:pPr>
-        <w:pStyle w:val="Guidage"/>
-        <w:rPr>
-          <w:lang w:val="fr-CH"/>
-        </w:rPr>
-      </w:pPr>
-      <w:r>
-        <w:rPr>
-          <w:lang w:val="fr-CH"/>
-        </w:rPr>
-        <w:t xml:space="preserve">Example de contenu attendu </w:t>
-      </w:r>
-      <w:r>
-        <w:rPr>
-          <w:lang w:val="fr-CH"/>
-        </w:rPr>
-        <w:t>:</w:t>
-      </w:r>
-    </w:p>
-    <w:p>
-      <w:pPr>
-        <w:pStyle w:val="GuidageList"/>
-      </w:pPr>
-      <w:r>
-        <w:t xml:space="preserve">Planification initiale (jalons, </w:t>
-      </w:r>
-      <w:r>
-        <w:t>Gantt, tâches, date de début / fin, Milestone</w:t>
-      </w:r>
-      <w:r>
-        <w:t>)</w:t>
-      </w:r>
-    </w:p>
-    <w:p>
-      <w:pPr>
-        <w:pStyle w:val="GuidageList"/>
-      </w:pPr>
-      <w:r>
-        <w:t>Planification révisée et écarts (</w:t>
-      </w:r>
-      <w:r>
-        <w:t xml:space="preserve">explications </w:t>
-      </w:r>
-      <w:r>
-        <w:t>causes + actions)</w:t>
-      </w:r>
-    </w:p>
-    <w:p>
-      <w:pPr>
-        <w:pStyle w:val="GuidageList"/>
-      </w:pPr>
-      <w:r>
-        <w:t>Suivi : indicateurs, décisions, changements importants</w:t>
-      </w:r>
-    </w:p>
-    <w:p>
-      <w:pPr>
-        <w:pStyle w:val="GuidageList"/>
-      </w:pPr>
-      <w:r>
-        <w:t>Pour des questions de place, le journal de travail sera mentionné en Annexe</w:t>
-      </w:r>
-    </w:p>
-    <w:p>
-      <w:pPr>
+        <w:t>À rédiger</w:t>
+      </w:r>
+      <w:r>
         <w:rPr>
           <w:i/>
           <w:color w:val="787878"/>
           <w:lang w:val="fr-CH"/>
         </w:rPr>
-      </w:pPr>
+        <w:t xml:space="preserve"> …</w:t>
+      </w:r>
+    </w:p>
+    <w:p>
+      <w:pPr>
+        <w:rPr>
+          <w:lang w:val="fr-CH"/>
+        </w:rPr>
+      </w:pPr>
+      <w:r>
+        <w:rPr>
+          <w:iCs/>
+          <w:lang w:val="fr-CH"/>
+        </w:rPr>
+        <w:t>L</w:t>
+      </w:r>
+      <w:r>
+        <w:rPr>
+          <w:iCs/>
+          <w:lang w:val="fr-CH"/>
+        </w:rPr>
+        <w:t>e</w:t>
+      </w:r>
       <w:r>
         <w:rPr>
           <w:i/>
-          <w:color w:val="787878"/>
-          <w:lang w:val="fr-CH"/>
-        </w:rPr>
-        <w:t>À rédiger</w:t>
+          <w:lang w:val="fr-CH"/>
+        </w:rPr>
+        <w:t xml:space="preserve"> </w:t>
       </w:r>
       <w:r>
         <w:rPr>
           <w:i/>
-          <w:color w:val="787878"/>
-          <w:lang w:val="fr-CH"/>
-        </w:rPr>
-        <w:t xml:space="preserve"> …</w:t>
-      </w:r>
-    </w:p>
-    <w:p>
-      <w:pPr>
-        <w:rPr>
-          <w:lang w:val="fr-CH"/>
-        </w:rPr>
-      </w:pPr>
+          <w:lang w:val="fr-CH"/>
+        </w:rPr>
+        <w:t>« </w:t>
+      </w:r>
+      <w:r>
+        <w:rPr>
+          <w:i/>
+          <w:lang w:val="fr-CH"/>
+        </w:rPr>
+        <w:fldChar w:fldCharType="begin"/>
+      </w:r>
+      <w:r>
+        <w:rPr>
+          <w:i/>
+          <w:lang w:val="fr-CH"/>
+        </w:rPr>
+        <w:instrText xml:space="preserve"> REF _Ref223004013 \h </w:instrText>
+      </w:r>
+      <w:r>
+        <w:rPr>
+          <w:i/>
+          <w:lang w:val="fr-CH"/>
+        </w:rPr>
+      </w:r>
+      <w:r>
+        <w:rPr>
+          <w:i/>
+          <w:lang w:val="fr-CH"/>
+        </w:rPr>
+        <w:fldChar w:fldCharType="separate"/>
+      </w:r>
+      <w:r>
+        <w:rPr>
+          <w:lang w:val="fr-CH"/>
+        </w:rPr>
+        <w:t>Journal de travail</w:t>
+      </w:r>
+      <w:r>
+        <w:rPr>
+          <w:i/>
+          <w:lang w:val="fr-CH"/>
+        </w:rPr>
+        <w:fldChar w:fldCharType="end"/>
+      </w:r>
+      <w:r>
+        <w:rPr>
+          <w:i/>
+          <w:lang w:val="fr-CH"/>
+        </w:rPr>
+        <w:t> </w:t>
+      </w:r>
       <w:r>
         <w:rPr>
           <w:iCs/>
           <w:lang w:val="fr-CH"/>
         </w:rPr>
-        <w:t>L</w:t>
+        <w:t xml:space="preserve">» </w:t>
       </w:r>
       <w:r>
         <w:rPr>
           <w:iCs/>
           <w:lang w:val="fr-CH"/>
         </w:rPr>
-        <w:t>e</w:t>
-      </w:r>
-      <w:r>
-        <w:rPr>
-          <w:i/>
-          <w:lang w:val="fr-CH"/>
-        </w:rPr>
-        <w:t xml:space="preserve"> </w:t>
-      </w:r>
-      <w:r>
-        <w:rPr>
-          <w:i/>
-          <w:lang w:val="fr-CH"/>
-        </w:rPr>
-        <w:t>« </w:t>
-      </w:r>
-      <w:r>
-        <w:rPr>
-          <w:i/>
+        <w:t xml:space="preserve">est partagé </w:t>
+      </w:r>
+      <w:r>
+        <w:rPr>
+          <w:iCs/>
+          <w:lang w:val="fr-CH"/>
+        </w:rPr>
+        <w:t xml:space="preserve">dans </w:t>
+      </w:r>
+      <w:r>
+        <w:rPr>
+          <w:iCs/>
           <w:lang w:val="fr-CH"/>
         </w:rPr>
         <w:fldChar w:fldCharType="begin"/>
       </w:r>
       <w:r>
         <w:rPr>
-          <w:i/>
-          <w:lang w:val="fr-CH"/>
-        </w:rPr>
-        <w:instrText xml:space="preserve"> REF _Ref223004013 \h </w:instrText>
-      </w:r>
-      <w:r>
-        <w:rPr>
-          <w:i/>
-          <w:lang w:val="fr-CH"/>
-        </w:rPr>
-      </w:r>
-      <w:r>
-        <w:rPr>
-          <w:i/>
+          <w:iCs/>
+          <w:lang w:val="fr-CH"/>
+        </w:rPr>
+        <w:instrText xml:space="preserve"> REF _Ref223004069 \h  \* MERGEFORMAT </w:instrText>
+      </w:r>
+      <w:r>
+        <w:rPr>
+          <w:iCs/>
+          <w:lang w:val="fr-CH"/>
+        </w:rPr>
+      </w:r>
+      <w:r>
+        <w:rPr>
+          <w:iCs/>
           <w:lang w:val="fr-CH"/>
         </w:rPr>
         <w:fldChar w:fldCharType="separate"/>
       </w:r>
       <w:r>
         <w:rPr>
-          <w:lang w:val="fr-CH"/>
-        </w:rPr>
-        <w:t>Journal de travail</w:t>
-      </w:r>
-      <w:r>
-        <w:rPr>
-          <w:i/>
+          <w:iCs/>
+          <w:lang w:val="fr-CH"/>
+        </w:rPr>
+        <w:t>Annexes</w:t>
+      </w:r>
+      <w:r>
+        <w:rPr>
+          <w:iCs/>
           <w:lang w:val="fr-CH"/>
         </w:rPr>
         <w:fldChar w:fldCharType="end"/>
       </w:r>
       <w:r>
         <w:rPr>
-          <w:i/>
-          <w:lang w:val="fr-CH"/>
-        </w:rPr>
-        <w:t> </w:t>
-      </w:r>
-      <w:r>
-        <w:rPr>
           <w:iCs/>
           <w:lang w:val="fr-CH"/>
         </w:rPr>
-        <w:t xml:space="preserve">» </w:t>
-      </w:r>
-      <w:r>
-        <w:rPr>
-          <w:iCs/>
-          <w:lang w:val="fr-CH"/>
-        </w:rPr>
-        <w:t xml:space="preserve">est partagé </w:t>
-      </w:r>
-      <w:r>
-        <w:rPr>
-          <w:iCs/>
-          <w:lang w:val="fr-CH"/>
-        </w:rPr>
-        <w:t xml:space="preserve">dans </w:t>
-      </w:r>
-      <w:r>
-        <w:rPr>
-          <w:iCs/>
-          <w:lang w:val="fr-CH"/>
-        </w:rPr>
-        <w:fldChar w:fldCharType="begin"/>
-      </w:r>
-      <w:r>
-        <w:rPr>
-          <w:iCs/>
-          <w:lang w:val="fr-CH"/>
-        </w:rPr>
-        <w:instrText xml:space="preserve"> REF _Ref223004069 \h  \* MERGEFORMAT </w:instrText>
-      </w:r>
-      <w:r>
-        <w:rPr>
-          <w:iCs/>
-          <w:lang w:val="fr-CH"/>
-        </w:rPr>
-      </w:r>
-      <w:r>
-        <w:rPr>
-          <w:iCs/>
-          <w:lang w:val="fr-CH"/>
-        </w:rPr>
-        <w:fldChar w:fldCharType="separate"/>
-      </w:r>
-      <w:r>
-        <w:rPr>
-          <w:iCs/>
-          <w:lang w:val="fr-CH"/>
-        </w:rPr>
-        <w:t>Annexes</w:t>
-      </w:r>
-      <w:r>
-        <w:rPr>
-          <w:iCs/>
-          <w:lang w:val="fr-CH"/>
-        </w:rPr>
-        <w:fldChar w:fldCharType="end"/>
-      </w:r>
-      <w:r>
-        <w:rPr>
-          <w:iCs/>
-          <w:lang w:val="fr-CH"/>
-        </w:rPr>
         <w:t>.</w:t>
       </w:r>
     </w:p>
@@ -4601,7 +6146,7 @@
     </w:p>
     <w:p>
       <w:pPr>
-        <w:pStyle w:val="Heading2"/>
+        <w:pStyle w:val="Titre2"/>
         <w:rPr>
           <w:lang w:val="fr-CH"/>
         </w:rPr>
@@ -4670,7 +6215,7 @@
       </w:pPr>
       <w:r>
         <w:rPr>
-          <w:rStyle w:val="Strong"/>
+          <w:rStyle w:val="lev"/>
           <w:b w:val="0"/>
           <w:bCs w:val="0"/>
           <w:i w:val="0"/>
@@ -4690,7 +6235,7 @@
       </w:pPr>
       <w:r>
         <w:rPr>
-          <w:rStyle w:val="Strong"/>
+          <w:rStyle w:val="lev"/>
           <w:b w:val="0"/>
           <w:bCs w:val="0"/>
           <w:i w:val="0"/>
@@ -4710,7 +6255,7 @@
       </w:pPr>
       <w:r>
         <w:rPr>
-          <w:rStyle w:val="Strong"/>
+          <w:rStyle w:val="lev"/>
           <w:b w:val="0"/>
           <w:bCs w:val="0"/>
           <w:i w:val="0"/>
@@ -4730,7 +6275,7 @@
       </w:pPr>
       <w:r>
         <w:rPr>
-          <w:rStyle w:val="Strong"/>
+          <w:rStyle w:val="lev"/>
           <w:b w:val="0"/>
           <w:bCs w:val="0"/>
           <w:i w:val="0"/>
@@ -4750,7 +6295,7 @@
       </w:pPr>
       <w:r>
         <w:rPr>
-          <w:rStyle w:val="Strong"/>
+          <w:rStyle w:val="lev"/>
           <w:b w:val="0"/>
           <w:bCs w:val="0"/>
           <w:i w:val="0"/>
@@ -4770,7 +6315,7 @@
       </w:pPr>
       <w:r>
         <w:rPr>
-          <w:rStyle w:val="Strong"/>
+          <w:rStyle w:val="lev"/>
           <w:b w:val="0"/>
           <w:bCs w:val="0"/>
           <w:i w:val="0"/>
@@ -4790,13 +6335,14 @@
       </w:pPr>
       <w:r>
         <w:rPr>
-          <w:rStyle w:val="Strong"/>
+          <w:rStyle w:val="lev"/>
           <w:b w:val="0"/>
           <w:bCs w:val="0"/>
           <w:i w:val="0"/>
           <w:iCs w:val="0"/>
           <w:lang w:val="fr-CH"/>
         </w:rPr>
+        <w:lastRenderedPageBreak/>
         <w:t>Gestion des versions et traçabilité technique</w:t>
       </w:r>
     </w:p>
@@ -4810,7 +6356,7 @@
       </w:pPr>
       <w:r>
         <w:rPr>
-          <w:rStyle w:val="Strong"/>
+          <w:rStyle w:val="lev"/>
           <w:b w:val="0"/>
           <w:bCs w:val="0"/>
           <w:i w:val="0"/>
@@ -4830,7 +6376,7 @@
       </w:pPr>
       <w:r>
         <w:rPr>
-          <w:rStyle w:val="Strong"/>
+          <w:rStyle w:val="lev"/>
           <w:b w:val="0"/>
           <w:bCs w:val="0"/>
           <w:i w:val="0"/>
@@ -4872,7 +6418,7 @@
     </w:p>
     <w:p>
       <w:pPr>
-        <w:pStyle w:val="Heading2"/>
+        <w:pStyle w:val="Titre2"/>
         <w:rPr>
           <w:lang w:val="fr-CH"/>
         </w:rPr>
@@ -4982,14 +6528,7 @@
     </w:p>
     <w:p>
       <w:pPr>
-        <w:rPr>
-          <w:lang w:val="fr-CH"/>
-        </w:rPr>
-      </w:pPr>
-    </w:p>
-    <w:p>
-      <w:pPr>
-        <w:pStyle w:val="Heading2"/>
+        <w:pStyle w:val="Titre2"/>
         <w:rPr>
           <w:lang w:val="fr-CH"/>
         </w:rPr>
@@ -5091,7 +6630,7 @@
     </w:p>
     <w:p>
       <w:pPr>
-        <w:pStyle w:val="Heading2"/>
+        <w:pStyle w:val="Titre2"/>
         <w:rPr>
           <w:lang w:val="fr-CH"/>
         </w:rPr>
@@ -5202,7 +6741,7 @@
     </w:p>
     <w:p>
       <w:pPr>
-        <w:pStyle w:val="Heading1"/>
+        <w:pStyle w:val="Titre1"/>
         <w:rPr>
           <w:lang w:val="fr-CH"/>
         </w:rPr>
@@ -5233,7 +6772,7 @@
     </w:p>
     <w:p>
       <w:pPr>
-        <w:pStyle w:val="Heading2"/>
+        <w:pStyle w:val="Titre2"/>
         <w:rPr>
           <w:lang w:val="fr-CH"/>
         </w:rPr>
@@ -5300,7 +6839,7 @@
     </w:p>
     <w:p>
       <w:pPr>
-        <w:pStyle w:val="Heading2"/>
+        <w:pStyle w:val="Titre2"/>
         <w:rPr>
           <w:lang w:val="fr-CH"/>
         </w:rPr>
@@ -5404,7 +6943,7 @@
     </w:p>
     <w:p>
       <w:pPr>
-        <w:pStyle w:val="Heading2"/>
+        <w:pStyle w:val="Titre2"/>
         <w:rPr>
           <w:lang w:val="fr-CH"/>
         </w:rPr>
@@ -5496,7 +7035,7 @@
     </w:p>
     <w:p>
       <w:pPr>
-        <w:pStyle w:val="Heading2"/>
+        <w:pStyle w:val="Titre2"/>
         <w:rPr>
           <w:lang w:val="fr-CH"/>
         </w:rPr>
@@ -5571,7 +7110,7 @@
     </w:p>
     <w:p>
       <w:pPr>
-        <w:pStyle w:val="Heading2"/>
+        <w:pStyle w:val="Titre2"/>
         <w:rPr>
           <w:lang w:val="fr-CH"/>
         </w:rPr>
@@ -5651,7 +7190,7 @@
     </w:p>
     <w:p>
       <w:pPr>
-        <w:pStyle w:val="Heading1"/>
+        <w:pStyle w:val="Titre1"/>
         <w:rPr>
           <w:lang w:val="fr-CH"/>
         </w:rPr>
@@ -5682,7 +7221,7 @@
     </w:p>
     <w:p>
       <w:pPr>
-        <w:pStyle w:val="Heading2"/>
+        <w:pStyle w:val="Titre2"/>
         <w:rPr>
           <w:lang w:val="fr-CH"/>
         </w:rPr>
@@ -5712,7 +7251,7 @@
     </w:p>
     <w:p>
       <w:pPr>
-        <w:pStyle w:val="Heading2"/>
+        <w:pStyle w:val="Titre2"/>
         <w:rPr>
           <w:lang w:val="fr-CH"/>
         </w:rPr>
@@ -5742,7 +7281,7 @@
     </w:p>
     <w:p>
       <w:pPr>
-        <w:pStyle w:val="Heading2"/>
+        <w:pStyle w:val="Titre2"/>
         <w:rPr>
           <w:lang w:val="fr-CH"/>
         </w:rPr>
@@ -5772,7 +7311,7 @@
     </w:p>
     <w:p>
       <w:pPr>
-        <w:pStyle w:val="Heading2"/>
+        <w:pStyle w:val="Titre2"/>
         <w:rPr>
           <w:lang w:val="fr-CH"/>
         </w:rPr>
@@ -5822,7 +7361,7 @@
     </w:p>
     <w:p>
       <w:pPr>
-        <w:pStyle w:val="Heading1"/>
+        <w:pStyle w:val="Titre1"/>
         <w:rPr>
           <w:lang w:val="fr-CH"/>
         </w:rPr>
@@ -5841,7 +7380,7 @@
     </w:p>
     <w:p>
       <w:pPr>
-        <w:pStyle w:val="Heading2"/>
+        <w:pStyle w:val="Titre2"/>
         <w:numPr>
           <w:ilvl w:val="0"/>
           <w:numId w:val="23"/>
@@ -5887,7 +7426,7 @@
     </w:p>
     <w:tbl>
       <w:tblPr>
-        <w:tblStyle w:val="TableGrid"/>
+        <w:tblStyle w:val="Grilledutableau"/>
         <w:tblW w:w="0" w:type="auto"/>
         <w:tblBorders>
           <w:top w:val="single" w:sz="4" w:space="0" w:color="BFBFBF" w:themeColor="background1" w:themeShade="BF"/>
@@ -6080,7 +7619,7 @@
     </w:tbl>
     <w:p>
       <w:pPr>
-        <w:pStyle w:val="Heading2"/>
+        <w:pStyle w:val="Titre2"/>
         <w:numPr>
           <w:ilvl w:val="0"/>
           <w:numId w:val="23"/>
@@ -6138,7 +7677,7 @@
     </w:p>
     <w:p>
       <w:pPr>
-        <w:pStyle w:val="Heading2"/>
+        <w:pStyle w:val="Titre2"/>
         <w:numPr>
           <w:ilvl w:val="0"/>
           <w:numId w:val="23"/>
@@ -6172,7 +7711,7 @@
     </w:p>
     <w:tbl>
       <w:tblPr>
-        <w:tblStyle w:val="TableGrid"/>
+        <w:tblStyle w:val="Grilledutableau"/>
         <w:tblW w:w="0" w:type="auto"/>
         <w:tblBorders>
           <w:top w:val="single" w:sz="4" w:space="0" w:color="BFBFBF" w:themeColor="background1" w:themeShade="BF"/>
@@ -6462,7 +8001,7 @@
     </w:p>
     <w:tbl>
       <w:tblPr>
-        <w:tblStyle w:val="TableGrid"/>
+        <w:tblStyle w:val="Grilledutableau"/>
         <w:tblW w:w="0" w:type="auto"/>
         <w:tblBorders>
           <w:top w:val="single" w:sz="4" w:space="0" w:color="BFBFBF" w:themeColor="background1" w:themeShade="BF"/>
@@ -7081,7 +8620,7 @@
     </w:p>
     <w:p>
       <w:pPr>
-        <w:pStyle w:val="ListBullet"/>
+        <w:pStyle w:val="Listepuces"/>
         <w:rPr>
           <w:lang w:val="fr-CH"/>
         </w:rPr>
@@ -7095,7 +8634,7 @@
     </w:p>
     <w:p>
       <w:pPr>
-        <w:pStyle w:val="ListBullet"/>
+        <w:pStyle w:val="Listepuces"/>
         <w:rPr>
           <w:lang w:val="fr-CH"/>
         </w:rPr>
@@ -7109,7 +8648,7 @@
     </w:p>
     <w:p>
       <w:pPr>
-        <w:pStyle w:val="ListBullet"/>
+        <w:pStyle w:val="Listepuces"/>
         <w:rPr>
           <w:lang w:val="fr-CH"/>
         </w:rPr>
@@ -7123,7 +8662,7 @@
     </w:p>
     <w:p>
       <w:pPr>
-        <w:pStyle w:val="ListBullet"/>
+        <w:pStyle w:val="Listepuces"/>
         <w:rPr>
           <w:lang w:val="fr-CH"/>
         </w:rPr>
@@ -7137,7 +8676,7 @@
     </w:p>
     <w:p>
       <w:pPr>
-        <w:pStyle w:val="ListBullet"/>
+        <w:pStyle w:val="Listepuces"/>
         <w:rPr>
           <w:lang w:val="fr-CH"/>
         </w:rPr>
@@ -7151,7 +8690,7 @@
     </w:p>
     <w:p>
       <w:pPr>
-        <w:pStyle w:val="ListBullet"/>
+        <w:pStyle w:val="Listepuces"/>
         <w:numPr>
           <w:ilvl w:val="0"/>
           <w:numId w:val="0"/>
@@ -7164,7 +8703,7 @@
     </w:p>
     <w:p>
       <w:pPr>
-        <w:pStyle w:val="ListBullet"/>
+        <w:pStyle w:val="Listepuces"/>
         <w:numPr>
           <w:ilvl w:val="0"/>
           <w:numId w:val="0"/>
@@ -7255,6 +8794,353 @@
         </w:rPr>
         <w:t>.</w:t>
       </w:r>
+    </w:p>
+    <w:p>
+      <w:pPr>
+        <w:pStyle w:val="Listepuces"/>
+        <w:numPr>
+          <w:ilvl w:val="0"/>
+          <w:numId w:val="0"/>
+        </w:numPr>
+        <w:rPr>
+          <w:b/>
+          <w:bCs/>
+          <w:lang w:val="fr-CH"/>
+        </w:rPr>
+      </w:pPr>
+    </w:p>
+    <w:p>
+      <w:pPr>
+        <w:pStyle w:val="Listepuces"/>
+        <w:numPr>
+          <w:ilvl w:val="0"/>
+          <w:numId w:val="0"/>
+        </w:numPr>
+        <w:rPr>
+          <w:b/>
+          <w:bCs/>
+          <w:lang w:val="fr-CH"/>
+        </w:rPr>
+      </w:pPr>
+    </w:p>
+    <w:p>
+      <w:pPr>
+        <w:pStyle w:val="Listepuces"/>
+        <w:numPr>
+          <w:ilvl w:val="0"/>
+          <w:numId w:val="0"/>
+        </w:numPr>
+        <w:rPr>
+          <w:b/>
+          <w:bCs/>
+          <w:lang w:val="fr-CH"/>
+        </w:rPr>
+      </w:pPr>
+    </w:p>
+    <w:p>
+      <w:pPr>
+        <w:pStyle w:val="Listepuces"/>
+        <w:numPr>
+          <w:ilvl w:val="0"/>
+          <w:numId w:val="0"/>
+        </w:numPr>
+        <w:rPr>
+          <w:b/>
+          <w:bCs/>
+          <w:lang w:val="fr-CH"/>
+        </w:rPr>
+      </w:pPr>
+    </w:p>
+    <w:p>
+      <w:pPr>
+        <w:pStyle w:val="Listepuces"/>
+        <w:numPr>
+          <w:ilvl w:val="0"/>
+          <w:numId w:val="0"/>
+        </w:numPr>
+        <w:rPr>
+          <w:b/>
+          <w:bCs/>
+          <w:lang w:val="fr-CH"/>
+        </w:rPr>
+      </w:pPr>
+    </w:p>
+    <w:p>
+      <w:pPr>
+        <w:pStyle w:val="Listepuces"/>
+        <w:numPr>
+          <w:ilvl w:val="0"/>
+          <w:numId w:val="0"/>
+        </w:numPr>
+        <w:rPr>
+          <w:b/>
+          <w:bCs/>
+          <w:lang w:val="fr-CH"/>
+        </w:rPr>
+      </w:pPr>
+    </w:p>
+    <w:p>
+      <w:pPr>
+        <w:pStyle w:val="Listepuces"/>
+        <w:numPr>
+          <w:ilvl w:val="0"/>
+          <w:numId w:val="0"/>
+        </w:numPr>
+        <w:rPr>
+          <w:b/>
+          <w:bCs/>
+          <w:lang w:val="fr-CH"/>
+        </w:rPr>
+      </w:pPr>
+    </w:p>
+    <w:p>
+      <w:pPr>
+        <w:pStyle w:val="Listepuces"/>
+        <w:numPr>
+          <w:ilvl w:val="0"/>
+          <w:numId w:val="0"/>
+        </w:numPr>
+        <w:rPr>
+          <w:b/>
+          <w:bCs/>
+          <w:lang w:val="fr-CH"/>
+        </w:rPr>
+      </w:pPr>
+    </w:p>
+    <w:p>
+      <w:pPr>
+        <w:pStyle w:val="Listepuces"/>
+        <w:numPr>
+          <w:ilvl w:val="0"/>
+          <w:numId w:val="0"/>
+        </w:numPr>
+        <w:rPr>
+          <w:b/>
+          <w:bCs/>
+          <w:lang w:val="fr-CH"/>
+        </w:rPr>
+      </w:pPr>
+    </w:p>
+    <w:p>
+      <w:pPr>
+        <w:pStyle w:val="Titre1"/>
+      </w:pPr>
+      <w:r>
+        <w:lastRenderedPageBreak/>
+        <w:t>Abréviations et glossaire</w:t>
+      </w:r>
+    </w:p>
+    <w:p>
+      <w:pPr>
+        <w:pStyle w:val="Guidage"/>
+        <w:rPr>
+          <w:lang w:val="fr-CH"/>
+        </w:rPr>
+      </w:pPr>
+      <w:r>
+        <w:rPr>
+          <w:lang w:val="fr-CH"/>
+        </w:rPr>
+        <w:t>Définissez les sigles métiers et termes techniques (p.ex. CI/CD, API, ERD, SLA</w:t>
+      </w:r>
+      <w:r>
+        <w:rPr>
+          <w:lang w:val="fr-CH"/>
+        </w:rPr>
+        <w:t>, SHA256</w:t>
+      </w:r>
+      <w:r>
+        <w:rPr>
+          <w:lang w:val="fr-CH"/>
+        </w:rPr>
+        <w:t>).</w:t>
+      </w:r>
+    </w:p>
+    <w:tbl>
+      <w:tblPr>
+        <w:tblStyle w:val="Grilledutableau"/>
+        <w:tblW w:w="0" w:type="auto"/>
+        <w:tblBorders>
+          <w:top w:val="single" w:sz="4" w:space="0" w:color="BFBFBF" w:themeColor="background1" w:themeShade="BF"/>
+          <w:left w:val="single" w:sz="4" w:space="0" w:color="BFBFBF" w:themeColor="background1" w:themeShade="BF"/>
+          <w:bottom w:val="single" w:sz="4" w:space="0" w:color="BFBFBF" w:themeColor="background1" w:themeShade="BF"/>
+          <w:right w:val="single" w:sz="4" w:space="0" w:color="BFBFBF" w:themeColor="background1" w:themeShade="BF"/>
+          <w:insideH w:val="single" w:sz="4" w:space="0" w:color="BFBFBF" w:themeColor="background1" w:themeShade="BF"/>
+          <w:insideV w:val="single" w:sz="4" w:space="0" w:color="BFBFBF" w:themeColor="background1" w:themeShade="BF"/>
+        </w:tblBorders>
+        <w:tblLook w:val="04A0" w:firstRow="1" w:lastRow="0" w:firstColumn="1" w:lastColumn="0" w:noHBand="0" w:noVBand="1"/>
+      </w:tblPr>
+      <w:tblGrid>
+        <w:gridCol w:w="2053"/>
+        <w:gridCol w:w="7343"/>
+      </w:tblGrid>
+      <w:tr>
+        <w:tc>
+          <w:tcPr>
+            <w:tcW w:w="2093" w:type="dxa"/>
+          </w:tcPr>
+          <w:p>
+            <w:pPr>
+              <w:pStyle w:val="Guidage"/>
+              <w:rPr>
+                <w:lang w:val="fr-CH"/>
+              </w:rPr>
+            </w:pPr>
+            <w:r>
+              <w:rPr>
+                <w:lang w:val="fr-CH"/>
+              </w:rPr>
+              <w:t>CI/CD</w:t>
+            </w:r>
+          </w:p>
+        </w:tc>
+        <w:tc>
+          <w:tcPr>
+            <w:tcW w:w="7529" w:type="dxa"/>
+          </w:tcPr>
+          <w:p>
+            <w:pPr>
+              <w:pStyle w:val="Guidage"/>
+              <w:rPr>
+                <w:lang w:val="fr-CH"/>
+              </w:rPr>
+            </w:pPr>
+            <w:r>
+              <w:rPr>
+                <w:lang w:val="fr-CH"/>
+              </w:rPr>
+              <w:t>Explication / définition…</w:t>
+            </w:r>
+          </w:p>
+        </w:tc>
+      </w:tr>
+      <w:tr>
+        <w:tc>
+          <w:tcPr>
+            <w:tcW w:w="2093" w:type="dxa"/>
+          </w:tcPr>
+          <w:p>
+            <w:pPr>
+              <w:pStyle w:val="Guidage"/>
+              <w:rPr>
+                <w:lang w:val="fr-CH"/>
+              </w:rPr>
+            </w:pPr>
+          </w:p>
+        </w:tc>
+        <w:tc>
+          <w:tcPr>
+            <w:tcW w:w="7529" w:type="dxa"/>
+          </w:tcPr>
+          <w:p>
+            <w:pPr>
+              <w:pStyle w:val="Guidage"/>
+              <w:rPr>
+                <w:lang w:val="fr-CH"/>
+              </w:rPr>
+            </w:pPr>
+          </w:p>
+        </w:tc>
+      </w:tr>
+      <w:tr>
+        <w:tc>
+          <w:tcPr>
+            <w:tcW w:w="2093" w:type="dxa"/>
+          </w:tcPr>
+          <w:p>
+            <w:pPr>
+              <w:pStyle w:val="Guidage"/>
+              <w:rPr>
+                <w:lang w:val="fr-CH"/>
+              </w:rPr>
+            </w:pPr>
+          </w:p>
+        </w:tc>
+        <w:tc>
+          <w:tcPr>
+            <w:tcW w:w="7529" w:type="dxa"/>
+          </w:tcPr>
+          <w:p>
+            <w:pPr>
+              <w:pStyle w:val="Guidage"/>
+              <w:rPr>
+                <w:lang w:val="fr-CH"/>
+              </w:rPr>
+            </w:pPr>
+          </w:p>
+        </w:tc>
+      </w:tr>
+      <w:tr>
+        <w:tc>
+          <w:tcPr>
+            <w:tcW w:w="2093" w:type="dxa"/>
+          </w:tcPr>
+          <w:p>
+            <w:pPr>
+              <w:pStyle w:val="Guidage"/>
+              <w:rPr>
+                <w:lang w:val="fr-CH"/>
+              </w:rPr>
+            </w:pPr>
+          </w:p>
+        </w:tc>
+        <w:tc>
+          <w:tcPr>
+            <w:tcW w:w="7529" w:type="dxa"/>
+          </w:tcPr>
+          <w:p>
+            <w:pPr>
+              <w:pStyle w:val="Guidage"/>
+              <w:rPr>
+                <w:lang w:val="fr-CH"/>
+              </w:rPr>
+            </w:pPr>
+          </w:p>
+        </w:tc>
+      </w:tr>
+      <w:tr>
+        <w:tc>
+          <w:tcPr>
+            <w:tcW w:w="2093" w:type="dxa"/>
+          </w:tcPr>
+          <w:p>
+            <w:pPr>
+              <w:pStyle w:val="Guidage"/>
+              <w:rPr>
+                <w:lang w:val="fr-CH"/>
+              </w:rPr>
+            </w:pPr>
+          </w:p>
+        </w:tc>
+        <w:tc>
+          <w:tcPr>
+            <w:tcW w:w="7529" w:type="dxa"/>
+          </w:tcPr>
+          <w:p>
+            <w:pPr>
+              <w:pStyle w:val="Guidage"/>
+              <w:rPr>
+                <w:lang w:val="fr-CH"/>
+              </w:rPr>
+            </w:pPr>
+          </w:p>
+        </w:tc>
+      </w:tr>
+    </w:tbl>
+    <w:p>
+      <w:pPr>
+        <w:pStyle w:val="Guidage"/>
+        <w:rPr>
+          <w:lang w:val="fr-CH"/>
+        </w:rPr>
+      </w:pPr>
+    </w:p>
+    <w:p>
+      <w:pPr>
+        <w:rPr>
+          <w:lang w:val="fr-CH"/>
+        </w:rPr>
+      </w:pPr>
     </w:p>
     <w:sectPr>
       <w:headerReference w:type="default" r:id="rId8"/>
@@ -7300,7 +9186,7 @@
   <w:sdt>
     <w:sdtPr>
       <w:rPr>
-        <w:rStyle w:val="PageNumber"/>
+        <w:rStyle w:val="Numrodepage"/>
       </w:rPr>
       <w:id w:val="-420410733"/>
       <w:docPartObj>
@@ -7311,33 +9197,33 @@
     <w:sdtContent>
       <w:p>
         <w:pPr>
-          <w:pStyle w:val="Footer"/>
+          <w:pStyle w:val="Pieddepage"/>
           <w:framePr w:wrap="none" w:vAnchor="text" w:hAnchor="margin" w:xAlign="center" w:y="1"/>
           <w:rPr>
-            <w:rStyle w:val="PageNumber"/>
+            <w:rStyle w:val="Numrodepage"/>
           </w:rPr>
         </w:pPr>
         <w:r>
           <w:rPr>
-            <w:rStyle w:val="PageNumber"/>
+            <w:rStyle w:val="Numrodepage"/>
           </w:rPr>
           <w:fldChar w:fldCharType="begin"/>
         </w:r>
         <w:r>
           <w:rPr>
-            <w:rStyle w:val="PageNumber"/>
+            <w:rStyle w:val="Numrodepage"/>
           </w:rPr>
           <w:instrText xml:space="preserve"> PAGE </w:instrText>
         </w:r>
         <w:r>
           <w:rPr>
-            <w:rStyle w:val="PageNumber"/>
+            <w:rStyle w:val="Numrodepage"/>
           </w:rPr>
           <w:fldChar w:fldCharType="separate"/>
         </w:r>
         <w:r>
           <w:rPr>
-            <w:rStyle w:val="PageNumber"/>
+            <w:rStyle w:val="Numrodepage"/>
           </w:rPr>
           <w:fldChar w:fldCharType="end"/>
         </w:r>
@@ -7346,7 +9232,7 @@
   </w:sdt>
   <w:p>
     <w:pPr>
-      <w:pStyle w:val="Footer"/>
+      <w:pStyle w:val="Pieddepage"/>
     </w:pPr>
   </w:p>
 </w:ftr>
@@ -7356,16 +9242,16 @@
 <w:ftr xmlns:wpc="http://schemas.microsoft.com/office/word/2010/wordprocessingCanvas" xmlns:cx="http://schemas.microsoft.com/office/drawing/2014/chartex" xmlns:cx1="http://schemas.microsoft.com/office/drawing/2015/9/8/chartex" xmlns:cx2="http://schemas.microsoft.com/office/drawing/2015/10/21/chartex" xmlns:cx3="http://schemas.microsoft.com/office/drawing/2016/5/9/chartex" xmlns:cx4="http://schemas.microsoft.com/office/drawing/2016/5/10/chartex" xmlns:cx5="http://schemas.microsoft.com/office/drawing/2016/5/11/chartex" xmlns:cx6="http://schemas.microsoft.com/office/drawing/2016/5/12/chartex" xmlns:cx7="http://schemas.microsoft.com/office/drawing/2016/5/13/chartex" xmlns:cx8="http://schemas.microsoft.com/office/drawing/2016/5/14/chartex" xmlns:mc="http://schemas.openxmlformats.org/markup-compatibility/2006" xmlns:aink="http://schemas.microsoft.com/office/drawing/2016/ink" xmlns:am3d="http://schemas.microsoft.com/office/drawing/2017/model3d" xmlns:o="urn:schemas-microsoft-com:office:office" xmlns:oel="http://schemas.microsoft.com/office/2019/extlst" xmlns:r="http://schemas.openxmlformats.org/officeDocument/2006/relationships" xmlns:m="http://schemas.openxmlformats.org/officeDocument/2006/math" xmlns:v="urn:schemas-microsoft-com:vml" xmlns:wp14="http://schemas.microsoft.com/office/word/2010/wordprocessingDrawing" xmlns:wp="http://schemas.openxmlformats.org/drawingml/2006/wordprocessingDrawing" xmlns:w10="urn:schemas-microsoft-com:office:word" xmlns:w="http://schemas.openxmlformats.org/wordprocessingml/2006/main" xmlns:w14="http://schemas.microsoft.com/office/word/2010/wordml" xmlns:w15="http://schemas.microsoft.com/office/word/2012/wordml" xmlns:w16cex="http://schemas.microsoft.com/office/word/2018/wordml/cex" xmlns:w16cid="http://schemas.microsoft.com/office/word/2016/wordml/cid" xmlns:w16="http://schemas.microsoft.com/office/word/2018/wordml" xmlns:w16du="http://schemas.microsoft.com/office/word/2023/wordml/word16du" xmlns:w16sdtdh="http://schemas.microsoft.com/office/word/2020/wordml/sdtdatahash" xmlns:w16sdtfl="http://schemas.microsoft.com/office/word/2024/wordml/sdtformatlock" xmlns:w16se="http://schemas.microsoft.com/office/word/2015/wordml/symex" xmlns:wpg="http://schemas.microsoft.com/office/word/2010/wordprocessingGroup" xmlns:wpi="http://schemas.microsoft.com/office/word/2010/wordprocessingInk" xmlns:wne="http://schemas.microsoft.com/office/word/2006/wordml" xmlns:wps="http://schemas.microsoft.com/office/word/2010/wordprocessingShape" mc:Ignorable="w14 w15 w16se w16cid w16 w16cex w16sdtdh w16sdtfl w16du wp14">
   <w:p>
     <w:pPr>
-      <w:pStyle w:val="Footer"/>
+      <w:pStyle w:val="Pieddepage"/>
       <w:framePr w:wrap="none" w:vAnchor="text" w:hAnchor="margin" w:xAlign="center" w:y="1"/>
       <w:rPr>
-        <w:rStyle w:val="PageNumber"/>
+        <w:rStyle w:val="Numrodepage"/>
       </w:rPr>
     </w:pPr>
     <w:sdt>
       <w:sdtPr>
         <w:rPr>
-          <w:rStyle w:val="PageNumber"/>
+          <w:rStyle w:val="Numrodepage"/>
         </w:rPr>
         <w:id w:val="2051260136"/>
         <w:docPartObj>
@@ -7376,69 +9262,69 @@
       <w:sdtContent>
         <w:r>
           <w:rPr>
-            <w:rStyle w:val="PageNumber"/>
+            <w:rStyle w:val="Numrodepage"/>
           </w:rPr>
           <w:fldChar w:fldCharType="begin"/>
         </w:r>
         <w:r>
           <w:rPr>
-            <w:rStyle w:val="PageNumber"/>
+            <w:rStyle w:val="Numrodepage"/>
           </w:rPr>
           <w:instrText xml:space="preserve"> PAGE </w:instrText>
         </w:r>
         <w:r>
           <w:rPr>
-            <w:rStyle w:val="PageNumber"/>
+            <w:rStyle w:val="Numrodepage"/>
           </w:rPr>
           <w:fldChar w:fldCharType="separate"/>
         </w:r>
         <w:r>
           <w:rPr>
-            <w:rStyle w:val="PageNumber"/>
+            <w:rStyle w:val="Numrodepage"/>
             <w:noProof/>
           </w:rPr>
           <w:t>1</w:t>
         </w:r>
         <w:r>
           <w:rPr>
-            <w:rStyle w:val="PageNumber"/>
+            <w:rStyle w:val="Numrodepage"/>
           </w:rPr>
           <w:fldChar w:fldCharType="end"/>
         </w:r>
         <w:r>
           <w:rPr>
-            <w:rStyle w:val="PageNumber"/>
+            <w:rStyle w:val="Numrodepage"/>
           </w:rPr>
           <w:t xml:space="preserve"> / </w:t>
         </w:r>
         <w:r>
           <w:rPr>
-            <w:rStyle w:val="PageNumber"/>
+            <w:rStyle w:val="Numrodepage"/>
           </w:rPr>
           <w:fldChar w:fldCharType="begin"/>
         </w:r>
         <w:r>
           <w:rPr>
-            <w:rStyle w:val="PageNumber"/>
+            <w:rStyle w:val="Numrodepage"/>
           </w:rPr>
           <w:instrText xml:space="preserve"> NUMPAGES  \* MERGEFORMAT </w:instrText>
         </w:r>
         <w:r>
           <w:rPr>
-            <w:rStyle w:val="PageNumber"/>
+            <w:rStyle w:val="Numrodepage"/>
           </w:rPr>
           <w:fldChar w:fldCharType="separate"/>
         </w:r>
         <w:r>
           <w:rPr>
-            <w:rStyle w:val="PageNumber"/>
+            <w:rStyle w:val="Numrodepage"/>
             <w:noProof/>
           </w:rPr>
           <w:t>12</w:t>
         </w:r>
         <w:r>
           <w:rPr>
-            <w:rStyle w:val="PageNumber"/>
+            <w:rStyle w:val="Numrodepage"/>
           </w:rPr>
           <w:fldChar w:fldCharType="end"/>
         </w:r>
@@ -7447,7 +9333,7 @@
   </w:p>
   <w:tbl>
     <w:tblPr>
-      <w:tblStyle w:val="TableGrid"/>
+      <w:tblStyle w:val="Grilledutableau"/>
       <w:tblW w:w="0" w:type="auto"/>
       <w:tblBorders>
         <w:left w:val="none" w:sz="0" w:space="0" w:color="auto"/>
@@ -7470,7 +9356,7 @@
         </w:tcPr>
         <w:p>
           <w:pPr>
-            <w:pStyle w:val="Footer"/>
+            <w:pStyle w:val="Pieddepage"/>
             <w:rPr>
               <w:rFonts w:asciiTheme="majorHAnsi" w:hAnsiTheme="majorHAnsi" w:cstheme="majorHAnsi"/>
               <w:lang w:val="fr-CH"/>
@@ -7484,7 +9370,7 @@
         </w:tcPr>
         <w:p>
           <w:pPr>
-            <w:pStyle w:val="Footer"/>
+            <w:pStyle w:val="Pieddepage"/>
             <w:jc w:val="center"/>
             <w:rPr>
               <w:rFonts w:asciiTheme="majorHAnsi" w:hAnsiTheme="majorHAnsi" w:cstheme="majorHAnsi"/>
@@ -7499,7 +9385,7 @@
         </w:tcPr>
         <w:p>
           <w:pPr>
-            <w:pStyle w:val="Footer"/>
+            <w:pStyle w:val="Pieddepage"/>
             <w:jc w:val="right"/>
             <w:rPr>
               <w:rFonts w:asciiTheme="majorHAnsi" w:hAnsiTheme="majorHAnsi" w:cstheme="majorHAnsi"/>
@@ -7516,7 +9402,7 @@
         </w:tcPr>
         <w:p>
           <w:pPr>
-            <w:pStyle w:val="Footer"/>
+            <w:pStyle w:val="Pieddepage"/>
             <w:rPr>
               <w:rFonts w:asciiTheme="majorHAnsi" w:hAnsiTheme="majorHAnsi" w:cstheme="majorHAnsi"/>
               <w:lang w:val="fr-CH"/>
@@ -7584,7 +9470,23 @@
               <w:noProof/>
               <w:lang w:val="fr-CH"/>
             </w:rPr>
-            <w:t>Nom Prénom</w:t>
+            <w:t>Napoleone</w:t>
+          </w:r>
+          <w:r>
+            <w:rPr>
+              <w:rFonts w:asciiTheme="majorHAnsi" w:hAnsiTheme="majorHAnsi" w:cstheme="majorHAnsi"/>
+              <w:noProof/>
+              <w:lang w:val="fr-CH"/>
+            </w:rPr>
+            <w:t xml:space="preserve"> </w:t>
+          </w:r>
+          <w:r>
+            <w:rPr>
+              <w:rFonts w:asciiTheme="majorHAnsi" w:hAnsiTheme="majorHAnsi" w:cstheme="majorHAnsi"/>
+              <w:noProof/>
+              <w:lang w:val="fr-CH"/>
+            </w:rPr>
+            <w:t>Cyril</w:t>
           </w:r>
           <w:r>
             <w:rPr>
@@ -7601,7 +9503,7 @@
         </w:tcPr>
         <w:p>
           <w:pPr>
-            <w:pStyle w:val="Footer"/>
+            <w:pStyle w:val="Pieddepage"/>
             <w:jc w:val="center"/>
             <w:rPr>
               <w:rFonts w:asciiTheme="majorHAnsi" w:hAnsiTheme="majorHAnsi" w:cstheme="majorHAnsi"/>
@@ -7616,7 +9518,7 @@
         </w:tcPr>
         <w:p>
           <w:pPr>
-            <w:pStyle w:val="Footer"/>
+            <w:pStyle w:val="Pieddepage"/>
             <w:jc w:val="right"/>
             <w:rPr>
               <w:rFonts w:asciiTheme="majorHAnsi" w:hAnsiTheme="majorHAnsi" w:cstheme="majorHAnsi"/>
@@ -7657,7 +9559,7 @@
               <w:noProof/>
               <w:lang w:val="fr-CH"/>
             </w:rPr>
-            <w:t>26/02/2026</w:t>
+            <w:t>06/05/2026</w:t>
           </w:r>
           <w:r>
             <w:rPr>
@@ -7679,7 +9581,7 @@
   </w:tbl>
   <w:p>
     <w:pPr>
-      <w:pStyle w:val="Footer"/>
+      <w:pStyle w:val="Pieddepage"/>
     </w:pPr>
   </w:p>
 </w:ftr>
@@ -7714,7 +9616,7 @@
 <w:hdr xmlns:wpc="http://schemas.microsoft.com/office/word/2010/wordprocessingCanvas" xmlns:cx="http://schemas.microsoft.com/office/drawing/2014/chartex" xmlns:cx1="http://schemas.microsoft.com/office/drawing/2015/9/8/chartex" xmlns:cx2="http://schemas.microsoft.com/office/drawing/2015/10/21/chartex" xmlns:cx3="http://schemas.microsoft.com/office/drawing/2016/5/9/chartex" xmlns:cx4="http://schemas.microsoft.com/office/drawing/2016/5/10/chartex" xmlns:cx5="http://schemas.microsoft.com/office/drawing/2016/5/11/chartex" xmlns:cx6="http://schemas.microsoft.com/office/drawing/2016/5/12/chartex" xmlns:cx7="http://schemas.microsoft.com/office/drawing/2016/5/13/chartex" xmlns:cx8="http://schemas.microsoft.com/office/drawing/2016/5/14/chartex" xmlns:mc="http://schemas.openxmlformats.org/markup-compatibility/2006" xmlns:aink="http://schemas.microsoft.com/office/drawing/2016/ink" xmlns:am3d="http://schemas.microsoft.com/office/drawing/2017/model3d" xmlns:o="urn:schemas-microsoft-com:office:office" xmlns:oel="http://schemas.microsoft.com/office/2019/extlst" xmlns:r="http://schemas.openxmlformats.org/officeDocument/2006/relationships" xmlns:m="http://schemas.openxmlformats.org/officeDocument/2006/math" xmlns:v="urn:schemas-microsoft-com:vml" xmlns:wp14="http://schemas.microsoft.com/office/word/2010/wordprocessingDrawing" xmlns:wp="http://schemas.openxmlformats.org/drawingml/2006/wordprocessingDrawing" xmlns:w10="urn:schemas-microsoft-com:office:word" xmlns:w="http://schemas.openxmlformats.org/wordprocessingml/2006/main" xmlns:w14="http://schemas.microsoft.com/office/word/2010/wordml" xmlns:w15="http://schemas.microsoft.com/office/word/2012/wordml" xmlns:w16cex="http://schemas.microsoft.com/office/word/2018/wordml/cex" xmlns:w16cid="http://schemas.microsoft.com/office/word/2016/wordml/cid" xmlns:w16="http://schemas.microsoft.com/office/word/2018/wordml" xmlns:w16du="http://schemas.microsoft.com/office/word/2023/wordml/word16du" xmlns:w16sdtdh="http://schemas.microsoft.com/office/word/2020/wordml/sdtdatahash" xmlns:w16sdtfl="http://schemas.microsoft.com/office/word/2024/wordml/sdtformatlock" xmlns:w16se="http://schemas.microsoft.com/office/word/2015/wordml/symex" xmlns:wpg="http://schemas.microsoft.com/office/word/2010/wordprocessingGroup" xmlns:wpi="http://schemas.microsoft.com/office/word/2010/wordprocessingInk" xmlns:wne="http://schemas.microsoft.com/office/word/2006/wordml" xmlns:wps="http://schemas.microsoft.com/office/word/2010/wordprocessingShape" mc:Ignorable="w14 w15 w16se w16cid w16 w16cex w16sdtdh w16sdtfl w16du wp14">
   <w:tbl>
     <w:tblPr>
-      <w:tblStyle w:val="TableGrid"/>
+      <w:tblStyle w:val="Grilledutableau"/>
       <w:tblW w:w="0" w:type="auto"/>
       <w:tblBorders>
         <w:top w:val="none" w:sz="0" w:space="0" w:color="auto"/>
@@ -7737,7 +9639,7 @@
         </w:tcPr>
         <w:p>
           <w:pPr>
-            <w:pStyle w:val="Header"/>
+            <w:pStyle w:val="En-tte"/>
             <w:rPr>
               <w:lang w:val="fr-CH"/>
             </w:rPr>
@@ -7756,7 +9658,7 @@
         </w:tcPr>
         <w:p>
           <w:pPr>
-            <w:pStyle w:val="Header"/>
+            <w:pStyle w:val="En-tte"/>
             <w:jc w:val="center"/>
             <w:rPr>
               <w:b/>
@@ -7770,7 +9672,7 @@
               <w:bCs/>
               <w:lang w:val="fr-CH"/>
             </w:rPr>
-            <w:t>Titre du projet</w:t>
+            <w:t>GestionCitations</w:t>
           </w:r>
         </w:p>
       </w:tc>
@@ -7780,7 +9682,7 @@
         </w:tcPr>
         <w:p>
           <w:pPr>
-            <w:pStyle w:val="Header"/>
+            <w:pStyle w:val="En-tte"/>
             <w:jc w:val="right"/>
             <w:rPr>
               <w:lang w:val="fr-CH"/>
@@ -7802,7 +9704,7 @@
         </w:tcPr>
         <w:p>
           <w:pPr>
-            <w:pStyle w:val="Header"/>
+            <w:pStyle w:val="En-tte"/>
             <w:rPr>
               <w:lang w:val="fr-CH"/>
             </w:rPr>
@@ -7815,7 +9717,7 @@
         </w:tcPr>
         <w:p>
           <w:pPr>
-            <w:pStyle w:val="Header"/>
+            <w:pStyle w:val="En-tte"/>
             <w:jc w:val="center"/>
             <w:rPr>
               <w:b/>
@@ -7831,7 +9733,7 @@
         </w:tcPr>
         <w:p>
           <w:pPr>
-            <w:pStyle w:val="Header"/>
+            <w:pStyle w:val="En-tte"/>
             <w:jc w:val="right"/>
             <w:rPr>
               <w:lang w:val="fr-CH"/>
@@ -7843,7 +9745,7 @@
   </w:tbl>
   <w:p>
     <w:pPr>
-      <w:pStyle w:val="Header"/>
+      <w:pStyle w:val="En-tte"/>
     </w:pPr>
   </w:p>
 </w:hdr>
@@ -7892,7 +9794,7 @@
     <w:lvl w:ilvl="0">
       <w:start w:val="1"/>
       <w:numFmt w:val="decimal"/>
-      <w:pStyle w:val="ListNumber3"/>
+      <w:pStyle w:val="Listenumros3"/>
       <w:lvlText w:val="%1."/>
       <w:lvlJc w:val="left"/>
       <w:pPr>
@@ -7910,7 +9812,7 @@
     <w:lvl w:ilvl="0">
       <w:start w:val="1"/>
       <w:numFmt w:val="decimal"/>
-      <w:pStyle w:val="ListNumber2"/>
+      <w:pStyle w:val="Listenumros2"/>
       <w:lvlText w:val="%1."/>
       <w:lvlJc w:val="left"/>
       <w:pPr>
@@ -7948,7 +9850,7 @@
     <w:lvl w:ilvl="0">
       <w:start w:val="1"/>
       <w:numFmt w:val="bullet"/>
-      <w:pStyle w:val="ListBullet3"/>
+      <w:pStyle w:val="Listepuces3"/>
       <w:lvlText w:val=""/>
       <w:lvlJc w:val="left"/>
       <w:pPr>
@@ -7969,7 +9871,7 @@
     <w:lvl w:ilvl="0">
       <w:start w:val="1"/>
       <w:numFmt w:val="bullet"/>
-      <w:pStyle w:val="ListBullet2"/>
+      <w:pStyle w:val="Listepuces2"/>
       <w:lvlText w:val=""/>
       <w:lvlJc w:val="left"/>
       <w:pPr>
@@ -7990,7 +9892,7 @@
     <w:lvl w:ilvl="0">
       <w:start w:val="1"/>
       <w:numFmt w:val="decimal"/>
-      <w:pStyle w:val="ListNumber"/>
+      <w:pStyle w:val="Listenumros"/>
       <w:lvlText w:val="%1."/>
       <w:lvlJc w:val="left"/>
       <w:pPr>
@@ -8008,7 +9910,7 @@
     <w:lvl w:ilvl="0">
       <w:start w:val="1"/>
       <w:numFmt w:val="bullet"/>
-      <w:pStyle w:val="ListBullet"/>
+      <w:pStyle w:val="Listepuces"/>
       <w:lvlText w:val=""/>
       <w:lvlJc w:val="left"/>
       <w:pPr>
@@ -9837,11 +11739,11 @@
   <w:abstractNum w:abstractNumId="22" w15:restartNumberingAfterBreak="0">
     <w:nsid w:val="5BEC32C4"/>
     <w:multiLevelType w:val="multilevel"/>
-    <w:tmpl w:val="BF1C2324"/>
+    <w:tmpl w:val="E05CE756"/>
     <w:lvl w:ilvl="0">
       <w:start w:val="1"/>
       <w:numFmt w:val="decimal"/>
-      <w:pStyle w:val="Heading1"/>
+      <w:pStyle w:val="Titre1"/>
       <w:lvlText w:val="%1"/>
       <w:lvlJc w:val="left"/>
       <w:pPr>
@@ -9851,7 +11753,7 @@
     <w:lvl w:ilvl="1">
       <w:start w:val="1"/>
       <w:numFmt w:val="decimal"/>
-      <w:pStyle w:val="Heading2"/>
+      <w:pStyle w:val="Titre2"/>
       <w:lvlText w:val="%1.%2"/>
       <w:lvlJc w:val="left"/>
       <w:pPr>
@@ -9861,7 +11763,7 @@
     <w:lvl w:ilvl="2">
       <w:start w:val="1"/>
       <w:numFmt w:val="decimal"/>
-      <w:pStyle w:val="Heading3"/>
+      <w:pStyle w:val="Titre3"/>
       <w:lvlText w:val="%1.%2.%3"/>
       <w:lvlJc w:val="left"/>
       <w:pPr>
@@ -9871,7 +11773,7 @@
     <w:lvl w:ilvl="3">
       <w:start w:val="1"/>
       <w:numFmt w:val="decimal"/>
-      <w:pStyle w:val="Heading4"/>
+      <w:pStyle w:val="Titre4"/>
       <w:lvlText w:val="%1.%2.%3.%4"/>
       <w:lvlJc w:val="left"/>
       <w:pPr>
@@ -9881,7 +11783,7 @@
     <w:lvl w:ilvl="4">
       <w:start w:val="1"/>
       <w:numFmt w:val="decimal"/>
-      <w:pStyle w:val="Heading5"/>
+      <w:pStyle w:val="Titre5"/>
       <w:lvlText w:val="%1.%2.%3.%4.%5"/>
       <w:lvlJc w:val="left"/>
       <w:pPr>
@@ -9891,7 +11793,7 @@
     <w:lvl w:ilvl="5">
       <w:start w:val="1"/>
       <w:numFmt w:val="decimal"/>
-      <w:pStyle w:val="Heading6"/>
+      <w:pStyle w:val="Titre6"/>
       <w:lvlText w:val="%1.%2.%3.%4.%5.%6"/>
       <w:lvlJc w:val="left"/>
       <w:pPr>
@@ -9901,7 +11803,7 @@
     <w:lvl w:ilvl="6">
       <w:start w:val="1"/>
       <w:numFmt w:val="decimal"/>
-      <w:pStyle w:val="Heading7"/>
+      <w:pStyle w:val="Titre7"/>
       <w:lvlText w:val="%1.%2.%3.%4.%5.%6.%7"/>
       <w:lvlJc w:val="left"/>
       <w:pPr>
@@ -9911,7 +11813,7 @@
     <w:lvl w:ilvl="7">
       <w:start w:val="1"/>
       <w:numFmt w:val="decimal"/>
-      <w:pStyle w:val="Heading8"/>
+      <w:pStyle w:val="Titre8"/>
       <w:lvlText w:val="%1.%2.%3.%4.%5.%6.%7.%8"/>
       <w:lvlJc w:val="left"/>
       <w:pPr>
@@ -9921,7 +11823,7 @@
     <w:lvl w:ilvl="8">
       <w:start w:val="1"/>
       <w:numFmt w:val="decimal"/>
-      <w:pStyle w:val="Heading9"/>
+      <w:pStyle w:val="Titre9"/>
       <w:lvlText w:val="%1.%2.%3.%4.%5.%6.%7.%8.%9"/>
       <w:lvlJc w:val="left"/>
       <w:pPr>
@@ -10639,11 +12541,11 @@
       <w:rFonts w:ascii="Calibri" w:hAnsi="Calibri"/>
     </w:rPr>
   </w:style>
-  <w:style w:type="paragraph" w:styleId="Heading1">
+  <w:style w:type="paragraph" w:styleId="Titre1">
     <w:name w:val="heading 1"/>
     <w:basedOn w:val="Normal"/>
     <w:next w:val="Normal"/>
-    <w:link w:val="Heading1Char"/>
+    <w:link w:val="Titre1Car"/>
     <w:uiPriority w:val="9"/>
     <w:qFormat/>
     <w:rsid w:val="00FC693F"/>
@@ -10665,11 +12567,11 @@
       <w:szCs w:val="28"/>
     </w:rPr>
   </w:style>
-  <w:style w:type="paragraph" w:styleId="Heading2">
+  <w:style w:type="paragraph" w:styleId="Titre2">
     <w:name w:val="heading 2"/>
     <w:basedOn w:val="Normal"/>
     <w:next w:val="Normal"/>
-    <w:link w:val="Heading2Char"/>
+    <w:link w:val="Titre2Car"/>
     <w:uiPriority w:val="9"/>
     <w:unhideWhenUsed/>
     <w:qFormat/>
@@ -10693,11 +12595,11 @@
       <w:szCs w:val="26"/>
     </w:rPr>
   </w:style>
-  <w:style w:type="paragraph" w:styleId="Heading3">
+  <w:style w:type="paragraph" w:styleId="Titre3">
     <w:name w:val="heading 3"/>
     <w:basedOn w:val="Normal"/>
     <w:next w:val="Normal"/>
-    <w:link w:val="Heading3Char"/>
+    <w:link w:val="Titre3Car"/>
     <w:uiPriority w:val="9"/>
     <w:unhideWhenUsed/>
     <w:qFormat/>
@@ -10719,13 +12621,12 @@
       <w:color w:val="4F81BD" w:themeColor="accent1"/>
     </w:rPr>
   </w:style>
-  <w:style w:type="paragraph" w:styleId="Heading4">
+  <w:style w:type="paragraph" w:styleId="Titre4">
     <w:name w:val="heading 4"/>
     <w:basedOn w:val="Normal"/>
     <w:next w:val="Normal"/>
-    <w:link w:val="Heading4Char"/>
+    <w:link w:val="Titre4Car"/>
     <w:uiPriority w:val="9"/>
-    <w:semiHidden/>
     <w:unhideWhenUsed/>
     <w:qFormat/>
     <w:rsid w:val="00FC693F"/>
@@ -10748,11 +12649,11 @@
       <w:color w:val="4F81BD" w:themeColor="accent1"/>
     </w:rPr>
   </w:style>
-  <w:style w:type="paragraph" w:styleId="Heading5">
+  <w:style w:type="paragraph" w:styleId="Titre5">
     <w:name w:val="heading 5"/>
     <w:basedOn w:val="Normal"/>
     <w:next w:val="Normal"/>
-    <w:link w:val="Heading5Char"/>
+    <w:link w:val="Titre5Car"/>
     <w:uiPriority w:val="9"/>
     <w:semiHidden/>
     <w:unhideWhenUsed/>
@@ -10773,11 +12674,11 @@
       <w:color w:val="243F60" w:themeColor="accent1" w:themeShade="7F"/>
     </w:rPr>
   </w:style>
-  <w:style w:type="paragraph" w:styleId="Heading6">
+  <w:style w:type="paragraph" w:styleId="Titre6">
     <w:name w:val="heading 6"/>
     <w:basedOn w:val="Normal"/>
     <w:next w:val="Normal"/>
-    <w:link w:val="Heading6Char"/>
+    <w:link w:val="Titre6Car"/>
     <w:uiPriority w:val="9"/>
     <w:semiHidden/>
     <w:unhideWhenUsed/>
@@ -10800,11 +12701,11 @@
       <w:color w:val="243F60" w:themeColor="accent1" w:themeShade="7F"/>
     </w:rPr>
   </w:style>
-  <w:style w:type="paragraph" w:styleId="Heading7">
+  <w:style w:type="paragraph" w:styleId="Titre7">
     <w:name w:val="heading 7"/>
     <w:basedOn w:val="Normal"/>
     <w:next w:val="Normal"/>
-    <w:link w:val="Heading7Char"/>
+    <w:link w:val="Titre7Car"/>
     <w:uiPriority w:val="9"/>
     <w:semiHidden/>
     <w:unhideWhenUsed/>
@@ -10827,11 +12728,11 @@
       <w:color w:val="404040" w:themeColor="text1" w:themeTint="BF"/>
     </w:rPr>
   </w:style>
-  <w:style w:type="paragraph" w:styleId="Heading8">
+  <w:style w:type="paragraph" w:styleId="Titre8">
     <w:name w:val="heading 8"/>
     <w:basedOn w:val="Normal"/>
     <w:next w:val="Normal"/>
-    <w:link w:val="Heading8Char"/>
+    <w:link w:val="Titre8Car"/>
     <w:uiPriority w:val="9"/>
     <w:semiHidden/>
     <w:unhideWhenUsed/>
@@ -10854,11 +12755,11 @@
       <w:szCs w:val="20"/>
     </w:rPr>
   </w:style>
-  <w:style w:type="paragraph" w:styleId="Heading9">
+  <w:style w:type="paragraph" w:styleId="Titre9">
     <w:name w:val="heading 9"/>
     <w:basedOn w:val="Normal"/>
     <w:next w:val="Normal"/>
-    <w:link w:val="Heading9Char"/>
+    <w:link w:val="Titre9Car"/>
     <w:uiPriority w:val="9"/>
     <w:semiHidden/>
     <w:unhideWhenUsed/>
@@ -10883,13 +12784,12 @@
       <w:szCs w:val="20"/>
     </w:rPr>
   </w:style>
-  <w:style w:type="character" w:default="1" w:styleId="DefaultParagraphFont">
+  <w:style w:type="character" w:default="1" w:styleId="Policepardfaut">
     <w:name w:val="Default Paragraph Font"/>
     <w:uiPriority w:val="1"/>
-    <w:semiHidden/>
     <w:unhideWhenUsed/>
   </w:style>
-  <w:style w:type="table" w:default="1" w:styleId="TableNormal">
+  <w:style w:type="table" w:default="1" w:styleId="TableauNormal">
     <w:name w:val="Normal Table"/>
     <w:uiPriority w:val="99"/>
     <w:semiHidden/>
@@ -10904,16 +12804,16 @@
       </w:tblCellMar>
     </w:tblPr>
   </w:style>
-  <w:style w:type="numbering" w:default="1" w:styleId="NoList">
+  <w:style w:type="numbering" w:default="1" w:styleId="Aucuneliste">
     <w:name w:val="No List"/>
     <w:uiPriority w:val="99"/>
     <w:semiHidden/>
     <w:unhideWhenUsed/>
   </w:style>
-  <w:style w:type="paragraph" w:styleId="Header">
+  <w:style w:type="paragraph" w:styleId="En-tte">
     <w:name w:val="header"/>
     <w:basedOn w:val="Normal"/>
-    <w:link w:val="HeaderChar"/>
+    <w:link w:val="En-tteCar"/>
     <w:uiPriority w:val="99"/>
     <w:unhideWhenUsed/>
     <w:rsid w:val="00E618BF"/>
@@ -10925,17 +12825,17 @@
       <w:spacing w:after="0" w:line="240" w:lineRule="auto"/>
     </w:pPr>
   </w:style>
-  <w:style w:type="character" w:customStyle="1" w:styleId="HeaderChar">
-    <w:name w:val="Header Char"/>
-    <w:basedOn w:val="DefaultParagraphFont"/>
-    <w:link w:val="Header"/>
+  <w:style w:type="character" w:customStyle="1" w:styleId="En-tteCar">
+    <w:name w:val="En-tête Car"/>
+    <w:basedOn w:val="Policepardfaut"/>
+    <w:link w:val="En-tte"/>
     <w:uiPriority w:val="99"/>
     <w:rsid w:val="00E618BF"/>
   </w:style>
-  <w:style w:type="paragraph" w:styleId="Footer">
+  <w:style w:type="paragraph" w:styleId="Pieddepage">
     <w:name w:val="footer"/>
     <w:basedOn w:val="Normal"/>
-    <w:link w:val="FooterChar"/>
+    <w:link w:val="PieddepageCar"/>
     <w:uiPriority w:val="99"/>
     <w:unhideWhenUsed/>
     <w:rsid w:val="00E618BF"/>
@@ -10947,16 +12847,16 @@
       <w:spacing w:after="0" w:line="240" w:lineRule="auto"/>
     </w:pPr>
   </w:style>
-  <w:style w:type="character" w:customStyle="1" w:styleId="FooterChar">
-    <w:name w:val="Footer Char"/>
-    <w:basedOn w:val="DefaultParagraphFont"/>
-    <w:link w:val="Footer"/>
+  <w:style w:type="character" w:customStyle="1" w:styleId="PieddepageCar">
+    <w:name w:val="Pied de page Car"/>
+    <w:basedOn w:val="Policepardfaut"/>
+    <w:link w:val="Pieddepage"/>
     <w:uiPriority w:val="99"/>
     <w:rsid w:val="00E618BF"/>
   </w:style>
-  <w:style w:type="paragraph" w:styleId="NoSpacing">
+  <w:style w:type="paragraph" w:styleId="Sansinterligne">
     <w:name w:val="No Spacing"/>
-    <w:link w:val="NoSpacingChar"/>
+    <w:link w:val="SansinterligneCar"/>
     <w:uiPriority w:val="1"/>
     <w:qFormat/>
     <w:rsid w:val="00FC693F"/>
@@ -10964,10 +12864,10 @@
       <w:spacing w:after="0" w:line="240" w:lineRule="auto"/>
     </w:pPr>
   </w:style>
-  <w:style w:type="character" w:customStyle="1" w:styleId="Heading1Char">
-    <w:name w:val="Heading 1 Char"/>
-    <w:basedOn w:val="DefaultParagraphFont"/>
-    <w:link w:val="Heading1"/>
+  <w:style w:type="character" w:customStyle="1" w:styleId="Titre1Car">
+    <w:name w:val="Titre 1 Car"/>
+    <w:basedOn w:val="Policepardfaut"/>
+    <w:link w:val="Titre1"/>
     <w:uiPriority w:val="9"/>
     <w:rsid w:val="00FC693F"/>
     <w:rPr>
@@ -10979,10 +12879,10 @@
       <w:szCs w:val="28"/>
     </w:rPr>
   </w:style>
-  <w:style w:type="character" w:customStyle="1" w:styleId="Heading2Char">
-    <w:name w:val="Heading 2 Char"/>
-    <w:basedOn w:val="DefaultParagraphFont"/>
-    <w:link w:val="Heading2"/>
+  <w:style w:type="character" w:customStyle="1" w:styleId="Titre2Car">
+    <w:name w:val="Titre 2 Car"/>
+    <w:basedOn w:val="Policepardfaut"/>
+    <w:link w:val="Titre2"/>
     <w:uiPriority w:val="9"/>
     <w:rsid w:val="00FC693F"/>
     <w:rPr>
@@ -10994,10 +12894,10 @@
       <w:szCs w:val="26"/>
     </w:rPr>
   </w:style>
-  <w:style w:type="character" w:customStyle="1" w:styleId="Heading3Char">
-    <w:name w:val="Heading 3 Char"/>
-    <w:basedOn w:val="DefaultParagraphFont"/>
-    <w:link w:val="Heading3"/>
+  <w:style w:type="character" w:customStyle="1" w:styleId="Titre3Car">
+    <w:name w:val="Titre 3 Car"/>
+    <w:basedOn w:val="Policepardfaut"/>
+    <w:link w:val="Titre3"/>
     <w:uiPriority w:val="9"/>
     <w:rsid w:val="00FC693F"/>
     <w:rPr>
@@ -11007,11 +12907,11 @@
       <w:color w:val="4F81BD" w:themeColor="accent1"/>
     </w:rPr>
   </w:style>
-  <w:style w:type="paragraph" w:styleId="Title">
+  <w:style w:type="paragraph" w:styleId="Titre">
     <w:name w:val="Title"/>
     <w:basedOn w:val="Normal"/>
     <w:next w:val="Normal"/>
-    <w:link w:val="TitleChar"/>
+    <w:link w:val="TitreCar"/>
     <w:uiPriority w:val="10"/>
     <w:qFormat/>
     <w:rsid w:val="00FC693F"/>
@@ -11031,10 +12931,10 @@
       <w:szCs w:val="52"/>
     </w:rPr>
   </w:style>
-  <w:style w:type="character" w:customStyle="1" w:styleId="TitleChar">
-    <w:name w:val="Title Char"/>
-    <w:basedOn w:val="DefaultParagraphFont"/>
-    <w:link w:val="Title"/>
+  <w:style w:type="character" w:customStyle="1" w:styleId="TitreCar">
+    <w:name w:val="Titre Car"/>
+    <w:basedOn w:val="Policepardfaut"/>
+    <w:link w:val="Titre"/>
     <w:uiPriority w:val="10"/>
     <w:rsid w:val="00FC693F"/>
     <w:rPr>
@@ -11046,11 +12946,11 @@
       <w:szCs w:val="52"/>
     </w:rPr>
   </w:style>
-  <w:style w:type="paragraph" w:styleId="Subtitle">
+  <w:style w:type="paragraph" w:styleId="Sous-titre">
     <w:name w:val="Subtitle"/>
     <w:basedOn w:val="Normal"/>
     <w:next w:val="Normal"/>
-    <w:link w:val="SubtitleChar"/>
+    <w:link w:val="Sous-titreCar"/>
     <w:uiPriority w:val="11"/>
     <w:qFormat/>
     <w:rsid w:val="00FC693F"/>
@@ -11069,10 +12969,10 @@
       <w:szCs w:val="24"/>
     </w:rPr>
   </w:style>
-  <w:style w:type="character" w:customStyle="1" w:styleId="SubtitleChar">
-    <w:name w:val="Subtitle Char"/>
-    <w:basedOn w:val="DefaultParagraphFont"/>
-    <w:link w:val="Subtitle"/>
+  <w:style w:type="character" w:customStyle="1" w:styleId="Sous-titreCar">
+    <w:name w:val="Sous-titre Car"/>
+    <w:basedOn w:val="Policepardfaut"/>
+    <w:link w:val="Sous-titre"/>
     <w:uiPriority w:val="11"/>
     <w:rsid w:val="00FC693F"/>
     <w:rPr>
@@ -11085,7 +12985,7 @@
       <w:szCs w:val="24"/>
     </w:rPr>
   </w:style>
-  <w:style w:type="paragraph" w:styleId="ListParagraph">
+  <w:style w:type="paragraph" w:styleId="Paragraphedeliste">
     <w:name w:val="List Paragraph"/>
     <w:basedOn w:val="Normal"/>
     <w:uiPriority w:val="34"/>
@@ -11096,10 +12996,10 @@
       <w:contextualSpacing/>
     </w:pPr>
   </w:style>
-  <w:style w:type="paragraph" w:styleId="BodyText">
+  <w:style w:type="paragraph" w:styleId="Corpsdetexte">
     <w:name w:val="Body Text"/>
     <w:basedOn w:val="Normal"/>
-    <w:link w:val="BodyTextChar"/>
+    <w:link w:val="CorpsdetexteCar"/>
     <w:uiPriority w:val="99"/>
     <w:unhideWhenUsed/>
     <w:rsid w:val="00AA1D8D"/>
@@ -11107,17 +13007,17 @@
       <w:spacing w:after="120"/>
     </w:pPr>
   </w:style>
-  <w:style w:type="character" w:customStyle="1" w:styleId="BodyTextChar">
-    <w:name w:val="Body Text Char"/>
-    <w:basedOn w:val="DefaultParagraphFont"/>
-    <w:link w:val="BodyText"/>
+  <w:style w:type="character" w:customStyle="1" w:styleId="CorpsdetexteCar">
+    <w:name w:val="Corps de texte Car"/>
+    <w:basedOn w:val="Policepardfaut"/>
+    <w:link w:val="Corpsdetexte"/>
     <w:uiPriority w:val="99"/>
     <w:rsid w:val="00AA1D8D"/>
   </w:style>
-  <w:style w:type="paragraph" w:styleId="BodyText2">
+  <w:style w:type="paragraph" w:styleId="Corpsdetexte2">
     <w:name w:val="Body Text 2"/>
     <w:basedOn w:val="Normal"/>
-    <w:link w:val="BodyText2Char"/>
+    <w:link w:val="Corpsdetexte2Car"/>
     <w:uiPriority w:val="99"/>
     <w:unhideWhenUsed/>
     <w:rsid w:val="00AA1D8D"/>
@@ -11125,17 +13025,17 @@
       <w:spacing w:after="120" w:line="480" w:lineRule="auto"/>
     </w:pPr>
   </w:style>
-  <w:style w:type="character" w:customStyle="1" w:styleId="BodyText2Char">
-    <w:name w:val="Body Text 2 Char"/>
-    <w:basedOn w:val="DefaultParagraphFont"/>
-    <w:link w:val="BodyText2"/>
+  <w:style w:type="character" w:customStyle="1" w:styleId="Corpsdetexte2Car">
+    <w:name w:val="Corps de texte 2 Car"/>
+    <w:basedOn w:val="Policepardfaut"/>
+    <w:link w:val="Corpsdetexte2"/>
     <w:uiPriority w:val="99"/>
     <w:rsid w:val="00AA1D8D"/>
   </w:style>
-  <w:style w:type="paragraph" w:styleId="BodyText3">
+  <w:style w:type="paragraph" w:styleId="Corpsdetexte3">
     <w:name w:val="Body Text 3"/>
     <w:basedOn w:val="Normal"/>
-    <w:link w:val="BodyText3Char"/>
+    <w:link w:val="Corpsdetexte3Car"/>
     <w:uiPriority w:val="99"/>
     <w:unhideWhenUsed/>
     <w:rsid w:val="00AA1D8D"/>
@@ -11147,10 +13047,10 @@
       <w:szCs w:val="16"/>
     </w:rPr>
   </w:style>
-  <w:style w:type="character" w:customStyle="1" w:styleId="BodyText3Char">
-    <w:name w:val="Body Text 3 Char"/>
-    <w:basedOn w:val="DefaultParagraphFont"/>
-    <w:link w:val="BodyText3"/>
+  <w:style w:type="character" w:customStyle="1" w:styleId="Corpsdetexte3Car">
+    <w:name w:val="Corps de texte 3 Car"/>
+    <w:basedOn w:val="Policepardfaut"/>
+    <w:link w:val="Corpsdetexte3"/>
     <w:uiPriority w:val="99"/>
     <w:rsid w:val="00AA1D8D"/>
     <w:rPr>
@@ -11158,7 +13058,7 @@
       <w:szCs w:val="16"/>
     </w:rPr>
   </w:style>
-  <w:style w:type="paragraph" w:styleId="List">
+  <w:style w:type="paragraph" w:styleId="Liste">
     <w:name w:val="List"/>
     <w:basedOn w:val="Normal"/>
     <w:uiPriority w:val="99"/>
@@ -11169,7 +13069,7 @@
       <w:contextualSpacing/>
     </w:pPr>
   </w:style>
-  <w:style w:type="paragraph" w:styleId="List2">
+  <w:style w:type="paragraph" w:styleId="Liste2">
     <w:name w:val="List 2"/>
     <w:basedOn w:val="Normal"/>
     <w:uiPriority w:val="99"/>
@@ -11180,7 +13080,7 @@
       <w:contextualSpacing/>
     </w:pPr>
   </w:style>
-  <w:style w:type="paragraph" w:styleId="List3">
+  <w:style w:type="paragraph" w:styleId="Liste3">
     <w:name w:val="List 3"/>
     <w:basedOn w:val="Normal"/>
     <w:uiPriority w:val="99"/>
@@ -11191,7 +13091,7 @@
       <w:contextualSpacing/>
     </w:pPr>
   </w:style>
-  <w:style w:type="paragraph" w:styleId="ListBullet">
+  <w:style w:type="paragraph" w:styleId="Listepuces">
     <w:name w:val="List Bullet"/>
     <w:basedOn w:val="Normal"/>
     <w:uiPriority w:val="99"/>
@@ -11204,7 +13104,7 @@
       <w:contextualSpacing/>
     </w:pPr>
   </w:style>
-  <w:style w:type="paragraph" w:styleId="ListBullet2">
+  <w:style w:type="paragraph" w:styleId="Listepuces2">
     <w:name w:val="List Bullet 2"/>
     <w:basedOn w:val="Normal"/>
     <w:uiPriority w:val="99"/>
@@ -11217,7 +13117,7 @@
       <w:contextualSpacing/>
     </w:pPr>
   </w:style>
-  <w:style w:type="paragraph" w:styleId="ListBullet3">
+  <w:style w:type="paragraph" w:styleId="Listepuces3">
     <w:name w:val="List Bullet 3"/>
     <w:basedOn w:val="Normal"/>
     <w:uiPriority w:val="99"/>
@@ -11230,7 +13130,7 @@
       <w:contextualSpacing/>
     </w:pPr>
   </w:style>
-  <w:style w:type="paragraph" w:styleId="ListNumber">
+  <w:style w:type="paragraph" w:styleId="Listenumros">
     <w:name w:val="List Number"/>
     <w:basedOn w:val="Normal"/>
     <w:uiPriority w:val="99"/>
@@ -11243,7 +13143,7 @@
       <w:contextualSpacing/>
     </w:pPr>
   </w:style>
-  <w:style w:type="paragraph" w:styleId="ListNumber2">
+  <w:style w:type="paragraph" w:styleId="Listenumros2">
     <w:name w:val="List Number 2"/>
     <w:basedOn w:val="Normal"/>
     <w:uiPriority w:val="99"/>
@@ -11256,7 +13156,7 @@
       <w:contextualSpacing/>
     </w:pPr>
   </w:style>
-  <w:style w:type="paragraph" w:styleId="ListNumber3">
+  <w:style w:type="paragraph" w:styleId="Listenumros3">
     <w:name w:val="List Number 3"/>
     <w:basedOn w:val="Normal"/>
     <w:uiPriority w:val="99"/>
@@ -11269,7 +13169,7 @@
       <w:contextualSpacing/>
     </w:pPr>
   </w:style>
-  <w:style w:type="paragraph" w:styleId="ListContinue">
+  <w:style w:type="paragraph" w:styleId="Listecontinue">
     <w:name w:val="List Continue"/>
     <w:basedOn w:val="Normal"/>
     <w:uiPriority w:val="99"/>
@@ -11281,7 +13181,7 @@
       <w:contextualSpacing/>
     </w:pPr>
   </w:style>
-  <w:style w:type="paragraph" w:styleId="ListContinue2">
+  <w:style w:type="paragraph" w:styleId="Listecontinue2">
     <w:name w:val="List Continue 2"/>
     <w:basedOn w:val="Normal"/>
     <w:uiPriority w:val="99"/>
@@ -11293,7 +13193,7 @@
       <w:contextualSpacing/>
     </w:pPr>
   </w:style>
-  <w:style w:type="paragraph" w:styleId="ListContinue3">
+  <w:style w:type="paragraph" w:styleId="Listecontinue3">
     <w:name w:val="List Continue 3"/>
     <w:basedOn w:val="Normal"/>
     <w:uiPriority w:val="99"/>
@@ -11305,9 +13205,9 @@
       <w:contextualSpacing/>
     </w:pPr>
   </w:style>
-  <w:style w:type="paragraph" w:styleId="MacroText">
+  <w:style w:type="paragraph" w:styleId="Textedemacro">
     <w:name w:val="macro"/>
-    <w:link w:val="MacroTextChar"/>
+    <w:link w:val="TextedemacroCar"/>
     <w:uiPriority w:val="99"/>
     <w:unhideWhenUsed/>
     <w:rsid w:val="0029639D"/>
@@ -11328,10 +13228,10 @@
       <w:szCs w:val="20"/>
     </w:rPr>
   </w:style>
-  <w:style w:type="character" w:customStyle="1" w:styleId="MacroTextChar">
-    <w:name w:val="Macro Text Char"/>
-    <w:basedOn w:val="DefaultParagraphFont"/>
-    <w:link w:val="MacroText"/>
+  <w:style w:type="character" w:customStyle="1" w:styleId="TextedemacroCar">
+    <w:name w:val="Texte de macro Car"/>
+    <w:basedOn w:val="Policepardfaut"/>
+    <w:link w:val="Textedemacro"/>
     <w:uiPriority w:val="99"/>
     <w:rsid w:val="0029639D"/>
     <w:rPr>
@@ -11340,11 +13240,11 @@
       <w:szCs w:val="20"/>
     </w:rPr>
   </w:style>
-  <w:style w:type="paragraph" w:styleId="Quote">
+  <w:style w:type="paragraph" w:styleId="Citation">
     <w:name w:val="Quote"/>
     <w:basedOn w:val="Normal"/>
     <w:next w:val="Normal"/>
-    <w:link w:val="QuoteChar"/>
+    <w:link w:val="CitationCar"/>
     <w:uiPriority w:val="29"/>
     <w:qFormat/>
     <w:rsid w:val="00FC693F"/>
@@ -11354,10 +13254,10 @@
       <w:color w:val="000000" w:themeColor="text1"/>
     </w:rPr>
   </w:style>
-  <w:style w:type="character" w:customStyle="1" w:styleId="QuoteChar">
-    <w:name w:val="Quote Char"/>
-    <w:basedOn w:val="DefaultParagraphFont"/>
-    <w:link w:val="Quote"/>
+  <w:style w:type="character" w:customStyle="1" w:styleId="CitationCar">
+    <w:name w:val="Citation Car"/>
+    <w:basedOn w:val="Policepardfaut"/>
+    <w:link w:val="Citation"/>
     <w:uiPriority w:val="29"/>
     <w:rsid w:val="00FC693F"/>
     <w:rPr>
@@ -11366,12 +13266,11 @@
       <w:color w:val="000000" w:themeColor="text1"/>
     </w:rPr>
   </w:style>
-  <w:style w:type="character" w:customStyle="1" w:styleId="Heading4Char">
-    <w:name w:val="Heading 4 Char"/>
-    <w:basedOn w:val="DefaultParagraphFont"/>
-    <w:link w:val="Heading4"/>
+  <w:style w:type="character" w:customStyle="1" w:styleId="Titre4Car">
+    <w:name w:val="Titre 4 Car"/>
+    <w:basedOn w:val="Policepardfaut"/>
+    <w:link w:val="Titre4"/>
     <w:uiPriority w:val="9"/>
-    <w:semiHidden/>
     <w:rsid w:val="00FC693F"/>
     <w:rPr>
       <w:rFonts w:asciiTheme="majorHAnsi" w:eastAsiaTheme="majorEastAsia" w:hAnsiTheme="majorHAnsi" w:cstheme="majorBidi"/>
@@ -11382,10 +13281,10 @@
       <w:color w:val="4F81BD" w:themeColor="accent1"/>
     </w:rPr>
   </w:style>
-  <w:style w:type="character" w:customStyle="1" w:styleId="Heading5Char">
-    <w:name w:val="Heading 5 Char"/>
-    <w:basedOn w:val="DefaultParagraphFont"/>
-    <w:link w:val="Heading5"/>
+  <w:style w:type="character" w:customStyle="1" w:styleId="Titre5Car">
+    <w:name w:val="Titre 5 Car"/>
+    <w:basedOn w:val="Policepardfaut"/>
+    <w:link w:val="Titre5"/>
     <w:uiPriority w:val="9"/>
     <w:semiHidden/>
     <w:rsid w:val="00FC693F"/>
@@ -11394,10 +13293,10 @@
       <w:color w:val="243F60" w:themeColor="accent1" w:themeShade="7F"/>
     </w:rPr>
   </w:style>
-  <w:style w:type="character" w:customStyle="1" w:styleId="Heading6Char">
-    <w:name w:val="Heading 6 Char"/>
-    <w:basedOn w:val="DefaultParagraphFont"/>
-    <w:link w:val="Heading6"/>
+  <w:style w:type="character" w:customStyle="1" w:styleId="Titre6Car">
+    <w:name w:val="Titre 6 Car"/>
+    <w:basedOn w:val="Policepardfaut"/>
+    <w:link w:val="Titre6"/>
     <w:uiPriority w:val="9"/>
     <w:semiHidden/>
     <w:rsid w:val="00FC693F"/>
@@ -11408,10 +13307,10 @@
       <w:color w:val="243F60" w:themeColor="accent1" w:themeShade="7F"/>
     </w:rPr>
   </w:style>
-  <w:style w:type="character" w:customStyle="1" w:styleId="Heading7Char">
-    <w:name w:val="Heading 7 Char"/>
-    <w:basedOn w:val="DefaultParagraphFont"/>
-    <w:link w:val="Heading7"/>
+  <w:style w:type="character" w:customStyle="1" w:styleId="Titre7Car">
+    <w:name w:val="Titre 7 Car"/>
+    <w:basedOn w:val="Policepardfaut"/>
+    <w:link w:val="Titre7"/>
     <w:uiPriority w:val="9"/>
     <w:semiHidden/>
     <w:rsid w:val="00FC693F"/>
@@ -11422,10 +13321,10 @@
       <w:color w:val="404040" w:themeColor="text1" w:themeTint="BF"/>
     </w:rPr>
   </w:style>
-  <w:style w:type="character" w:customStyle="1" w:styleId="Heading8Char">
-    <w:name w:val="Heading 8 Char"/>
-    <w:basedOn w:val="DefaultParagraphFont"/>
-    <w:link w:val="Heading8"/>
+  <w:style w:type="character" w:customStyle="1" w:styleId="Titre8Car">
+    <w:name w:val="Titre 8 Car"/>
+    <w:basedOn w:val="Policepardfaut"/>
+    <w:link w:val="Titre8"/>
     <w:uiPriority w:val="9"/>
     <w:semiHidden/>
     <w:rsid w:val="00FC693F"/>
@@ -11436,10 +13335,10 @@
       <w:szCs w:val="20"/>
     </w:rPr>
   </w:style>
-  <w:style w:type="character" w:customStyle="1" w:styleId="Heading9Char">
-    <w:name w:val="Heading 9 Char"/>
-    <w:basedOn w:val="DefaultParagraphFont"/>
-    <w:link w:val="Heading9"/>
+  <w:style w:type="character" w:customStyle="1" w:styleId="Titre9Car">
+    <w:name w:val="Titre 9 Car"/>
+    <w:basedOn w:val="Policepardfaut"/>
+    <w:link w:val="Titre9"/>
     <w:uiPriority w:val="9"/>
     <w:semiHidden/>
     <w:rsid w:val="00FC693F"/>
@@ -11452,7 +13351,7 @@
       <w:szCs w:val="20"/>
     </w:rPr>
   </w:style>
-  <w:style w:type="paragraph" w:styleId="Caption">
+  <w:style w:type="paragraph" w:styleId="Lgende">
     <w:name w:val="caption"/>
     <w:basedOn w:val="Normal"/>
     <w:next w:val="Normal"/>
@@ -11472,9 +13371,9 @@
       <w:szCs w:val="18"/>
     </w:rPr>
   </w:style>
-  <w:style w:type="character" w:styleId="Strong">
+  <w:style w:type="character" w:styleId="lev">
     <w:name w:val="Strong"/>
-    <w:basedOn w:val="DefaultParagraphFont"/>
+    <w:basedOn w:val="Policepardfaut"/>
     <w:uiPriority w:val="22"/>
     <w:qFormat/>
     <w:rsid w:val="00FC693F"/>
@@ -11483,9 +13382,9 @@
       <w:bCs/>
     </w:rPr>
   </w:style>
-  <w:style w:type="character" w:styleId="Emphasis">
+  <w:style w:type="character" w:styleId="Accentuation">
     <w:name w:val="Emphasis"/>
-    <w:basedOn w:val="DefaultParagraphFont"/>
+    <w:basedOn w:val="Policepardfaut"/>
     <w:uiPriority w:val="20"/>
     <w:qFormat/>
     <w:rsid w:val="00FC693F"/>
@@ -11494,11 +13393,11 @@
       <w:iCs/>
     </w:rPr>
   </w:style>
-  <w:style w:type="paragraph" w:styleId="IntenseQuote">
+  <w:style w:type="paragraph" w:styleId="Citationintense">
     <w:name w:val="Intense Quote"/>
     <w:basedOn w:val="Normal"/>
     <w:next w:val="Normal"/>
-    <w:link w:val="IntenseQuoteChar"/>
+    <w:link w:val="CitationintenseCar"/>
     <w:uiPriority w:val="30"/>
     <w:qFormat/>
     <w:rsid w:val="00FC693F"/>
@@ -11517,10 +13416,10 @@
       <w:color w:val="4F81BD" w:themeColor="accent1"/>
     </w:rPr>
   </w:style>
-  <w:style w:type="character" w:customStyle="1" w:styleId="IntenseQuoteChar">
-    <w:name w:val="Intense Quote Char"/>
-    <w:basedOn w:val="DefaultParagraphFont"/>
-    <w:link w:val="IntenseQuote"/>
+  <w:style w:type="character" w:customStyle="1" w:styleId="CitationintenseCar">
+    <w:name w:val="Citation intense Car"/>
+    <w:basedOn w:val="Policepardfaut"/>
+    <w:link w:val="Citationintense"/>
     <w:uiPriority w:val="30"/>
     <w:rsid w:val="00FC693F"/>
     <w:rPr>
@@ -11531,9 +13430,9 @@
       <w:color w:val="4F81BD" w:themeColor="accent1"/>
     </w:rPr>
   </w:style>
-  <w:style w:type="character" w:styleId="SubtleEmphasis">
+  <w:style w:type="character" w:styleId="Accentuationlgre">
     <w:name w:val="Subtle Emphasis"/>
-    <w:basedOn w:val="DefaultParagraphFont"/>
+    <w:basedOn w:val="Policepardfaut"/>
     <w:uiPriority w:val="19"/>
     <w:qFormat/>
     <w:rsid w:val="00FC693F"/>
@@ -11543,9 +13442,9 @@
       <w:color w:val="808080" w:themeColor="text1" w:themeTint="7F"/>
     </w:rPr>
   </w:style>
-  <w:style w:type="character" w:styleId="IntenseEmphasis">
+  <w:style w:type="character" w:styleId="Accentuationintense">
     <w:name w:val="Intense Emphasis"/>
-    <w:basedOn w:val="DefaultParagraphFont"/>
+    <w:basedOn w:val="Policepardfaut"/>
     <w:uiPriority w:val="21"/>
     <w:qFormat/>
     <w:rsid w:val="00FC693F"/>
@@ -11557,9 +13456,9 @@
       <w:color w:val="4F81BD" w:themeColor="accent1"/>
     </w:rPr>
   </w:style>
-  <w:style w:type="character" w:styleId="SubtleReference">
+  <w:style w:type="character" w:styleId="Rfrencelgre">
     <w:name w:val="Subtle Reference"/>
-    <w:basedOn w:val="DefaultParagraphFont"/>
+    <w:basedOn w:val="Policepardfaut"/>
     <w:uiPriority w:val="31"/>
     <w:qFormat/>
     <w:rsid w:val="00FC693F"/>
@@ -11569,9 +13468,9 @@
       <w:u w:val="single"/>
     </w:rPr>
   </w:style>
-  <w:style w:type="character" w:styleId="IntenseReference">
+  <w:style w:type="character" w:styleId="Rfrenceintense">
     <w:name w:val="Intense Reference"/>
-    <w:basedOn w:val="DefaultParagraphFont"/>
+    <w:basedOn w:val="Policepardfaut"/>
     <w:uiPriority w:val="32"/>
     <w:qFormat/>
     <w:rsid w:val="00FC693F"/>
@@ -11584,9 +13483,9 @@
       <w:u w:val="single"/>
     </w:rPr>
   </w:style>
-  <w:style w:type="character" w:styleId="BookTitle">
+  <w:style w:type="character" w:styleId="Titredulivre">
     <w:name w:val="Book Title"/>
-    <w:basedOn w:val="DefaultParagraphFont"/>
+    <w:basedOn w:val="Policepardfaut"/>
     <w:uiPriority w:val="33"/>
     <w:qFormat/>
     <w:rsid w:val="00FC693F"/>
@@ -11597,9 +13496,9 @@
       <w:spacing w:val="5"/>
     </w:rPr>
   </w:style>
-  <w:style w:type="paragraph" w:styleId="TOCHeading">
+  <w:style w:type="paragraph" w:styleId="En-ttedetabledesmatires">
     <w:name w:val="TOC Heading"/>
-    <w:basedOn w:val="Heading1"/>
+    <w:basedOn w:val="Titre1"/>
     <w:next w:val="Normal"/>
     <w:uiPriority w:val="39"/>
     <w:semiHidden/>
@@ -11610,9 +13509,9 @@
       <w:outlineLvl w:val="9"/>
     </w:pPr>
   </w:style>
-  <w:style w:type="table" w:styleId="TableGrid">
+  <w:style w:type="table" w:styleId="Grilledutableau">
     <w:name w:val="Table Grid"/>
-    <w:basedOn w:val="TableNormal"/>
+    <w:basedOn w:val="TableauNormal"/>
     <w:uiPriority w:val="59"/>
     <w:rsid w:val="00FC693F"/>
     <w:pPr>
@@ -11629,9 +13528,9 @@
       </w:tblBorders>
     </w:tblPr>
   </w:style>
-  <w:style w:type="table" w:styleId="LightShading">
+  <w:style w:type="table" w:styleId="Ombrageclair">
     <w:name w:val="Light Shading"/>
-    <w:basedOn w:val="TableNormal"/>
+    <w:basedOn w:val="TableauNormal"/>
     <w:uiPriority w:val="60"/>
     <w:rsid w:val="00FC693F"/>
     <w:pPr>
@@ -11725,9 +13624,9 @@
       </w:tcPr>
     </w:tblStylePr>
   </w:style>
-  <w:style w:type="table" w:styleId="LightShading-Accent1">
+  <w:style w:type="table" w:styleId="Trameclaire-Accent1">
     <w:name w:val="Light Shading Accent 1"/>
-    <w:basedOn w:val="TableNormal"/>
+    <w:basedOn w:val="TableauNormal"/>
     <w:uiPriority w:val="60"/>
     <w:rsid w:val="00FC693F"/>
     <w:pPr>
@@ -11821,9 +13720,9 @@
       </w:tcPr>
     </w:tblStylePr>
   </w:style>
-  <w:style w:type="table" w:styleId="LightShading-Accent2">
+  <w:style w:type="table" w:styleId="Trameclaire-Accent2">
     <w:name w:val="Light Shading Accent 2"/>
-    <w:basedOn w:val="TableNormal"/>
+    <w:basedOn w:val="TableauNormal"/>
     <w:uiPriority w:val="60"/>
     <w:rsid w:val="00FC693F"/>
     <w:pPr>
@@ -11917,9 +13816,9 @@
       </w:tcPr>
     </w:tblStylePr>
   </w:style>
-  <w:style w:type="table" w:styleId="LightShading-Accent3">
+  <w:style w:type="table" w:styleId="Trameclaire-Accent3">
     <w:name w:val="Light Shading Accent 3"/>
-    <w:basedOn w:val="TableNormal"/>
+    <w:basedOn w:val="TableauNormal"/>
     <w:uiPriority w:val="60"/>
     <w:rsid w:val="00FC693F"/>
     <w:pPr>
@@ -12013,9 +13912,9 @@
       </w:tcPr>
     </w:tblStylePr>
   </w:style>
-  <w:style w:type="table" w:styleId="LightShading-Accent4">
+  <w:style w:type="table" w:styleId="Trameclaire-Accent4">
     <w:name w:val="Light Shading Accent 4"/>
-    <w:basedOn w:val="TableNormal"/>
+    <w:basedOn w:val="TableauNormal"/>
     <w:uiPriority w:val="60"/>
     <w:rsid w:val="00FC693F"/>
     <w:pPr>
@@ -12109,9 +14008,9 @@
       </w:tcPr>
     </w:tblStylePr>
   </w:style>
-  <w:style w:type="table" w:styleId="LightShading-Accent5">
+  <w:style w:type="table" w:styleId="Trameclaire-Accent5">
     <w:name w:val="Light Shading Accent 5"/>
-    <w:basedOn w:val="TableNormal"/>
+    <w:basedOn w:val="TableauNormal"/>
     <w:uiPriority w:val="60"/>
     <w:rsid w:val="00FC693F"/>
     <w:pPr>
@@ -12205,9 +14104,9 @@
       </w:tcPr>
     </w:tblStylePr>
   </w:style>
-  <w:style w:type="table" w:styleId="LightShading-Accent6">
+  <w:style w:type="table" w:styleId="Trameclaire-Accent6">
     <w:name w:val="Light Shading Accent 6"/>
-    <w:basedOn w:val="TableNormal"/>
+    <w:basedOn w:val="TableauNormal"/>
     <w:uiPriority w:val="60"/>
     <w:rsid w:val="00FC693F"/>
     <w:pPr>
@@ -12301,9 +14200,9 @@
       </w:tcPr>
     </w:tblStylePr>
   </w:style>
-  <w:style w:type="table" w:styleId="LightList">
+  <w:style w:type="table" w:styleId="Listeclaire">
     <w:name w:val="Light List"/>
-    <w:basedOn w:val="TableNormal"/>
+    <w:basedOn w:val="TableauNormal"/>
     <w:uiPriority w:val="61"/>
     <w:rsid w:val="00FC693F"/>
     <w:pPr>
@@ -12386,9 +14285,9 @@
       </w:tcPr>
     </w:tblStylePr>
   </w:style>
-  <w:style w:type="table" w:styleId="LightList-Accent1">
+  <w:style w:type="table" w:styleId="Listeclaire-Accent1">
     <w:name w:val="Light List Accent 1"/>
-    <w:basedOn w:val="TableNormal"/>
+    <w:basedOn w:val="TableauNormal"/>
     <w:uiPriority w:val="61"/>
     <w:rsid w:val="00FC693F"/>
     <w:pPr>
@@ -12471,9 +14370,9 @@
       </w:tcPr>
     </w:tblStylePr>
   </w:style>
-  <w:style w:type="table" w:styleId="LightList-Accent2">
+  <w:style w:type="table" w:styleId="Listeclaire-Accent2">
     <w:name w:val="Light List Accent 2"/>
-    <w:basedOn w:val="TableNormal"/>
+    <w:basedOn w:val="TableauNormal"/>
     <w:uiPriority w:val="61"/>
     <w:rsid w:val="00CB0664"/>
     <w:pPr>
@@ -12556,9 +14455,9 @@
       </w:tcPr>
     </w:tblStylePr>
   </w:style>
-  <w:style w:type="table" w:styleId="LightList-Accent3">
+  <w:style w:type="table" w:styleId="Listeclaire-Accent3">
     <w:name w:val="Light List Accent 3"/>
-    <w:basedOn w:val="TableNormal"/>
+    <w:basedOn w:val="TableauNormal"/>
     <w:uiPriority w:val="61"/>
     <w:rsid w:val="00CB0664"/>
     <w:pPr>
@@ -12641,9 +14540,9 @@
       </w:tcPr>
     </w:tblStylePr>
   </w:style>
-  <w:style w:type="table" w:styleId="LightList-Accent4">
+  <w:style w:type="table" w:styleId="Listeclaire-Accent4">
     <w:name w:val="Light List Accent 4"/>
-    <w:basedOn w:val="TableNormal"/>
+    <w:basedOn w:val="TableauNormal"/>
     <w:uiPriority w:val="61"/>
     <w:rsid w:val="00CB0664"/>
     <w:pPr>
@@ -12726,9 +14625,9 @@
       </w:tcPr>
     </w:tblStylePr>
   </w:style>
-  <w:style w:type="table" w:styleId="LightList-Accent5">
+  <w:style w:type="table" w:styleId="Listeclaire-Accent5">
     <w:name w:val="Light List Accent 5"/>
-    <w:basedOn w:val="TableNormal"/>
+    <w:basedOn w:val="TableauNormal"/>
     <w:uiPriority w:val="61"/>
     <w:rsid w:val="00CB0664"/>
     <w:pPr>
@@ -12811,9 +14710,9 @@
       </w:tcPr>
     </w:tblStylePr>
   </w:style>
-  <w:style w:type="table" w:styleId="LightList-Accent6">
+  <w:style w:type="table" w:styleId="Listeclaire-Accent6">
     <w:name w:val="Light List Accent 6"/>
-    <w:basedOn w:val="TableNormal"/>
+    <w:basedOn w:val="TableauNormal"/>
     <w:uiPriority w:val="61"/>
     <w:rsid w:val="00CB0664"/>
     <w:pPr>
@@ -12896,9 +14795,9 @@
       </w:tcPr>
     </w:tblStylePr>
   </w:style>
-  <w:style w:type="table" w:styleId="LightGrid">
+  <w:style w:type="table" w:styleId="Grilleclaire">
     <w:name w:val="Light Grid"/>
-    <w:basedOn w:val="TableNormal"/>
+    <w:basedOn w:val="TableauNormal"/>
     <w:uiPriority w:val="62"/>
     <w:rsid w:val="00CB0664"/>
     <w:pPr>
@@ -13019,9 +14918,9 @@
       </w:tcPr>
     </w:tblStylePr>
   </w:style>
-  <w:style w:type="table" w:styleId="LightGrid-Accent1">
+  <w:style w:type="table" w:styleId="Grilleclaire-Accent1">
     <w:name w:val="Light Grid Accent 1"/>
-    <w:basedOn w:val="TableNormal"/>
+    <w:basedOn w:val="TableauNormal"/>
     <w:uiPriority w:val="62"/>
     <w:rsid w:val="00CB0664"/>
     <w:pPr>
@@ -13142,9 +15041,9 @@
       </w:tcPr>
     </w:tblStylePr>
   </w:style>
-  <w:style w:type="table" w:styleId="LightGrid-Accent2">
+  <w:style w:type="table" w:styleId="Grilleclaire-Accent2">
     <w:name w:val="Light Grid Accent 2"/>
-    <w:basedOn w:val="TableNormal"/>
+    <w:basedOn w:val="TableauNormal"/>
     <w:uiPriority w:val="62"/>
     <w:rsid w:val="00CB0664"/>
     <w:pPr>
@@ -13265,9 +15164,9 @@
       </w:tcPr>
     </w:tblStylePr>
   </w:style>
-  <w:style w:type="table" w:styleId="LightGrid-Accent3">
+  <w:style w:type="table" w:styleId="Grilleclaire-Accent3">
     <w:name w:val="Light Grid Accent 3"/>
-    <w:basedOn w:val="TableNormal"/>
+    <w:basedOn w:val="TableauNormal"/>
     <w:uiPriority w:val="62"/>
     <w:rsid w:val="00CB0664"/>
     <w:pPr>
@@ -13388,9 +15287,9 @@
       </w:tcPr>
     </w:tblStylePr>
   </w:style>
-  <w:style w:type="table" w:styleId="LightGrid-Accent4">
+  <w:style w:type="table" w:styleId="Grilleclaire-Accent4">
     <w:name w:val="Light Grid Accent 4"/>
-    <w:basedOn w:val="TableNormal"/>
+    <w:basedOn w:val="TableauNormal"/>
     <w:uiPriority w:val="62"/>
     <w:rsid w:val="00CB0664"/>
     <w:pPr>
@@ -13511,9 +15410,9 @@
       </w:tcPr>
     </w:tblStylePr>
   </w:style>
-  <w:style w:type="table" w:styleId="LightGrid-Accent5">
+  <w:style w:type="table" w:styleId="Grilleclaire-Accent5">
     <w:name w:val="Light Grid Accent 5"/>
-    <w:basedOn w:val="TableNormal"/>
+    <w:basedOn w:val="TableauNormal"/>
     <w:uiPriority w:val="62"/>
     <w:rsid w:val="00CB0664"/>
     <w:pPr>
@@ -13634,9 +15533,9 @@
       </w:tcPr>
     </w:tblStylePr>
   </w:style>
-  <w:style w:type="table" w:styleId="LightGrid-Accent6">
+  <w:style w:type="table" w:styleId="Grilleclaire-Accent6">
     <w:name w:val="Light Grid Accent 6"/>
-    <w:basedOn w:val="TableNormal"/>
+    <w:basedOn w:val="TableauNormal"/>
     <w:uiPriority w:val="62"/>
     <w:rsid w:val="00CB0664"/>
     <w:pPr>
@@ -13757,9 +15656,9 @@
       </w:tcPr>
     </w:tblStylePr>
   </w:style>
-  <w:style w:type="table" w:styleId="MediumShading1">
+  <w:style w:type="table" w:styleId="Tramemoyenne1">
     <w:name w:val="Medium Shading 1"/>
-    <w:basedOn w:val="TableNormal"/>
+    <w:basedOn w:val="TableauNormal"/>
     <w:uiPriority w:val="63"/>
     <w:rsid w:val="00CB0664"/>
     <w:pPr>
@@ -13856,9 +15755,9 @@
       </w:tcPr>
     </w:tblStylePr>
   </w:style>
-  <w:style w:type="table" w:styleId="MediumShading1-Accent1">
+  <w:style w:type="table" w:styleId="Tramemoyenne1-Accent1">
     <w:name w:val="Medium Shading 1 Accent 1"/>
-    <w:basedOn w:val="TableNormal"/>
+    <w:basedOn w:val="TableauNormal"/>
     <w:uiPriority w:val="63"/>
     <w:rsid w:val="00CB0664"/>
     <w:pPr>
@@ -13955,9 +15854,9 @@
       </w:tcPr>
     </w:tblStylePr>
   </w:style>
-  <w:style w:type="table" w:styleId="MediumShading1-Accent2">
+  <w:style w:type="table" w:styleId="Tramemoyenne1-Accent2">
     <w:name w:val="Medium Shading 1 Accent 2"/>
-    <w:basedOn w:val="TableNormal"/>
+    <w:basedOn w:val="TableauNormal"/>
     <w:uiPriority w:val="63"/>
     <w:rsid w:val="00CB0664"/>
     <w:pPr>
@@ -14054,9 +15953,9 @@
       </w:tcPr>
     </w:tblStylePr>
   </w:style>
-  <w:style w:type="table" w:styleId="MediumShading1-Accent3">
+  <w:style w:type="table" w:styleId="Tramemoyenne1-Accent3">
     <w:name w:val="Medium Shading 1 Accent 3"/>
-    <w:basedOn w:val="TableNormal"/>
+    <w:basedOn w:val="TableauNormal"/>
     <w:uiPriority w:val="63"/>
     <w:rsid w:val="00CB0664"/>
     <w:pPr>
@@ -14153,9 +16052,9 @@
       </w:tcPr>
     </w:tblStylePr>
   </w:style>
-  <w:style w:type="table" w:styleId="MediumShading1-Accent4">
+  <w:style w:type="table" w:styleId="Tramemoyenne1-Accent4">
     <w:name w:val="Medium Shading 1 Accent 4"/>
-    <w:basedOn w:val="TableNormal"/>
+    <w:basedOn w:val="TableauNormal"/>
     <w:uiPriority w:val="63"/>
     <w:rsid w:val="00CB0664"/>
     <w:pPr>
@@ -14252,9 +16151,9 @@
       </w:tcPr>
     </w:tblStylePr>
   </w:style>
-  <w:style w:type="table" w:styleId="MediumShading1-Accent5">
+  <w:style w:type="table" w:styleId="Tramemoyenne1-Accent5">
     <w:name w:val="Medium Shading 1 Accent 5"/>
-    <w:basedOn w:val="TableNormal"/>
+    <w:basedOn w:val="TableauNormal"/>
     <w:uiPriority w:val="63"/>
     <w:rsid w:val="00CB0664"/>
     <w:pPr>
@@ -14351,9 +16250,9 @@
       </w:tcPr>
     </w:tblStylePr>
   </w:style>
-  <w:style w:type="table" w:styleId="MediumShading1-Accent6">
+  <w:style w:type="table" w:styleId="Tramemoyenne1-Accent6">
     <w:name w:val="Medium Shading 1 Accent 6"/>
-    <w:basedOn w:val="TableNormal"/>
+    <w:basedOn w:val="TableauNormal"/>
     <w:uiPriority w:val="63"/>
     <w:rsid w:val="00CB0664"/>
     <w:pPr>
@@ -14450,9 +16349,9 @@
       </w:tcPr>
     </w:tblStylePr>
   </w:style>
-  <w:style w:type="table" w:styleId="MediumShading2">
+  <w:style w:type="table" w:styleId="Tramemoyenne2">
     <w:name w:val="Medium Shading 2"/>
-    <w:basedOn w:val="TableNormal"/>
+    <w:basedOn w:val="TableauNormal"/>
     <w:uiPriority w:val="64"/>
     <w:rsid w:val="00CB0664"/>
     <w:pPr>
@@ -14592,9 +16491,9 @@
       </w:tcPr>
     </w:tblStylePr>
   </w:style>
-  <w:style w:type="table" w:styleId="MediumShading2-Accent1">
+  <w:style w:type="table" w:styleId="Tramemoyenne2-Accent1">
     <w:name w:val="Medium Shading 2 Accent 1"/>
-    <w:basedOn w:val="TableNormal"/>
+    <w:basedOn w:val="TableauNormal"/>
     <w:uiPriority w:val="64"/>
     <w:rsid w:val="00CB0664"/>
     <w:pPr>
@@ -14734,9 +16633,9 @@
       </w:tcPr>
     </w:tblStylePr>
   </w:style>
-  <w:style w:type="table" w:styleId="MediumShading2-Accent2">
+  <w:style w:type="table" w:styleId="Tramemoyenne2-Accent2">
     <w:name w:val="Medium Shading 2 Accent 2"/>
-    <w:basedOn w:val="TableNormal"/>
+    <w:basedOn w:val="TableauNormal"/>
     <w:uiPriority w:val="64"/>
     <w:rsid w:val="00CB0664"/>
     <w:pPr>
@@ -14876,9 +16775,9 @@
       </w:tcPr>
     </w:tblStylePr>
   </w:style>
-  <w:style w:type="table" w:styleId="MediumShading2-Accent3">
+  <w:style w:type="table" w:styleId="Tramemoyenne2-Accent3">
     <w:name w:val="Medium Shading 2 Accent 3"/>
-    <w:basedOn w:val="TableNormal"/>
+    <w:basedOn w:val="TableauNormal"/>
     <w:uiPriority w:val="64"/>
     <w:rsid w:val="00CB0664"/>
     <w:pPr>
@@ -15018,9 +16917,9 @@
       </w:tcPr>
     </w:tblStylePr>
   </w:style>
-  <w:style w:type="table" w:styleId="MediumShading2-Accent4">
+  <w:style w:type="table" w:styleId="Tramemoyenne2-Accent4">
     <w:name w:val="Medium Shading 2 Accent 4"/>
-    <w:basedOn w:val="TableNormal"/>
+    <w:basedOn w:val="TableauNormal"/>
     <w:uiPriority w:val="64"/>
     <w:rsid w:val="00CB0664"/>
     <w:pPr>
@@ -15160,9 +17059,9 @@
       </w:tcPr>
     </w:tblStylePr>
   </w:style>
-  <w:style w:type="table" w:styleId="MediumShading2-Accent5">
+  <w:style w:type="table" w:styleId="Tramemoyenne2-Accent5">
     <w:name w:val="Medium Shading 2 Accent 5"/>
-    <w:basedOn w:val="TableNormal"/>
+    <w:basedOn w:val="TableauNormal"/>
     <w:uiPriority w:val="64"/>
     <w:rsid w:val="00CB0664"/>
     <w:pPr>
@@ -15302,9 +17201,9 @@
       </w:tcPr>
     </w:tblStylePr>
   </w:style>
-  <w:style w:type="table" w:styleId="MediumShading2-Accent6">
+  <w:style w:type="table" w:styleId="Tramemoyenne2-Accent6">
     <w:name w:val="Medium Shading 2 Accent 6"/>
-    <w:basedOn w:val="TableNormal"/>
+    <w:basedOn w:val="TableauNormal"/>
     <w:uiPriority w:val="64"/>
     <w:rsid w:val="00CB0664"/>
     <w:pPr>
@@ -15444,9 +17343,9 @@
       </w:tcPr>
     </w:tblStylePr>
   </w:style>
-  <w:style w:type="table" w:styleId="MediumList1">
+  <w:style w:type="table" w:styleId="Listemoyenne1">
     <w:name w:val="Medium List 1"/>
-    <w:basedOn w:val="TableNormal"/>
+    <w:basedOn w:val="TableauNormal"/>
     <w:uiPriority w:val="65"/>
     <w:rsid w:val="00CB0664"/>
     <w:pPr>
@@ -15521,9 +17420,9 @@
       </w:tcPr>
     </w:tblStylePr>
   </w:style>
-  <w:style w:type="table" w:styleId="MediumList1-Accent1">
+  <w:style w:type="table" w:styleId="Listemoyenne1-Accent1">
     <w:name w:val="Medium List 1 Accent 1"/>
-    <w:basedOn w:val="TableNormal"/>
+    <w:basedOn w:val="TableauNormal"/>
     <w:uiPriority w:val="65"/>
     <w:rsid w:val="00CB0664"/>
     <w:pPr>
@@ -15598,9 +17497,9 @@
       </w:tcPr>
     </w:tblStylePr>
   </w:style>
-  <w:style w:type="table" w:styleId="MediumList1-Accent2">
+  <w:style w:type="table" w:styleId="Listemoyenne1-Accent2">
     <w:name w:val="Medium List 1 Accent 2"/>
-    <w:basedOn w:val="TableNormal"/>
+    <w:basedOn w:val="TableauNormal"/>
     <w:uiPriority w:val="65"/>
     <w:rsid w:val="00CB0664"/>
     <w:pPr>
@@ -15675,9 +17574,9 @@
       </w:tcPr>
     </w:tblStylePr>
   </w:style>
-  <w:style w:type="table" w:styleId="MediumList1-Accent3">
+  <w:style w:type="table" w:styleId="Listemoyenne1-Accent3">
     <w:name w:val="Medium List 1 Accent 3"/>
-    <w:basedOn w:val="TableNormal"/>
+    <w:basedOn w:val="TableauNormal"/>
     <w:uiPriority w:val="65"/>
     <w:rsid w:val="00CB0664"/>
     <w:pPr>
@@ -15752,9 +17651,9 @@
       </w:tcPr>
     </w:tblStylePr>
   </w:style>
-  <w:style w:type="table" w:styleId="MediumList1-Accent4">
+  <w:style w:type="table" w:styleId="Listemoyenne1-Accent4">
     <w:name w:val="Medium List 1 Accent 4"/>
-    <w:basedOn w:val="TableNormal"/>
+    <w:basedOn w:val="TableauNormal"/>
     <w:uiPriority w:val="65"/>
     <w:rsid w:val="00CB0664"/>
     <w:pPr>
@@ -15829,9 +17728,9 @@
       </w:tcPr>
     </w:tblStylePr>
   </w:style>
-  <w:style w:type="table" w:styleId="MediumList1-Accent5">
+  <w:style w:type="table" w:styleId="Listemoyenne1-Accent5">
     <w:name w:val="Medium List 1 Accent 5"/>
-    <w:basedOn w:val="TableNormal"/>
+    <w:basedOn w:val="TableauNormal"/>
     <w:uiPriority w:val="65"/>
     <w:rsid w:val="00CB0664"/>
     <w:pPr>
@@ -15906,9 +17805,9 @@
       </w:tcPr>
     </w:tblStylePr>
   </w:style>
-  <w:style w:type="table" w:styleId="MediumList1-Accent6">
+  <w:style w:type="table" w:styleId="Listemoyenne1-Accent6">
     <w:name w:val="Medium List 1 Accent 6"/>
-    <w:basedOn w:val="TableNormal"/>
+    <w:basedOn w:val="TableauNormal"/>
     <w:uiPriority w:val="65"/>
     <w:rsid w:val="00CB0664"/>
     <w:pPr>
@@ -15983,9 +17882,9 @@
       </w:tcPr>
     </w:tblStylePr>
   </w:style>
-  <w:style w:type="table" w:styleId="MediumList2">
+  <w:style w:type="table" w:styleId="Listemoyenne2">
     <w:name w:val="Medium List 2"/>
-    <w:basedOn w:val="TableNormal"/>
+    <w:basedOn w:val="TableauNormal"/>
     <w:uiPriority w:val="66"/>
     <w:rsid w:val="00CB0664"/>
     <w:pPr>
@@ -16104,9 +18003,9 @@
       </w:tcPr>
     </w:tblStylePr>
   </w:style>
-  <w:style w:type="table" w:styleId="MediumList2-Accent1">
+  <w:style w:type="table" w:styleId="Listemoyenne2-Accent1">
     <w:name w:val="Medium List 2 Accent 1"/>
-    <w:basedOn w:val="TableNormal"/>
+    <w:basedOn w:val="TableauNormal"/>
     <w:uiPriority w:val="66"/>
     <w:rsid w:val="00CB0664"/>
     <w:pPr>
@@ -16225,9 +18124,9 @@
       </w:tcPr>
     </w:tblStylePr>
   </w:style>
-  <w:style w:type="table" w:styleId="MediumList2-Accent2">
+  <w:style w:type="table" w:styleId="Listemoyenne2-Accent2">
     <w:name w:val="Medium List 2 Accent 2"/>
-    <w:basedOn w:val="TableNormal"/>
+    <w:basedOn w:val="TableauNormal"/>
     <w:uiPriority w:val="66"/>
     <w:rsid w:val="00CB0664"/>
     <w:pPr>
@@ -16346,9 +18245,9 @@
       </w:tcPr>
     </w:tblStylePr>
   </w:style>
-  <w:style w:type="table" w:styleId="MediumList2-Accent3">
+  <w:style w:type="table" w:styleId="Listemoyenne2-Accent3">
     <w:name w:val="Medium List 2 Accent 3"/>
-    <w:basedOn w:val="TableNormal"/>
+    <w:basedOn w:val="TableauNormal"/>
     <w:uiPriority w:val="66"/>
     <w:rsid w:val="00CB0664"/>
     <w:pPr>
@@ -16467,9 +18366,9 @@
       </w:tcPr>
     </w:tblStylePr>
   </w:style>
-  <w:style w:type="table" w:styleId="MediumList2-Accent4">
+  <w:style w:type="table" w:styleId="Listemoyenne2-Accent4">
     <w:name w:val="Medium List 2 Accent 4"/>
-    <w:basedOn w:val="TableNormal"/>
+    <w:basedOn w:val="TableauNormal"/>
     <w:uiPriority w:val="66"/>
     <w:rsid w:val="00CB0664"/>
     <w:pPr>
@@ -16588,9 +18487,9 @@
       </w:tcPr>
     </w:tblStylePr>
   </w:style>
-  <w:style w:type="table" w:styleId="MediumList2-Accent5">
+  <w:style w:type="table" w:styleId="Listemoyenne2-Accent5">
     <w:name w:val="Medium List 2 Accent 5"/>
-    <w:basedOn w:val="TableNormal"/>
+    <w:basedOn w:val="TableauNormal"/>
     <w:uiPriority w:val="66"/>
     <w:rsid w:val="00CB0664"/>
     <w:pPr>
@@ -16709,9 +18608,9 @@
       </w:tcPr>
     </w:tblStylePr>
   </w:style>
-  <w:style w:type="table" w:styleId="MediumList2-Accent6">
+  <w:style w:type="table" w:styleId="Listemoyenne2-Accent6">
     <w:name w:val="Medium List 2 Accent 6"/>
-    <w:basedOn w:val="TableNormal"/>
+    <w:basedOn w:val="TableauNormal"/>
     <w:uiPriority w:val="66"/>
     <w:rsid w:val="00CB0664"/>
     <w:pPr>
@@ -16830,9 +18729,9 @@
       </w:tcPr>
     </w:tblStylePr>
   </w:style>
-  <w:style w:type="table" w:styleId="MediumGrid1">
+  <w:style w:type="table" w:styleId="Grillemoyenne1">
     <w:name w:val="Medium Grid 1"/>
-    <w:basedOn w:val="TableNormal"/>
+    <w:basedOn w:val="TableauNormal"/>
     <w:uiPriority w:val="67"/>
     <w:rsid w:val="00CB0664"/>
     <w:pPr>
@@ -16896,9 +18795,9 @@
       </w:tcPr>
     </w:tblStylePr>
   </w:style>
-  <w:style w:type="table" w:styleId="MediumGrid1-Accent1">
+  <w:style w:type="table" w:styleId="Grillemoyenne1-Accent1">
     <w:name w:val="Medium Grid 1 Accent 1"/>
-    <w:basedOn w:val="TableNormal"/>
+    <w:basedOn w:val="TableauNormal"/>
     <w:uiPriority w:val="67"/>
     <w:rsid w:val="00CB0664"/>
     <w:pPr>
@@ -16962,9 +18861,9 @@
       </w:tcPr>
     </w:tblStylePr>
   </w:style>
-  <w:style w:type="table" w:styleId="MediumGrid1-Accent2">
+  <w:style w:type="table" w:styleId="Grillemoyenne1-Accent2">
     <w:name w:val="Medium Grid 1 Accent 2"/>
-    <w:basedOn w:val="TableNormal"/>
+    <w:basedOn w:val="TableauNormal"/>
     <w:uiPriority w:val="67"/>
     <w:rsid w:val="00CB0664"/>
     <w:pPr>
@@ -17028,9 +18927,9 @@
       </w:tcPr>
     </w:tblStylePr>
   </w:style>
-  <w:style w:type="table" w:styleId="MediumGrid1-Accent3">
+  <w:style w:type="table" w:styleId="Grillemoyenne1-Accent3">
     <w:name w:val="Medium Grid 1 Accent 3"/>
-    <w:basedOn w:val="TableNormal"/>
+    <w:basedOn w:val="TableauNormal"/>
     <w:uiPriority w:val="67"/>
     <w:rsid w:val="00CB0664"/>
     <w:pPr>
@@ -17094,9 +18993,9 @@
       </w:tcPr>
     </w:tblStylePr>
   </w:style>
-  <w:style w:type="table" w:styleId="MediumGrid1-Accent4">
+  <w:style w:type="table" w:styleId="Grillemoyenne1-Accent4">
     <w:name w:val="Medium Grid 1 Accent 4"/>
-    <w:basedOn w:val="TableNormal"/>
+    <w:basedOn w:val="TableauNormal"/>
     <w:uiPriority w:val="67"/>
     <w:rsid w:val="00CB0664"/>
     <w:pPr>
@@ -17160,9 +19059,9 @@
       </w:tcPr>
     </w:tblStylePr>
   </w:style>
-  <w:style w:type="table" w:styleId="MediumGrid1-Accent5">
+  <w:style w:type="table" w:styleId="Grillemoyenne1-Accent5">
     <w:name w:val="Medium Grid 1 Accent 5"/>
-    <w:basedOn w:val="TableNormal"/>
+    <w:basedOn w:val="TableauNormal"/>
     <w:uiPriority w:val="67"/>
     <w:rsid w:val="00CB0664"/>
     <w:pPr>
@@ -17226,9 +19125,9 @@
       </w:tcPr>
     </w:tblStylePr>
   </w:style>
-  <w:style w:type="table" w:styleId="MediumGrid1-Accent6">
+  <w:style w:type="table" w:styleId="Grillemoyenne1-Accent6">
     <w:name w:val="Medium Grid 1 Accent 6"/>
-    <w:basedOn w:val="TableNormal"/>
+    <w:basedOn w:val="TableauNormal"/>
     <w:uiPriority w:val="67"/>
     <w:rsid w:val="00CB0664"/>
     <w:pPr>
@@ -17292,9 +19191,9 @@
       </w:tcPr>
     </w:tblStylePr>
   </w:style>
-  <w:style w:type="table" w:styleId="MediumGrid2">
+  <w:style w:type="table" w:styleId="Grillemoyenne2">
     <w:name w:val="Medium Grid 2"/>
-    <w:basedOn w:val="TableNormal"/>
+    <w:basedOn w:val="TableauNormal"/>
     <w:uiPriority w:val="68"/>
     <w:rsid w:val="00CB0664"/>
     <w:pPr>
@@ -17410,9 +19309,9 @@
       </w:tcPr>
     </w:tblStylePr>
   </w:style>
-  <w:style w:type="table" w:styleId="MediumGrid2-Accent1">
+  <w:style w:type="table" w:styleId="Grillemoyenne2-Accent1">
     <w:name w:val="Medium Grid 2 Accent 1"/>
-    <w:basedOn w:val="TableNormal"/>
+    <w:basedOn w:val="TableauNormal"/>
     <w:uiPriority w:val="68"/>
     <w:rsid w:val="00CB0664"/>
     <w:pPr>
@@ -17528,9 +19427,9 @@
       </w:tcPr>
     </w:tblStylePr>
   </w:style>
-  <w:style w:type="table" w:styleId="MediumGrid2-Accent2">
+  <w:style w:type="table" w:styleId="Grillemoyenne2-Accent2">
     <w:name w:val="Medium Grid 2 Accent 2"/>
-    <w:basedOn w:val="TableNormal"/>
+    <w:basedOn w:val="TableauNormal"/>
     <w:uiPriority w:val="68"/>
     <w:rsid w:val="00CB0664"/>
     <w:pPr>
@@ -17646,9 +19545,9 @@
       </w:tcPr>
     </w:tblStylePr>
   </w:style>
-  <w:style w:type="table" w:styleId="MediumGrid2-Accent3">
+  <w:style w:type="table" w:styleId="Grillemoyenne2-Accent3">
     <w:name w:val="Medium Grid 2 Accent 3"/>
-    <w:basedOn w:val="TableNormal"/>
+    <w:basedOn w:val="TableauNormal"/>
     <w:uiPriority w:val="68"/>
     <w:rsid w:val="00CB0664"/>
     <w:pPr>
@@ -17764,9 +19663,9 @@
       </w:tcPr>
     </w:tblStylePr>
   </w:style>
-  <w:style w:type="table" w:styleId="MediumGrid2-Accent4">
+  <w:style w:type="table" w:styleId="Grillemoyenne2-Accent4">
     <w:name w:val="Medium Grid 2 Accent 4"/>
-    <w:basedOn w:val="TableNormal"/>
+    <w:basedOn w:val="TableauNormal"/>
     <w:uiPriority w:val="68"/>
     <w:rsid w:val="00CB0664"/>
     <w:pPr>
@@ -17882,9 +19781,9 @@
       </w:tcPr>
     </w:tblStylePr>
   </w:style>
-  <w:style w:type="table" w:styleId="MediumGrid2-Accent5">
+  <w:style w:type="table" w:styleId="Grillemoyenne2-Accent5">
     <w:name w:val="Medium Grid 2 Accent 5"/>
-    <w:basedOn w:val="TableNormal"/>
+    <w:basedOn w:val="TableauNormal"/>
     <w:uiPriority w:val="68"/>
     <w:rsid w:val="00CB0664"/>
     <w:pPr>
@@ -18000,9 +19899,9 @@
       </w:tcPr>
     </w:tblStylePr>
   </w:style>
-  <w:style w:type="table" w:styleId="MediumGrid2-Accent6">
+  <w:style w:type="table" w:styleId="Grillemoyenne2-Accent6">
     <w:name w:val="Medium Grid 2 Accent 6"/>
-    <w:basedOn w:val="TableNormal"/>
+    <w:basedOn w:val="TableauNormal"/>
     <w:uiPriority w:val="68"/>
     <w:rsid w:val="00CB0664"/>
     <w:pPr>
@@ -18118,9 +20017,9 @@
       </w:tcPr>
     </w:tblStylePr>
   </w:style>
-  <w:style w:type="table" w:styleId="MediumGrid3">
+  <w:style w:type="table" w:styleId="Grillemoyenne3">
     <w:name w:val="Medium Grid 3"/>
-    <w:basedOn w:val="TableNormal"/>
+    <w:basedOn w:val="TableauNormal"/>
     <w:uiPriority w:val="69"/>
     <w:rsid w:val="00CB0664"/>
     <w:pPr>
@@ -18252,9 +20151,9 @@
       </w:tcPr>
     </w:tblStylePr>
   </w:style>
-  <w:style w:type="table" w:styleId="MediumGrid3-Accent1">
+  <w:style w:type="table" w:styleId="Grillemoyenne3-Accent1">
     <w:name w:val="Medium Grid 3 Accent 1"/>
-    <w:basedOn w:val="TableNormal"/>
+    <w:basedOn w:val="TableauNormal"/>
     <w:uiPriority w:val="69"/>
     <w:rsid w:val="00CB0664"/>
     <w:pPr>
@@ -18386,9 +20285,9 @@
       </w:tcPr>
     </w:tblStylePr>
   </w:style>
-  <w:style w:type="table" w:styleId="MediumGrid3-Accent2">
+  <w:style w:type="table" w:styleId="Grillemoyenne3-Accent2">
     <w:name w:val="Medium Grid 3 Accent 2"/>
-    <w:basedOn w:val="TableNormal"/>
+    <w:basedOn w:val="TableauNormal"/>
     <w:uiPriority w:val="69"/>
     <w:rsid w:val="00CB0664"/>
     <w:pPr>
@@ -18520,9 +20419,9 @@
       </w:tcPr>
     </w:tblStylePr>
   </w:style>
-  <w:style w:type="table" w:styleId="MediumGrid3-Accent3">
+  <w:style w:type="table" w:styleId="Grillemoyenne3-Accent3">
     <w:name w:val="Medium Grid 3 Accent 3"/>
-    <w:basedOn w:val="TableNormal"/>
+    <w:basedOn w:val="TableauNormal"/>
     <w:uiPriority w:val="69"/>
     <w:rsid w:val="00CB0664"/>
     <w:pPr>
@@ -18654,9 +20553,9 @@
       </w:tcPr>
     </w:tblStylePr>
   </w:style>
-  <w:style w:type="table" w:styleId="MediumGrid3-Accent4">
+  <w:style w:type="table" w:styleId="Grillemoyenne3-Accent4">
     <w:name w:val="Medium Grid 3 Accent 4"/>
-    <w:basedOn w:val="TableNormal"/>
+    <w:basedOn w:val="TableauNormal"/>
     <w:uiPriority w:val="69"/>
     <w:rsid w:val="00CB0664"/>
     <w:pPr>
@@ -18788,9 +20687,9 @@
       </w:tcPr>
     </w:tblStylePr>
   </w:style>
-  <w:style w:type="table" w:styleId="MediumGrid3-Accent5">
+  <w:style w:type="table" w:styleId="Grillemoyenne3-Accent5">
     <w:name w:val="Medium Grid 3 Accent 5"/>
-    <w:basedOn w:val="TableNormal"/>
+    <w:basedOn w:val="TableauNormal"/>
     <w:uiPriority w:val="69"/>
     <w:rsid w:val="00CB0664"/>
     <w:pPr>
@@ -18922,9 +20821,9 @@
       </w:tcPr>
     </w:tblStylePr>
   </w:style>
-  <w:style w:type="table" w:styleId="MediumGrid3-Accent6">
+  <w:style w:type="table" w:styleId="Grillemoyenne3-Accent6">
     <w:name w:val="Medium Grid 3 Accent 6"/>
-    <w:basedOn w:val="TableNormal"/>
+    <w:basedOn w:val="TableauNormal"/>
     <w:uiPriority w:val="69"/>
     <w:rsid w:val="00CB0664"/>
     <w:pPr>
@@ -19056,9 +20955,9 @@
       </w:tcPr>
     </w:tblStylePr>
   </w:style>
-  <w:style w:type="table" w:styleId="DarkList">
+  <w:style w:type="table" w:styleId="Listefonce">
     <w:name w:val="Dark List"/>
-    <w:basedOn w:val="TableNormal"/>
+    <w:basedOn w:val="TableauNormal"/>
     <w:uiPriority w:val="70"/>
     <w:rsid w:val="00CB0664"/>
     <w:pPr>
@@ -19163,9 +21062,9 @@
       </w:tcPr>
     </w:tblStylePr>
   </w:style>
-  <w:style w:type="table" w:styleId="DarkList-Accent1">
+  <w:style w:type="table" w:styleId="Listefonce-Accent1">
     <w:name w:val="Dark List Accent 1"/>
-    <w:basedOn w:val="TableNormal"/>
+    <w:basedOn w:val="TableauNormal"/>
     <w:uiPriority w:val="70"/>
     <w:rsid w:val="00CB0664"/>
     <w:pPr>
@@ -19270,9 +21169,9 @@
       </w:tcPr>
     </w:tblStylePr>
   </w:style>
-  <w:style w:type="table" w:styleId="DarkList-Accent2">
+  <w:style w:type="table" w:styleId="Listefonce-Accent2">
     <w:name w:val="Dark List Accent 2"/>
-    <w:basedOn w:val="TableNormal"/>
+    <w:basedOn w:val="TableauNormal"/>
     <w:uiPriority w:val="70"/>
     <w:rsid w:val="00CB0664"/>
     <w:pPr>
@@ -19377,9 +21276,9 @@
       </w:tcPr>
     </w:tblStylePr>
   </w:style>
-  <w:style w:type="table" w:styleId="DarkList-Accent3">
+  <w:style w:type="table" w:styleId="Listefonce-Accent3">
     <w:name w:val="Dark List Accent 3"/>
-    <w:basedOn w:val="TableNormal"/>
+    <w:basedOn w:val="TableauNormal"/>
     <w:uiPriority w:val="70"/>
     <w:rsid w:val="00CB0664"/>
     <w:pPr>
@@ -19484,9 +21383,9 @@
       </w:tcPr>
     </w:tblStylePr>
   </w:style>
-  <w:style w:type="table" w:styleId="DarkList-Accent4">
+  <w:style w:type="table" w:styleId="Listefonce-Accent4">
     <w:name w:val="Dark List Accent 4"/>
-    <w:basedOn w:val="TableNormal"/>
+    <w:basedOn w:val="TableauNormal"/>
     <w:uiPriority w:val="70"/>
     <w:rsid w:val="00CB0664"/>
     <w:pPr>
@@ -19591,9 +21490,9 @@
       </w:tcPr>
     </w:tblStylePr>
   </w:style>
-  <w:style w:type="table" w:styleId="DarkList-Accent5">
+  <w:style w:type="table" w:styleId="Listefonce-Accent5">
     <w:name w:val="Dark List Accent 5"/>
-    <w:basedOn w:val="TableNormal"/>
+    <w:basedOn w:val="TableauNormal"/>
     <w:uiPriority w:val="70"/>
     <w:rsid w:val="00CB0664"/>
     <w:pPr>
@@ -19698,9 +21597,9 @@
       </w:tcPr>
     </w:tblStylePr>
   </w:style>
-  <w:style w:type="table" w:styleId="DarkList-Accent6">
+  <w:style w:type="table" w:styleId="Listefonce-Accent6">
     <w:name w:val="Dark List Accent 6"/>
-    <w:basedOn w:val="TableNormal"/>
+    <w:basedOn w:val="TableauNormal"/>
     <w:uiPriority w:val="70"/>
     <w:rsid w:val="00CB0664"/>
     <w:pPr>
@@ -19805,9 +21704,9 @@
       </w:tcPr>
     </w:tblStylePr>
   </w:style>
-  <w:style w:type="table" w:styleId="ColourfulShading">
+  <w:style w:type="table" w:styleId="Tramecouleur">
     <w:name w:val="Colorful Shading"/>
-    <w:basedOn w:val="TableNormal"/>
+    <w:basedOn w:val="TableauNormal"/>
     <w:uiPriority w:val="71"/>
     <w:rsid w:val="00CB0664"/>
     <w:pPr>
@@ -19920,9 +21819,9 @@
       </w:rPr>
     </w:tblStylePr>
   </w:style>
-  <w:style w:type="table" w:styleId="ColourfulShadingAccent1">
+  <w:style w:type="table" w:styleId="Tramecouleur-Accent1">
     <w:name w:val="Colorful Shading Accent 1"/>
-    <w:basedOn w:val="TableNormal"/>
+    <w:basedOn w:val="TableauNormal"/>
     <w:uiPriority w:val="71"/>
     <w:rsid w:val="00CB0664"/>
     <w:pPr>
@@ -20035,9 +21934,9 @@
       </w:rPr>
     </w:tblStylePr>
   </w:style>
-  <w:style w:type="table" w:styleId="ColourfulShadingAccent2">
+  <w:style w:type="table" w:styleId="Tramecouleur-Accent2">
     <w:name w:val="Colorful Shading Accent 2"/>
-    <w:basedOn w:val="TableNormal"/>
+    <w:basedOn w:val="TableauNormal"/>
     <w:uiPriority w:val="71"/>
     <w:rsid w:val="00CB0664"/>
     <w:pPr>
@@ -20150,9 +22049,9 @@
       </w:rPr>
     </w:tblStylePr>
   </w:style>
-  <w:style w:type="table" w:styleId="ColourfulShadingAccent3">
+  <w:style w:type="table" w:styleId="Tramecouleur-Accent3">
     <w:name w:val="Colorful Shading Accent 3"/>
-    <w:basedOn w:val="TableNormal"/>
+    <w:basedOn w:val="TableauNormal"/>
     <w:uiPriority w:val="71"/>
     <w:rsid w:val="00CB0664"/>
     <w:pPr>
@@ -20255,9 +22154,9 @@
       </w:tcPr>
     </w:tblStylePr>
   </w:style>
-  <w:style w:type="table" w:styleId="ColourfulShadingAccent4">
+  <w:style w:type="table" w:styleId="Tramecouleur-Accent4">
     <w:name w:val="Colorful Shading Accent 4"/>
-    <w:basedOn w:val="TableNormal"/>
+    <w:basedOn w:val="TableauNormal"/>
     <w:uiPriority w:val="71"/>
     <w:rsid w:val="00CB0664"/>
     <w:pPr>
@@ -20370,9 +22269,9 @@
       </w:rPr>
     </w:tblStylePr>
   </w:style>
-  <w:style w:type="table" w:styleId="ColourfulShadingAccent5">
+  <w:style w:type="table" w:styleId="Tramecouleur-Accent5">
     <w:name w:val="Colorful Shading Accent 5"/>
-    <w:basedOn w:val="TableNormal"/>
+    <w:basedOn w:val="TableauNormal"/>
     <w:uiPriority w:val="71"/>
     <w:rsid w:val="00CB0664"/>
     <w:pPr>
@@ -20485,9 +22384,9 @@
       </w:rPr>
     </w:tblStylePr>
   </w:style>
-  <w:style w:type="table" w:styleId="ColourfulShadingAccent6">
+  <w:style w:type="table" w:styleId="Tramecouleur-Accent6">
     <w:name w:val="Colorful Shading Accent 6"/>
-    <w:basedOn w:val="TableNormal"/>
+    <w:basedOn w:val="TableauNormal"/>
     <w:uiPriority w:val="71"/>
     <w:rsid w:val="00CB0664"/>
     <w:pPr>
@@ -20600,9 +22499,9 @@
       </w:rPr>
     </w:tblStylePr>
   </w:style>
-  <w:style w:type="table" w:styleId="ColourfulList">
+  <w:style w:type="table" w:styleId="Listecouleur">
     <w:name w:val="Colorful List"/>
-    <w:basedOn w:val="TableNormal"/>
+    <w:basedOn w:val="TableauNormal"/>
     <w:uiPriority w:val="72"/>
     <w:rsid w:val="00CB0664"/>
     <w:pPr>
@@ -20679,9 +22578,9 @@
       </w:tcPr>
     </w:tblStylePr>
   </w:style>
-  <w:style w:type="table" w:styleId="ColourfulListAccent1">
+  <w:style w:type="table" w:styleId="Listecouleur-Accent1">
     <w:name w:val="Colorful List Accent 1"/>
-    <w:basedOn w:val="TableNormal"/>
+    <w:basedOn w:val="TableauNormal"/>
     <w:uiPriority w:val="72"/>
     <w:rsid w:val="00CB0664"/>
     <w:pPr>
@@ -20758,9 +22657,9 @@
       </w:tcPr>
     </w:tblStylePr>
   </w:style>
-  <w:style w:type="table" w:styleId="ColourfulListAccent2">
+  <w:style w:type="table" w:styleId="Listecouleur-Accent2">
     <w:name w:val="Colorful List Accent 2"/>
-    <w:basedOn w:val="TableNormal"/>
+    <w:basedOn w:val="TableauNormal"/>
     <w:uiPriority w:val="72"/>
     <w:rsid w:val="00CB0664"/>
     <w:pPr>
@@ -20837,9 +22736,9 @@
       </w:tcPr>
     </w:tblStylePr>
   </w:style>
-  <w:style w:type="table" w:styleId="ColourfulListAccent3">
+  <w:style w:type="table" w:styleId="Listecouleur-Accent3">
     <w:name w:val="Colorful List Accent 3"/>
-    <w:basedOn w:val="TableNormal"/>
+    <w:basedOn w:val="TableauNormal"/>
     <w:uiPriority w:val="72"/>
     <w:rsid w:val="00CB0664"/>
     <w:pPr>
@@ -20916,9 +22815,9 @@
       </w:tcPr>
     </w:tblStylePr>
   </w:style>
-  <w:style w:type="table" w:styleId="ColourfulListAccent4">
+  <w:style w:type="table" w:styleId="Listecouleur-Accent4">
     <w:name w:val="Colorful List Accent 4"/>
-    <w:basedOn w:val="TableNormal"/>
+    <w:basedOn w:val="TableauNormal"/>
     <w:uiPriority w:val="72"/>
     <w:rsid w:val="00CB0664"/>
     <w:pPr>
@@ -20995,9 +22894,9 @@
       </w:tcPr>
     </w:tblStylePr>
   </w:style>
-  <w:style w:type="table" w:styleId="ColourfulListAccent5">
+  <w:style w:type="table" w:styleId="Listecouleur-Accent5">
     <w:name w:val="Colorful List Accent 5"/>
-    <w:basedOn w:val="TableNormal"/>
+    <w:basedOn w:val="TableauNormal"/>
     <w:uiPriority w:val="72"/>
     <w:rsid w:val="00CB0664"/>
     <w:pPr>
@@ -21074,9 +22973,9 @@
       </w:tcPr>
     </w:tblStylePr>
   </w:style>
-  <w:style w:type="table" w:styleId="ColourfulListAccent6">
+  <w:style w:type="table" w:styleId="Listecouleur-Accent6">
     <w:name w:val="Colorful List Accent 6"/>
-    <w:basedOn w:val="TableNormal"/>
+    <w:basedOn w:val="TableauNormal"/>
     <w:uiPriority w:val="72"/>
     <w:rsid w:val="00CB0664"/>
     <w:pPr>
@@ -21153,9 +23052,9 @@
       </w:tcPr>
     </w:tblStylePr>
   </w:style>
-  <w:style w:type="table" w:styleId="ColourfulGrid">
+  <w:style w:type="table" w:styleId="Grillecouleur">
     <w:name w:val="Colorful Grid"/>
-    <w:basedOn w:val="TableNormal"/>
+    <w:basedOn w:val="TableauNormal"/>
     <w:uiPriority w:val="73"/>
     <w:rsid w:val="00CB0664"/>
     <w:pPr>
@@ -21226,9 +23125,9 @@
       </w:tcPr>
     </w:tblStylePr>
   </w:style>
-  <w:style w:type="table" w:styleId="ColourfulGridAccent1">
+  <w:style w:type="table" w:styleId="Grillecouleur-Accent1">
     <w:name w:val="Colorful Grid Accent 1"/>
-    <w:basedOn w:val="TableNormal"/>
+    <w:basedOn w:val="TableauNormal"/>
     <w:uiPriority w:val="73"/>
     <w:rsid w:val="00CB0664"/>
     <w:pPr>
@@ -21299,9 +23198,9 @@
       </w:tcPr>
     </w:tblStylePr>
   </w:style>
-  <w:style w:type="table" w:styleId="ColourfulGridAccent2">
+  <w:style w:type="table" w:styleId="Grillecouleur-Accent2">
     <w:name w:val="Colorful Grid Accent 2"/>
-    <w:basedOn w:val="TableNormal"/>
+    <w:basedOn w:val="TableauNormal"/>
     <w:uiPriority w:val="73"/>
     <w:rsid w:val="00CB0664"/>
     <w:pPr>
@@ -21372,9 +23271,9 @@
       </w:tcPr>
     </w:tblStylePr>
   </w:style>
-  <w:style w:type="table" w:styleId="ColourfulGridAccent3">
+  <w:style w:type="table" w:styleId="Grillecouleur-Accent3">
     <w:name w:val="Colorful Grid Accent 3"/>
-    <w:basedOn w:val="TableNormal"/>
+    <w:basedOn w:val="TableauNormal"/>
     <w:uiPriority w:val="73"/>
     <w:rsid w:val="00CB0664"/>
     <w:pPr>
@@ -21445,9 +23344,9 @@
       </w:tcPr>
     </w:tblStylePr>
   </w:style>
-  <w:style w:type="table" w:styleId="ColourfulGridAccent4">
+  <w:style w:type="table" w:styleId="Grillecouleur-Accent4">
     <w:name w:val="Colorful Grid Accent 4"/>
-    <w:basedOn w:val="TableNormal"/>
+    <w:basedOn w:val="TableauNormal"/>
     <w:uiPriority w:val="73"/>
     <w:rsid w:val="00CB0664"/>
     <w:pPr>
@@ -21518,9 +23417,9 @@
       </w:tcPr>
     </w:tblStylePr>
   </w:style>
-  <w:style w:type="table" w:styleId="ColourfulGridAccent5">
+  <w:style w:type="table" w:styleId="Grillecouleur-Accent5">
     <w:name w:val="Colorful Grid Accent 5"/>
-    <w:basedOn w:val="TableNormal"/>
+    <w:basedOn w:val="TableauNormal"/>
     <w:uiPriority w:val="73"/>
     <w:rsid w:val="00CB0664"/>
     <w:pPr>
@@ -21591,9 +23490,9 @@
       </w:tcPr>
     </w:tblStylePr>
   </w:style>
-  <w:style w:type="table" w:styleId="ColourfulGridAccent6">
+  <w:style w:type="table" w:styleId="Grillecouleur-Accent6">
     <w:name w:val="Colorful Grid Accent 6"/>
-    <w:basedOn w:val="TableNormal"/>
+    <w:basedOn w:val="TableauNormal"/>
     <w:uiPriority w:val="73"/>
     <w:rsid w:val="00CB0664"/>
     <w:pPr>
@@ -21675,9 +23574,9 @@
       <w:color w:val="787878"/>
     </w:rPr>
   </w:style>
-  <w:style w:type="paragraph" w:customStyle="1" w:styleId="Lgende">
-    <w:name w:val="Légende"/>
-    <w:basedOn w:val="Caption"/>
+  <w:style w:type="paragraph" w:customStyle="1" w:styleId="Lgende1">
+    <w:name w:val="Légende1"/>
+    <w:basedOn w:val="Lgende"/>
     <w:pPr>
       <w:spacing w:before="60" w:after="160"/>
     </w:pPr>
@@ -21686,7 +23585,7 @@
       <w:sz w:val="20"/>
     </w:rPr>
   </w:style>
-  <w:style w:type="paragraph" w:styleId="TOC1">
+  <w:style w:type="paragraph" w:styleId="TM1">
     <w:name w:val="toc 1"/>
     <w:basedOn w:val="Normal"/>
     <w:next w:val="Normal"/>
@@ -21710,7 +23609,7 @@
       <w:szCs w:val="24"/>
     </w:rPr>
   </w:style>
-  <w:style w:type="paragraph" w:styleId="TOC2">
+  <w:style w:type="paragraph" w:styleId="TM2">
     <w:name w:val="toc 2"/>
     <w:basedOn w:val="Normal"/>
     <w:next w:val="Normal"/>
@@ -21728,7 +23627,7 @@
       <w:bCs/>
     </w:rPr>
   </w:style>
-  <w:style w:type="paragraph" w:styleId="TOC3">
+  <w:style w:type="paragraph" w:styleId="TM3">
     <w:name w:val="toc 3"/>
     <w:basedOn w:val="Normal"/>
     <w:next w:val="Normal"/>
@@ -21745,7 +23644,7 @@
       <w:szCs w:val="20"/>
     </w:rPr>
   </w:style>
-  <w:style w:type="paragraph" w:styleId="TOC4">
+  <w:style w:type="paragraph" w:styleId="TM4">
     <w:name w:val="toc 4"/>
     <w:basedOn w:val="Normal"/>
     <w:next w:val="Normal"/>
@@ -21763,7 +23662,7 @@
       <w:szCs w:val="20"/>
     </w:rPr>
   </w:style>
-  <w:style w:type="paragraph" w:styleId="TOC5">
+  <w:style w:type="paragraph" w:styleId="TM5">
     <w:name w:val="toc 5"/>
     <w:basedOn w:val="Normal"/>
     <w:next w:val="Normal"/>
@@ -21781,7 +23680,7 @@
       <w:szCs w:val="20"/>
     </w:rPr>
   </w:style>
-  <w:style w:type="paragraph" w:styleId="TOC6">
+  <w:style w:type="paragraph" w:styleId="TM6">
     <w:name w:val="toc 6"/>
     <w:basedOn w:val="Normal"/>
     <w:next w:val="Normal"/>
@@ -21799,7 +23698,7 @@
       <w:szCs w:val="20"/>
     </w:rPr>
   </w:style>
-  <w:style w:type="paragraph" w:styleId="TOC7">
+  <w:style w:type="paragraph" w:styleId="TM7">
     <w:name w:val="toc 7"/>
     <w:basedOn w:val="Normal"/>
     <w:next w:val="Normal"/>
@@ -21817,7 +23716,7 @@
       <w:szCs w:val="20"/>
     </w:rPr>
   </w:style>
-  <w:style w:type="paragraph" w:styleId="TOC8">
+  <w:style w:type="paragraph" w:styleId="TM8">
     <w:name w:val="toc 8"/>
     <w:basedOn w:val="Normal"/>
     <w:next w:val="Normal"/>
@@ -21835,7 +23734,7 @@
       <w:szCs w:val="20"/>
     </w:rPr>
   </w:style>
-  <w:style w:type="paragraph" w:styleId="TOC9">
+  <w:style w:type="paragraph" w:styleId="TM9">
     <w:name w:val="toc 9"/>
     <w:basedOn w:val="Normal"/>
     <w:next w:val="Normal"/>
@@ -21853,10 +23752,10 @@
       <w:szCs w:val="20"/>
     </w:rPr>
   </w:style>
-  <w:style w:type="character" w:customStyle="1" w:styleId="NoSpacingChar">
-    <w:name w:val="No Spacing Char"/>
-    <w:basedOn w:val="DefaultParagraphFont"/>
-    <w:link w:val="NoSpacing"/>
+  <w:style w:type="character" w:customStyle="1" w:styleId="SansinterligneCar">
+    <w:name w:val="Sans interligne Car"/>
+    <w:basedOn w:val="Policepardfaut"/>
+    <w:link w:val="Sansinterligne"/>
     <w:uiPriority w:val="1"/>
     <w:rsid w:val="00C47798"/>
   </w:style>
@@ -21873,12 +23772,12 @@
       <w:rFonts w:ascii="Times New Roman" w:eastAsia="Times New Roman" w:hAnsi="Times New Roman" w:cs="Times New Roman"/>
       <w:sz w:val="24"/>
       <w:szCs w:val="24"/>
-      <w:lang w:val="en-CH" w:eastAsia="en-GB"/>
+      <w:lang w:eastAsia="en-GB"/>
     </w:rPr>
   </w:style>
-  <w:style w:type="character" w:styleId="Hyperlink">
+  <w:style w:type="character" w:styleId="Lienhypertexte">
     <w:name w:val="Hyperlink"/>
-    <w:basedOn w:val="DefaultParagraphFont"/>
+    <w:basedOn w:val="Policepardfaut"/>
     <w:uiPriority w:val="99"/>
     <w:unhideWhenUsed/>
     <w:rsid w:val="0023155C"/>
@@ -21925,9 +23824,9 @@
       <w:lang w:val="fr-CH"/>
     </w:rPr>
   </w:style>
-  <w:style w:type="character" w:styleId="PageNumber">
+  <w:style w:type="character" w:styleId="Numrodepage">
     <w:name w:val="page number"/>
-    <w:basedOn w:val="DefaultParagraphFont"/>
+    <w:basedOn w:val="Policepardfaut"/>
     <w:uiPriority w:val="99"/>
     <w:semiHidden/>
     <w:unhideWhenUsed/>
@@ -21935,7 +23834,7 @@
   </w:style>
   <w:style w:type="paragraph" w:customStyle="1" w:styleId="GuidageList">
     <w:name w:val="Guidage List"/>
-    <w:basedOn w:val="ListBullet"/>
+    <w:basedOn w:val="Listepuces"/>
     <w:qFormat/>
     <w:rsid w:val="0072652E"/>
     <w:pPr>

--- a/doc/TPI_Rapport_NapoleoneCyril.docx
+++ b/doc/TPI_Rapport_NapoleoneCyril.docx
@@ -3414,21 +3414,7 @@
         <w:rPr>
           <w:lang w:val="fr-CH"/>
         </w:rPr>
-        <w:t xml:space="preserve"> </w:t>
-      </w:r>
-      <w:proofErr w:type="spellStart"/>
-      <w:r>
-        <w:rPr>
-          <w:lang w:val="fr-CH"/>
-        </w:rPr>
-        <w:t>Laravel</w:t>
-      </w:r>
-      <w:proofErr w:type="spellEnd"/>
-      <w:r>
-        <w:rPr>
-          <w:lang w:val="fr-CH"/>
-        </w:rPr>
-        <w:t xml:space="preserve"> 12</w:t>
+        <w:t xml:space="preserve"> Laravel 12</w:t>
       </w:r>
       <w:r>
         <w:rPr>
@@ -4655,7 +4641,21 @@
         <w:rPr>
           <w:lang w:val="fr-CH"/>
         </w:rPr>
-        <w:t>Réinitialisation avancée du mot de passe par email.</w:t>
+        <w:t xml:space="preserve">Réinitialisation avancée du mot de passe par </w:t>
+      </w:r>
+      <w:proofErr w:type="gramStart"/>
+      <w:r>
+        <w:rPr>
+          <w:lang w:val="fr-CH"/>
+        </w:rPr>
+        <w:t>email</w:t>
+      </w:r>
+      <w:proofErr w:type="gramEnd"/>
+      <w:r>
+        <w:rPr>
+          <w:lang w:val="fr-CH"/>
+        </w:rPr>
+        <w:t>.</w:t>
       </w:r>
     </w:p>
     <w:p>
@@ -5865,13 +5865,7 @@
         <w:rPr>
           <w:lang w:val="fr-CH"/>
         </w:rPr>
-        <w:t>l’analyse</w:t>
-      </w:r>
-      <w:r>
-        <w:rPr>
-          <w:lang w:val="fr-CH"/>
-        </w:rPr>
-        <w:t xml:space="preserve"> du besoin, la conception de l’application, le développement du frontend, le développement du backend, la base de données, l</w:t>
+        <w:t>l’analyse du besoin, la conception de l’application, le développement du frontend, le développement du backend, la base de données, l</w:t>
       </w:r>
       <w:r>
         <w:rPr>
@@ -6169,6 +6163,7 @@
         </w:rPr>
         <w:t xml:space="preserve">(version </w:t>
       </w:r>
+      <w:proofErr w:type="spellStart"/>
       <w:proofErr w:type="gramStart"/>
       <w:r>
         <w:rPr>
@@ -6179,6 +6174,7 @@
         </w:rPr>
         <w:t>a</w:t>
       </w:r>
+      <w:proofErr w:type="spellEnd"/>
       <w:proofErr w:type="gramEnd"/>
       <w:r>
         <w:rPr>
@@ -6199,21 +6195,7 @@
         <w:rPr>
           <w:lang w:val="fr-CH"/>
         </w:rPr>
-        <w:t xml:space="preserve">, tandis que le backend est développé avec </w:t>
-      </w:r>
-      <w:proofErr w:type="spellStart"/>
-      <w:r>
-        <w:rPr>
-          <w:lang w:val="fr-CH"/>
-        </w:rPr>
-        <w:t>Laravel</w:t>
-      </w:r>
-      <w:proofErr w:type="spellEnd"/>
-      <w:r>
-        <w:rPr>
-          <w:lang w:val="fr-CH"/>
-        </w:rPr>
-        <w:t xml:space="preserve"> 12. </w:t>
+        <w:t xml:space="preserve">, tandis que le backend est développé avec Laravel 12. </w:t>
       </w:r>
       <w:r>
         <w:rPr>
@@ -6939,27 +6921,7 @@
                 <w:szCs w:val="18"/>
                 <w:lang w:val="fr-CH"/>
               </w:rPr>
-              <w:t xml:space="preserve">Docker / </w:t>
-            </w:r>
-            <w:proofErr w:type="spellStart"/>
-            <w:r>
-              <w:rPr>
-                <w:rFonts w:asciiTheme="majorHAnsi" w:hAnsiTheme="majorHAnsi" w:cstheme="majorHAnsi"/>
-                <w:sz w:val="18"/>
-                <w:szCs w:val="18"/>
-                <w:lang w:val="fr-CH"/>
-              </w:rPr>
-              <w:t>Laravel</w:t>
-            </w:r>
-            <w:proofErr w:type="spellEnd"/>
-            <w:r>
-              <w:rPr>
-                <w:rFonts w:asciiTheme="majorHAnsi" w:hAnsiTheme="majorHAnsi" w:cstheme="majorHAnsi"/>
-                <w:sz w:val="18"/>
-                <w:szCs w:val="18"/>
-                <w:lang w:val="fr-CH"/>
-              </w:rPr>
-              <w:t xml:space="preserve"> </w:t>
+              <w:t xml:space="preserve">Docker / Laravel </w:t>
             </w:r>
             <w:proofErr w:type="spellStart"/>
             <w:r>
@@ -7546,7 +7508,6 @@
                 <w:lang w:val="fr-CH"/>
               </w:rPr>
             </w:pPr>
-            <w:proofErr w:type="spellStart"/>
             <w:r>
               <w:rPr>
                 <w:rFonts w:asciiTheme="majorHAnsi" w:hAnsiTheme="majorHAnsi" w:cstheme="majorHAnsi"/>
@@ -7554,17 +7515,7 @@
                 <w:szCs w:val="18"/>
                 <w:lang w:val="fr-CH"/>
               </w:rPr>
-              <w:t>Laravel</w:t>
-            </w:r>
-            <w:proofErr w:type="spellEnd"/>
-            <w:r>
-              <w:rPr>
-                <w:rFonts w:asciiTheme="majorHAnsi" w:hAnsiTheme="majorHAnsi" w:cstheme="majorHAnsi"/>
-                <w:sz w:val="18"/>
-                <w:szCs w:val="18"/>
-                <w:lang w:val="fr-CH"/>
-              </w:rPr>
-              <w:t xml:space="preserve"> 12</w:t>
+              <w:t>Laravel 12</w:t>
             </w:r>
           </w:p>
         </w:tc>
@@ -7954,19 +7905,8 @@
                 <w:szCs w:val="18"/>
                 <w:lang w:val="fr-CH"/>
               </w:rPr>
-              <w:t xml:space="preserve">Seeders </w:t>
+              <w:t>Seeders Laravel</w:t>
             </w:r>
-            <w:proofErr w:type="spellStart"/>
-            <w:r>
-              <w:rPr>
-                <w:rFonts w:asciiTheme="majorHAnsi" w:hAnsiTheme="majorHAnsi" w:cstheme="majorHAnsi"/>
-                <w:sz w:val="18"/>
-                <w:szCs w:val="18"/>
-                <w:lang w:val="fr-CH"/>
-              </w:rPr>
-              <w:t>Laravel</w:t>
-            </w:r>
-            <w:proofErr w:type="spellEnd"/>
           </w:p>
         </w:tc>
         <w:tc>
@@ -11854,21 +11794,8 @@
                 <w:szCs w:val="20"/>
                 <w:lang w:val="fr-CH" w:eastAsia="fr-CH"/>
               </w:rPr>
-              <w:t xml:space="preserve"> et </w:t>
+              <w:t xml:space="preserve"> et Laravel</w:t>
             </w:r>
-            <w:proofErr w:type="spellStart"/>
-            <w:r>
-              <w:rPr>
-                <w:rFonts w:asciiTheme="majorHAnsi" w:eastAsia="Times New Roman" w:hAnsiTheme="majorHAnsi" w:cstheme="majorHAnsi"/>
-                <w:b w:val="0"/>
-                <w:bCs w:val="0"/>
-                <w:sz w:val="20"/>
-                <w:szCs w:val="20"/>
-                <w:lang w:val="fr-CH" w:eastAsia="fr-CH"/>
-              </w:rPr>
-              <w:t>Laravel</w:t>
-            </w:r>
-            <w:proofErr w:type="spellEnd"/>
           </w:p>
         </w:tc>
         <w:tc>
@@ -11894,25 +11821,7 @@
                 <w:szCs w:val="20"/>
                 <w:lang w:val="fr-CH" w:eastAsia="fr-CH"/>
               </w:rPr>
-              <w:t>Le</w:t>
-            </w:r>
-            <w:r>
-              <w:rPr>
-                <w:rFonts w:asciiTheme="majorHAnsi" w:eastAsia="Times New Roman" w:hAnsiTheme="majorHAnsi" w:cstheme="majorHAnsi"/>
-                <w:sz w:val="20"/>
-                <w:szCs w:val="20"/>
-                <w:lang w:val="fr-CH" w:eastAsia="fr-CH"/>
-              </w:rPr>
-              <w:t xml:space="preserve">s services </w:t>
-            </w:r>
-            <w:r>
-              <w:rPr>
-                <w:rFonts w:asciiTheme="majorHAnsi" w:eastAsia="Times New Roman" w:hAnsiTheme="majorHAnsi" w:cstheme="majorHAnsi"/>
-                <w:sz w:val="20"/>
-                <w:szCs w:val="20"/>
-                <w:lang w:val="fr-CH" w:eastAsia="fr-CH"/>
-              </w:rPr>
-              <w:t>frontend n</w:t>
+              <w:t>Les services frontend n</w:t>
             </w:r>
             <w:r>
               <w:rPr>
@@ -11957,16 +11866,7 @@
                 <w:szCs w:val="20"/>
                 <w:lang w:val="fr-CH" w:eastAsia="fr-CH"/>
               </w:rPr>
-              <w:t xml:space="preserve">Tester régulièrement les appels API avec Bruno </w:t>
-            </w:r>
-            <w:r>
-              <w:rPr>
-                <w:rFonts w:asciiTheme="majorHAnsi" w:eastAsia="Times New Roman" w:hAnsiTheme="majorHAnsi" w:cstheme="majorHAnsi"/>
-                <w:sz w:val="20"/>
-                <w:szCs w:val="20"/>
-                <w:lang w:val="fr-CH" w:eastAsia="fr-CH"/>
-              </w:rPr>
-              <w:t>mais aussi depuis le front une fois dans la phase de dev de l’interface.</w:t>
+              <w:t>Tester régulièrement les appels API avec Bruno mais aussi depuis le front une fois dans la phase de dev de l’interface.</w:t>
             </w:r>
           </w:p>
         </w:tc>
@@ -12396,27 +12296,7 @@
                 <w:szCs w:val="20"/>
                 <w:lang w:val="fr-CH" w:eastAsia="fr-CH"/>
               </w:rPr>
-              <w:t xml:space="preserve">Avoir une bonne connaissance de la structure DB et une bonne utilisation de </w:t>
-            </w:r>
-            <w:proofErr w:type="spellStart"/>
-            <w:r>
-              <w:rPr>
-                <w:rFonts w:asciiTheme="majorHAnsi" w:eastAsia="Times New Roman" w:hAnsiTheme="majorHAnsi" w:cstheme="majorHAnsi"/>
-                <w:sz w:val="20"/>
-                <w:szCs w:val="20"/>
-                <w:lang w:val="fr-CH" w:eastAsia="fr-CH"/>
-              </w:rPr>
-              <w:t>Laravel</w:t>
-            </w:r>
-            <w:proofErr w:type="spellEnd"/>
-            <w:r>
-              <w:rPr>
-                <w:rFonts w:asciiTheme="majorHAnsi" w:eastAsia="Times New Roman" w:hAnsiTheme="majorHAnsi" w:cstheme="majorHAnsi"/>
-                <w:sz w:val="20"/>
-                <w:szCs w:val="20"/>
-                <w:lang w:val="fr-CH" w:eastAsia="fr-CH"/>
-              </w:rPr>
-              <w:t xml:space="preserve"> en lien avec ça via les migrations et les relations Eloquent</w:t>
+              <w:t>Avoir une bonne connaissance de la structure DB et une bonne utilisation de Laravel en lien avec ça via les migrations et les relations Eloquent</w:t>
             </w:r>
           </w:p>
         </w:tc>
@@ -12529,7 +12409,27 @@
                 <w:szCs w:val="20"/>
                 <w:lang w:val="fr-CH" w:eastAsia="fr-CH"/>
               </w:rPr>
-              <w:t xml:space="preserve">Prévoir du temps pour des corrections du workflow ou de la config Azure, car celle-ci peut vite poser problème sur des détails (vécu en </w:t>
+              <w:t xml:space="preserve">Prévoir du temps pour des corrections du workflow ou de la config Azure, car celle-ci peut vite poser </w:t>
+            </w:r>
+            <w:proofErr w:type="gramStart"/>
+            <w:r>
+              <w:rPr>
+                <w:rFonts w:asciiTheme="majorHAnsi" w:eastAsia="Times New Roman" w:hAnsiTheme="majorHAnsi" w:cstheme="majorHAnsi"/>
+                <w:sz w:val="20"/>
+                <w:szCs w:val="20"/>
+                <w:lang w:val="fr-CH" w:eastAsia="fr-CH"/>
+              </w:rPr>
+              <w:t>problème</w:t>
+            </w:r>
+            <w:proofErr w:type="gramEnd"/>
+            <w:r>
+              <w:rPr>
+                <w:rFonts w:asciiTheme="majorHAnsi" w:eastAsia="Times New Roman" w:hAnsiTheme="majorHAnsi" w:cstheme="majorHAnsi"/>
+                <w:sz w:val="20"/>
+                <w:szCs w:val="20"/>
+                <w:lang w:val="fr-CH" w:eastAsia="fr-CH"/>
+              </w:rPr>
+              <w:t xml:space="preserve"> sur des détails (vécu en </w:t>
             </w:r>
             <w:proofErr w:type="spellStart"/>
             <w:r>
@@ -12646,27 +12546,7 @@
                 <w:szCs w:val="20"/>
                 <w:lang w:val="fr-CH" w:eastAsia="fr-CH"/>
               </w:rPr>
-              <w:t>Erreurs dû à des différences de variables d’</w:t>
-            </w:r>
-            <w:proofErr w:type="spellStart"/>
-            <w:r>
-              <w:rPr>
-                <w:rFonts w:asciiTheme="majorHAnsi" w:eastAsia="Times New Roman" w:hAnsiTheme="majorHAnsi" w:cstheme="majorHAnsi"/>
-                <w:sz w:val="20"/>
-                <w:szCs w:val="20"/>
-                <w:lang w:val="fr-CH" w:eastAsia="fr-CH"/>
-              </w:rPr>
-              <w:t>env</w:t>
-            </w:r>
-            <w:proofErr w:type="spellEnd"/>
-            <w:r>
-              <w:rPr>
-                <w:rFonts w:asciiTheme="majorHAnsi" w:eastAsia="Times New Roman" w:hAnsiTheme="majorHAnsi" w:cstheme="majorHAnsi"/>
-                <w:sz w:val="20"/>
-                <w:szCs w:val="20"/>
-                <w:lang w:val="fr-CH" w:eastAsia="fr-CH"/>
-              </w:rPr>
-              <w:t xml:space="preserve">, </w:t>
+              <w:t xml:space="preserve">Erreurs dû à des différences de variables d’env, </w:t>
             </w:r>
             <w:proofErr w:type="spellStart"/>
             <w:r>
@@ -14068,6 +13948,1890 @@
     </w:p>
     <w:p>
       <w:pPr>
+        <w:rPr>
+          <w:lang w:val="fr-CH"/>
+        </w:rPr>
+      </w:pPr>
+      <w:r>
+        <w:rPr>
+          <w:lang w:val="fr-CH"/>
+        </w:rPr>
+        <w:t>L</w:t>
+      </w:r>
+      <w:r>
+        <w:rPr>
+          <w:lang w:val="fr-CH"/>
+        </w:rPr>
+        <w:t>a structure générale de l’application avant le développement</w:t>
+      </w:r>
+      <w:r>
+        <w:rPr>
+          <w:lang w:val="fr-CH"/>
+        </w:rPr>
+        <w:t xml:space="preserve"> est définie au mieux dans cette partie</w:t>
+      </w:r>
+      <w:r>
+        <w:rPr>
+          <w:lang w:val="fr-CH"/>
+        </w:rPr>
+        <w:t xml:space="preserve">. </w:t>
+      </w:r>
+      <w:r>
+        <w:rPr>
+          <w:lang w:val="fr-CH"/>
+        </w:rPr>
+        <w:t>Ça</w:t>
+      </w:r>
+      <w:r>
+        <w:rPr>
+          <w:lang w:val="fr-CH"/>
+        </w:rPr>
+        <w:t xml:space="preserve"> </w:t>
+      </w:r>
+      <w:r>
+        <w:rPr>
+          <w:lang w:val="fr-CH"/>
+        </w:rPr>
+        <w:t>permet d’</w:t>
+      </w:r>
+      <w:r>
+        <w:rPr>
+          <w:lang w:val="fr-CH"/>
+        </w:rPr>
+        <w:t>éviter de commencer directement le développement sans vision claire d</w:t>
+      </w:r>
+      <w:r>
+        <w:rPr>
+          <w:lang w:val="fr-CH"/>
+        </w:rPr>
+        <w:t>u projet concret</w:t>
+      </w:r>
+      <w:r>
+        <w:rPr>
+          <w:lang w:val="fr-CH"/>
+        </w:rPr>
+        <w:t>.</w:t>
+      </w:r>
+    </w:p>
+    <w:p>
+      <w:pPr>
+        <w:rPr>
+          <w:lang w:val="fr-CH"/>
+        </w:rPr>
+      </w:pPr>
+      <w:r>
+        <w:rPr>
+          <w:lang w:val="fr-CH"/>
+        </w:rPr>
+        <w:t xml:space="preserve">Le frontend </w:t>
+      </w:r>
+      <w:proofErr w:type="spellStart"/>
+      <w:r>
+        <w:rPr>
+          <w:lang w:val="fr-CH"/>
+        </w:rPr>
+        <w:t>Angular</w:t>
+      </w:r>
+      <w:proofErr w:type="spellEnd"/>
+      <w:r>
+        <w:rPr>
+          <w:lang w:val="fr-CH"/>
+        </w:rPr>
+        <w:t xml:space="preserve"> gère l’affichage, la navigation et les interactions utilisateur. Le backend Laravel </w:t>
+      </w:r>
+      <w:r>
+        <w:rPr>
+          <w:lang w:val="fr-CH"/>
+        </w:rPr>
+        <w:t>l’</w:t>
+      </w:r>
+      <w:r>
+        <w:rPr>
+          <w:lang w:val="fr-CH"/>
+        </w:rPr>
+        <w:t>API qui contient la logique métier, les règles de validation, l’authentification, les autorisations et l’accès aux données. La base de données stocke les utilisateurs, les films et les citations.</w:t>
+      </w:r>
+    </w:p>
+    <w:p>
+      <w:pPr>
+        <w:pStyle w:val="Titre3"/>
+        <w:rPr>
+          <w:lang w:val="fr-CH"/>
+        </w:rPr>
+      </w:pPr>
+      <w:r>
+        <w:rPr>
+          <w:lang w:val="fr-CH"/>
+        </w:rPr>
+        <w:t>Architecture générale</w:t>
+      </w:r>
+    </w:p>
+    <w:p>
+      <w:pPr>
+        <w:rPr>
+          <w:lang w:val="fr-CH"/>
+        </w:rPr>
+      </w:pPr>
+      <w:r>
+        <w:rPr>
+          <w:lang w:val="fr-CH"/>
+        </w:rPr>
+        <w:t>L’architecture prévue est une architecture web classique en trois parties principales : le client, l’API et la base de données.</w:t>
+      </w:r>
+    </w:p>
+    <w:p>
+      <w:pPr>
+        <w:rPr>
+          <w:lang w:val="fr-CH"/>
+        </w:rPr>
+      </w:pPr>
+      <w:r>
+        <w:rPr>
+          <w:lang w:val="fr-CH"/>
+        </w:rPr>
+        <w:t xml:space="preserve">L’utilisateur accède à l’application depuis un navigateur. Le navigateur charge l’application </w:t>
+      </w:r>
+      <w:proofErr w:type="spellStart"/>
+      <w:r>
+        <w:rPr>
+          <w:lang w:val="fr-CH"/>
+        </w:rPr>
+        <w:t>Angular</w:t>
+      </w:r>
+      <w:proofErr w:type="spellEnd"/>
+      <w:r>
+        <w:rPr>
+          <w:lang w:val="fr-CH"/>
+        </w:rPr>
+        <w:t>, qui communique ensuite avec l’API Laravel. Le backend traite les requêtes et interagit avec la base de données.</w:t>
+      </w:r>
+    </w:p>
+    <w:p>
+      <w:pPr>
+        <w:rPr>
+          <w:lang w:val="fr-CH"/>
+        </w:rPr>
+      </w:pPr>
+      <w:r>
+        <w:rPr>
+          <w:lang w:val="fr-CH"/>
+        </w:rPr>
+        <w:t xml:space="preserve">En développement local, le frontend est lancé avec </w:t>
+      </w:r>
+      <w:proofErr w:type="spellStart"/>
+      <w:r>
+        <w:rPr>
+          <w:lang w:val="fr-CH"/>
+        </w:rPr>
+        <w:t>Angular</w:t>
+      </w:r>
+      <w:proofErr w:type="spellEnd"/>
+      <w:r>
+        <w:rPr>
+          <w:lang w:val="fr-CH"/>
+        </w:rPr>
+        <w:t xml:space="preserve">, le backend est lancé avec Laravel Sail et la base locale </w:t>
+      </w:r>
+      <w:r>
+        <w:rPr>
+          <w:lang w:val="fr-CH"/>
+        </w:rPr>
+        <w:t>via</w:t>
+      </w:r>
+      <w:r>
+        <w:rPr>
+          <w:lang w:val="fr-CH"/>
+        </w:rPr>
+        <w:t xml:space="preserve"> SQLite. En </w:t>
+      </w:r>
+      <w:r>
+        <w:rPr>
+          <w:lang w:val="fr-CH"/>
+        </w:rPr>
+        <w:t>prod</w:t>
+      </w:r>
+      <w:r>
+        <w:rPr>
+          <w:lang w:val="fr-CH"/>
+        </w:rPr>
+        <w:t xml:space="preserve">, le frontend est prévu sur Azure </w:t>
+      </w:r>
+      <w:proofErr w:type="spellStart"/>
+      <w:r>
+        <w:rPr>
+          <w:lang w:val="fr-CH"/>
+        </w:rPr>
+        <w:t>Static</w:t>
+      </w:r>
+      <w:proofErr w:type="spellEnd"/>
+      <w:r>
+        <w:rPr>
+          <w:lang w:val="fr-CH"/>
+        </w:rPr>
+        <w:t xml:space="preserve"> Web Apps, le backend sur Azure Web App et la base de données sur Azure </w:t>
+      </w:r>
+      <w:proofErr w:type="spellStart"/>
+      <w:r>
+        <w:rPr>
+          <w:lang w:val="fr-CH"/>
+        </w:rPr>
+        <w:t>Database</w:t>
+      </w:r>
+      <w:proofErr w:type="spellEnd"/>
+      <w:r>
+        <w:rPr>
+          <w:lang w:val="fr-CH"/>
+        </w:rPr>
+        <w:t xml:space="preserve"> for MySQL Flexible Server</w:t>
+      </w:r>
+      <w:r>
+        <w:rPr>
+          <w:lang w:val="fr-CH"/>
+        </w:rPr>
+        <w:t xml:space="preserve"> comme dit plus tôt</w:t>
+      </w:r>
+      <w:r>
+        <w:rPr>
+          <w:lang w:val="fr-CH"/>
+        </w:rPr>
+        <w:t>.</w:t>
+      </w:r>
+    </w:p>
+    <w:p>
+      <w:pPr>
+        <w:rPr>
+          <w:lang w:val="fr-CH"/>
+        </w:rPr>
+      </w:pPr>
+      <w:r>
+        <w:rPr>
+          <w:lang w:val="fr-CH"/>
+        </w:rPr>
+        <w:t xml:space="preserve">Le dépôt GitHub est organisé en monorepo, </w:t>
+      </w:r>
+      <w:r>
+        <w:rPr>
+          <w:lang w:val="fr-CH"/>
+        </w:rPr>
+        <w:t xml:space="preserve">donc </w:t>
+      </w:r>
+      <w:r>
+        <w:rPr>
+          <w:lang w:val="fr-CH"/>
+        </w:rPr>
+        <w:t xml:space="preserve">il contient à la fois le frontend et le backend. </w:t>
+      </w:r>
+      <w:r>
+        <w:rPr>
+          <w:lang w:val="fr-CH"/>
+        </w:rPr>
+        <w:t>Ça permet de tout avoir centralisé et de juste avoir à faire des adaptations au niveau des workflows etc</w:t>
+      </w:r>
+      <w:r>
+        <w:rPr>
+          <w:lang w:val="fr-CH"/>
+        </w:rPr>
+        <w:t>.</w:t>
+      </w:r>
+    </w:p>
+    <w:p>
+      <w:pPr>
+        <w:keepNext/>
+        <w:jc w:val="center"/>
+      </w:pPr>
+      <w:r>
+        <w:rPr>
+          <w:noProof/>
+          <w:lang w:val="fr-CH"/>
+        </w:rPr>
+        <w:lastRenderedPageBreak/>
+        <w:drawing>
+          <wp:inline distT="0" distB="0" distL="0" distR="0" wp14:anchorId="780623CC" wp14:editId="568247BF">
+            <wp:extent cx="4880345" cy="837343"/>
+            <wp:effectExtent l="0" t="0" r="0" b="1270"/>
+            <wp:docPr id="282170733" name="Image 2"/>
+            <wp:cNvGraphicFramePr>
+              <a:graphicFrameLocks xmlns:a="http://schemas.openxmlformats.org/drawingml/2006/main" noChangeAspect="1"/>
+            </wp:cNvGraphicFramePr>
+            <a:graphic xmlns:a="http://schemas.openxmlformats.org/drawingml/2006/main">
+              <a:graphicData uri="http://schemas.openxmlformats.org/drawingml/2006/picture">
+                <pic:pic xmlns:pic="http://schemas.openxmlformats.org/drawingml/2006/picture">
+                  <pic:nvPicPr>
+                    <pic:cNvPr id="0" name="Picture 2"/>
+                    <pic:cNvPicPr>
+                      <a:picLocks noChangeAspect="1" noChangeArrowheads="1"/>
+                    </pic:cNvPicPr>
+                  </pic:nvPicPr>
+                  <pic:blipFill rotWithShape="1">
+                    <a:blip r:embed="rId9">
+                      <a:extLst>
+                        <a:ext uri="{28A0092B-C50C-407E-A947-70E740481C1C}">
+                          <a14:useLocalDpi xmlns:a14="http://schemas.microsoft.com/office/drawing/2010/main" val="0"/>
+                        </a:ext>
+                      </a:extLst>
+                    </a:blip>
+                    <a:srcRect b="16651"/>
+                    <a:stretch>
+                      <a:fillRect/>
+                    </a:stretch>
+                  </pic:blipFill>
+                  <pic:spPr bwMode="auto">
+                    <a:xfrm>
+                      <a:off x="0" y="0"/>
+                      <a:ext cx="4902096" cy="841075"/>
+                    </a:xfrm>
+                    <a:prstGeom prst="rect">
+                      <a:avLst/>
+                    </a:prstGeom>
+                    <a:noFill/>
+                    <a:ln>
+                      <a:noFill/>
+                    </a:ln>
+                    <a:extLst>
+                      <a:ext uri="{53640926-AAD7-44D8-BBD7-CCE9431645EC}">
+                        <a14:shadowObscured xmlns:a14="http://schemas.microsoft.com/office/drawing/2010/main"/>
+                      </a:ext>
+                    </a:extLst>
+                  </pic:spPr>
+                </pic:pic>
+              </a:graphicData>
+            </a:graphic>
+          </wp:inline>
+        </w:drawing>
+      </w:r>
+    </w:p>
+    <w:p>
+      <w:pPr>
+        <w:pStyle w:val="Lgende"/>
+        <w:jc w:val="center"/>
+        <w:rPr>
+          <w:b w:val="0"/>
+          <w:bCs w:val="0"/>
+          <w:lang w:val="fr-CH"/>
+        </w:rPr>
+      </w:pPr>
+      <w:r>
+        <w:rPr>
+          <w:b w:val="0"/>
+          <w:bCs w:val="0"/>
+          <w:lang w:val="fr-CH"/>
+        </w:rPr>
+        <w:t>Schéma de la structure générale de fonctionnement</w:t>
+      </w:r>
+      <w:r>
+        <w:rPr>
+          <w:b w:val="0"/>
+          <w:bCs w:val="0"/>
+          <w:lang w:val="fr-CH"/>
+        </w:rPr>
+        <w:t xml:space="preserve"> de l’application</w:t>
+      </w:r>
+    </w:p>
+    <w:p>
+      <w:pPr>
+        <w:keepNext/>
+        <w:jc w:val="center"/>
+      </w:pPr>
+      <w:r>
+        <w:rPr>
+          <w:noProof/>
+          <w:lang w:val="fr-CH"/>
+        </w:rPr>
+        <w:drawing>
+          <wp:inline distT="0" distB="0" distL="0" distR="0" wp14:anchorId="69624320" wp14:editId="1B10A8B3">
+            <wp:extent cx="5103628" cy="6796144"/>
+            <wp:effectExtent l="0" t="0" r="1905" b="5080"/>
+            <wp:docPr id="1332822928" name="Image 5"/>
+            <wp:cNvGraphicFramePr>
+              <a:graphicFrameLocks xmlns:a="http://schemas.openxmlformats.org/drawingml/2006/main" noChangeAspect="1"/>
+            </wp:cNvGraphicFramePr>
+            <a:graphic xmlns:a="http://schemas.openxmlformats.org/drawingml/2006/main">
+              <a:graphicData uri="http://schemas.openxmlformats.org/drawingml/2006/picture">
+                <pic:pic xmlns:pic="http://schemas.openxmlformats.org/drawingml/2006/picture">
+                  <pic:nvPicPr>
+                    <pic:cNvPr id="0" name="Picture 5"/>
+                    <pic:cNvPicPr>
+                      <a:picLocks noChangeAspect="1" noChangeArrowheads="1"/>
+                    </pic:cNvPicPr>
+                  </pic:nvPicPr>
+                  <pic:blipFill>
+                    <a:blip r:embed="rId10">
+                      <a:extLst>
+                        <a:ext uri="{28A0092B-C50C-407E-A947-70E740481C1C}">
+                          <a14:useLocalDpi xmlns:a14="http://schemas.microsoft.com/office/drawing/2010/main" val="0"/>
+                        </a:ext>
+                      </a:extLst>
+                    </a:blip>
+                    <a:srcRect/>
+                    <a:stretch>
+                      <a:fillRect/>
+                    </a:stretch>
+                  </pic:blipFill>
+                  <pic:spPr bwMode="auto">
+                    <a:xfrm>
+                      <a:off x="0" y="0"/>
+                      <a:ext cx="5108029" cy="6802004"/>
+                    </a:xfrm>
+                    <a:prstGeom prst="rect">
+                      <a:avLst/>
+                    </a:prstGeom>
+                    <a:noFill/>
+                    <a:ln>
+                      <a:noFill/>
+                    </a:ln>
+                  </pic:spPr>
+                </pic:pic>
+              </a:graphicData>
+            </a:graphic>
+          </wp:inline>
+        </w:drawing>
+      </w:r>
+    </w:p>
+    <w:p>
+      <w:pPr>
+        <w:pStyle w:val="Lgende"/>
+        <w:jc w:val="center"/>
+        <w:rPr>
+          <w:b w:val="0"/>
+          <w:bCs w:val="0"/>
+          <w:lang w:val="fr-CH"/>
+        </w:rPr>
+      </w:pPr>
+      <w:r>
+        <w:rPr>
+          <w:b w:val="0"/>
+          <w:bCs w:val="0"/>
+          <w:lang w:val="fr-CH"/>
+        </w:rPr>
+        <w:t>Schema de fonctionnement interne d</w:t>
+      </w:r>
+      <w:r>
+        <w:rPr>
+          <w:b w:val="0"/>
+          <w:bCs w:val="0"/>
+          <w:lang w:val="fr-CH"/>
+        </w:rPr>
+        <w:t>u backend Laravel lors d’une requête</w:t>
+      </w:r>
+    </w:p>
+    <w:p>
+      <w:pPr>
+        <w:pStyle w:val="Titre3"/>
+        <w:rPr>
+          <w:lang w:val="fr-CH"/>
+        </w:rPr>
+      </w:pPr>
+      <w:r>
+        <w:rPr>
+          <w:lang w:val="fr-CH"/>
+        </w:rPr>
+        <w:lastRenderedPageBreak/>
+        <w:t>Conception de la base de données</w:t>
+      </w:r>
+    </w:p>
+    <w:p>
+      <w:pPr>
+        <w:rPr>
+          <w:lang w:val="fr-CH"/>
+        </w:rPr>
+      </w:pPr>
+      <w:r>
+        <w:rPr>
+          <w:lang w:val="fr-CH"/>
+        </w:rPr>
+        <w:t>La base de données est conçue autour de trois entités principales : les utilisateurs, les films et les citations</w:t>
+      </w:r>
+      <w:r>
+        <w:rPr>
+          <w:lang w:val="fr-CH"/>
+        </w:rPr>
+        <w:t>. Qui sont le strict minimum pour répondre au cahier des charges.</w:t>
+      </w:r>
+    </w:p>
+    <w:p>
+      <w:pPr>
+        <w:rPr>
+          <w:lang w:val="fr-CH"/>
+        </w:rPr>
+      </w:pPr>
+      <w:r>
+        <w:rPr>
+          <w:lang w:val="fr-CH"/>
+        </w:rPr>
+        <w:t xml:space="preserve">Les schémas de base de données ont été réalisés avant le développement afin de poser une structure claire. Le MCD et le MLD ont été réalisés avec Looping. Le MPD a été réalisé avec le concepteur de phpMyAdmin à partir de la base importée. </w:t>
+      </w:r>
+      <w:r>
+        <w:rPr>
+          <w:lang w:val="fr-CH"/>
+        </w:rPr>
+        <w:t xml:space="preserve">Le script SQL est également fait, bien </w:t>
+      </w:r>
+      <w:proofErr w:type="gramStart"/>
+      <w:r>
+        <w:rPr>
+          <w:lang w:val="fr-CH"/>
+        </w:rPr>
+        <w:t>que il</w:t>
+      </w:r>
+      <w:proofErr w:type="gramEnd"/>
+      <w:r>
+        <w:rPr>
+          <w:lang w:val="fr-CH"/>
+        </w:rPr>
+        <w:t xml:space="preserve"> ne sera pas utilisé car ce seront des migrations Laravel qui seront exécutées.</w:t>
+      </w:r>
+    </w:p>
+    <w:p>
+      <w:pPr>
+        <w:rPr>
+          <w:lang w:val="fr-CH"/>
+        </w:rPr>
+      </w:pPr>
+      <w:r>
+        <w:rPr>
+          <w:lang w:val="fr-CH"/>
+        </w:rPr>
+        <w:t xml:space="preserve">La table « users » </w:t>
+      </w:r>
+      <w:r>
+        <w:rPr>
+          <w:lang w:val="fr-CH"/>
+        </w:rPr>
+        <w:t>s</w:t>
+      </w:r>
+      <w:r>
+        <w:rPr>
+          <w:lang w:val="fr-CH"/>
+        </w:rPr>
+        <w:t>tocke les utilisateurs de l’application, leurs informations de connexion et leur rôle.</w:t>
+      </w:r>
+    </w:p>
+    <w:p>
+      <w:pPr>
+        <w:rPr>
+          <w:lang w:val="fr-CH"/>
+        </w:rPr>
+      </w:pPr>
+      <w:r>
+        <w:rPr>
+          <w:lang w:val="fr-CH"/>
+        </w:rPr>
+        <w:t>La table « movies » s</w:t>
+      </w:r>
+      <w:r>
+        <w:rPr>
+          <w:lang w:val="fr-CH"/>
+        </w:rPr>
+        <w:t>tocke les films ajoutés dans l’application. Chaque film contient notamment un titre en français, un titre en anglais, une date de sortie</w:t>
+      </w:r>
+      <w:r>
+        <w:rPr>
+          <w:lang w:val="fr-CH"/>
+        </w:rPr>
+        <w:t>, un lien d’</w:t>
+      </w:r>
+      <w:r>
+        <w:rPr>
+          <w:lang w:val="fr-CH"/>
+        </w:rPr>
+        <w:t>image</w:t>
+      </w:r>
+      <w:r>
+        <w:rPr>
+          <w:lang w:val="fr-CH"/>
+        </w:rPr>
+        <w:t xml:space="preserve"> et l’utilisateur qui l’a créé</w:t>
+      </w:r>
+      <w:r>
+        <w:rPr>
+          <w:lang w:val="fr-CH"/>
+        </w:rPr>
+        <w:t>.</w:t>
+      </w:r>
+    </w:p>
+    <w:p>
+      <w:pPr>
+        <w:rPr>
+          <w:lang w:val="fr-CH"/>
+        </w:rPr>
+      </w:pPr>
+      <w:r>
+        <w:rPr>
+          <w:lang w:val="fr-CH"/>
+        </w:rPr>
+        <w:t>La table « quotes » s</w:t>
+      </w:r>
+      <w:r>
+        <w:rPr>
+          <w:lang w:val="fr-CH"/>
+        </w:rPr>
+        <w:t>tocke les citations liées aux films. Chaque citation contient le texte, le personnage, l’acteur, le film associé et l’utilisateur qui l’a créée.</w:t>
+      </w:r>
+    </w:p>
+    <w:p>
+      <w:pPr>
+        <w:rPr>
+          <w:lang w:val="fr-CH"/>
+        </w:rPr>
+      </w:pPr>
+      <w:r>
+        <w:rPr>
+          <w:lang w:val="fr-CH"/>
+        </w:rPr>
+        <w:br/>
+      </w:r>
+      <w:r>
+        <w:rPr>
+          <w:lang w:val="fr-CH"/>
+        </w:rPr>
+        <w:t>Les relations sont les suivantes :</w:t>
+      </w:r>
+    </w:p>
+    <w:p>
+      <w:pPr>
+        <w:pStyle w:val="Paragraphedeliste"/>
+        <w:numPr>
+          <w:ilvl w:val="0"/>
+          <w:numId w:val="26"/>
+        </w:numPr>
+        <w:rPr>
+          <w:lang w:val="fr-CH"/>
+        </w:rPr>
+      </w:pPr>
+      <w:r>
+        <w:rPr>
+          <w:lang w:val="fr-CH"/>
+        </w:rPr>
+        <w:t>Un utilisateur peut créer plusieurs films</w:t>
+      </w:r>
+    </w:p>
+    <w:p>
+      <w:pPr>
+        <w:pStyle w:val="Paragraphedeliste"/>
+        <w:numPr>
+          <w:ilvl w:val="0"/>
+          <w:numId w:val="26"/>
+        </w:numPr>
+        <w:rPr>
+          <w:lang w:val="fr-CH"/>
+        </w:rPr>
+      </w:pPr>
+      <w:r>
+        <w:rPr>
+          <w:lang w:val="fr-CH"/>
+        </w:rPr>
+        <w:t>Un utilisateur peut créer plusieurs citations</w:t>
+      </w:r>
+    </w:p>
+    <w:p>
+      <w:pPr>
+        <w:pStyle w:val="Paragraphedeliste"/>
+        <w:numPr>
+          <w:ilvl w:val="0"/>
+          <w:numId w:val="26"/>
+        </w:numPr>
+        <w:rPr>
+          <w:lang w:val="fr-CH"/>
+        </w:rPr>
+      </w:pPr>
+      <w:r>
+        <w:rPr>
+          <w:lang w:val="fr-CH"/>
+        </w:rPr>
+        <w:t>Un film possède plusieurs citations</w:t>
+      </w:r>
+    </w:p>
+    <w:p>
+      <w:pPr>
+        <w:pStyle w:val="Paragraphedeliste"/>
+        <w:numPr>
+          <w:ilvl w:val="0"/>
+          <w:numId w:val="26"/>
+        </w:numPr>
+        <w:rPr>
+          <w:lang w:val="fr-CH"/>
+        </w:rPr>
+      </w:pPr>
+      <w:r>
+        <w:rPr>
+          <w:lang w:val="fr-CH"/>
+        </w:rPr>
+        <w:t>Une citation appartient à un film</w:t>
+      </w:r>
+    </w:p>
+    <w:p>
+      <w:pPr>
+        <w:pStyle w:val="Paragraphedeliste"/>
+        <w:numPr>
+          <w:ilvl w:val="0"/>
+          <w:numId w:val="26"/>
+        </w:numPr>
+        <w:rPr>
+          <w:lang w:val="fr-CH"/>
+        </w:rPr>
+      </w:pPr>
+      <w:r>
+        <w:rPr>
+          <w:lang w:val="fr-CH"/>
+        </w:rPr>
+        <w:t>Une citation appartient à un utilisateur</w:t>
+      </w:r>
+    </w:p>
+    <w:p>
+      <w:pPr>
+        <w:pStyle w:val="Paragraphedeliste"/>
+        <w:numPr>
+          <w:ilvl w:val="0"/>
+          <w:numId w:val="26"/>
+        </w:numPr>
+        <w:rPr>
+          <w:lang w:val="fr-CH"/>
+        </w:rPr>
+      </w:pPr>
+      <w:r>
+        <w:rPr>
+          <w:lang w:val="fr-CH"/>
+        </w:rPr>
+        <w:t>Un film appartient à un utilisateur</w:t>
+      </w:r>
+    </w:p>
+    <w:p>
+      <w:pPr>
+        <w:rPr>
+          <w:lang w:val="fr-CH"/>
+        </w:rPr>
+      </w:pPr>
+      <w:r>
+        <w:rPr>
+          <w:lang w:val="fr-CH"/>
+        </w:rPr>
+        <w:t xml:space="preserve">Pour l’image d’un film, la solution prévue au départ est de stocker une URL internet dans la </w:t>
+      </w:r>
+      <w:r>
+        <w:rPr>
+          <w:lang w:val="fr-CH"/>
+        </w:rPr>
+        <w:t>DB</w:t>
+      </w:r>
+      <w:r>
+        <w:rPr>
+          <w:lang w:val="fr-CH"/>
+        </w:rPr>
+        <w:t>. Cette solution est plus simple à mettre en place et correspond mieux au temps disponible. Un système d’importation ou de stockage de fichiers pourra être ajouté si le temps le permet.</w:t>
+      </w:r>
+    </w:p>
+    <w:p>
+      <w:pPr>
+        <w:keepNext/>
+        <w:jc w:val="center"/>
+      </w:pPr>
+      <w:r>
+        <w:rPr>
+          <w:noProof/>
+          <w:lang w:val="fr-CH"/>
+        </w:rPr>
+        <w:drawing>
+          <wp:inline distT="0" distB="0" distL="0" distR="0" wp14:anchorId="02A87D2E" wp14:editId="337FCAB1">
+            <wp:extent cx="3742661" cy="2321781"/>
+            <wp:effectExtent l="0" t="0" r="0" b="2540"/>
+            <wp:docPr id="913636024" name="Image 6"/>
+            <wp:cNvGraphicFramePr>
+              <a:graphicFrameLocks xmlns:a="http://schemas.openxmlformats.org/drawingml/2006/main" noChangeAspect="1"/>
+            </wp:cNvGraphicFramePr>
+            <a:graphic xmlns:a="http://schemas.openxmlformats.org/drawingml/2006/main">
+              <a:graphicData uri="http://schemas.openxmlformats.org/drawingml/2006/picture">
+                <pic:pic xmlns:pic="http://schemas.openxmlformats.org/drawingml/2006/picture">
+                  <pic:nvPicPr>
+                    <pic:cNvPr id="0" name="Picture 6"/>
+                    <pic:cNvPicPr>
+                      <a:picLocks noChangeAspect="1" noChangeArrowheads="1"/>
+                    </pic:cNvPicPr>
+                  </pic:nvPicPr>
+                  <pic:blipFill>
+                    <a:blip r:embed="rId11">
+                      <a:extLst>
+                        <a:ext uri="{28A0092B-C50C-407E-A947-70E740481C1C}">
+                          <a14:useLocalDpi xmlns:a14="http://schemas.microsoft.com/office/drawing/2010/main" val="0"/>
+                        </a:ext>
+                      </a:extLst>
+                    </a:blip>
+                    <a:srcRect/>
+                    <a:stretch>
+                      <a:fillRect/>
+                    </a:stretch>
+                  </pic:blipFill>
+                  <pic:spPr bwMode="auto">
+                    <a:xfrm>
+                      <a:off x="0" y="0"/>
+                      <a:ext cx="3745252" cy="2323389"/>
+                    </a:xfrm>
+                    <a:prstGeom prst="rect">
+                      <a:avLst/>
+                    </a:prstGeom>
+                    <a:noFill/>
+                    <a:ln>
+                      <a:noFill/>
+                    </a:ln>
+                  </pic:spPr>
+                </pic:pic>
+              </a:graphicData>
+            </a:graphic>
+          </wp:inline>
+        </w:drawing>
+      </w:r>
+    </w:p>
+    <w:p>
+      <w:pPr>
+        <w:pStyle w:val="Lgende"/>
+        <w:jc w:val="center"/>
+        <w:rPr>
+          <w:lang w:val="fr-CH"/>
+        </w:rPr>
+      </w:pPr>
+      <w:r>
+        <w:t>MCD</w:t>
+      </w:r>
+    </w:p>
+    <w:p>
+      <w:pPr>
+        <w:keepNext/>
+        <w:jc w:val="center"/>
+      </w:pPr>
+      <w:r>
+        <w:rPr>
+          <w:noProof/>
+          <w:lang w:val="fr-CH"/>
+        </w:rPr>
+        <w:lastRenderedPageBreak/>
+        <w:drawing>
+          <wp:inline distT="0" distB="0" distL="0" distR="0" wp14:anchorId="12077522" wp14:editId="2C2D2ABB">
+            <wp:extent cx="3785191" cy="2388463"/>
+            <wp:effectExtent l="0" t="0" r="6350" b="0"/>
+            <wp:docPr id="190460873" name="Image 7"/>
+            <wp:cNvGraphicFramePr>
+              <a:graphicFrameLocks xmlns:a="http://schemas.openxmlformats.org/drawingml/2006/main" noChangeAspect="1"/>
+            </wp:cNvGraphicFramePr>
+            <a:graphic xmlns:a="http://schemas.openxmlformats.org/drawingml/2006/main">
+              <a:graphicData uri="http://schemas.openxmlformats.org/drawingml/2006/picture">
+                <pic:pic xmlns:pic="http://schemas.openxmlformats.org/drawingml/2006/picture">
+                  <pic:nvPicPr>
+                    <pic:cNvPr id="0" name="Picture 7"/>
+                    <pic:cNvPicPr>
+                      <a:picLocks noChangeAspect="1" noChangeArrowheads="1"/>
+                    </pic:cNvPicPr>
+                  </pic:nvPicPr>
+                  <pic:blipFill>
+                    <a:blip r:embed="rId12">
+                      <a:extLst>
+                        <a:ext uri="{28A0092B-C50C-407E-A947-70E740481C1C}">
+                          <a14:useLocalDpi xmlns:a14="http://schemas.microsoft.com/office/drawing/2010/main" val="0"/>
+                        </a:ext>
+                      </a:extLst>
+                    </a:blip>
+                    <a:srcRect/>
+                    <a:stretch>
+                      <a:fillRect/>
+                    </a:stretch>
+                  </pic:blipFill>
+                  <pic:spPr bwMode="auto">
+                    <a:xfrm>
+                      <a:off x="0" y="0"/>
+                      <a:ext cx="3793727" cy="2393849"/>
+                    </a:xfrm>
+                    <a:prstGeom prst="rect">
+                      <a:avLst/>
+                    </a:prstGeom>
+                    <a:noFill/>
+                    <a:ln>
+                      <a:noFill/>
+                    </a:ln>
+                  </pic:spPr>
+                </pic:pic>
+              </a:graphicData>
+            </a:graphic>
+          </wp:inline>
+        </w:drawing>
+      </w:r>
+    </w:p>
+    <w:p>
+      <w:pPr>
+        <w:pStyle w:val="Lgende"/>
+        <w:jc w:val="center"/>
+        <w:rPr>
+          <w:lang w:val="fr-CH"/>
+        </w:rPr>
+      </w:pPr>
+      <w:r>
+        <w:t>MLD</w:t>
+      </w:r>
+    </w:p>
+    <w:p>
+      <w:pPr>
+        <w:keepNext/>
+        <w:jc w:val="center"/>
+      </w:pPr>
+      <w:r>
+        <w:rPr>
+          <w:noProof/>
+          <w:lang w:val="fr-CH"/>
+        </w:rPr>
+        <w:drawing>
+          <wp:inline distT="0" distB="0" distL="0" distR="0" wp14:anchorId="69A421FA" wp14:editId="7F2F6BC4">
+            <wp:extent cx="3838354" cy="2356448"/>
+            <wp:effectExtent l="0" t="0" r="0" b="6350"/>
+            <wp:docPr id="397395217" name="Image 8"/>
+            <wp:cNvGraphicFramePr>
+              <a:graphicFrameLocks xmlns:a="http://schemas.openxmlformats.org/drawingml/2006/main" noChangeAspect="1"/>
+            </wp:cNvGraphicFramePr>
+            <a:graphic xmlns:a="http://schemas.openxmlformats.org/drawingml/2006/main">
+              <a:graphicData uri="http://schemas.openxmlformats.org/drawingml/2006/picture">
+                <pic:pic xmlns:pic="http://schemas.openxmlformats.org/drawingml/2006/picture">
+                  <pic:nvPicPr>
+                    <pic:cNvPr id="0" name="Picture 8"/>
+                    <pic:cNvPicPr>
+                      <a:picLocks noChangeAspect="1" noChangeArrowheads="1"/>
+                    </pic:cNvPicPr>
+                  </pic:nvPicPr>
+                  <pic:blipFill>
+                    <a:blip r:embed="rId13">
+                      <a:extLst>
+                        <a:ext uri="{28A0092B-C50C-407E-A947-70E740481C1C}">
+                          <a14:useLocalDpi xmlns:a14="http://schemas.microsoft.com/office/drawing/2010/main" val="0"/>
+                        </a:ext>
+                      </a:extLst>
+                    </a:blip>
+                    <a:srcRect/>
+                    <a:stretch>
+                      <a:fillRect/>
+                    </a:stretch>
+                  </pic:blipFill>
+                  <pic:spPr bwMode="auto">
+                    <a:xfrm>
+                      <a:off x="0" y="0"/>
+                      <a:ext cx="3842393" cy="2358928"/>
+                    </a:xfrm>
+                    <a:prstGeom prst="rect">
+                      <a:avLst/>
+                    </a:prstGeom>
+                    <a:noFill/>
+                    <a:ln>
+                      <a:noFill/>
+                    </a:ln>
+                  </pic:spPr>
+                </pic:pic>
+              </a:graphicData>
+            </a:graphic>
+          </wp:inline>
+        </w:drawing>
+      </w:r>
+    </w:p>
+    <w:p>
+      <w:pPr>
+        <w:pStyle w:val="Lgende"/>
+        <w:jc w:val="center"/>
+        <w:rPr>
+          <w:lang w:val="fr-CH"/>
+        </w:rPr>
+      </w:pPr>
+      <w:r>
+        <w:t>MPD</w:t>
+      </w:r>
+    </w:p>
+    <w:p>
+      <w:pPr>
+        <w:pStyle w:val="Titre3"/>
+        <w:rPr>
+          <w:lang w:val="fr-CH"/>
+        </w:rPr>
+      </w:pPr>
+      <w:r>
+        <w:rPr>
+          <w:lang w:val="fr-CH"/>
+        </w:rPr>
+        <w:t>Conception de l’API</w:t>
+      </w:r>
+    </w:p>
+    <w:p>
+      <w:pPr>
+        <w:rPr>
+          <w:color w:val="EE0000"/>
+          <w:lang w:val="fr-CH"/>
+        </w:rPr>
+      </w:pPr>
+      <w:r>
+        <w:rPr>
+          <w:color w:val="EE0000"/>
+          <w:lang w:val="fr-CH"/>
+        </w:rPr>
+        <w:t xml:space="preserve">*à remplir* (avec les listes de routes </w:t>
+      </w:r>
+      <w:proofErr w:type="spellStart"/>
+      <w:r>
+        <w:rPr>
+          <w:color w:val="EE0000"/>
+          <w:lang w:val="fr-CH"/>
+        </w:rPr>
+        <w:t>etc</w:t>
+      </w:r>
+      <w:proofErr w:type="spellEnd"/>
+      <w:r>
+        <w:rPr>
+          <w:color w:val="EE0000"/>
+          <w:lang w:val="fr-CH"/>
+        </w:rPr>
+        <w:t xml:space="preserve"> une fois sûr)</w:t>
+      </w:r>
+    </w:p>
+    <w:p>
+      <w:pPr>
+        <w:pStyle w:val="Titre3"/>
+        <w:rPr>
+          <w:lang w:val="fr-CH"/>
+        </w:rPr>
+      </w:pPr>
+      <w:r>
+        <w:rPr>
+          <w:lang w:val="fr-CH"/>
+        </w:rPr>
+        <w:t>Conception de l’interface utilisateur</w:t>
+      </w:r>
+    </w:p>
+    <w:p>
+      <w:pPr>
+        <w:rPr>
+          <w:lang w:val="fr-CH"/>
+        </w:rPr>
+      </w:pPr>
+      <w:r>
+        <w:rPr>
+          <w:lang w:val="fr-CH"/>
+        </w:rPr>
+        <w:t xml:space="preserve">Maquettes d’interface réalisées avec FIGMA, elles représentent et prévoient le futur affichage de l’application. Elles sont haute-fidélités en termes de structure </w:t>
+      </w:r>
+      <w:proofErr w:type="spellStart"/>
+      <w:r>
+        <w:rPr>
+          <w:lang w:val="fr-CH"/>
+        </w:rPr>
+        <w:t>etc</w:t>
+      </w:r>
+      <w:proofErr w:type="spellEnd"/>
+      <w:r>
+        <w:rPr>
+          <w:lang w:val="fr-CH"/>
+        </w:rPr>
+        <w:t xml:space="preserve">, mais sont moyenne/basses en termes de tailles exactes, contenu et détails comme </w:t>
+      </w:r>
+      <w:proofErr w:type="spellStart"/>
+      <w:r>
+        <w:rPr>
+          <w:lang w:val="fr-CH"/>
+        </w:rPr>
+        <w:t>icons</w:t>
+      </w:r>
+      <w:proofErr w:type="spellEnd"/>
+      <w:r>
+        <w:rPr>
+          <w:lang w:val="fr-CH"/>
+        </w:rPr>
+        <w:t xml:space="preserve"> etc...</w:t>
+      </w:r>
+    </w:p>
+    <w:p>
+      <w:pPr>
+        <w:rPr>
+          <w:lang w:val="fr-CH"/>
+        </w:rPr>
+      </w:pPr>
+      <w:r>
+        <w:rPr>
+          <w:lang w:val="fr-CH"/>
+        </w:rPr>
+        <w:t xml:space="preserve">Le lien FIGMA : </w:t>
+      </w:r>
+      <w:hyperlink r:id="rId14" w:history="1">
+        <w:r>
+          <w:rPr>
+            <w:rStyle w:val="Lienhypertexte"/>
+            <w:lang w:val="fr-CH"/>
+          </w:rPr>
+          <w:t>https://www.figma.com/design/bMsktNS29r9i1xJe26PwEE/GestionCitations?node-id=0-1&amp;t=Q1gtZoWngqbnM5CO-1</w:t>
+        </w:r>
+      </w:hyperlink>
+      <w:r>
+        <w:rPr>
+          <w:lang w:val="fr-CH"/>
+        </w:rPr>
+        <w:t xml:space="preserve"> Les liens prototype sont faits pour que la navigation soit </w:t>
+      </w:r>
+      <w:proofErr w:type="gramStart"/>
+      <w:r>
+        <w:rPr>
+          <w:lang w:val="fr-CH"/>
+        </w:rPr>
+        <w:t>fonctionnel</w:t>
+      </w:r>
+      <w:proofErr w:type="gramEnd"/>
+      <w:r>
+        <w:rPr>
+          <w:lang w:val="fr-CH"/>
+        </w:rPr>
+        <w:t xml:space="preserve"> lors du lancement du FIGMA via le bouton play en haut à droite.</w:t>
+      </w:r>
+    </w:p>
+    <w:p>
+      <w:pPr>
+        <w:rPr>
+          <w:lang w:val="fr-CH"/>
+        </w:rPr>
+      </w:pPr>
+      <w:r>
+        <w:rPr>
+          <w:lang w:val="fr-CH"/>
+        </w:rPr>
+        <w:t>L’interface est organisée avec une sidebar fixe à gauche</w:t>
+      </w:r>
+      <w:r>
+        <w:rPr>
+          <w:lang w:val="fr-CH"/>
+        </w:rPr>
+        <w:t xml:space="preserve"> qui permet de naviguer entre les pages principales de manière simple et directe.</w:t>
+      </w:r>
+    </w:p>
+    <w:p>
+      <w:pPr>
+        <w:rPr>
+          <w:lang w:val="fr-CH"/>
+        </w:rPr>
+      </w:pPr>
+      <w:r>
+        <w:rPr>
+          <w:lang w:val="fr-CH"/>
+        </w:rPr>
+        <w:lastRenderedPageBreak/>
+        <w:t xml:space="preserve">Les contenus sont principalement affichés sous forme de cartes. La page d’administration </w:t>
+      </w:r>
+      <w:r>
+        <w:rPr>
+          <w:lang w:val="fr-CH"/>
+        </w:rPr>
+        <w:t xml:space="preserve">elle </w:t>
+      </w:r>
+      <w:r>
+        <w:rPr>
+          <w:lang w:val="fr-CH"/>
+        </w:rPr>
+        <w:t xml:space="preserve">utilise des tableaux, </w:t>
+      </w:r>
+      <w:r>
+        <w:rPr>
+          <w:lang w:val="fr-CH"/>
+        </w:rPr>
+        <w:t>parce que</w:t>
+      </w:r>
+      <w:r>
+        <w:rPr>
+          <w:lang w:val="fr-CH"/>
+        </w:rPr>
+        <w:t xml:space="preserve"> ce format est plus adapté pour gérer </w:t>
+      </w:r>
+      <w:r>
+        <w:rPr>
+          <w:lang w:val="fr-CH"/>
+        </w:rPr>
+        <w:t xml:space="preserve">plus de contenu </w:t>
+      </w:r>
+      <w:r>
+        <w:rPr>
+          <w:lang w:val="fr-CH"/>
+        </w:rPr>
+        <w:t>de manière structurée.</w:t>
+      </w:r>
+    </w:p>
+    <w:p>
+      <w:pPr>
+        <w:rPr>
+          <w:lang w:val="fr-CH"/>
+        </w:rPr>
+      </w:pPr>
+      <w:r>
+        <w:rPr>
+          <w:noProof/>
+          <w:lang w:val="fr-CH"/>
+        </w:rPr>
+        <w:drawing>
+          <wp:inline distT="0" distB="0" distL="0" distR="0" wp14:anchorId="0CF90696" wp14:editId="3148D6E6">
+            <wp:extent cx="5975350" cy="3881120"/>
+            <wp:effectExtent l="0" t="0" r="6350" b="5080"/>
+            <wp:docPr id="72532459" name="Image 9"/>
+            <wp:cNvGraphicFramePr>
+              <a:graphicFrameLocks xmlns:a="http://schemas.openxmlformats.org/drawingml/2006/main" noChangeAspect="1"/>
+            </wp:cNvGraphicFramePr>
+            <a:graphic xmlns:a="http://schemas.openxmlformats.org/drawingml/2006/main">
+              <a:graphicData uri="http://schemas.openxmlformats.org/drawingml/2006/picture">
+                <pic:pic xmlns:pic="http://schemas.openxmlformats.org/drawingml/2006/picture">
+                  <pic:nvPicPr>
+                    <pic:cNvPr id="0" name="Picture 9"/>
+                    <pic:cNvPicPr>
+                      <a:picLocks noChangeAspect="1" noChangeArrowheads="1"/>
+                    </pic:cNvPicPr>
+                  </pic:nvPicPr>
+                  <pic:blipFill>
+                    <a:blip r:embed="rId15">
+                      <a:extLst>
+                        <a:ext uri="{28A0092B-C50C-407E-A947-70E740481C1C}">
+                          <a14:useLocalDpi xmlns:a14="http://schemas.microsoft.com/office/drawing/2010/main" val="0"/>
+                        </a:ext>
+                      </a:extLst>
+                    </a:blip>
+                    <a:srcRect/>
+                    <a:stretch>
+                      <a:fillRect/>
+                    </a:stretch>
+                  </pic:blipFill>
+                  <pic:spPr bwMode="auto">
+                    <a:xfrm>
+                      <a:off x="0" y="0"/>
+                      <a:ext cx="5975350" cy="3881120"/>
+                    </a:xfrm>
+                    <a:prstGeom prst="rect">
+                      <a:avLst/>
+                    </a:prstGeom>
+                    <a:noFill/>
+                    <a:ln>
+                      <a:noFill/>
+                    </a:ln>
+                  </pic:spPr>
+                </pic:pic>
+              </a:graphicData>
+            </a:graphic>
+          </wp:inline>
+        </w:drawing>
+      </w:r>
+    </w:p>
+    <w:p>
+      <w:pPr>
+        <w:rPr>
+          <w:lang w:val="fr-CH"/>
+        </w:rPr>
+      </w:pPr>
+      <w:r>
+        <w:rPr>
+          <w:noProof/>
+          <w:lang w:val="fr-CH"/>
+        </w:rPr>
+        <w:drawing>
+          <wp:inline distT="0" distB="0" distL="0" distR="0" wp14:anchorId="4AAE373D" wp14:editId="377712A2">
+            <wp:extent cx="5975350" cy="3881120"/>
+            <wp:effectExtent l="0" t="0" r="6350" b="5080"/>
+            <wp:docPr id="1569502151" name="Image 10"/>
+            <wp:cNvGraphicFramePr>
+              <a:graphicFrameLocks xmlns:a="http://schemas.openxmlformats.org/drawingml/2006/main" noChangeAspect="1"/>
+            </wp:cNvGraphicFramePr>
+            <a:graphic xmlns:a="http://schemas.openxmlformats.org/drawingml/2006/main">
+              <a:graphicData uri="http://schemas.openxmlformats.org/drawingml/2006/picture">
+                <pic:pic xmlns:pic="http://schemas.openxmlformats.org/drawingml/2006/picture">
+                  <pic:nvPicPr>
+                    <pic:cNvPr id="0" name="Picture 10"/>
+                    <pic:cNvPicPr>
+                      <a:picLocks noChangeAspect="1" noChangeArrowheads="1"/>
+                    </pic:cNvPicPr>
+                  </pic:nvPicPr>
+                  <pic:blipFill>
+                    <a:blip r:embed="rId16">
+                      <a:extLst>
+                        <a:ext uri="{28A0092B-C50C-407E-A947-70E740481C1C}">
+                          <a14:useLocalDpi xmlns:a14="http://schemas.microsoft.com/office/drawing/2010/main" val="0"/>
+                        </a:ext>
+                      </a:extLst>
+                    </a:blip>
+                    <a:srcRect/>
+                    <a:stretch>
+                      <a:fillRect/>
+                    </a:stretch>
+                  </pic:blipFill>
+                  <pic:spPr bwMode="auto">
+                    <a:xfrm>
+                      <a:off x="0" y="0"/>
+                      <a:ext cx="5975350" cy="3881120"/>
+                    </a:xfrm>
+                    <a:prstGeom prst="rect">
+                      <a:avLst/>
+                    </a:prstGeom>
+                    <a:noFill/>
+                    <a:ln>
+                      <a:noFill/>
+                    </a:ln>
+                  </pic:spPr>
+                </pic:pic>
+              </a:graphicData>
+            </a:graphic>
+          </wp:inline>
+        </w:drawing>
+      </w:r>
+    </w:p>
+    <w:p>
+      <w:pPr>
+        <w:rPr>
+          <w:lang w:val="fr-CH"/>
+        </w:rPr>
+      </w:pPr>
+    </w:p>
+    <w:p>
+      <w:pPr>
+        <w:rPr>
+          <w:lang w:val="fr-CH"/>
+        </w:rPr>
+      </w:pPr>
+      <w:r>
+        <w:rPr>
+          <w:noProof/>
+          <w:lang w:val="fr-CH"/>
+        </w:rPr>
+        <w:drawing>
+          <wp:inline distT="0" distB="0" distL="0" distR="0" wp14:anchorId="76A459ED" wp14:editId="44349085">
+            <wp:extent cx="5975350" cy="3881120"/>
+            <wp:effectExtent l="0" t="0" r="6350" b="5080"/>
+            <wp:docPr id="1781225564" name="Image 11"/>
+            <wp:cNvGraphicFramePr>
+              <a:graphicFrameLocks xmlns:a="http://schemas.openxmlformats.org/drawingml/2006/main" noChangeAspect="1"/>
+            </wp:cNvGraphicFramePr>
+            <a:graphic xmlns:a="http://schemas.openxmlformats.org/drawingml/2006/main">
+              <a:graphicData uri="http://schemas.openxmlformats.org/drawingml/2006/picture">
+                <pic:pic xmlns:pic="http://schemas.openxmlformats.org/drawingml/2006/picture">
+                  <pic:nvPicPr>
+                    <pic:cNvPr id="0" name="Picture 11"/>
+                    <pic:cNvPicPr>
+                      <a:picLocks noChangeAspect="1" noChangeArrowheads="1"/>
+                    </pic:cNvPicPr>
+                  </pic:nvPicPr>
+                  <pic:blipFill>
+                    <a:blip r:embed="rId17">
+                      <a:extLst>
+                        <a:ext uri="{28A0092B-C50C-407E-A947-70E740481C1C}">
+                          <a14:useLocalDpi xmlns:a14="http://schemas.microsoft.com/office/drawing/2010/main" val="0"/>
+                        </a:ext>
+                      </a:extLst>
+                    </a:blip>
+                    <a:srcRect/>
+                    <a:stretch>
+                      <a:fillRect/>
+                    </a:stretch>
+                  </pic:blipFill>
+                  <pic:spPr bwMode="auto">
+                    <a:xfrm>
+                      <a:off x="0" y="0"/>
+                      <a:ext cx="5975350" cy="3881120"/>
+                    </a:xfrm>
+                    <a:prstGeom prst="rect">
+                      <a:avLst/>
+                    </a:prstGeom>
+                    <a:noFill/>
+                    <a:ln>
+                      <a:noFill/>
+                    </a:ln>
+                  </pic:spPr>
+                </pic:pic>
+              </a:graphicData>
+            </a:graphic>
+          </wp:inline>
+        </w:drawing>
+      </w:r>
+    </w:p>
+    <w:p>
+      <w:pPr>
+        <w:rPr>
+          <w:lang w:val="fr-CH"/>
+        </w:rPr>
+      </w:pPr>
+      <w:r>
+        <w:rPr>
+          <w:noProof/>
+          <w:lang w:val="fr-CH"/>
+        </w:rPr>
+        <w:drawing>
+          <wp:inline distT="0" distB="0" distL="0" distR="0" wp14:anchorId="766028CF" wp14:editId="044241B7">
+            <wp:extent cx="5975350" cy="3881120"/>
+            <wp:effectExtent l="0" t="0" r="6350" b="5080"/>
+            <wp:docPr id="1108423956" name="Image 12"/>
+            <wp:cNvGraphicFramePr>
+              <a:graphicFrameLocks xmlns:a="http://schemas.openxmlformats.org/drawingml/2006/main" noChangeAspect="1"/>
+            </wp:cNvGraphicFramePr>
+            <a:graphic xmlns:a="http://schemas.openxmlformats.org/drawingml/2006/main">
+              <a:graphicData uri="http://schemas.openxmlformats.org/drawingml/2006/picture">
+                <pic:pic xmlns:pic="http://schemas.openxmlformats.org/drawingml/2006/picture">
+                  <pic:nvPicPr>
+                    <pic:cNvPr id="0" name="Picture 12"/>
+                    <pic:cNvPicPr>
+                      <a:picLocks noChangeAspect="1" noChangeArrowheads="1"/>
+                    </pic:cNvPicPr>
+                  </pic:nvPicPr>
+                  <pic:blipFill>
+                    <a:blip r:embed="rId18">
+                      <a:extLst>
+                        <a:ext uri="{28A0092B-C50C-407E-A947-70E740481C1C}">
+                          <a14:useLocalDpi xmlns:a14="http://schemas.microsoft.com/office/drawing/2010/main" val="0"/>
+                        </a:ext>
+                      </a:extLst>
+                    </a:blip>
+                    <a:srcRect/>
+                    <a:stretch>
+                      <a:fillRect/>
+                    </a:stretch>
+                  </pic:blipFill>
+                  <pic:spPr bwMode="auto">
+                    <a:xfrm>
+                      <a:off x="0" y="0"/>
+                      <a:ext cx="5975350" cy="3881120"/>
+                    </a:xfrm>
+                    <a:prstGeom prst="rect">
+                      <a:avLst/>
+                    </a:prstGeom>
+                    <a:noFill/>
+                    <a:ln>
+                      <a:noFill/>
+                    </a:ln>
+                  </pic:spPr>
+                </pic:pic>
+              </a:graphicData>
+            </a:graphic>
+          </wp:inline>
+        </w:drawing>
+      </w:r>
+    </w:p>
+    <w:p>
+      <w:pPr>
+        <w:rPr>
+          <w:lang w:val="fr-CH"/>
+        </w:rPr>
+      </w:pPr>
+      <w:r>
+        <w:rPr>
+          <w:noProof/>
+          <w:lang w:val="fr-CH"/>
+        </w:rPr>
+        <w:lastRenderedPageBreak/>
+        <w:drawing>
+          <wp:inline distT="0" distB="0" distL="0" distR="0" wp14:anchorId="5BE3BB12" wp14:editId="3DB90104">
+            <wp:extent cx="5975350" cy="3881120"/>
+            <wp:effectExtent l="0" t="0" r="6350" b="5080"/>
+            <wp:docPr id="1703553625" name="Image 13"/>
+            <wp:cNvGraphicFramePr>
+              <a:graphicFrameLocks xmlns:a="http://schemas.openxmlformats.org/drawingml/2006/main" noChangeAspect="1"/>
+            </wp:cNvGraphicFramePr>
+            <a:graphic xmlns:a="http://schemas.openxmlformats.org/drawingml/2006/main">
+              <a:graphicData uri="http://schemas.openxmlformats.org/drawingml/2006/picture">
+                <pic:pic xmlns:pic="http://schemas.openxmlformats.org/drawingml/2006/picture">
+                  <pic:nvPicPr>
+                    <pic:cNvPr id="0" name="Picture 13"/>
+                    <pic:cNvPicPr>
+                      <a:picLocks noChangeAspect="1" noChangeArrowheads="1"/>
+                    </pic:cNvPicPr>
+                  </pic:nvPicPr>
+                  <pic:blipFill>
+                    <a:blip r:embed="rId19">
+                      <a:extLst>
+                        <a:ext uri="{28A0092B-C50C-407E-A947-70E740481C1C}">
+                          <a14:useLocalDpi xmlns:a14="http://schemas.microsoft.com/office/drawing/2010/main" val="0"/>
+                        </a:ext>
+                      </a:extLst>
+                    </a:blip>
+                    <a:srcRect/>
+                    <a:stretch>
+                      <a:fillRect/>
+                    </a:stretch>
+                  </pic:blipFill>
+                  <pic:spPr bwMode="auto">
+                    <a:xfrm>
+                      <a:off x="0" y="0"/>
+                      <a:ext cx="5975350" cy="3881120"/>
+                    </a:xfrm>
+                    <a:prstGeom prst="rect">
+                      <a:avLst/>
+                    </a:prstGeom>
+                    <a:noFill/>
+                    <a:ln>
+                      <a:noFill/>
+                    </a:ln>
+                  </pic:spPr>
+                </pic:pic>
+              </a:graphicData>
+            </a:graphic>
+          </wp:inline>
+        </w:drawing>
+      </w:r>
+    </w:p>
+    <w:p>
+      <w:pPr>
+        <w:rPr>
+          <w:lang w:val="fr-CH"/>
+        </w:rPr>
+      </w:pPr>
+      <w:r>
+        <w:rPr>
+          <w:noProof/>
+          <w:lang w:val="fr-CH"/>
+        </w:rPr>
+        <w:drawing>
+          <wp:inline distT="0" distB="0" distL="0" distR="0" wp14:anchorId="0D14CFA8" wp14:editId="27B8AC4C">
+            <wp:extent cx="5975350" cy="3881120"/>
+            <wp:effectExtent l="0" t="0" r="6350" b="5080"/>
+            <wp:docPr id="295518992" name="Image 14"/>
+            <wp:cNvGraphicFramePr>
+              <a:graphicFrameLocks xmlns:a="http://schemas.openxmlformats.org/drawingml/2006/main" noChangeAspect="1"/>
+            </wp:cNvGraphicFramePr>
+            <a:graphic xmlns:a="http://schemas.openxmlformats.org/drawingml/2006/main">
+              <a:graphicData uri="http://schemas.openxmlformats.org/drawingml/2006/picture">
+                <pic:pic xmlns:pic="http://schemas.openxmlformats.org/drawingml/2006/picture">
+                  <pic:nvPicPr>
+                    <pic:cNvPr id="0" name="Picture 14"/>
+                    <pic:cNvPicPr>
+                      <a:picLocks noChangeAspect="1" noChangeArrowheads="1"/>
+                    </pic:cNvPicPr>
+                  </pic:nvPicPr>
+                  <pic:blipFill>
+                    <a:blip r:embed="rId20">
+                      <a:extLst>
+                        <a:ext uri="{28A0092B-C50C-407E-A947-70E740481C1C}">
+                          <a14:useLocalDpi xmlns:a14="http://schemas.microsoft.com/office/drawing/2010/main" val="0"/>
+                        </a:ext>
+                      </a:extLst>
+                    </a:blip>
+                    <a:srcRect/>
+                    <a:stretch>
+                      <a:fillRect/>
+                    </a:stretch>
+                  </pic:blipFill>
+                  <pic:spPr bwMode="auto">
+                    <a:xfrm>
+                      <a:off x="0" y="0"/>
+                      <a:ext cx="5975350" cy="3881120"/>
+                    </a:xfrm>
+                    <a:prstGeom prst="rect">
+                      <a:avLst/>
+                    </a:prstGeom>
+                    <a:noFill/>
+                    <a:ln>
+                      <a:noFill/>
+                    </a:ln>
+                  </pic:spPr>
+                </pic:pic>
+              </a:graphicData>
+            </a:graphic>
+          </wp:inline>
+        </w:drawing>
+      </w:r>
+    </w:p>
+    <w:p>
+      <w:pPr>
+        <w:rPr>
+          <w:lang w:val="fr-CH"/>
+        </w:rPr>
+      </w:pPr>
+      <w:r>
+        <w:rPr>
+          <w:noProof/>
+          <w:lang w:val="fr-CH"/>
+        </w:rPr>
+        <w:lastRenderedPageBreak/>
+        <w:drawing>
+          <wp:inline distT="0" distB="0" distL="0" distR="0" wp14:anchorId="09C7389B" wp14:editId="5F18C0D7">
+            <wp:extent cx="5975350" cy="3881120"/>
+            <wp:effectExtent l="0" t="0" r="6350" b="5080"/>
+            <wp:docPr id="1370764955" name="Image 15"/>
+            <wp:cNvGraphicFramePr>
+              <a:graphicFrameLocks xmlns:a="http://schemas.openxmlformats.org/drawingml/2006/main" noChangeAspect="1"/>
+            </wp:cNvGraphicFramePr>
+            <a:graphic xmlns:a="http://schemas.openxmlformats.org/drawingml/2006/main">
+              <a:graphicData uri="http://schemas.openxmlformats.org/drawingml/2006/picture">
+                <pic:pic xmlns:pic="http://schemas.openxmlformats.org/drawingml/2006/picture">
+                  <pic:nvPicPr>
+                    <pic:cNvPr id="0" name="Picture 15"/>
+                    <pic:cNvPicPr>
+                      <a:picLocks noChangeAspect="1" noChangeArrowheads="1"/>
+                    </pic:cNvPicPr>
+                  </pic:nvPicPr>
+                  <pic:blipFill>
+                    <a:blip r:embed="rId21">
+                      <a:extLst>
+                        <a:ext uri="{28A0092B-C50C-407E-A947-70E740481C1C}">
+                          <a14:useLocalDpi xmlns:a14="http://schemas.microsoft.com/office/drawing/2010/main" val="0"/>
+                        </a:ext>
+                      </a:extLst>
+                    </a:blip>
+                    <a:srcRect/>
+                    <a:stretch>
+                      <a:fillRect/>
+                    </a:stretch>
+                  </pic:blipFill>
+                  <pic:spPr bwMode="auto">
+                    <a:xfrm>
+                      <a:off x="0" y="0"/>
+                      <a:ext cx="5975350" cy="3881120"/>
+                    </a:xfrm>
+                    <a:prstGeom prst="rect">
+                      <a:avLst/>
+                    </a:prstGeom>
+                    <a:noFill/>
+                    <a:ln>
+                      <a:noFill/>
+                    </a:ln>
+                  </pic:spPr>
+                </pic:pic>
+              </a:graphicData>
+            </a:graphic>
+          </wp:inline>
+        </w:drawing>
+      </w:r>
+    </w:p>
+    <w:p>
+      <w:pPr>
+        <w:rPr>
+          <w:lang w:val="fr-CH"/>
+        </w:rPr>
+      </w:pPr>
+      <w:r>
+        <w:rPr>
+          <w:noProof/>
+          <w:lang w:val="fr-CH"/>
+        </w:rPr>
+        <w:drawing>
+          <wp:inline distT="0" distB="0" distL="0" distR="0" wp14:anchorId="6EC4BDB6" wp14:editId="385B11C3">
+            <wp:extent cx="5975350" cy="3881120"/>
+            <wp:effectExtent l="0" t="0" r="6350" b="5080"/>
+            <wp:docPr id="625238267" name="Image 17"/>
+            <wp:cNvGraphicFramePr>
+              <a:graphicFrameLocks xmlns:a="http://schemas.openxmlformats.org/drawingml/2006/main" noChangeAspect="1"/>
+            </wp:cNvGraphicFramePr>
+            <a:graphic xmlns:a="http://schemas.openxmlformats.org/drawingml/2006/main">
+              <a:graphicData uri="http://schemas.openxmlformats.org/drawingml/2006/picture">
+                <pic:pic xmlns:pic="http://schemas.openxmlformats.org/drawingml/2006/picture">
+                  <pic:nvPicPr>
+                    <pic:cNvPr id="0" name="Picture 17"/>
+                    <pic:cNvPicPr>
+                      <a:picLocks noChangeAspect="1" noChangeArrowheads="1"/>
+                    </pic:cNvPicPr>
+                  </pic:nvPicPr>
+                  <pic:blipFill>
+                    <a:blip r:embed="rId22">
+                      <a:extLst>
+                        <a:ext uri="{28A0092B-C50C-407E-A947-70E740481C1C}">
+                          <a14:useLocalDpi xmlns:a14="http://schemas.microsoft.com/office/drawing/2010/main" val="0"/>
+                        </a:ext>
+                      </a:extLst>
+                    </a:blip>
+                    <a:srcRect/>
+                    <a:stretch>
+                      <a:fillRect/>
+                    </a:stretch>
+                  </pic:blipFill>
+                  <pic:spPr bwMode="auto">
+                    <a:xfrm>
+                      <a:off x="0" y="0"/>
+                      <a:ext cx="5975350" cy="3881120"/>
+                    </a:xfrm>
+                    <a:prstGeom prst="rect">
+                      <a:avLst/>
+                    </a:prstGeom>
+                    <a:noFill/>
+                    <a:ln>
+                      <a:noFill/>
+                    </a:ln>
+                  </pic:spPr>
+                </pic:pic>
+              </a:graphicData>
+            </a:graphic>
+          </wp:inline>
+        </w:drawing>
+      </w:r>
+    </w:p>
+    <w:p>
+      <w:pPr>
+        <w:rPr>
+          <w:lang w:val="fr-CH"/>
+        </w:rPr>
+      </w:pPr>
+      <w:r>
+        <w:rPr>
+          <w:noProof/>
+          <w:lang w:val="fr-CH"/>
+        </w:rPr>
+        <w:lastRenderedPageBreak/>
+        <w:drawing>
+          <wp:inline distT="0" distB="0" distL="0" distR="0" wp14:anchorId="79B58BF6" wp14:editId="5DA0A93D">
+            <wp:extent cx="5975350" cy="3881120"/>
+            <wp:effectExtent l="0" t="0" r="6350" b="5080"/>
+            <wp:docPr id="225181397" name="Image 18"/>
+            <wp:cNvGraphicFramePr>
+              <a:graphicFrameLocks xmlns:a="http://schemas.openxmlformats.org/drawingml/2006/main" noChangeAspect="1"/>
+            </wp:cNvGraphicFramePr>
+            <a:graphic xmlns:a="http://schemas.openxmlformats.org/drawingml/2006/main">
+              <a:graphicData uri="http://schemas.openxmlformats.org/drawingml/2006/picture">
+                <pic:pic xmlns:pic="http://schemas.openxmlformats.org/drawingml/2006/picture">
+                  <pic:nvPicPr>
+                    <pic:cNvPr id="0" name="Picture 18"/>
+                    <pic:cNvPicPr>
+                      <a:picLocks noChangeAspect="1" noChangeArrowheads="1"/>
+                    </pic:cNvPicPr>
+                  </pic:nvPicPr>
+                  <pic:blipFill>
+                    <a:blip r:embed="rId23">
+                      <a:extLst>
+                        <a:ext uri="{28A0092B-C50C-407E-A947-70E740481C1C}">
+                          <a14:useLocalDpi xmlns:a14="http://schemas.microsoft.com/office/drawing/2010/main" val="0"/>
+                        </a:ext>
+                      </a:extLst>
+                    </a:blip>
+                    <a:srcRect/>
+                    <a:stretch>
+                      <a:fillRect/>
+                    </a:stretch>
+                  </pic:blipFill>
+                  <pic:spPr bwMode="auto">
+                    <a:xfrm>
+                      <a:off x="0" y="0"/>
+                      <a:ext cx="5975350" cy="3881120"/>
+                    </a:xfrm>
+                    <a:prstGeom prst="rect">
+                      <a:avLst/>
+                    </a:prstGeom>
+                    <a:noFill/>
+                    <a:ln>
+                      <a:noFill/>
+                    </a:ln>
+                  </pic:spPr>
+                </pic:pic>
+              </a:graphicData>
+            </a:graphic>
+          </wp:inline>
+        </w:drawing>
+      </w:r>
+    </w:p>
+    <w:p>
+      <w:pPr>
+        <w:rPr>
+          <w:lang w:val="fr-CH"/>
+        </w:rPr>
+      </w:pPr>
+      <w:r>
+        <w:rPr>
+          <w:noProof/>
+          <w:lang w:val="fr-CH"/>
+        </w:rPr>
+        <w:drawing>
+          <wp:inline distT="0" distB="0" distL="0" distR="0" wp14:anchorId="05F648BE" wp14:editId="488EE15B">
+            <wp:extent cx="5975350" cy="3881120"/>
+            <wp:effectExtent l="0" t="0" r="6350" b="5080"/>
+            <wp:docPr id="1026109734" name="Image 19"/>
+            <wp:cNvGraphicFramePr>
+              <a:graphicFrameLocks xmlns:a="http://schemas.openxmlformats.org/drawingml/2006/main" noChangeAspect="1"/>
+            </wp:cNvGraphicFramePr>
+            <a:graphic xmlns:a="http://schemas.openxmlformats.org/drawingml/2006/main">
+              <a:graphicData uri="http://schemas.openxmlformats.org/drawingml/2006/picture">
+                <pic:pic xmlns:pic="http://schemas.openxmlformats.org/drawingml/2006/picture">
+                  <pic:nvPicPr>
+                    <pic:cNvPr id="0" name="Picture 19"/>
+                    <pic:cNvPicPr>
+                      <a:picLocks noChangeAspect="1" noChangeArrowheads="1"/>
+                    </pic:cNvPicPr>
+                  </pic:nvPicPr>
+                  <pic:blipFill>
+                    <a:blip r:embed="rId24">
+                      <a:extLst>
+                        <a:ext uri="{28A0092B-C50C-407E-A947-70E740481C1C}">
+                          <a14:useLocalDpi xmlns:a14="http://schemas.microsoft.com/office/drawing/2010/main" val="0"/>
+                        </a:ext>
+                      </a:extLst>
+                    </a:blip>
+                    <a:srcRect/>
+                    <a:stretch>
+                      <a:fillRect/>
+                    </a:stretch>
+                  </pic:blipFill>
+                  <pic:spPr bwMode="auto">
+                    <a:xfrm>
+                      <a:off x="0" y="0"/>
+                      <a:ext cx="5975350" cy="3881120"/>
+                    </a:xfrm>
+                    <a:prstGeom prst="rect">
+                      <a:avLst/>
+                    </a:prstGeom>
+                    <a:noFill/>
+                    <a:ln>
+                      <a:noFill/>
+                    </a:ln>
+                  </pic:spPr>
+                </pic:pic>
+              </a:graphicData>
+            </a:graphic>
+          </wp:inline>
+        </w:drawing>
+      </w:r>
+    </w:p>
+    <w:p>
+      <w:pPr>
+        <w:rPr>
+          <w:lang w:val="fr-CH"/>
+        </w:rPr>
+      </w:pPr>
+      <w:r>
+        <w:rPr>
+          <w:noProof/>
+          <w:lang w:val="fr-CH"/>
+        </w:rPr>
+        <w:lastRenderedPageBreak/>
+        <w:drawing>
+          <wp:inline distT="0" distB="0" distL="0" distR="0" wp14:anchorId="30C8D115" wp14:editId="779988FD">
+            <wp:extent cx="5975350" cy="3881120"/>
+            <wp:effectExtent l="0" t="0" r="6350" b="5080"/>
+            <wp:docPr id="2025492390" name="Image 20"/>
+            <wp:cNvGraphicFramePr>
+              <a:graphicFrameLocks xmlns:a="http://schemas.openxmlformats.org/drawingml/2006/main" noChangeAspect="1"/>
+            </wp:cNvGraphicFramePr>
+            <a:graphic xmlns:a="http://schemas.openxmlformats.org/drawingml/2006/main">
+              <a:graphicData uri="http://schemas.openxmlformats.org/drawingml/2006/picture">
+                <pic:pic xmlns:pic="http://schemas.openxmlformats.org/drawingml/2006/picture">
+                  <pic:nvPicPr>
+                    <pic:cNvPr id="0" name="Picture 20"/>
+                    <pic:cNvPicPr>
+                      <a:picLocks noChangeAspect="1" noChangeArrowheads="1"/>
+                    </pic:cNvPicPr>
+                  </pic:nvPicPr>
+                  <pic:blipFill>
+                    <a:blip r:embed="rId25">
+                      <a:extLst>
+                        <a:ext uri="{28A0092B-C50C-407E-A947-70E740481C1C}">
+                          <a14:useLocalDpi xmlns:a14="http://schemas.microsoft.com/office/drawing/2010/main" val="0"/>
+                        </a:ext>
+                      </a:extLst>
+                    </a:blip>
+                    <a:srcRect/>
+                    <a:stretch>
+                      <a:fillRect/>
+                    </a:stretch>
+                  </pic:blipFill>
+                  <pic:spPr bwMode="auto">
+                    <a:xfrm>
+                      <a:off x="0" y="0"/>
+                      <a:ext cx="5975350" cy="3881120"/>
+                    </a:xfrm>
+                    <a:prstGeom prst="rect">
+                      <a:avLst/>
+                    </a:prstGeom>
+                    <a:noFill/>
+                    <a:ln>
+                      <a:noFill/>
+                    </a:ln>
+                  </pic:spPr>
+                </pic:pic>
+              </a:graphicData>
+            </a:graphic>
+          </wp:inline>
+        </w:drawing>
+      </w:r>
+    </w:p>
+    <w:p>
+      <w:pPr>
         <w:pStyle w:val="Guidage"/>
         <w:rPr>
           <w:lang w:val="fr-CH"/>
@@ -14075,6 +15839,1146 @@
       </w:pPr>
       <w:r>
         <w:rPr>
+          <w:noProof/>
+          <w:lang w:val="fr-CH"/>
+        </w:rPr>
+        <w:drawing>
+          <wp:inline distT="0" distB="0" distL="0" distR="0" wp14:anchorId="11FD416D" wp14:editId="71C39CF7">
+            <wp:extent cx="5975350" cy="3881120"/>
+            <wp:effectExtent l="0" t="0" r="6350" b="5080"/>
+            <wp:docPr id="1243421028" name="Image 21"/>
+            <wp:cNvGraphicFramePr>
+              <a:graphicFrameLocks xmlns:a="http://schemas.openxmlformats.org/drawingml/2006/main" noChangeAspect="1"/>
+            </wp:cNvGraphicFramePr>
+            <a:graphic xmlns:a="http://schemas.openxmlformats.org/drawingml/2006/main">
+              <a:graphicData uri="http://schemas.openxmlformats.org/drawingml/2006/picture">
+                <pic:pic xmlns:pic="http://schemas.openxmlformats.org/drawingml/2006/picture">
+                  <pic:nvPicPr>
+                    <pic:cNvPr id="0" name="Picture 21"/>
+                    <pic:cNvPicPr>
+                      <a:picLocks noChangeAspect="1" noChangeArrowheads="1"/>
+                    </pic:cNvPicPr>
+                  </pic:nvPicPr>
+                  <pic:blipFill>
+                    <a:blip r:embed="rId26">
+                      <a:extLst>
+                        <a:ext uri="{28A0092B-C50C-407E-A947-70E740481C1C}">
+                          <a14:useLocalDpi xmlns:a14="http://schemas.microsoft.com/office/drawing/2010/main" val="0"/>
+                        </a:ext>
+                      </a:extLst>
+                    </a:blip>
+                    <a:srcRect/>
+                    <a:stretch>
+                      <a:fillRect/>
+                    </a:stretch>
+                  </pic:blipFill>
+                  <pic:spPr bwMode="auto">
+                    <a:xfrm>
+                      <a:off x="0" y="0"/>
+                      <a:ext cx="5975350" cy="3881120"/>
+                    </a:xfrm>
+                    <a:prstGeom prst="rect">
+                      <a:avLst/>
+                    </a:prstGeom>
+                    <a:noFill/>
+                    <a:ln>
+                      <a:noFill/>
+                    </a:ln>
+                  </pic:spPr>
+                </pic:pic>
+              </a:graphicData>
+            </a:graphic>
+          </wp:inline>
+        </w:drawing>
+      </w:r>
+    </w:p>
+    <w:p>
+      <w:pPr>
+        <w:pStyle w:val="Guidage"/>
+        <w:rPr>
+          <w:lang w:val="fr-CH"/>
+        </w:rPr>
+      </w:pPr>
+      <w:r>
+        <w:rPr>
+          <w:noProof/>
+          <w:lang w:val="fr-CH"/>
+        </w:rPr>
+        <w:lastRenderedPageBreak/>
+        <w:drawing>
+          <wp:inline distT="0" distB="0" distL="0" distR="0" wp14:anchorId="24021C07" wp14:editId="6DF43A8E">
+            <wp:extent cx="5975350" cy="3881120"/>
+            <wp:effectExtent l="0" t="0" r="6350" b="5080"/>
+            <wp:docPr id="1340019628" name="Image 22"/>
+            <wp:cNvGraphicFramePr>
+              <a:graphicFrameLocks xmlns:a="http://schemas.openxmlformats.org/drawingml/2006/main" noChangeAspect="1"/>
+            </wp:cNvGraphicFramePr>
+            <a:graphic xmlns:a="http://schemas.openxmlformats.org/drawingml/2006/main">
+              <a:graphicData uri="http://schemas.openxmlformats.org/drawingml/2006/picture">
+                <pic:pic xmlns:pic="http://schemas.openxmlformats.org/drawingml/2006/picture">
+                  <pic:nvPicPr>
+                    <pic:cNvPr id="0" name="Picture 22"/>
+                    <pic:cNvPicPr>
+                      <a:picLocks noChangeAspect="1" noChangeArrowheads="1"/>
+                    </pic:cNvPicPr>
+                  </pic:nvPicPr>
+                  <pic:blipFill>
+                    <a:blip r:embed="rId27">
+                      <a:extLst>
+                        <a:ext uri="{28A0092B-C50C-407E-A947-70E740481C1C}">
+                          <a14:useLocalDpi xmlns:a14="http://schemas.microsoft.com/office/drawing/2010/main" val="0"/>
+                        </a:ext>
+                      </a:extLst>
+                    </a:blip>
+                    <a:srcRect/>
+                    <a:stretch>
+                      <a:fillRect/>
+                    </a:stretch>
+                  </pic:blipFill>
+                  <pic:spPr bwMode="auto">
+                    <a:xfrm>
+                      <a:off x="0" y="0"/>
+                      <a:ext cx="5975350" cy="3881120"/>
+                    </a:xfrm>
+                    <a:prstGeom prst="rect">
+                      <a:avLst/>
+                    </a:prstGeom>
+                    <a:noFill/>
+                    <a:ln>
+                      <a:noFill/>
+                    </a:ln>
+                  </pic:spPr>
+                </pic:pic>
+              </a:graphicData>
+            </a:graphic>
+          </wp:inline>
+        </w:drawing>
+      </w:r>
+    </w:p>
+    <w:p>
+      <w:pPr>
+        <w:pStyle w:val="Titre3"/>
+        <w:rPr>
+          <w:lang w:val="fr-CH"/>
+        </w:rPr>
+      </w:pPr>
+      <w:r>
+        <w:rPr>
+          <w:lang w:val="fr-CH"/>
+        </w:rPr>
+        <w:t>Charte graphique</w:t>
+      </w:r>
+    </w:p>
+    <w:p>
+      <w:pPr>
+        <w:jc w:val="center"/>
+        <w:rPr>
+          <w:lang w:val="fr-CH"/>
+        </w:rPr>
+      </w:pPr>
+      <w:r>
+        <w:rPr>
+          <w:noProof/>
+          <w:lang w:val="fr-CH"/>
+        </w:rPr>
+        <w:drawing>
+          <wp:inline distT="0" distB="0" distL="0" distR="0" wp14:anchorId="331D065B" wp14:editId="6EAC57C3">
+            <wp:extent cx="5740400" cy="1621035"/>
+            <wp:effectExtent l="152400" t="152400" r="355600" b="360680"/>
+            <wp:docPr id="544803314" name="Image 23"/>
+            <wp:cNvGraphicFramePr>
+              <a:graphicFrameLocks xmlns:a="http://schemas.openxmlformats.org/drawingml/2006/main" noChangeAspect="1"/>
+            </wp:cNvGraphicFramePr>
+            <a:graphic xmlns:a="http://schemas.openxmlformats.org/drawingml/2006/main">
+              <a:graphicData uri="http://schemas.openxmlformats.org/drawingml/2006/picture">
+                <pic:pic xmlns:pic="http://schemas.openxmlformats.org/drawingml/2006/picture">
+                  <pic:nvPicPr>
+                    <pic:cNvPr id="0" name="Picture 23"/>
+                    <pic:cNvPicPr>
+                      <a:picLocks noChangeAspect="1" noChangeArrowheads="1"/>
+                    </pic:cNvPicPr>
+                  </pic:nvPicPr>
+                  <pic:blipFill rotWithShape="1">
+                    <a:blip r:embed="rId28">
+                      <a:extLst>
+                        <a:ext uri="{28A0092B-C50C-407E-A947-70E740481C1C}">
+                          <a14:useLocalDpi xmlns:a14="http://schemas.microsoft.com/office/drawing/2010/main" val="0"/>
+                        </a:ext>
+                      </a:extLst>
+                    </a:blip>
+                    <a:srcRect r="245"/>
+                    <a:stretch>
+                      <a:fillRect/>
+                    </a:stretch>
+                  </pic:blipFill>
+                  <pic:spPr bwMode="auto">
+                    <a:xfrm>
+                      <a:off x="0" y="0"/>
+                      <a:ext cx="5757424" cy="1625843"/>
+                    </a:xfrm>
+                    <a:prstGeom prst="rect">
+                      <a:avLst/>
+                    </a:prstGeom>
+                    <a:ln>
+                      <a:noFill/>
+                    </a:ln>
+                    <a:effectLst>
+                      <a:outerShdw blurRad="292100" dist="139700" dir="2700000" algn="tl" rotWithShape="0">
+                        <a:srgbClr val="333333">
+                          <a:alpha val="65000"/>
+                        </a:srgbClr>
+                      </a:outerShdw>
+                    </a:effectLst>
+                    <a:extLst>
+                      <a:ext uri="{53640926-AAD7-44D8-BBD7-CCE9431645EC}">
+                        <a14:shadowObscured xmlns:a14="http://schemas.microsoft.com/office/drawing/2010/main"/>
+                      </a:ext>
+                    </a:extLst>
+                  </pic:spPr>
+                </pic:pic>
+              </a:graphicData>
+            </a:graphic>
+          </wp:inline>
+        </w:drawing>
+      </w:r>
+    </w:p>
+    <w:p>
+      <w:pPr>
+        <w:rPr>
+          <w:lang w:val="fr-CH"/>
+        </w:rPr>
+      </w:pPr>
+      <w:r>
+        <w:rPr>
+          <w:lang w:val="fr-CH"/>
+        </w:rPr>
+        <w:t>Au niveau des couleurs l</w:t>
+      </w:r>
+      <w:r>
+        <w:rPr>
+          <w:lang w:val="fr-CH"/>
+        </w:rPr>
+        <w:t>’application utilise une palette simple et sobre : fond gris clair, cartes blanches et couleur principale bleue. Le bleu sert pour les actions importantes</w:t>
+      </w:r>
+      <w:r>
+        <w:rPr>
+          <w:lang w:val="fr-CH"/>
+        </w:rPr>
+        <w:t xml:space="preserve"> (ou secondaires en contours)</w:t>
+      </w:r>
+      <w:r>
+        <w:rPr>
+          <w:lang w:val="fr-CH"/>
+        </w:rPr>
+        <w:t>, les liens et les éléments actifs</w:t>
+      </w:r>
+      <w:r>
+        <w:rPr>
+          <w:lang w:val="fr-CH"/>
+        </w:rPr>
+        <w:t xml:space="preserve"> et en bleu clair pour les actifs/hovers etc</w:t>
+      </w:r>
+      <w:r>
+        <w:rPr>
+          <w:lang w:val="fr-CH"/>
+        </w:rPr>
+        <w:t>. Le texte est en noir ou gris foncé, et le rouge est réservé aux actions dangereuses comme la suppression.</w:t>
+      </w:r>
+    </w:p>
+    <w:p>
+      <w:pPr>
+        <w:rPr>
+          <w:lang w:val="fr-CH"/>
+        </w:rPr>
+      </w:pPr>
+      <w:r>
+        <w:rPr>
+          <w:lang w:val="fr-CH"/>
+        </w:rPr>
+        <w:t>La typographie est lisible et simple. Les titres sont plus grands et plus visibles. Les textes principaux sont en noir ou gris foncé, les informations secondaires sont en gris.</w:t>
+      </w:r>
+    </w:p>
+    <w:p>
+      <w:pPr>
+        <w:rPr>
+          <w:lang w:val="fr-CH"/>
+        </w:rPr>
+      </w:pPr>
+      <w:r>
+        <w:rPr>
+          <w:lang w:val="fr-CH"/>
+        </w:rPr>
+        <w:lastRenderedPageBreak/>
+        <w:t>Les boutons principaux sont bleus avec du texte. Les boutons secondaires sont gris clair</w:t>
+      </w:r>
+      <w:r>
+        <w:rPr>
+          <w:lang w:val="fr-CH"/>
+        </w:rPr>
+        <w:t xml:space="preserve"> ou blancs à contours bleus</w:t>
+      </w:r>
+      <w:r>
+        <w:rPr>
+          <w:lang w:val="fr-CH"/>
+        </w:rPr>
+        <w:t>. Les boutons de suppression sont rouges pour montrer clairement qu’il s’agit d’une action importante.</w:t>
+      </w:r>
+    </w:p>
+    <w:p>
+      <w:pPr>
+        <w:rPr>
+          <w:lang w:val="fr-CH"/>
+        </w:rPr>
+      </w:pPr>
+      <w:r>
+        <w:rPr>
+          <w:lang w:val="fr-CH"/>
+        </w:rPr>
+        <w:t xml:space="preserve">Les cartes ont un fond blanc, des coins arrondis et une légère ombre. Elles servent à présenter clairement les </w:t>
+      </w:r>
+      <w:r>
+        <w:rPr>
+          <w:lang w:val="fr-CH"/>
+        </w:rPr>
+        <w:t>contenus comme les films</w:t>
+      </w:r>
+      <w:r>
+        <w:rPr>
+          <w:lang w:val="fr-CH"/>
+        </w:rPr>
+        <w:t>, les citations, les formulaires et</w:t>
+      </w:r>
+      <w:r>
+        <w:rPr>
+          <w:lang w:val="fr-CH"/>
+        </w:rPr>
+        <w:t>c</w:t>
+      </w:r>
+      <w:r>
+        <w:rPr>
+          <w:lang w:val="fr-CH"/>
+        </w:rPr>
+        <w:t>.</w:t>
+      </w:r>
+    </w:p>
+    <w:p>
+      <w:pPr>
+        <w:rPr>
+          <w:lang w:val="fr-CH"/>
+        </w:rPr>
+      </w:pPr>
+      <w:r>
+        <w:rPr>
+          <w:lang w:val="fr-CH"/>
+        </w:rPr>
+        <w:t xml:space="preserve">Il y’a également </w:t>
+      </w:r>
+      <w:r>
+        <w:rPr>
+          <w:lang w:val="fr-CH"/>
+        </w:rPr>
+        <w:t>une utilisation fréquente</w:t>
+      </w:r>
+      <w:r>
+        <w:rPr>
+          <w:lang w:val="fr-CH"/>
+        </w:rPr>
+        <w:t xml:space="preserve"> d’icônes pour améliorer la navigation, le style et la clarté de l’application.</w:t>
+      </w:r>
+    </w:p>
+    <w:p>
+      <w:pPr>
+        <w:pStyle w:val="Titre3"/>
+        <w:rPr>
+          <w:lang w:val="fr-CH"/>
+        </w:rPr>
+      </w:pPr>
+      <w:r>
+        <w:rPr>
+          <w:lang w:val="fr-CH"/>
+        </w:rPr>
+        <w:t>Authentification et autorisations</w:t>
+      </w:r>
+    </w:p>
+    <w:p>
+      <w:pPr>
+        <w:rPr>
+          <w:lang w:val="fr-CH"/>
+        </w:rPr>
+      </w:pPr>
+      <w:r>
+        <w:rPr>
+          <w:lang w:val="fr-CH"/>
+        </w:rPr>
+        <w:t>L’application prévoit deux rôles principaux</w:t>
+      </w:r>
+      <w:r>
+        <w:rPr>
+          <w:lang w:val="fr-CH"/>
+        </w:rPr>
+        <w:t>,</w:t>
+      </w:r>
+      <w:r>
+        <w:rPr>
+          <w:lang w:val="fr-CH"/>
+        </w:rPr>
+        <w:t xml:space="preserve"> user et admin. Un visiteur non connecté n’a pas de rôle en base de données. Il peut </w:t>
+      </w:r>
+      <w:r>
+        <w:rPr>
+          <w:lang w:val="fr-CH"/>
+        </w:rPr>
+        <w:t>juste</w:t>
+      </w:r>
+      <w:r>
+        <w:rPr>
+          <w:lang w:val="fr-CH"/>
+        </w:rPr>
+        <w:t xml:space="preserve"> accéder aux fonctionnalités publiques</w:t>
+      </w:r>
+      <w:r>
+        <w:rPr>
+          <w:lang w:val="fr-CH"/>
+        </w:rPr>
+        <w:t xml:space="preserve"> comme </w:t>
+      </w:r>
+      <w:r>
+        <w:rPr>
+          <w:lang w:val="fr-CH"/>
+        </w:rPr>
+        <w:t>la consultation des films, des citations et de leurs détails.</w:t>
+      </w:r>
+    </w:p>
+    <w:p>
+      <w:pPr>
+        <w:rPr>
+          <w:lang w:val="fr-CH"/>
+        </w:rPr>
+      </w:pPr>
+      <w:r>
+        <w:rPr>
+          <w:lang w:val="fr-CH"/>
+        </w:rPr>
+        <w:t xml:space="preserve">Le rôle de l’utilisateur est stocké dans la table users dans un champ </w:t>
+      </w:r>
+      <w:r>
+        <w:rPr>
+          <w:lang w:val="fr-CH"/>
+        </w:rPr>
+        <w:t>« </w:t>
+      </w:r>
+      <w:proofErr w:type="spellStart"/>
+      <w:r>
+        <w:rPr>
+          <w:lang w:val="fr-CH"/>
+        </w:rPr>
+        <w:t>role</w:t>
+      </w:r>
+      <w:proofErr w:type="spellEnd"/>
+      <w:r>
+        <w:rPr>
+          <w:lang w:val="fr-CH"/>
+        </w:rPr>
+        <w:t> »</w:t>
+      </w:r>
+      <w:r>
+        <w:rPr>
+          <w:lang w:val="fr-CH"/>
+        </w:rPr>
+        <w:t>. Cette solution est simple et suffisante pour le projet, car il n’y a pas besoin d’un système complexe avec plusieurs tables de rôles et permissi</w:t>
+      </w:r>
+      <w:r>
+        <w:rPr>
+          <w:lang w:val="fr-CH"/>
+        </w:rPr>
+        <w:t>o</w:t>
+      </w:r>
+      <w:r>
+        <w:rPr>
+          <w:lang w:val="fr-CH"/>
+        </w:rPr>
+        <w:t>ns</w:t>
+      </w:r>
+      <w:r>
+        <w:rPr>
+          <w:lang w:val="fr-CH"/>
+        </w:rPr>
+        <w:t xml:space="preserve"> dans ce contexte</w:t>
+      </w:r>
+      <w:r>
+        <w:rPr>
+          <w:lang w:val="fr-CH"/>
+        </w:rPr>
+        <w:t>.</w:t>
+      </w:r>
+    </w:p>
+    <w:p>
+      <w:pPr>
+        <w:rPr>
+          <w:lang w:val="fr-CH"/>
+        </w:rPr>
+      </w:pPr>
+      <w:r>
+        <w:rPr>
+          <w:lang w:val="fr-CH"/>
+        </w:rPr>
+        <w:t xml:space="preserve">Pour l’authentification API, </w:t>
+      </w:r>
+      <w:r>
+        <w:rPr>
+          <w:lang w:val="fr-CH"/>
+        </w:rPr>
+        <w:t>Laravel Sanctum est utilisé car elle permet de protéger les routes API sans devoir mettre en place une solution plus lourd comme un système JWT complet ou quoi. Ça rend la gestion de l’authentification simple d’autant plus que c’est un package officiel et maintenu par l’équipe de Laravel.</w:t>
+      </w:r>
+    </w:p>
+    <w:p>
+      <w:pPr>
+        <w:rPr>
+          <w:lang w:val="fr-CH"/>
+        </w:rPr>
+      </w:pPr>
+      <w:r>
+        <w:rPr>
+          <w:lang w:val="fr-CH"/>
+        </w:rPr>
+        <w:t xml:space="preserve">Les droits d’accès seront principalement contrôlés </w:t>
+      </w:r>
+      <w:r>
+        <w:rPr>
+          <w:lang w:val="fr-CH"/>
+        </w:rPr>
+        <w:t>niveau</w:t>
+      </w:r>
+      <w:r>
+        <w:rPr>
+          <w:lang w:val="fr-CH"/>
+        </w:rPr>
+        <w:t xml:space="preserve"> backend avec des middlewares Laravel. Des vérifications supplémentaires pourront être ajoutées dans les contrôleurs si une règle spécifique doit être appliquée, par exemple pour empêcher un utilisateur de modifier un contenu qui ne lui appartient pas.</w:t>
+      </w:r>
+    </w:p>
+    <w:p>
+      <w:pPr>
+        <w:rPr>
+          <w:lang w:val="fr-CH"/>
+        </w:rPr>
+      </w:pPr>
+      <w:r>
+        <w:rPr>
+          <w:lang w:val="fr-CH"/>
+        </w:rPr>
+        <w:t xml:space="preserve">Côté frontend, certaines actions seront affichées ou masquées selon l’état de connexion et le rôle de l’utilisateur. Par exemple, les boutons de modification ou de suppression ne doivent pas être affichés à un utilisateur qui n’a pas le droit d’effectuer ces actions. </w:t>
+      </w:r>
+      <w:r>
+        <w:rPr>
+          <w:lang w:val="fr-CH"/>
+        </w:rPr>
+        <w:t>Mais</w:t>
+      </w:r>
+      <w:r>
+        <w:rPr>
+          <w:lang w:val="fr-CH"/>
+        </w:rPr>
+        <w:t xml:space="preserve"> </w:t>
+      </w:r>
+      <w:r>
+        <w:rPr>
+          <w:lang w:val="fr-CH"/>
+        </w:rPr>
+        <w:t>les</w:t>
+      </w:r>
+      <w:r>
+        <w:rPr>
+          <w:lang w:val="fr-CH"/>
+        </w:rPr>
+        <w:t xml:space="preserve"> contrôles visuels ne remplacent pas les vérifications backend. Les règles importantes </w:t>
+      </w:r>
+      <w:r>
+        <w:rPr>
+          <w:lang w:val="fr-CH"/>
+        </w:rPr>
+        <w:t>sont toujours</w:t>
+      </w:r>
+      <w:r>
+        <w:rPr>
+          <w:lang w:val="fr-CH"/>
+        </w:rPr>
+        <w:t xml:space="preserve"> contrôlées par l’API.</w:t>
+      </w:r>
+    </w:p>
+    <w:p>
+      <w:pPr>
+        <w:pStyle w:val="Titre3"/>
+        <w:rPr>
+          <w:lang w:val="fr-CH"/>
+        </w:rPr>
+      </w:pPr>
+      <w:r>
+        <w:rPr>
+          <w:lang w:val="fr-CH"/>
+        </w:rPr>
+        <w:t>Sécurité</w:t>
+      </w:r>
+    </w:p>
+    <w:p>
+      <w:pPr>
+        <w:rPr>
+          <w:lang w:val="fr-CH"/>
+        </w:rPr>
+      </w:pPr>
+      <w:r>
+        <w:rPr>
+          <w:lang w:val="fr-CH"/>
+        </w:rPr>
+        <w:t xml:space="preserve">La sécurité est prise en compte dès </w:t>
+      </w:r>
+      <w:r>
+        <w:rPr>
+          <w:lang w:val="fr-CH"/>
+        </w:rPr>
+        <w:t>la conception</w:t>
+      </w:r>
+      <w:r>
+        <w:rPr>
+          <w:lang w:val="fr-CH"/>
+        </w:rPr>
+        <w:t xml:space="preserve">, </w:t>
+      </w:r>
+      <w:r>
+        <w:rPr>
+          <w:lang w:val="fr-CH"/>
+        </w:rPr>
+        <w:t>parce que</w:t>
+      </w:r>
+      <w:r>
+        <w:rPr>
+          <w:lang w:val="fr-CH"/>
+        </w:rPr>
+        <w:t xml:space="preserve"> l’application contient des utilisateurs authentifiés, des rôles et des actions de création, modification et suppression</w:t>
+      </w:r>
+      <w:r>
+        <w:rPr>
+          <w:lang w:val="fr-CH"/>
+        </w:rPr>
+        <w:t xml:space="preserve"> ce qui implique forcément de la sécurité que ça soit au niveau de l’application en elle-même ou au niveau des données et l’accès à ceux-ci</w:t>
+      </w:r>
+      <w:r>
+        <w:rPr>
+          <w:lang w:val="fr-CH"/>
+        </w:rPr>
+        <w:t>.</w:t>
+      </w:r>
+    </w:p>
+    <w:p>
+      <w:pPr>
+        <w:rPr>
+          <w:lang w:val="fr-CH"/>
+        </w:rPr>
+      </w:pPr>
+      <w:r>
+        <w:rPr>
+          <w:lang w:val="fr-CH"/>
+        </w:rPr>
+        <w:t xml:space="preserve">Les mots de passe seront </w:t>
+      </w:r>
+      <w:proofErr w:type="spellStart"/>
+      <w:r>
+        <w:rPr>
+          <w:lang w:val="fr-CH"/>
+        </w:rPr>
+        <w:t>hashés</w:t>
+      </w:r>
+      <w:proofErr w:type="spellEnd"/>
+      <w:r>
+        <w:rPr>
+          <w:lang w:val="fr-CH"/>
+        </w:rPr>
+        <w:t xml:space="preserve"> par Laravel avant d’être stockés en base de données. La validation des données sera gérée avec des Form </w:t>
+      </w:r>
+      <w:proofErr w:type="spellStart"/>
+      <w:r>
+        <w:rPr>
+          <w:lang w:val="fr-CH"/>
+        </w:rPr>
+        <w:t>Requests</w:t>
+      </w:r>
+      <w:proofErr w:type="spellEnd"/>
+      <w:r>
+        <w:rPr>
+          <w:lang w:val="fr-CH"/>
+        </w:rPr>
+        <w:t xml:space="preserve">, </w:t>
+      </w:r>
+      <w:r>
+        <w:rPr>
+          <w:lang w:val="fr-CH"/>
+        </w:rPr>
+        <w:t>afin d’avoir des règles de validations propres, robustes et centralisées pour</w:t>
+      </w:r>
+      <w:r>
+        <w:rPr>
+          <w:lang w:val="fr-CH"/>
+        </w:rPr>
+        <w:t xml:space="preserve"> limiter les données invalides</w:t>
+      </w:r>
+      <w:r>
+        <w:rPr>
+          <w:lang w:val="fr-CH"/>
+        </w:rPr>
+        <w:t xml:space="preserve"> et potentiellement dangereuses</w:t>
+      </w:r>
+      <w:r>
+        <w:rPr>
+          <w:lang w:val="fr-CH"/>
+        </w:rPr>
+        <w:t>.</w:t>
+      </w:r>
+    </w:p>
+    <w:p>
+      <w:pPr>
+        <w:rPr>
+          <w:lang w:val="fr-CH"/>
+        </w:rPr>
+      </w:pPr>
+    </w:p>
+    <w:p>
+      <w:pPr>
+        <w:rPr>
+          <w:lang w:val="fr-CH"/>
+        </w:rPr>
+      </w:pPr>
+      <w:r>
+        <w:rPr>
+          <w:lang w:val="fr-CH"/>
+        </w:rPr>
+        <w:lastRenderedPageBreak/>
+        <w:t xml:space="preserve">Les routes API </w:t>
+      </w:r>
+      <w:r>
+        <w:rPr>
+          <w:lang w:val="fr-CH"/>
+        </w:rPr>
+        <w:t>« sensibles »</w:t>
+      </w:r>
+      <w:r>
+        <w:rPr>
+          <w:lang w:val="fr-CH"/>
+        </w:rPr>
+        <w:t xml:space="preserve"> seront protégées. Les utilisateurs non connectés ne doivent pas pouvoir accéder aux actions réservées aux utilisateurs authentifiés. Les administrateurs doivent </w:t>
+      </w:r>
+      <w:r>
+        <w:rPr>
+          <w:lang w:val="fr-CH"/>
+        </w:rPr>
+        <w:t>aussi</w:t>
+      </w:r>
+      <w:r>
+        <w:rPr>
+          <w:lang w:val="fr-CH"/>
+        </w:rPr>
+        <w:t xml:space="preserve"> avoir des droits supplémentaires par rapport aux utilisateurs </w:t>
+      </w:r>
+      <w:r>
+        <w:rPr>
+          <w:lang w:val="fr-CH"/>
+        </w:rPr>
+        <w:t>simples</w:t>
+      </w:r>
+      <w:r>
+        <w:rPr>
+          <w:lang w:val="fr-CH"/>
+        </w:rPr>
+        <w:t>.</w:t>
+      </w:r>
+    </w:p>
+    <w:p>
+      <w:pPr>
+        <w:rPr>
+          <w:lang w:val="fr-CH"/>
+        </w:rPr>
+      </w:pPr>
+      <w:r>
+        <w:rPr>
+          <w:lang w:val="fr-CH"/>
+        </w:rPr>
+        <w:t xml:space="preserve">Les variables sensibles, comme les informations de connexion à la base de données ou </w:t>
+      </w:r>
+      <w:r>
+        <w:rPr>
+          <w:lang w:val="fr-CH"/>
+        </w:rPr>
+        <w:t xml:space="preserve">autres </w:t>
+      </w:r>
+      <w:r>
+        <w:rPr>
+          <w:lang w:val="fr-CH"/>
+        </w:rPr>
+        <w:t>clés</w:t>
+      </w:r>
+      <w:r>
+        <w:rPr>
+          <w:lang w:val="fr-CH"/>
+        </w:rPr>
+        <w:t xml:space="preserve">, seront stockées dans </w:t>
+      </w:r>
+      <w:r>
+        <w:rPr>
+          <w:lang w:val="fr-CH"/>
+        </w:rPr>
+        <w:t>un</w:t>
+      </w:r>
+      <w:r>
+        <w:rPr>
+          <w:lang w:val="fr-CH"/>
+        </w:rPr>
+        <w:t xml:space="preserve"> </w:t>
+      </w:r>
+      <w:r>
+        <w:rPr>
+          <w:lang w:val="fr-CH"/>
+        </w:rPr>
+        <w:t>fichier</w:t>
+      </w:r>
+      <w:r>
+        <w:rPr>
+          <w:lang w:val="fr-CH"/>
+        </w:rPr>
+        <w:t xml:space="preserve"> </w:t>
+      </w:r>
+      <w:r>
+        <w:rPr>
+          <w:lang w:val="fr-CH"/>
+        </w:rPr>
+        <w:t>.</w:t>
+      </w:r>
+      <w:r>
+        <w:rPr>
+          <w:lang w:val="fr-CH"/>
+        </w:rPr>
+        <w:t>env</w:t>
+      </w:r>
+      <w:r>
+        <w:rPr>
+          <w:lang w:val="fr-CH"/>
+        </w:rPr>
+        <w:t xml:space="preserve"> en local et dans les variables d’environnement Azure en production. </w:t>
+      </w:r>
+      <w:r>
+        <w:rPr>
+          <w:lang w:val="fr-CH"/>
+        </w:rPr>
+        <w:t>Ce sont des données qui ne seront jamais exposés dans le code ou repo GitHub.</w:t>
+      </w:r>
+    </w:p>
+    <w:p>
+      <w:pPr>
+        <w:pStyle w:val="Titre3"/>
+        <w:rPr>
+          <w:lang w:val="fr-CH"/>
+        </w:rPr>
+      </w:pPr>
+      <w:r>
+        <w:rPr>
+          <w:lang w:val="fr-CH"/>
+        </w:rPr>
+        <w:t>Choix techniques et alternatives évaluées</w:t>
+      </w:r>
+    </w:p>
+    <w:p>
+      <w:pPr>
+        <w:rPr>
+          <w:lang w:val="fr-CH"/>
+        </w:rPr>
+      </w:pPr>
+      <w:r>
+        <w:rPr>
+          <w:lang w:val="fr-CH"/>
+        </w:rPr>
+        <w:t xml:space="preserve">Le choix </w:t>
+      </w:r>
+      <w:r>
+        <w:rPr>
+          <w:lang w:val="fr-CH"/>
+        </w:rPr>
+        <w:t>des technos front et back</w:t>
+      </w:r>
+      <w:r>
+        <w:rPr>
+          <w:lang w:val="fr-CH"/>
+        </w:rPr>
+        <w:t xml:space="preserve"> </w:t>
+      </w:r>
+      <w:r>
+        <w:rPr>
+          <w:lang w:val="fr-CH"/>
+        </w:rPr>
+        <w:t>sont</w:t>
+      </w:r>
+      <w:r>
+        <w:rPr>
+          <w:lang w:val="fr-CH"/>
+        </w:rPr>
+        <w:t xml:space="preserve"> lié</w:t>
+      </w:r>
+      <w:r>
+        <w:rPr>
+          <w:lang w:val="fr-CH"/>
+        </w:rPr>
+        <w:t>s</w:t>
+      </w:r>
+      <w:r>
+        <w:rPr>
+          <w:lang w:val="fr-CH"/>
+        </w:rPr>
+        <w:t xml:space="preserve"> à l’expérience acquise pendant le stage chez </w:t>
+      </w:r>
+      <w:proofErr w:type="spellStart"/>
+      <w:r>
+        <w:rPr>
+          <w:lang w:val="fr-CH"/>
+        </w:rPr>
+        <w:t>Infomaniak</w:t>
+      </w:r>
+      <w:proofErr w:type="spellEnd"/>
+      <w:r>
+        <w:rPr>
+          <w:lang w:val="fr-CH"/>
+        </w:rPr>
+        <w:t xml:space="preserve">. </w:t>
+      </w:r>
+      <w:r>
+        <w:rPr>
+          <w:lang w:val="fr-CH"/>
+        </w:rPr>
+        <w:t>Le fait que ces</w:t>
+      </w:r>
+      <w:r>
+        <w:rPr>
+          <w:lang w:val="fr-CH"/>
+        </w:rPr>
+        <w:t xml:space="preserve"> technologie</w:t>
+      </w:r>
+      <w:r>
+        <w:rPr>
+          <w:lang w:val="fr-CH"/>
+        </w:rPr>
+        <w:t>s</w:t>
+      </w:r>
+      <w:r>
+        <w:rPr>
+          <w:lang w:val="fr-CH"/>
+        </w:rPr>
+        <w:t xml:space="preserve"> </w:t>
+      </w:r>
+      <w:r>
+        <w:rPr>
+          <w:lang w:val="fr-CH"/>
+        </w:rPr>
+        <w:t>aient</w:t>
+      </w:r>
+      <w:r>
+        <w:rPr>
+          <w:lang w:val="fr-CH"/>
+        </w:rPr>
+        <w:t xml:space="preserve"> déjà été utilisée</w:t>
+      </w:r>
+      <w:r>
+        <w:rPr>
+          <w:lang w:val="fr-CH"/>
+        </w:rPr>
+        <w:t>s</w:t>
+      </w:r>
+      <w:r>
+        <w:rPr>
+          <w:lang w:val="fr-CH"/>
+        </w:rPr>
+        <w:t xml:space="preserve"> dans un contexte professionnel, permet de travailler avec </w:t>
+      </w:r>
+      <w:r>
+        <w:rPr>
+          <w:lang w:val="fr-CH"/>
+        </w:rPr>
+        <w:t>des</w:t>
+      </w:r>
+      <w:r>
+        <w:rPr>
+          <w:lang w:val="fr-CH"/>
+        </w:rPr>
+        <w:t xml:space="preserve"> </w:t>
+      </w:r>
+      <w:proofErr w:type="spellStart"/>
+      <w:r>
+        <w:rPr>
+          <w:lang w:val="fr-CH"/>
+        </w:rPr>
+        <w:t>framework</w:t>
+      </w:r>
+      <w:r>
+        <w:rPr>
+          <w:lang w:val="fr-CH"/>
+        </w:rPr>
+        <w:t>s</w:t>
+      </w:r>
+      <w:proofErr w:type="spellEnd"/>
+      <w:r>
+        <w:rPr>
+          <w:lang w:val="fr-CH"/>
+        </w:rPr>
+        <w:t xml:space="preserve"> connu</w:t>
+      </w:r>
+      <w:r>
+        <w:rPr>
+          <w:lang w:val="fr-CH"/>
+        </w:rPr>
+        <w:t>s</w:t>
+      </w:r>
+      <w:r>
+        <w:rPr>
+          <w:lang w:val="fr-CH"/>
+        </w:rPr>
+        <w:t xml:space="preserve"> et adapté</w:t>
+      </w:r>
+      <w:r>
+        <w:rPr>
+          <w:lang w:val="fr-CH"/>
+        </w:rPr>
+        <w:t>s</w:t>
+      </w:r>
+      <w:r>
+        <w:rPr>
+          <w:lang w:val="fr-CH"/>
+        </w:rPr>
+        <w:t xml:space="preserve"> à la création d’une application web</w:t>
+      </w:r>
+      <w:r>
+        <w:rPr>
+          <w:lang w:val="fr-CH"/>
+        </w:rPr>
+        <w:t xml:space="preserve"> propre et structurée</w:t>
+      </w:r>
+      <w:r>
+        <w:rPr>
+          <w:lang w:val="fr-CH"/>
+        </w:rPr>
+        <w:t>. Ce choix a été discuté avec le chef de projet et intégré au cahier des charges.</w:t>
+      </w:r>
+    </w:p>
+    <w:p>
+      <w:pPr>
+        <w:rPr>
+          <w:lang w:val="fr-CH"/>
+        </w:rPr>
+      </w:pPr>
+      <w:r>
+        <w:rPr>
+          <w:lang w:val="fr-CH"/>
+        </w:rPr>
+        <w:t xml:space="preserve">Pour l’hébergement, Azure a été préféré à l’hébergement </w:t>
+      </w:r>
+      <w:r>
+        <w:rPr>
+          <w:lang w:val="fr-CH"/>
+        </w:rPr>
+        <w:t>ETML (via un serveur classique à la main)</w:t>
+      </w:r>
+      <w:r>
+        <w:rPr>
+          <w:lang w:val="fr-CH"/>
+        </w:rPr>
+        <w:t xml:space="preserve">. Azure a déjà été vu en cours et correspond bien au besoin du projet, car il permet d’héberger séparément le frontend, le backend et la base de données. </w:t>
+      </w:r>
+    </w:p>
+    <w:p>
+      <w:pPr>
+        <w:rPr>
+          <w:color w:val="EE0000"/>
+          <w:lang w:val="fr-CH"/>
+        </w:rPr>
+      </w:pPr>
+      <w:r>
+        <w:rPr>
+          <w:color w:val="EE0000"/>
+          <w:lang w:val="fr-CH"/>
+        </w:rPr>
+        <w:t xml:space="preserve">*à embellir si d’autres alternatives </w:t>
+      </w:r>
+      <w:proofErr w:type="spellStart"/>
+      <w:r>
+        <w:rPr>
+          <w:color w:val="EE0000"/>
+          <w:lang w:val="fr-CH"/>
+        </w:rPr>
+        <w:t>etudies</w:t>
+      </w:r>
+      <w:proofErr w:type="spellEnd"/>
+      <w:r>
+        <w:rPr>
+          <w:color w:val="EE0000"/>
+          <w:lang w:val="fr-CH"/>
+        </w:rPr>
+        <w:t xml:space="preserve"> par la suite et même pour + détailler les choix techniques*</w:t>
+      </w:r>
+    </w:p>
+    <w:p>
+      <w:pPr>
+        <w:pStyle w:val="Titre3"/>
+        <w:rPr>
+          <w:lang w:val="fr-CH"/>
+        </w:rPr>
+      </w:pPr>
+      <w:r>
+        <w:rPr>
+          <w:lang w:val="fr-CH"/>
+        </w:rPr>
+        <w:t>UML et schémas fonctionnels</w:t>
+      </w:r>
+    </w:p>
+    <w:p>
+      <w:pPr>
+        <w:rPr>
+          <w:color w:val="EE0000"/>
+          <w:lang w:val="fr-CH"/>
+        </w:rPr>
+      </w:pPr>
+      <w:r>
+        <w:rPr>
+          <w:color w:val="EE0000"/>
+          <w:lang w:val="fr-CH"/>
+        </w:rPr>
+        <w:t>*à remplir quand fait*</w:t>
+      </w:r>
+      <w:r>
+        <w:rPr>
+          <w:color w:val="EE0000"/>
+          <w:lang w:val="fr-CH"/>
+        </w:rPr>
+        <w:t xml:space="preserve"> (flux de connexion, ajout d’un film/citation, suppression, recherche)</w:t>
+      </w:r>
+    </w:p>
+    <w:p>
+      <w:pPr>
+        <w:pStyle w:val="Titre2"/>
+        <w:rPr>
+          <w:lang w:val="fr-CH"/>
+        </w:rPr>
+      </w:pPr>
+      <w:bookmarkStart w:id="6" w:name="_Toc223006823"/>
+      <w:r>
+        <w:rPr>
+          <w:lang w:val="fr-CH"/>
+        </w:rPr>
+        <w:t>Planification et suivi</w:t>
+      </w:r>
+      <w:bookmarkEnd w:id="6"/>
+    </w:p>
+    <w:p>
+      <w:pPr>
+        <w:pStyle w:val="Guidage"/>
+        <w:rPr>
+          <w:lang w:val="fr-CH"/>
+        </w:rPr>
+      </w:pPr>
+      <w:r>
+        <w:rPr>
           <w:lang w:val="fr-CH"/>
         </w:rPr>
         <w:t xml:space="preserve">Example de contenu attendu </w:t>
@@ -14091,7 +16995,13 @@
         <w:pStyle w:val="GuidageList"/>
       </w:pPr>
       <w:r>
-        <w:t>Architecture (schéma de haut niveau)</w:t>
+        <w:t xml:space="preserve">Planification initiale (jalons, </w:t>
+      </w:r>
+      <w:r>
+        <w:t>Gantt, tâches, date de début / fin, Milestone</w:t>
+      </w:r>
+      <w:r>
+        <w:t>)</w:t>
       </w:r>
     </w:p>
     <w:p>
@@ -14099,45 +17009,13 @@
         <w:pStyle w:val="GuidageList"/>
       </w:pPr>
       <w:r>
-        <w:t>Conception détaillée (</w:t>
-      </w:r>
-      <w:r>
-        <w:t>MCD</w:t>
-      </w:r>
-      <w:r>
-        <w:t xml:space="preserve">, </w:t>
-      </w:r>
-      <w:r>
-        <w:t>UML</w:t>
-      </w:r>
-      <w:r>
-        <w:t xml:space="preserve">, </w:t>
-      </w:r>
-      <w:r>
-        <w:t xml:space="preserve">schéma </w:t>
-      </w:r>
-      <w:r>
-        <w:t>fonctionnel</w:t>
-      </w:r>
-      <w:r>
-        <w:t>,</w:t>
-      </w:r>
-      <w:r>
-        <w:t xml:space="preserve"> API, maquettes UI</w:t>
-      </w:r>
-      <w:r>
-        <w:t>,</w:t>
-      </w:r>
-      <w:r>
-        <w:t xml:space="preserve"> </w:t>
-      </w:r>
-      <w:proofErr w:type="spellStart"/>
-      <w:r>
-        <w:t>etc</w:t>
-      </w:r>
-      <w:proofErr w:type="spellEnd"/>
-      <w:r>
-        <w:t>)</w:t>
+        <w:t>Planification révisée et écarts (</w:t>
+      </w:r>
+      <w:r>
+        <w:t xml:space="preserve">explications </w:t>
+      </w:r>
+      <w:r>
+        <w:t>causes + actions)</w:t>
       </w:r>
     </w:p>
     <w:p>
@@ -14145,7 +17023,7 @@
         <w:pStyle w:val="GuidageList"/>
       </w:pPr>
       <w:r>
-        <w:t>Choix techniques et alternatives évaluées</w:t>
+        <w:t>Suivi : indicateurs, décisions, changements importants</w:t>
       </w:r>
     </w:p>
     <w:p>
@@ -14153,301 +17031,182 @@
         <w:pStyle w:val="GuidageList"/>
       </w:pPr>
       <w:r>
-        <w:t>Sécurité : authentification, autorisations, gestion des secrets</w:t>
-      </w:r>
-      <w:r>
-        <w:t xml:space="preserve">, firewall, </w:t>
-      </w:r>
-      <w:r>
-        <w:t>protocole</w:t>
-      </w:r>
-      <w:r>
-        <w:t xml:space="preserve"> </w:t>
-      </w:r>
-    </w:p>
-    <w:p>
-      <w:pPr>
-        <w:rPr>
-          <w:lang w:val="fr-CH"/>
-        </w:rPr>
-      </w:pPr>
-      <w:r>
+        <w:t>Pour des questions de place, le journal de travail sera mentionné en Annexe</w:t>
+      </w:r>
+    </w:p>
+    <w:p>
+      <w:pPr>
         <w:rPr>
           <w:i/>
           <w:color w:val="787878"/>
           <w:lang w:val="fr-CH"/>
         </w:rPr>
-        <w:t>À rédiger</w:t>
-      </w:r>
+      </w:pPr>
       <w:r>
         <w:rPr>
           <w:i/>
           <w:color w:val="787878"/>
           <w:lang w:val="fr-CH"/>
         </w:rPr>
-        <w:t xml:space="preserve"> …</w:t>
-      </w:r>
-    </w:p>
-    <w:p>
-      <w:pPr>
-        <w:rPr>
-          <w:lang w:val="fr-CH"/>
-        </w:rPr>
-      </w:pPr>
-    </w:p>
-    <w:p>
-      <w:pPr>
-        <w:pStyle w:val="Titre2"/>
-        <w:rPr>
-          <w:lang w:val="fr-CH"/>
-        </w:rPr>
-      </w:pPr>
-      <w:bookmarkStart w:id="6" w:name="_Toc223006823"/>
-      <w:r>
-        <w:rPr>
-          <w:lang w:val="fr-CH"/>
-        </w:rPr>
-        <w:t>Planification et suivi</w:t>
-      </w:r>
-      <w:bookmarkEnd w:id="6"/>
-    </w:p>
-    <w:p>
-      <w:pPr>
-        <w:pStyle w:val="Guidage"/>
-        <w:rPr>
-          <w:lang w:val="fr-CH"/>
-        </w:rPr>
-      </w:pPr>
-      <w:r>
-        <w:rPr>
-          <w:lang w:val="fr-CH"/>
-        </w:rPr>
-        <w:t xml:space="preserve">Example de contenu attendu </w:t>
-      </w:r>
-      <w:r>
-        <w:rPr>
-          <w:lang w:val="fr-CH"/>
-        </w:rPr>
-        <w:t>:</w:t>
-      </w:r>
-    </w:p>
-    <w:p>
-      <w:pPr>
-        <w:pStyle w:val="GuidageList"/>
-      </w:pPr>
-      <w:r>
-        <w:t xml:space="preserve">Planification initiale (jalons, </w:t>
-      </w:r>
-      <w:r>
-        <w:t>Gantt, tâches, date de début / fin, Milestone</w:t>
-      </w:r>
-      <w:r>
-        <w:t>)</w:t>
-      </w:r>
-    </w:p>
-    <w:p>
-      <w:pPr>
-        <w:pStyle w:val="GuidageList"/>
-      </w:pPr>
-      <w:r>
-        <w:t>Planification révisée et écarts (</w:t>
-      </w:r>
-      <w:r>
-        <w:t xml:space="preserve">explications </w:t>
-      </w:r>
-      <w:r>
-        <w:t>causes + actions)</w:t>
-      </w:r>
-    </w:p>
-    <w:p>
-      <w:pPr>
-        <w:pStyle w:val="GuidageList"/>
-      </w:pPr>
-      <w:r>
-        <w:t>Suivi : indicateurs, décisions, changements importants</w:t>
-      </w:r>
-    </w:p>
-    <w:p>
-      <w:pPr>
-        <w:pStyle w:val="GuidageList"/>
-      </w:pPr>
-      <w:r>
-        <w:t>Pour des questions de place, le journal de travail sera mentionné en Annexe</w:t>
-      </w:r>
-    </w:p>
-    <w:p>
-      <w:pPr>
+        <w:t>À rédiger</w:t>
+      </w:r>
+      <w:r>
         <w:rPr>
           <w:i/>
           <w:color w:val="787878"/>
           <w:lang w:val="fr-CH"/>
         </w:rPr>
-      </w:pPr>
+        <w:t xml:space="preserve"> …</w:t>
+      </w:r>
+    </w:p>
+    <w:p>
+      <w:pPr>
+        <w:rPr>
+          <w:lang w:val="fr-CH"/>
+        </w:rPr>
+      </w:pPr>
+      <w:r>
+        <w:rPr>
+          <w:iCs/>
+          <w:lang w:val="fr-CH"/>
+        </w:rPr>
+        <w:t>L</w:t>
+      </w:r>
+      <w:r>
+        <w:rPr>
+          <w:iCs/>
+          <w:lang w:val="fr-CH"/>
+        </w:rPr>
+        <w:t>e</w:t>
+      </w:r>
       <w:r>
         <w:rPr>
           <w:i/>
-          <w:color w:val="787878"/>
-          <w:lang w:val="fr-CH"/>
-        </w:rPr>
-        <w:t>À rédiger</w:t>
+          <w:lang w:val="fr-CH"/>
+        </w:rPr>
+        <w:t xml:space="preserve"> </w:t>
       </w:r>
       <w:r>
         <w:rPr>
           <w:i/>
-          <w:color w:val="787878"/>
-          <w:lang w:val="fr-CH"/>
-        </w:rPr>
-        <w:t xml:space="preserve"> …</w:t>
-      </w:r>
-    </w:p>
-    <w:p>
-      <w:pPr>
-        <w:rPr>
-          <w:lang w:val="fr-CH"/>
-        </w:rPr>
-      </w:pPr>
+          <w:lang w:val="fr-CH"/>
+        </w:rPr>
+        <w:t>« </w:t>
+      </w:r>
+      <w:r>
+        <w:rPr>
+          <w:i/>
+          <w:lang w:val="fr-CH"/>
+        </w:rPr>
+        <w:fldChar w:fldCharType="begin"/>
+      </w:r>
+      <w:r>
+        <w:rPr>
+          <w:i/>
+          <w:lang w:val="fr-CH"/>
+        </w:rPr>
+        <w:instrText xml:space="preserve"> REF _Ref223004013 \h </w:instrText>
+      </w:r>
+      <w:r>
+        <w:rPr>
+          <w:i/>
+          <w:lang w:val="fr-CH"/>
+        </w:rPr>
+      </w:r>
+      <w:r>
+        <w:rPr>
+          <w:i/>
+          <w:lang w:val="fr-CH"/>
+        </w:rPr>
+        <w:fldChar w:fldCharType="separate"/>
+      </w:r>
+      <w:r>
+        <w:rPr>
+          <w:lang w:val="fr-CH"/>
+        </w:rPr>
+        <w:t>Journal de travail</w:t>
+      </w:r>
+      <w:r>
+        <w:rPr>
+          <w:i/>
+          <w:lang w:val="fr-CH"/>
+        </w:rPr>
+        <w:fldChar w:fldCharType="end"/>
+      </w:r>
+      <w:r>
+        <w:rPr>
+          <w:i/>
+          <w:lang w:val="fr-CH"/>
+        </w:rPr>
+        <w:t> </w:t>
+      </w:r>
       <w:r>
         <w:rPr>
           <w:iCs/>
           <w:lang w:val="fr-CH"/>
         </w:rPr>
-        <w:t>L</w:t>
+        <w:t xml:space="preserve">» </w:t>
       </w:r>
       <w:r>
         <w:rPr>
           <w:iCs/>
           <w:lang w:val="fr-CH"/>
         </w:rPr>
-        <w:t>e</w:t>
-      </w:r>
-      <w:r>
-        <w:rPr>
-          <w:i/>
-          <w:lang w:val="fr-CH"/>
-        </w:rPr>
-        <w:t xml:space="preserve"> </w:t>
-      </w:r>
-      <w:r>
-        <w:rPr>
-          <w:i/>
-          <w:lang w:val="fr-CH"/>
-        </w:rPr>
-        <w:t>« </w:t>
-      </w:r>
-      <w:r>
-        <w:rPr>
-          <w:i/>
+        <w:t xml:space="preserve">est partagé </w:t>
+      </w:r>
+      <w:r>
+        <w:rPr>
+          <w:iCs/>
+          <w:lang w:val="fr-CH"/>
+        </w:rPr>
+        <w:t xml:space="preserve">dans </w:t>
+      </w:r>
+      <w:r>
+        <w:rPr>
+          <w:iCs/>
           <w:lang w:val="fr-CH"/>
         </w:rPr>
         <w:fldChar w:fldCharType="begin"/>
       </w:r>
       <w:r>
         <w:rPr>
-          <w:i/>
-          <w:lang w:val="fr-CH"/>
-        </w:rPr>
-        <w:instrText xml:space="preserve"> REF _Ref223004013 \h </w:instrText>
-      </w:r>
-      <w:r>
-        <w:rPr>
-          <w:i/>
-          <w:lang w:val="fr-CH"/>
-        </w:rPr>
-      </w:r>
-      <w:r>
-        <w:rPr>
-          <w:i/>
+          <w:iCs/>
+          <w:lang w:val="fr-CH"/>
+        </w:rPr>
+        <w:instrText xml:space="preserve"> REF _Ref223004069 \h  \* MERGEFORMAT </w:instrText>
+      </w:r>
+      <w:r>
+        <w:rPr>
+          <w:iCs/>
+          <w:lang w:val="fr-CH"/>
+        </w:rPr>
+      </w:r>
+      <w:r>
+        <w:rPr>
+          <w:iCs/>
           <w:lang w:val="fr-CH"/>
         </w:rPr>
         <w:fldChar w:fldCharType="separate"/>
       </w:r>
       <w:r>
         <w:rPr>
-          <w:lang w:val="fr-CH"/>
-        </w:rPr>
-        <w:t>Journal de travail</w:t>
-      </w:r>
-      <w:r>
-        <w:rPr>
-          <w:i/>
+          <w:iCs/>
+          <w:lang w:val="fr-CH"/>
+        </w:rPr>
+        <w:t>Annexes</w:t>
+      </w:r>
+      <w:r>
+        <w:rPr>
+          <w:iCs/>
           <w:lang w:val="fr-CH"/>
         </w:rPr>
         <w:fldChar w:fldCharType="end"/>
       </w:r>
       <w:r>
         <w:rPr>
-          <w:i/>
-          <w:lang w:val="fr-CH"/>
-        </w:rPr>
-        <w:t> </w:t>
-      </w:r>
-      <w:r>
-        <w:rPr>
           <w:iCs/>
           <w:lang w:val="fr-CH"/>
         </w:rPr>
-        <w:t xml:space="preserve">» </w:t>
-      </w:r>
-      <w:r>
-        <w:rPr>
-          <w:iCs/>
-          <w:lang w:val="fr-CH"/>
-        </w:rPr>
-        <w:t xml:space="preserve">est partagé </w:t>
-      </w:r>
-      <w:r>
-        <w:rPr>
-          <w:iCs/>
-          <w:lang w:val="fr-CH"/>
-        </w:rPr>
-        <w:t xml:space="preserve">dans </w:t>
-      </w:r>
-      <w:r>
-        <w:rPr>
-          <w:iCs/>
-          <w:lang w:val="fr-CH"/>
-        </w:rPr>
-        <w:fldChar w:fldCharType="begin"/>
-      </w:r>
-      <w:r>
-        <w:rPr>
-          <w:iCs/>
-          <w:lang w:val="fr-CH"/>
-        </w:rPr>
-        <w:instrText xml:space="preserve"> REF _Ref223004069 \h  \* MERGEFORMAT </w:instrText>
-      </w:r>
-      <w:r>
-        <w:rPr>
-          <w:iCs/>
-          <w:lang w:val="fr-CH"/>
-        </w:rPr>
-      </w:r>
-      <w:r>
-        <w:rPr>
-          <w:iCs/>
-          <w:lang w:val="fr-CH"/>
-        </w:rPr>
-        <w:fldChar w:fldCharType="separate"/>
-      </w:r>
-      <w:r>
-        <w:rPr>
-          <w:iCs/>
-          <w:lang w:val="fr-CH"/>
-        </w:rPr>
-        <w:t>Annexes</w:t>
-      </w:r>
-      <w:r>
-        <w:rPr>
-          <w:iCs/>
-          <w:lang w:val="fr-CH"/>
-        </w:rPr>
-        <w:fldChar w:fldCharType="end"/>
-      </w:r>
-      <w:r>
-        <w:rPr>
-          <w:iCs/>
-          <w:lang w:val="fr-CH"/>
-        </w:rPr>
         <w:t>.</w:t>
       </w:r>
     </w:p>
@@ -14470,7 +17229,6 @@
         <w:rPr>
           <w:lang w:val="fr-CH"/>
         </w:rPr>
-        <w:lastRenderedPageBreak/>
         <w:t>Réalisation</w:t>
       </w:r>
       <w:bookmarkEnd w:id="7"/>
@@ -14637,6 +17395,7 @@
           <w:iCs w:val="0"/>
           <w:lang w:val="fr-CH"/>
         </w:rPr>
+        <w:lastRenderedPageBreak/>
         <w:t>Installation et déploiement</w:t>
       </w:r>
     </w:p>
@@ -17457,9 +20216,9 @@
       </w:pPr>
     </w:p>
     <w:sectPr>
-      <w:headerReference w:type="default" r:id="rId9"/>
-      <w:footerReference w:type="even" r:id="rId10"/>
-      <w:footerReference w:type="default" r:id="rId11"/>
+      <w:headerReference w:type="default" r:id="rId29"/>
+      <w:footerReference w:type="even" r:id="rId30"/>
+      <w:footerReference w:type="default" r:id="rId31"/>
       <w:pgSz w:w="12240" w:h="15840"/>
       <w:pgMar w:top="1386" w:right="1417" w:bottom="618" w:left="1417" w:header="720" w:footer="188" w:gutter="0"/>
       <w:cols w:space="720"/>
@@ -17857,7 +20616,7 @@
               <w:noProof/>
               <w:lang w:val="fr-CH"/>
             </w:rPr>
-            <w:t>07/05/2026</w:t>
+            <w:t>11/05/2026</w:t>
           </w:r>
           <w:r>
             <w:rPr>
@@ -17964,6 +20723,7 @@
               <w:lang w:val="fr-CH"/>
             </w:rPr>
           </w:pPr>
+          <w:proofErr w:type="spellStart"/>
           <w:r>
             <w:rPr>
               <w:b/>
@@ -17972,6 +20732,7 @@
             </w:rPr>
             <w:t>GestionCitations</w:t>
           </w:r>
+          <w:proofErr w:type="spellEnd"/>
         </w:p>
       </w:tc>
       <w:tc>
@@ -19737,6 +22498,119 @@
     </w:lvl>
   </w:abstractNum>
   <w:abstractNum w:abstractNumId="20" w15:restartNumberingAfterBreak="0">
+    <w:nsid w:val="55E56BD7"/>
+    <w:multiLevelType w:val="hybridMultilevel"/>
+    <w:tmpl w:val="B218F6C2"/>
+    <w:lvl w:ilvl="0" w:tplc="100C0001">
+      <w:start w:val="1"/>
+      <w:numFmt w:val="bullet"/>
+      <w:lvlText w:val=""/>
+      <w:lvlJc w:val="left"/>
+      <w:pPr>
+        <w:ind w:left="720" w:hanging="360"/>
+      </w:pPr>
+      <w:rPr>
+        <w:rFonts w:ascii="Symbol" w:hAnsi="Symbol" w:hint="default"/>
+      </w:rPr>
+    </w:lvl>
+    <w:lvl w:ilvl="1" w:tplc="100C0003" w:tentative="1">
+      <w:start w:val="1"/>
+      <w:numFmt w:val="bullet"/>
+      <w:lvlText w:val="o"/>
+      <w:lvlJc w:val="left"/>
+      <w:pPr>
+        <w:ind w:left="1440" w:hanging="360"/>
+      </w:pPr>
+      <w:rPr>
+        <w:rFonts w:ascii="Courier New" w:hAnsi="Courier New" w:cs="Courier New" w:hint="default"/>
+      </w:rPr>
+    </w:lvl>
+    <w:lvl w:ilvl="2" w:tplc="100C0005" w:tentative="1">
+      <w:start w:val="1"/>
+      <w:numFmt w:val="bullet"/>
+      <w:lvlText w:val=""/>
+      <w:lvlJc w:val="left"/>
+      <w:pPr>
+        <w:ind w:left="2160" w:hanging="360"/>
+      </w:pPr>
+      <w:rPr>
+        <w:rFonts w:ascii="Wingdings" w:hAnsi="Wingdings" w:hint="default"/>
+      </w:rPr>
+    </w:lvl>
+    <w:lvl w:ilvl="3" w:tplc="100C0001" w:tentative="1">
+      <w:start w:val="1"/>
+      <w:numFmt w:val="bullet"/>
+      <w:lvlText w:val=""/>
+      <w:lvlJc w:val="left"/>
+      <w:pPr>
+        <w:ind w:left="2880" w:hanging="360"/>
+      </w:pPr>
+      <w:rPr>
+        <w:rFonts w:ascii="Symbol" w:hAnsi="Symbol" w:hint="default"/>
+      </w:rPr>
+    </w:lvl>
+    <w:lvl w:ilvl="4" w:tplc="100C0003" w:tentative="1">
+      <w:start w:val="1"/>
+      <w:numFmt w:val="bullet"/>
+      <w:lvlText w:val="o"/>
+      <w:lvlJc w:val="left"/>
+      <w:pPr>
+        <w:ind w:left="3600" w:hanging="360"/>
+      </w:pPr>
+      <w:rPr>
+        <w:rFonts w:ascii="Courier New" w:hAnsi="Courier New" w:cs="Courier New" w:hint="default"/>
+      </w:rPr>
+    </w:lvl>
+    <w:lvl w:ilvl="5" w:tplc="100C0005" w:tentative="1">
+      <w:start w:val="1"/>
+      <w:numFmt w:val="bullet"/>
+      <w:lvlText w:val=""/>
+      <w:lvlJc w:val="left"/>
+      <w:pPr>
+        <w:ind w:left="4320" w:hanging="360"/>
+      </w:pPr>
+      <w:rPr>
+        <w:rFonts w:ascii="Wingdings" w:hAnsi="Wingdings" w:hint="default"/>
+      </w:rPr>
+    </w:lvl>
+    <w:lvl w:ilvl="6" w:tplc="100C0001" w:tentative="1">
+      <w:start w:val="1"/>
+      <w:numFmt w:val="bullet"/>
+      <w:lvlText w:val=""/>
+      <w:lvlJc w:val="left"/>
+      <w:pPr>
+        <w:ind w:left="5040" w:hanging="360"/>
+      </w:pPr>
+      <w:rPr>
+        <w:rFonts w:ascii="Symbol" w:hAnsi="Symbol" w:hint="default"/>
+      </w:rPr>
+    </w:lvl>
+    <w:lvl w:ilvl="7" w:tplc="100C0003" w:tentative="1">
+      <w:start w:val="1"/>
+      <w:numFmt w:val="bullet"/>
+      <w:lvlText w:val="o"/>
+      <w:lvlJc w:val="left"/>
+      <w:pPr>
+        <w:ind w:left="5760" w:hanging="360"/>
+      </w:pPr>
+      <w:rPr>
+        <w:rFonts w:ascii="Courier New" w:hAnsi="Courier New" w:cs="Courier New" w:hint="default"/>
+      </w:rPr>
+    </w:lvl>
+    <w:lvl w:ilvl="8" w:tplc="100C0005" w:tentative="1">
+      <w:start w:val="1"/>
+      <w:numFmt w:val="bullet"/>
+      <w:lvlText w:val=""/>
+      <w:lvlJc w:val="left"/>
+      <w:pPr>
+        <w:ind w:left="6480" w:hanging="360"/>
+      </w:pPr>
+      <w:rPr>
+        <w:rFonts w:ascii="Wingdings" w:hAnsi="Wingdings" w:hint="default"/>
+      </w:rPr>
+    </w:lvl>
+  </w:abstractNum>
+  <w:abstractNum w:abstractNumId="21" w15:restartNumberingAfterBreak="0">
     <w:nsid w:val="58CA7755"/>
     <w:multiLevelType w:val="multilevel"/>
     <w:tmpl w:val="7B5E39E0"/>
@@ -19885,7 +22759,7 @@
       </w:rPr>
     </w:lvl>
   </w:abstractNum>
-  <w:abstractNum w:abstractNumId="21" w15:restartNumberingAfterBreak="0">
+  <w:abstractNum w:abstractNumId="22" w15:restartNumberingAfterBreak="0">
     <w:nsid w:val="5B82507D"/>
     <w:multiLevelType w:val="multilevel"/>
     <w:tmpl w:val="271E196E"/>
@@ -20034,7 +22908,7 @@
       </w:rPr>
     </w:lvl>
   </w:abstractNum>
-  <w:abstractNum w:abstractNumId="22" w15:restartNumberingAfterBreak="0">
+  <w:abstractNum w:abstractNumId="23" w15:restartNumberingAfterBreak="0">
     <w:nsid w:val="5BEC32C4"/>
     <w:multiLevelType w:val="multilevel"/>
     <w:tmpl w:val="E05CE756"/>
@@ -20129,7 +23003,7 @@
       </w:pPr>
     </w:lvl>
   </w:abstractNum>
-  <w:abstractNum w:abstractNumId="23" w15:restartNumberingAfterBreak="0">
+  <w:abstractNum w:abstractNumId="24" w15:restartNumberingAfterBreak="0">
     <w:nsid w:val="5BFE797D"/>
     <w:multiLevelType w:val="multilevel"/>
     <w:tmpl w:val="DFFC82E4"/>
@@ -20278,7 +23152,7 @@
       </w:rPr>
     </w:lvl>
   </w:abstractNum>
-  <w:abstractNum w:abstractNumId="24" w15:restartNumberingAfterBreak="0">
+  <w:abstractNum w:abstractNumId="25" w15:restartNumberingAfterBreak="0">
     <w:nsid w:val="69F940C0"/>
     <w:multiLevelType w:val="hybridMultilevel"/>
     <w:tmpl w:val="E91A3006"/>
@@ -20395,16 +23269,16 @@
     <w:abstractNumId w:val="0"/>
   </w:num>
   <w:num w:numId="10" w16cid:durableId="124858710">
-    <w:abstractNumId w:val="22"/>
+    <w:abstractNumId w:val="23"/>
   </w:num>
   <w:num w:numId="11" w16cid:durableId="136925223">
-    <w:abstractNumId w:val="21"/>
+    <w:abstractNumId w:val="22"/>
   </w:num>
   <w:num w:numId="12" w16cid:durableId="2135438915">
     <w:abstractNumId w:val="15"/>
   </w:num>
   <w:num w:numId="13" w16cid:durableId="11342515">
-    <w:abstractNumId w:val="23"/>
+    <w:abstractNumId w:val="24"/>
   </w:num>
   <w:num w:numId="14" w16cid:durableId="248973769">
     <w:abstractNumId w:val="11"/>
@@ -20416,7 +23290,7 @@
     <w:abstractNumId w:val="14"/>
   </w:num>
   <w:num w:numId="17" w16cid:durableId="1404722623">
-    <w:abstractNumId w:val="20"/>
+    <w:abstractNumId w:val="21"/>
   </w:num>
   <w:num w:numId="18" w16cid:durableId="505825146">
     <w:abstractNumId w:val="17"/>
@@ -20437,10 +23311,13 @@
     <w:abstractNumId w:val="19"/>
   </w:num>
   <w:num w:numId="24" w16cid:durableId="1378624883">
-    <w:abstractNumId w:val="24"/>
+    <w:abstractNumId w:val="25"/>
   </w:num>
   <w:num w:numId="25" w16cid:durableId="126246467">
     <w:abstractNumId w:val="16"/>
+  </w:num>
+  <w:num w:numId="26" w16cid:durableId="1748452501">
+    <w:abstractNumId w:val="20"/>
   </w:num>
 </w:numbering>
 </file>

--- a/doc/TPI_Rapport_NapoleoneCyril.docx
+++ b/doc/TPI_Rapport_NapoleoneCyril.docx
@@ -3414,7 +3414,21 @@
         <w:rPr>
           <w:lang w:val="fr-CH"/>
         </w:rPr>
-        <w:t xml:space="preserve"> Laravel 12</w:t>
+        <w:t xml:space="preserve"> </w:t>
+      </w:r>
+      <w:proofErr w:type="spellStart"/>
+      <w:r>
+        <w:rPr>
+          <w:lang w:val="fr-CH"/>
+        </w:rPr>
+        <w:t>Laravel</w:t>
+      </w:r>
+      <w:proofErr w:type="spellEnd"/>
+      <w:r>
+        <w:rPr>
+          <w:lang w:val="fr-CH"/>
+        </w:rPr>
+        <w:t xml:space="preserve"> 12</w:t>
       </w:r>
       <w:r>
         <w:rPr>
@@ -6921,7 +6935,27 @@
                 <w:szCs w:val="18"/>
                 <w:lang w:val="fr-CH"/>
               </w:rPr>
-              <w:t xml:space="preserve">Docker / Laravel </w:t>
+              <w:t xml:space="preserve">Docker / </w:t>
+            </w:r>
+            <w:proofErr w:type="spellStart"/>
+            <w:r>
+              <w:rPr>
+                <w:rFonts w:asciiTheme="majorHAnsi" w:hAnsiTheme="majorHAnsi" w:cstheme="majorHAnsi"/>
+                <w:sz w:val="18"/>
+                <w:szCs w:val="18"/>
+                <w:lang w:val="fr-CH"/>
+              </w:rPr>
+              <w:t>Laravel</w:t>
+            </w:r>
+            <w:proofErr w:type="spellEnd"/>
+            <w:r>
+              <w:rPr>
+                <w:rFonts w:asciiTheme="majorHAnsi" w:hAnsiTheme="majorHAnsi" w:cstheme="majorHAnsi"/>
+                <w:sz w:val="18"/>
+                <w:szCs w:val="18"/>
+                <w:lang w:val="fr-CH"/>
+              </w:rPr>
+              <w:t xml:space="preserve"> </w:t>
             </w:r>
             <w:proofErr w:type="spellStart"/>
             <w:r>
@@ -11794,8 +11828,21 @@
                 <w:szCs w:val="20"/>
                 <w:lang w:val="fr-CH" w:eastAsia="fr-CH"/>
               </w:rPr>
-              <w:t xml:space="preserve"> et Laravel</w:t>
+              <w:t xml:space="preserve"> et </w:t>
             </w:r>
+            <w:proofErr w:type="spellStart"/>
+            <w:r>
+              <w:rPr>
+                <w:rFonts w:asciiTheme="majorHAnsi" w:eastAsia="Times New Roman" w:hAnsiTheme="majorHAnsi" w:cstheme="majorHAnsi"/>
+                <w:b w:val="0"/>
+                <w:bCs w:val="0"/>
+                <w:sz w:val="20"/>
+                <w:szCs w:val="20"/>
+                <w:lang w:val="fr-CH" w:eastAsia="fr-CH"/>
+              </w:rPr>
+              <w:t>Laravel</w:t>
+            </w:r>
+            <w:proofErr w:type="spellEnd"/>
           </w:p>
         </w:tc>
         <w:tc>
@@ -12546,7 +12593,27 @@
                 <w:szCs w:val="20"/>
                 <w:lang w:val="fr-CH" w:eastAsia="fr-CH"/>
               </w:rPr>
-              <w:t xml:space="preserve">Erreurs dû à des différences de variables d’env, </w:t>
+              <w:t>Erreurs dû à des différences de variables d’</w:t>
+            </w:r>
+            <w:proofErr w:type="spellStart"/>
+            <w:r>
+              <w:rPr>
+                <w:rFonts w:asciiTheme="majorHAnsi" w:eastAsia="Times New Roman" w:hAnsiTheme="majorHAnsi" w:cstheme="majorHAnsi"/>
+                <w:sz w:val="20"/>
+                <w:szCs w:val="20"/>
+                <w:lang w:val="fr-CH" w:eastAsia="fr-CH"/>
+              </w:rPr>
+              <w:t>env</w:t>
+            </w:r>
+            <w:proofErr w:type="spellEnd"/>
+            <w:r>
+              <w:rPr>
+                <w:rFonts w:asciiTheme="majorHAnsi" w:eastAsia="Times New Roman" w:hAnsiTheme="majorHAnsi" w:cstheme="majorHAnsi"/>
+                <w:sz w:val="20"/>
+                <w:szCs w:val="20"/>
+                <w:lang w:val="fr-CH" w:eastAsia="fr-CH"/>
+              </w:rPr>
+              <w:t xml:space="preserve">, </w:t>
             </w:r>
             <w:proofErr w:type="spellStart"/>
             <w:r>
@@ -14929,9 +14996,6 @@
       <w:pPr>
         <w:pStyle w:val="Lgende"/>
         <w:jc w:val="center"/>
-        <w:rPr>
-          <w:lang w:val="fr-CH"/>
-        </w:rPr>
       </w:pPr>
       <w:r>
         <w:t>MPD</w:t>
@@ -14939,231 +15003,22 @@
     </w:p>
     <w:p>
       <w:pPr>
-        <w:pStyle w:val="Titre3"/>
-        <w:rPr>
-          <w:lang w:val="fr-CH"/>
-        </w:rPr>
-      </w:pPr>
-      <w:r>
-        <w:rPr>
-          <w:lang w:val="fr-CH"/>
-        </w:rPr>
-        <w:t>Conception de l’API</w:t>
-      </w:r>
-    </w:p>
-    <w:p>
-      <w:pPr>
-        <w:rPr>
-          <w:color w:val="EE0000"/>
-          <w:lang w:val="fr-CH"/>
-        </w:rPr>
-      </w:pPr>
-      <w:r>
-        <w:rPr>
-          <w:color w:val="EE0000"/>
-          <w:lang w:val="fr-CH"/>
-        </w:rPr>
-        <w:t xml:space="preserve">*à remplir* (avec les listes de routes </w:t>
-      </w:r>
-      <w:proofErr w:type="spellStart"/>
-      <w:r>
-        <w:rPr>
-          <w:color w:val="EE0000"/>
-          <w:lang w:val="fr-CH"/>
-        </w:rPr>
-        <w:t>etc</w:t>
-      </w:r>
-      <w:proofErr w:type="spellEnd"/>
-      <w:r>
-        <w:rPr>
-          <w:color w:val="EE0000"/>
-          <w:lang w:val="fr-CH"/>
-        </w:rPr>
-        <w:t xml:space="preserve"> une fois sûr)</w:t>
-      </w:r>
-    </w:p>
-    <w:p>
-      <w:pPr>
-        <w:pStyle w:val="Titre3"/>
-        <w:rPr>
-          <w:lang w:val="fr-CH"/>
-        </w:rPr>
-      </w:pPr>
-      <w:r>
-        <w:rPr>
-          <w:lang w:val="fr-CH"/>
-        </w:rPr>
-        <w:t>Conception de l’interface utilisateur</w:t>
-      </w:r>
-    </w:p>
-    <w:p>
-      <w:pPr>
-        <w:rPr>
-          <w:lang w:val="fr-CH"/>
-        </w:rPr>
-      </w:pPr>
-      <w:r>
-        <w:rPr>
-          <w:lang w:val="fr-CH"/>
-        </w:rPr>
-        <w:t xml:space="preserve">Maquettes d’interface réalisées avec FIGMA, elles représentent et prévoient le futur affichage de l’application. Elles sont haute-fidélités en termes de structure </w:t>
-      </w:r>
-      <w:proofErr w:type="spellStart"/>
-      <w:r>
-        <w:rPr>
-          <w:lang w:val="fr-CH"/>
-        </w:rPr>
-        <w:t>etc</w:t>
-      </w:r>
-      <w:proofErr w:type="spellEnd"/>
-      <w:r>
-        <w:rPr>
-          <w:lang w:val="fr-CH"/>
-        </w:rPr>
-        <w:t xml:space="preserve">, mais sont moyenne/basses en termes de tailles exactes, contenu et détails comme </w:t>
-      </w:r>
-      <w:proofErr w:type="spellStart"/>
-      <w:r>
-        <w:rPr>
-          <w:lang w:val="fr-CH"/>
-        </w:rPr>
-        <w:t>icons</w:t>
-      </w:r>
-      <w:proofErr w:type="spellEnd"/>
-      <w:r>
-        <w:rPr>
-          <w:lang w:val="fr-CH"/>
-        </w:rPr>
-        <w:t xml:space="preserve"> etc...</w:t>
-      </w:r>
-    </w:p>
-    <w:p>
-      <w:pPr>
-        <w:rPr>
-          <w:lang w:val="fr-CH"/>
-        </w:rPr>
-      </w:pPr>
-      <w:r>
-        <w:rPr>
-          <w:lang w:val="fr-CH"/>
-        </w:rPr>
-        <w:t xml:space="preserve">Le lien FIGMA : </w:t>
-      </w:r>
-      <w:hyperlink r:id="rId14" w:history="1">
-        <w:r>
-          <w:rPr>
-            <w:rStyle w:val="Lienhypertexte"/>
-            <w:lang w:val="fr-CH"/>
-          </w:rPr>
-          <w:t>https://www.figma.com/design/bMsktNS29r9i1xJe26PwEE/GestionCitations?node-id=0-1&amp;t=Q1gtZoWngqbnM5CO-1</w:t>
-        </w:r>
-      </w:hyperlink>
-      <w:r>
-        <w:rPr>
-          <w:lang w:val="fr-CH"/>
-        </w:rPr>
-        <w:t xml:space="preserve"> Les liens prototype sont faits pour que la navigation soit </w:t>
-      </w:r>
-      <w:proofErr w:type="gramStart"/>
-      <w:r>
-        <w:rPr>
-          <w:lang w:val="fr-CH"/>
-        </w:rPr>
-        <w:t>fonctionnel</w:t>
-      </w:r>
-      <w:proofErr w:type="gramEnd"/>
-      <w:r>
-        <w:rPr>
-          <w:lang w:val="fr-CH"/>
-        </w:rPr>
-        <w:t xml:space="preserve"> lors du lancement du FIGMA via le bouton play en haut à droite.</w:t>
-      </w:r>
-    </w:p>
-    <w:p>
-      <w:pPr>
-        <w:rPr>
-          <w:lang w:val="fr-CH"/>
-        </w:rPr>
-      </w:pPr>
-      <w:r>
-        <w:rPr>
-          <w:lang w:val="fr-CH"/>
-        </w:rPr>
-        <w:t>L’interface est organisée avec une sidebar fixe à gauche</w:t>
-      </w:r>
-      <w:r>
-        <w:rPr>
-          <w:lang w:val="fr-CH"/>
-        </w:rPr>
-        <w:t xml:space="preserve"> qui permet de naviguer entre les pages principales de manière simple et directe.</w:t>
-      </w:r>
-    </w:p>
-    <w:p>
-      <w:pPr>
-        <w:rPr>
-          <w:lang w:val="fr-CH"/>
-        </w:rPr>
-      </w:pPr>
-      <w:r>
-        <w:rPr>
+        <w:jc w:val="center"/>
+        <w:rPr>
+          <w:lang w:val="fr-CH"/>
+        </w:rPr>
+      </w:pPr>
+      <w:r>
+        <w:rPr>
+          <w:noProof/>
           <w:lang w:val="fr-CH"/>
         </w:rPr>
         <w:lastRenderedPageBreak/>
-        <w:t xml:space="preserve">Les contenus sont principalement affichés sous forme de cartes. La page d’administration </w:t>
-      </w:r>
-      <w:r>
-        <w:rPr>
-          <w:lang w:val="fr-CH"/>
-        </w:rPr>
-        <w:t xml:space="preserve">elle </w:t>
-      </w:r>
-      <w:r>
-        <w:rPr>
-          <w:lang w:val="fr-CH"/>
-        </w:rPr>
-        <w:t xml:space="preserve">utilise des tableaux, </w:t>
-      </w:r>
-      <w:r>
-        <w:rPr>
-          <w:lang w:val="fr-CH"/>
-        </w:rPr>
-        <w:t>parce que</w:t>
-      </w:r>
-      <w:r>
-        <w:rPr>
-          <w:lang w:val="fr-CH"/>
-        </w:rPr>
-        <w:t xml:space="preserve"> ce format est plus adapté pour gérer </w:t>
-      </w:r>
-      <w:r>
-        <w:rPr>
-          <w:lang w:val="fr-CH"/>
-        </w:rPr>
-        <w:t xml:space="preserve">plus de contenu </w:t>
-      </w:r>
-      <w:r>
-        <w:rPr>
-          <w:lang w:val="fr-CH"/>
-        </w:rPr>
-        <w:t>de manière structurée.</w:t>
-      </w:r>
-    </w:p>
-    <w:p>
-      <w:pPr>
-        <w:rPr>
-          <w:lang w:val="fr-CH"/>
-        </w:rPr>
-      </w:pPr>
-      <w:r>
-        <w:rPr>
-          <w:noProof/>
-          <w:lang w:val="fr-CH"/>
-        </w:rPr>
         <w:drawing>
-          <wp:inline distT="0" distB="0" distL="0" distR="0" wp14:anchorId="0CF90696" wp14:editId="3148D6E6">
-            <wp:extent cx="5975350" cy="3881120"/>
-            <wp:effectExtent l="0" t="0" r="6350" b="5080"/>
-            <wp:docPr id="72532459" name="Image 9"/>
+          <wp:inline distT="0" distB="0" distL="0" distR="0" wp14:anchorId="791B1C47" wp14:editId="644E7902">
+            <wp:extent cx="3739117" cy="4637539"/>
+            <wp:effectExtent l="152400" t="152400" r="356870" b="353695"/>
+            <wp:docPr id="1189068671" name="Image 2"/>
             <wp:cNvGraphicFramePr>
               <a:graphicFrameLocks xmlns:a="http://schemas.openxmlformats.org/drawingml/2006/main" noChangeAspect="1"/>
             </wp:cNvGraphicFramePr>
@@ -15171,13 +15026,13 @@
               <a:graphicData uri="http://schemas.openxmlformats.org/drawingml/2006/picture">
                 <pic:pic xmlns:pic="http://schemas.openxmlformats.org/drawingml/2006/picture">
                   <pic:nvPicPr>
-                    <pic:cNvPr id="0" name="Picture 9"/>
+                    <pic:cNvPr id="0" name="Picture 2"/>
                     <pic:cNvPicPr>
                       <a:picLocks noChangeAspect="1" noChangeArrowheads="1"/>
                     </pic:cNvPicPr>
                   </pic:nvPicPr>
                   <pic:blipFill>
-                    <a:blip r:embed="rId15">
+                    <a:blip r:embed="rId14">
                       <a:extLst>
                         <a:ext uri="{28A0092B-C50C-407E-A947-70E740481C1C}">
                           <a14:useLocalDpi xmlns:a14="http://schemas.microsoft.com/office/drawing/2010/main" val="0"/>
@@ -15192,15 +15047,21 @@
                   <pic:spPr bwMode="auto">
                     <a:xfrm>
                       <a:off x="0" y="0"/>
-                      <a:ext cx="5975350" cy="3881120"/>
+                      <a:ext cx="3753025" cy="4654789"/>
                     </a:xfrm>
                     <a:prstGeom prst="rect">
                       <a:avLst/>
                     </a:prstGeom>
-                    <a:noFill/>
                     <a:ln>
                       <a:noFill/>
                     </a:ln>
+                    <a:effectLst>
+                      <a:outerShdw blurRad="292100" dist="139700" dir="2700000" algn="tl" rotWithShape="0">
+                        <a:srgbClr val="333333">
+                          <a:alpha val="65000"/>
+                        </a:srgbClr>
+                      </a:outerShdw>
+                    </a:effectLst>
                   </pic:spPr>
                 </pic:pic>
               </a:graphicData>
@@ -15215,16 +15076,248 @@
           <w:lang w:val="fr-CH"/>
         </w:rPr>
       </w:pPr>
+    </w:p>
+    <w:p>
+      <w:pPr>
+        <w:pStyle w:val="Titre3"/>
+        <w:rPr>
+          <w:lang w:val="fr-CH"/>
+        </w:rPr>
+      </w:pPr>
+      <w:r>
+        <w:rPr>
+          <w:lang w:val="fr-CH"/>
+        </w:rPr>
+        <w:t>Conception de l’API</w:t>
+      </w:r>
+    </w:p>
+    <w:p>
+      <w:pPr>
+        <w:rPr>
+          <w:color w:val="EE0000"/>
+          <w:lang w:val="fr-CH"/>
+        </w:rPr>
+      </w:pPr>
+      <w:r>
+        <w:rPr>
+          <w:color w:val="EE0000"/>
+          <w:lang w:val="fr-CH"/>
+        </w:rPr>
+        <w:t xml:space="preserve">*à remplir* (avec les listes de routes </w:t>
+      </w:r>
+      <w:proofErr w:type="spellStart"/>
+      <w:r>
+        <w:rPr>
+          <w:color w:val="EE0000"/>
+          <w:lang w:val="fr-CH"/>
+        </w:rPr>
+        <w:t>etc</w:t>
+      </w:r>
+      <w:proofErr w:type="spellEnd"/>
+      <w:r>
+        <w:rPr>
+          <w:color w:val="EE0000"/>
+          <w:lang w:val="fr-CH"/>
+        </w:rPr>
+        <w:t xml:space="preserve"> une fois sûr)</w:t>
+      </w:r>
+    </w:p>
+    <w:p>
+      <w:pPr>
+        <w:pStyle w:val="Titre3"/>
+        <w:rPr>
+          <w:lang w:val="fr-CH"/>
+        </w:rPr>
+      </w:pPr>
+      <w:r>
+        <w:rPr>
+          <w:lang w:val="fr-CH"/>
+        </w:rPr>
+        <w:t>Conception de l’interface utilisateur</w:t>
+      </w:r>
+    </w:p>
+    <w:p>
+      <w:pPr>
+        <w:rPr>
+          <w:lang w:val="fr-CH"/>
+        </w:rPr>
+      </w:pPr>
+      <w:r>
+        <w:rPr>
+          <w:lang w:val="fr-CH"/>
+        </w:rPr>
+        <w:t xml:space="preserve">Maquettes d’interface réalisées avec FIGMA, elles représentent et prévoient le futur affichage de l’application. Elles sont haute-fidélités en termes de structure </w:t>
+      </w:r>
+      <w:proofErr w:type="spellStart"/>
+      <w:r>
+        <w:rPr>
+          <w:lang w:val="fr-CH"/>
+        </w:rPr>
+        <w:t>etc</w:t>
+      </w:r>
+      <w:proofErr w:type="spellEnd"/>
+      <w:r>
+        <w:rPr>
+          <w:lang w:val="fr-CH"/>
+        </w:rPr>
+        <w:t xml:space="preserve">, mais sont moyenne/basses en termes de tailles exactes, contenu et détails comme </w:t>
+      </w:r>
+      <w:proofErr w:type="spellStart"/>
+      <w:r>
+        <w:rPr>
+          <w:lang w:val="fr-CH"/>
+        </w:rPr>
+        <w:t>icons</w:t>
+      </w:r>
+      <w:proofErr w:type="spellEnd"/>
+      <w:r>
+        <w:rPr>
+          <w:lang w:val="fr-CH"/>
+        </w:rPr>
+        <w:t xml:space="preserve"> etc...</w:t>
+      </w:r>
+    </w:p>
+    <w:p>
+      <w:pPr>
+        <w:rPr>
+          <w:lang w:val="fr-CH"/>
+        </w:rPr>
+      </w:pPr>
+      <w:r>
+        <w:rPr>
+          <w:lang w:val="fr-CH"/>
+        </w:rPr>
+        <w:t xml:space="preserve">Le lien FIGMA : </w:t>
+      </w:r>
+      <w:hyperlink r:id="rId15" w:history="1">
+        <w:r>
+          <w:rPr>
+            <w:rStyle w:val="Lienhypertexte"/>
+            <w:lang w:val="fr-CH"/>
+          </w:rPr>
+          <w:t>https://www.figma.com/design/bMsktNS29r9i1xJe26PwEE/GestionCitations?node-id=0-1&amp;t=Q1gtZoWngqbnM5CO-1</w:t>
+        </w:r>
+      </w:hyperlink>
+      <w:r>
+        <w:rPr>
+          <w:lang w:val="fr-CH"/>
+        </w:rPr>
+        <w:t xml:space="preserve"> Les liens prototype sont faits pour que la navigation soit </w:t>
+      </w:r>
+      <w:proofErr w:type="gramStart"/>
+      <w:r>
+        <w:rPr>
+          <w:lang w:val="fr-CH"/>
+        </w:rPr>
+        <w:t>fonctionnel</w:t>
+      </w:r>
+      <w:proofErr w:type="gramEnd"/>
+      <w:r>
+        <w:rPr>
+          <w:lang w:val="fr-CH"/>
+        </w:rPr>
+        <w:t xml:space="preserve"> lors du lancement du FIGMA via le bouton </w:t>
+      </w:r>
+      <w:proofErr w:type="spellStart"/>
+      <w:r>
+        <w:rPr>
+          <w:lang w:val="fr-CH"/>
+        </w:rPr>
+        <w:t>play</w:t>
+      </w:r>
+      <w:proofErr w:type="spellEnd"/>
+      <w:r>
+        <w:rPr>
+          <w:lang w:val="fr-CH"/>
+        </w:rPr>
+        <w:t xml:space="preserve"> en haut à droite.</w:t>
+      </w:r>
+    </w:p>
+    <w:p>
+      <w:pPr>
+        <w:rPr>
+          <w:lang w:val="fr-CH"/>
+        </w:rPr>
+      </w:pPr>
+      <w:r>
+        <w:rPr>
+          <w:lang w:val="fr-CH"/>
+        </w:rPr>
+        <w:t>L’interface est organisée avec une sidebar fixe à gauche</w:t>
+      </w:r>
+      <w:r>
+        <w:rPr>
+          <w:lang w:val="fr-CH"/>
+        </w:rPr>
+        <w:t xml:space="preserve"> qui permet de naviguer entre les pages principales de manière simple et directe.</w:t>
+      </w:r>
+    </w:p>
+    <w:p>
+      <w:pPr>
+        <w:rPr>
+          <w:lang w:val="fr-CH"/>
+        </w:rPr>
+      </w:pPr>
+      <w:r>
+        <w:rPr>
+          <w:lang w:val="fr-CH"/>
+        </w:rPr>
+        <w:lastRenderedPageBreak/>
+        <w:t xml:space="preserve">Les contenus sont principalement affichés sous forme de cartes. La page d’administration </w:t>
+      </w:r>
+      <w:r>
+        <w:rPr>
+          <w:lang w:val="fr-CH"/>
+        </w:rPr>
+        <w:t xml:space="preserve">elle </w:t>
+      </w:r>
+      <w:r>
+        <w:rPr>
+          <w:lang w:val="fr-CH"/>
+        </w:rPr>
+        <w:t xml:space="preserve">utilise des tableaux, </w:t>
+      </w:r>
+      <w:r>
+        <w:rPr>
+          <w:lang w:val="fr-CH"/>
+        </w:rPr>
+        <w:t>parce que</w:t>
+      </w:r>
+      <w:r>
+        <w:rPr>
+          <w:lang w:val="fr-CH"/>
+        </w:rPr>
+        <w:t xml:space="preserve"> ce format est plus adapté pour gérer </w:t>
+      </w:r>
+      <w:r>
+        <w:rPr>
+          <w:lang w:val="fr-CH"/>
+        </w:rPr>
+        <w:t xml:space="preserve">plus de contenu </w:t>
+      </w:r>
+      <w:r>
+        <w:rPr>
+          <w:lang w:val="fr-CH"/>
+        </w:rPr>
+        <w:t>de manière structurée.</w:t>
+      </w:r>
+    </w:p>
+    <w:p>
+      <w:pPr>
+        <w:rPr>
+          <w:lang w:val="fr-CH"/>
+        </w:rPr>
+      </w:pPr>
       <w:r>
         <w:rPr>
           <w:noProof/>
           <w:lang w:val="fr-CH"/>
         </w:rPr>
         <w:drawing>
-          <wp:inline distT="0" distB="0" distL="0" distR="0" wp14:anchorId="4AAE373D" wp14:editId="377712A2">
+          <wp:inline distT="0" distB="0" distL="0" distR="0" wp14:anchorId="0CF90696" wp14:editId="3148D6E6">
             <wp:extent cx="5975350" cy="3881120"/>
             <wp:effectExtent l="0" t="0" r="6350" b="5080"/>
-            <wp:docPr id="1569502151" name="Image 10"/>
+            <wp:docPr id="72532459" name="Image 9"/>
             <wp:cNvGraphicFramePr>
               <a:graphicFrameLocks xmlns:a="http://schemas.openxmlformats.org/drawingml/2006/main" noChangeAspect="1"/>
             </wp:cNvGraphicFramePr>
@@ -15232,7 +15325,7 @@
               <a:graphicData uri="http://schemas.openxmlformats.org/drawingml/2006/picture">
                 <pic:pic xmlns:pic="http://schemas.openxmlformats.org/drawingml/2006/picture">
                   <pic:nvPicPr>
-                    <pic:cNvPr id="0" name="Picture 10"/>
+                    <pic:cNvPr id="0" name="Picture 9"/>
                     <pic:cNvPicPr>
                       <a:picLocks noChangeAspect="1" noChangeArrowheads="1"/>
                     </pic:cNvPicPr>
@@ -15276,23 +15369,16 @@
           <w:lang w:val="fr-CH"/>
         </w:rPr>
       </w:pPr>
-    </w:p>
-    <w:p>
-      <w:pPr>
-        <w:rPr>
-          <w:lang w:val="fr-CH"/>
-        </w:rPr>
-      </w:pPr>
       <w:r>
         <w:rPr>
           <w:noProof/>
           <w:lang w:val="fr-CH"/>
         </w:rPr>
         <w:drawing>
-          <wp:inline distT="0" distB="0" distL="0" distR="0" wp14:anchorId="76A459ED" wp14:editId="44349085">
+          <wp:inline distT="0" distB="0" distL="0" distR="0" wp14:anchorId="4AAE373D" wp14:editId="377712A2">
             <wp:extent cx="5975350" cy="3881120"/>
             <wp:effectExtent l="0" t="0" r="6350" b="5080"/>
-            <wp:docPr id="1781225564" name="Image 11"/>
+            <wp:docPr id="1569502151" name="Image 10"/>
             <wp:cNvGraphicFramePr>
               <a:graphicFrameLocks xmlns:a="http://schemas.openxmlformats.org/drawingml/2006/main" noChangeAspect="1"/>
             </wp:cNvGraphicFramePr>
@@ -15300,7 +15386,7 @@
               <a:graphicData uri="http://schemas.openxmlformats.org/drawingml/2006/picture">
                 <pic:pic xmlns:pic="http://schemas.openxmlformats.org/drawingml/2006/picture">
                   <pic:nvPicPr>
-                    <pic:cNvPr id="0" name="Picture 11"/>
+                    <pic:cNvPr id="0" name="Picture 10"/>
                     <pic:cNvPicPr>
                       <a:picLocks noChangeAspect="1" noChangeArrowheads="1"/>
                     </pic:cNvPicPr>
@@ -15344,16 +15430,23 @@
           <w:lang w:val="fr-CH"/>
         </w:rPr>
       </w:pPr>
+    </w:p>
+    <w:p>
+      <w:pPr>
+        <w:rPr>
+          <w:lang w:val="fr-CH"/>
+        </w:rPr>
+      </w:pPr>
       <w:r>
         <w:rPr>
           <w:noProof/>
           <w:lang w:val="fr-CH"/>
         </w:rPr>
         <w:drawing>
-          <wp:inline distT="0" distB="0" distL="0" distR="0" wp14:anchorId="766028CF" wp14:editId="044241B7">
+          <wp:inline distT="0" distB="0" distL="0" distR="0" wp14:anchorId="76A459ED" wp14:editId="44349085">
             <wp:extent cx="5975350" cy="3881120"/>
             <wp:effectExtent l="0" t="0" r="6350" b="5080"/>
-            <wp:docPr id="1108423956" name="Image 12"/>
+            <wp:docPr id="1781225564" name="Image 11"/>
             <wp:cNvGraphicFramePr>
               <a:graphicFrameLocks xmlns:a="http://schemas.openxmlformats.org/drawingml/2006/main" noChangeAspect="1"/>
             </wp:cNvGraphicFramePr>
@@ -15361,7 +15454,7 @@
               <a:graphicData uri="http://schemas.openxmlformats.org/drawingml/2006/picture">
                 <pic:pic xmlns:pic="http://schemas.openxmlformats.org/drawingml/2006/picture">
                   <pic:nvPicPr>
-                    <pic:cNvPr id="0" name="Picture 12"/>
+                    <pic:cNvPr id="0" name="Picture 11"/>
                     <pic:cNvPicPr>
                       <a:picLocks noChangeAspect="1" noChangeArrowheads="1"/>
                     </pic:cNvPicPr>
@@ -15410,12 +15503,11 @@
           <w:noProof/>
           <w:lang w:val="fr-CH"/>
         </w:rPr>
-        <w:lastRenderedPageBreak/>
         <w:drawing>
-          <wp:inline distT="0" distB="0" distL="0" distR="0" wp14:anchorId="5BE3BB12" wp14:editId="3DB90104">
+          <wp:inline distT="0" distB="0" distL="0" distR="0" wp14:anchorId="766028CF" wp14:editId="044241B7">
             <wp:extent cx="5975350" cy="3881120"/>
             <wp:effectExtent l="0" t="0" r="6350" b="5080"/>
-            <wp:docPr id="1703553625" name="Image 13"/>
+            <wp:docPr id="1108423956" name="Image 12"/>
             <wp:cNvGraphicFramePr>
               <a:graphicFrameLocks xmlns:a="http://schemas.openxmlformats.org/drawingml/2006/main" noChangeAspect="1"/>
             </wp:cNvGraphicFramePr>
@@ -15423,7 +15515,7 @@
               <a:graphicData uri="http://schemas.openxmlformats.org/drawingml/2006/picture">
                 <pic:pic xmlns:pic="http://schemas.openxmlformats.org/drawingml/2006/picture">
                   <pic:nvPicPr>
-                    <pic:cNvPr id="0" name="Picture 13"/>
+                    <pic:cNvPr id="0" name="Picture 12"/>
                     <pic:cNvPicPr>
                       <a:picLocks noChangeAspect="1" noChangeArrowheads="1"/>
                     </pic:cNvPicPr>
@@ -15472,11 +15564,12 @@
           <w:noProof/>
           <w:lang w:val="fr-CH"/>
         </w:rPr>
+        <w:lastRenderedPageBreak/>
         <w:drawing>
-          <wp:inline distT="0" distB="0" distL="0" distR="0" wp14:anchorId="0D14CFA8" wp14:editId="27B8AC4C">
+          <wp:inline distT="0" distB="0" distL="0" distR="0" wp14:anchorId="5BE3BB12" wp14:editId="3DB90104">
             <wp:extent cx="5975350" cy="3881120"/>
             <wp:effectExtent l="0" t="0" r="6350" b="5080"/>
-            <wp:docPr id="295518992" name="Image 14"/>
+            <wp:docPr id="1703553625" name="Image 13"/>
             <wp:cNvGraphicFramePr>
               <a:graphicFrameLocks xmlns:a="http://schemas.openxmlformats.org/drawingml/2006/main" noChangeAspect="1"/>
             </wp:cNvGraphicFramePr>
@@ -15484,7 +15577,7 @@
               <a:graphicData uri="http://schemas.openxmlformats.org/drawingml/2006/picture">
                 <pic:pic xmlns:pic="http://schemas.openxmlformats.org/drawingml/2006/picture">
                   <pic:nvPicPr>
-                    <pic:cNvPr id="0" name="Picture 14"/>
+                    <pic:cNvPr id="0" name="Picture 13"/>
                     <pic:cNvPicPr>
                       <a:picLocks noChangeAspect="1" noChangeArrowheads="1"/>
                     </pic:cNvPicPr>
@@ -15533,12 +15626,11 @@
           <w:noProof/>
           <w:lang w:val="fr-CH"/>
         </w:rPr>
-        <w:lastRenderedPageBreak/>
         <w:drawing>
-          <wp:inline distT="0" distB="0" distL="0" distR="0" wp14:anchorId="09C7389B" wp14:editId="5F18C0D7">
+          <wp:inline distT="0" distB="0" distL="0" distR="0" wp14:anchorId="0D14CFA8" wp14:editId="27B8AC4C">
             <wp:extent cx="5975350" cy="3881120"/>
             <wp:effectExtent l="0" t="0" r="6350" b="5080"/>
-            <wp:docPr id="1370764955" name="Image 15"/>
+            <wp:docPr id="295518992" name="Image 14"/>
             <wp:cNvGraphicFramePr>
               <a:graphicFrameLocks xmlns:a="http://schemas.openxmlformats.org/drawingml/2006/main" noChangeAspect="1"/>
             </wp:cNvGraphicFramePr>
@@ -15546,7 +15638,7 @@
               <a:graphicData uri="http://schemas.openxmlformats.org/drawingml/2006/picture">
                 <pic:pic xmlns:pic="http://schemas.openxmlformats.org/drawingml/2006/picture">
                   <pic:nvPicPr>
-                    <pic:cNvPr id="0" name="Picture 15"/>
+                    <pic:cNvPr id="0" name="Picture 14"/>
                     <pic:cNvPicPr>
                       <a:picLocks noChangeAspect="1" noChangeArrowheads="1"/>
                     </pic:cNvPicPr>
@@ -15595,11 +15687,12 @@
           <w:noProof/>
           <w:lang w:val="fr-CH"/>
         </w:rPr>
+        <w:lastRenderedPageBreak/>
         <w:drawing>
-          <wp:inline distT="0" distB="0" distL="0" distR="0" wp14:anchorId="6EC4BDB6" wp14:editId="385B11C3">
+          <wp:inline distT="0" distB="0" distL="0" distR="0" wp14:anchorId="09C7389B" wp14:editId="5F18C0D7">
             <wp:extent cx="5975350" cy="3881120"/>
             <wp:effectExtent l="0" t="0" r="6350" b="5080"/>
-            <wp:docPr id="625238267" name="Image 17"/>
+            <wp:docPr id="1370764955" name="Image 15"/>
             <wp:cNvGraphicFramePr>
               <a:graphicFrameLocks xmlns:a="http://schemas.openxmlformats.org/drawingml/2006/main" noChangeAspect="1"/>
             </wp:cNvGraphicFramePr>
@@ -15607,7 +15700,7 @@
               <a:graphicData uri="http://schemas.openxmlformats.org/drawingml/2006/picture">
                 <pic:pic xmlns:pic="http://schemas.openxmlformats.org/drawingml/2006/picture">
                   <pic:nvPicPr>
-                    <pic:cNvPr id="0" name="Picture 17"/>
+                    <pic:cNvPr id="0" name="Picture 15"/>
                     <pic:cNvPicPr>
                       <a:picLocks noChangeAspect="1" noChangeArrowheads="1"/>
                     </pic:cNvPicPr>
@@ -15656,12 +15749,11 @@
           <w:noProof/>
           <w:lang w:val="fr-CH"/>
         </w:rPr>
-        <w:lastRenderedPageBreak/>
         <w:drawing>
-          <wp:inline distT="0" distB="0" distL="0" distR="0" wp14:anchorId="79B58BF6" wp14:editId="5DA0A93D">
+          <wp:inline distT="0" distB="0" distL="0" distR="0" wp14:anchorId="6EC4BDB6" wp14:editId="385B11C3">
             <wp:extent cx="5975350" cy="3881120"/>
             <wp:effectExtent l="0" t="0" r="6350" b="5080"/>
-            <wp:docPr id="225181397" name="Image 18"/>
+            <wp:docPr id="625238267" name="Image 17"/>
             <wp:cNvGraphicFramePr>
               <a:graphicFrameLocks xmlns:a="http://schemas.openxmlformats.org/drawingml/2006/main" noChangeAspect="1"/>
             </wp:cNvGraphicFramePr>
@@ -15669,7 +15761,7 @@
               <a:graphicData uri="http://schemas.openxmlformats.org/drawingml/2006/picture">
                 <pic:pic xmlns:pic="http://schemas.openxmlformats.org/drawingml/2006/picture">
                   <pic:nvPicPr>
-                    <pic:cNvPr id="0" name="Picture 18"/>
+                    <pic:cNvPr id="0" name="Picture 17"/>
                     <pic:cNvPicPr>
                       <a:picLocks noChangeAspect="1" noChangeArrowheads="1"/>
                     </pic:cNvPicPr>
@@ -15718,11 +15810,12 @@
           <w:noProof/>
           <w:lang w:val="fr-CH"/>
         </w:rPr>
+        <w:lastRenderedPageBreak/>
         <w:drawing>
-          <wp:inline distT="0" distB="0" distL="0" distR="0" wp14:anchorId="05F648BE" wp14:editId="488EE15B">
+          <wp:inline distT="0" distB="0" distL="0" distR="0" wp14:anchorId="79B58BF6" wp14:editId="5DA0A93D">
             <wp:extent cx="5975350" cy="3881120"/>
             <wp:effectExtent l="0" t="0" r="6350" b="5080"/>
-            <wp:docPr id="1026109734" name="Image 19"/>
+            <wp:docPr id="225181397" name="Image 18"/>
             <wp:cNvGraphicFramePr>
               <a:graphicFrameLocks xmlns:a="http://schemas.openxmlformats.org/drawingml/2006/main" noChangeAspect="1"/>
             </wp:cNvGraphicFramePr>
@@ -15730,7 +15823,7 @@
               <a:graphicData uri="http://schemas.openxmlformats.org/drawingml/2006/picture">
                 <pic:pic xmlns:pic="http://schemas.openxmlformats.org/drawingml/2006/picture">
                   <pic:nvPicPr>
-                    <pic:cNvPr id="0" name="Picture 19"/>
+                    <pic:cNvPr id="0" name="Picture 18"/>
                     <pic:cNvPicPr>
                       <a:picLocks noChangeAspect="1" noChangeArrowheads="1"/>
                     </pic:cNvPicPr>
@@ -15779,12 +15872,11 @@
           <w:noProof/>
           <w:lang w:val="fr-CH"/>
         </w:rPr>
-        <w:lastRenderedPageBreak/>
         <w:drawing>
-          <wp:inline distT="0" distB="0" distL="0" distR="0" wp14:anchorId="30C8D115" wp14:editId="779988FD">
+          <wp:inline distT="0" distB="0" distL="0" distR="0" wp14:anchorId="05F648BE" wp14:editId="488EE15B">
             <wp:extent cx="5975350" cy="3881120"/>
             <wp:effectExtent l="0" t="0" r="6350" b="5080"/>
-            <wp:docPr id="2025492390" name="Image 20"/>
+            <wp:docPr id="1026109734" name="Image 19"/>
             <wp:cNvGraphicFramePr>
               <a:graphicFrameLocks xmlns:a="http://schemas.openxmlformats.org/drawingml/2006/main" noChangeAspect="1"/>
             </wp:cNvGraphicFramePr>
@@ -15792,7 +15884,7 @@
               <a:graphicData uri="http://schemas.openxmlformats.org/drawingml/2006/picture">
                 <pic:pic xmlns:pic="http://schemas.openxmlformats.org/drawingml/2006/picture">
                   <pic:nvPicPr>
-                    <pic:cNvPr id="0" name="Picture 20"/>
+                    <pic:cNvPr id="0" name="Picture 19"/>
                     <pic:cNvPicPr>
                       <a:picLocks noChangeAspect="1" noChangeArrowheads="1"/>
                     </pic:cNvPicPr>
@@ -15832,7 +15924,6 @@
     </w:p>
     <w:p>
       <w:pPr>
-        <w:pStyle w:val="Guidage"/>
         <w:rPr>
           <w:lang w:val="fr-CH"/>
         </w:rPr>
@@ -15842,11 +15933,12 @@
           <w:noProof/>
           <w:lang w:val="fr-CH"/>
         </w:rPr>
+        <w:lastRenderedPageBreak/>
         <w:drawing>
-          <wp:inline distT="0" distB="0" distL="0" distR="0" wp14:anchorId="11FD416D" wp14:editId="71C39CF7">
+          <wp:inline distT="0" distB="0" distL="0" distR="0" wp14:anchorId="30C8D115" wp14:editId="779988FD">
             <wp:extent cx="5975350" cy="3881120"/>
             <wp:effectExtent l="0" t="0" r="6350" b="5080"/>
-            <wp:docPr id="1243421028" name="Image 21"/>
+            <wp:docPr id="2025492390" name="Image 20"/>
             <wp:cNvGraphicFramePr>
               <a:graphicFrameLocks xmlns:a="http://schemas.openxmlformats.org/drawingml/2006/main" noChangeAspect="1"/>
             </wp:cNvGraphicFramePr>
@@ -15854,7 +15946,7 @@
               <a:graphicData uri="http://schemas.openxmlformats.org/drawingml/2006/picture">
                 <pic:pic xmlns:pic="http://schemas.openxmlformats.org/drawingml/2006/picture">
                   <pic:nvPicPr>
-                    <pic:cNvPr id="0" name="Picture 21"/>
+                    <pic:cNvPr id="0" name="Picture 20"/>
                     <pic:cNvPicPr>
                       <a:picLocks noChangeAspect="1" noChangeArrowheads="1"/>
                     </pic:cNvPicPr>
@@ -15904,12 +15996,11 @@
           <w:noProof/>
           <w:lang w:val="fr-CH"/>
         </w:rPr>
-        <w:lastRenderedPageBreak/>
         <w:drawing>
-          <wp:inline distT="0" distB="0" distL="0" distR="0" wp14:anchorId="24021C07" wp14:editId="6DF43A8E">
+          <wp:inline distT="0" distB="0" distL="0" distR="0" wp14:anchorId="11FD416D" wp14:editId="71C39CF7">
             <wp:extent cx="5975350" cy="3881120"/>
             <wp:effectExtent l="0" t="0" r="6350" b="5080"/>
-            <wp:docPr id="1340019628" name="Image 22"/>
+            <wp:docPr id="1243421028" name="Image 21"/>
             <wp:cNvGraphicFramePr>
               <a:graphicFrameLocks xmlns:a="http://schemas.openxmlformats.org/drawingml/2006/main" noChangeAspect="1"/>
             </wp:cNvGraphicFramePr>
@@ -15917,7 +16008,7 @@
               <a:graphicData uri="http://schemas.openxmlformats.org/drawingml/2006/picture">
                 <pic:pic xmlns:pic="http://schemas.openxmlformats.org/drawingml/2006/picture">
                   <pic:nvPicPr>
-                    <pic:cNvPr id="0" name="Picture 22"/>
+                    <pic:cNvPr id="0" name="Picture 21"/>
                     <pic:cNvPicPr>
                       <a:picLocks noChangeAspect="1" noChangeArrowheads="1"/>
                     </pic:cNvPicPr>
@@ -15957,6 +16048,69 @@
     </w:p>
     <w:p>
       <w:pPr>
+        <w:pStyle w:val="Guidage"/>
+        <w:rPr>
+          <w:lang w:val="fr-CH"/>
+        </w:rPr>
+      </w:pPr>
+      <w:r>
+        <w:rPr>
+          <w:noProof/>
+          <w:lang w:val="fr-CH"/>
+        </w:rPr>
+        <w:lastRenderedPageBreak/>
+        <w:drawing>
+          <wp:inline distT="0" distB="0" distL="0" distR="0" wp14:anchorId="24021C07" wp14:editId="6DF43A8E">
+            <wp:extent cx="5975350" cy="3881120"/>
+            <wp:effectExtent l="0" t="0" r="6350" b="5080"/>
+            <wp:docPr id="1340019628" name="Image 22"/>
+            <wp:cNvGraphicFramePr>
+              <a:graphicFrameLocks xmlns:a="http://schemas.openxmlformats.org/drawingml/2006/main" noChangeAspect="1"/>
+            </wp:cNvGraphicFramePr>
+            <a:graphic xmlns:a="http://schemas.openxmlformats.org/drawingml/2006/main">
+              <a:graphicData uri="http://schemas.openxmlformats.org/drawingml/2006/picture">
+                <pic:pic xmlns:pic="http://schemas.openxmlformats.org/drawingml/2006/picture">
+                  <pic:nvPicPr>
+                    <pic:cNvPr id="0" name="Picture 22"/>
+                    <pic:cNvPicPr>
+                      <a:picLocks noChangeAspect="1" noChangeArrowheads="1"/>
+                    </pic:cNvPicPr>
+                  </pic:nvPicPr>
+                  <pic:blipFill>
+                    <a:blip r:embed="rId28">
+                      <a:extLst>
+                        <a:ext uri="{28A0092B-C50C-407E-A947-70E740481C1C}">
+                          <a14:useLocalDpi xmlns:a14="http://schemas.microsoft.com/office/drawing/2010/main" val="0"/>
+                        </a:ext>
+                      </a:extLst>
+                    </a:blip>
+                    <a:srcRect/>
+                    <a:stretch>
+                      <a:fillRect/>
+                    </a:stretch>
+                  </pic:blipFill>
+                  <pic:spPr bwMode="auto">
+                    <a:xfrm>
+                      <a:off x="0" y="0"/>
+                      <a:ext cx="5975350" cy="3881120"/>
+                    </a:xfrm>
+                    <a:prstGeom prst="rect">
+                      <a:avLst/>
+                    </a:prstGeom>
+                    <a:noFill/>
+                    <a:ln>
+                      <a:noFill/>
+                    </a:ln>
+                  </pic:spPr>
+                </pic:pic>
+              </a:graphicData>
+            </a:graphic>
+          </wp:inline>
+        </w:drawing>
+      </w:r>
+    </w:p>
+    <w:p>
+      <w:pPr>
         <w:pStyle w:val="Titre3"/>
         <w:rPr>
           <w:lang w:val="fr-CH"/>
@@ -15999,7 +16153,7 @@
                     </pic:cNvPicPr>
                   </pic:nvPicPr>
                   <pic:blipFill rotWithShape="1">
-                    <a:blip r:embed="rId28">
+                    <a:blip r:embed="rId29">
                       <a:extLst>
                         <a:ext uri="{28A0092B-C50C-407E-A947-70E740481C1C}">
                           <a14:useLocalDpi xmlns:a14="http://schemas.microsoft.com/office/drawing/2010/main" val="0"/>
@@ -16492,7 +16646,21 @@
         <w:rPr>
           <w:lang w:val="fr-CH"/>
         </w:rPr>
-        <w:t xml:space="preserve"> par Laravel avant d’être stockés en base de données. La validation des données sera gérée avec des Form </w:t>
+        <w:t xml:space="preserve"> par </w:t>
+      </w:r>
+      <w:proofErr w:type="spellStart"/>
+      <w:r>
+        <w:rPr>
+          <w:lang w:val="fr-CH"/>
+        </w:rPr>
+        <w:t>Laravel</w:t>
+      </w:r>
+      <w:proofErr w:type="spellEnd"/>
+      <w:r>
+        <w:rPr>
+          <w:lang w:val="fr-CH"/>
+        </w:rPr>
+        <w:t xml:space="preserve"> avant d’être stockés en base de données. La validation des données sera gérée avec des Form </w:t>
       </w:r>
       <w:proofErr w:type="spellStart"/>
       <w:r>
@@ -16654,13 +16822,7 @@
         <w:rPr>
           <w:lang w:val="fr-CH"/>
         </w:rPr>
-        <w:t>env</w:t>
-      </w:r>
-      <w:r>
-        <w:rPr>
-          <w:lang w:val="fr-CH"/>
-        </w:rPr>
-        <w:t xml:space="preserve"> en local et dans les variables d’environnement Azure en production. </w:t>
+        <w:t xml:space="preserve">env en local et dans les variables d’environnement Azure en production. </w:t>
       </w:r>
       <w:r>
         <w:rPr>
@@ -17488,6 +17650,1285 @@
           <w:lang w:val="fr-CH"/>
         </w:rPr>
       </w:pPr>
+      <w:r>
+        <w:rPr>
+          <w:lang w:val="fr-CH"/>
+        </w:rPr>
+        <w:t xml:space="preserve">J’avais fait </w:t>
+      </w:r>
+      <w:r>
+        <w:rPr>
+          <w:lang w:val="fr-CH"/>
+        </w:rPr>
+        <w:t xml:space="preserve">composer </w:t>
+      </w:r>
+      <w:proofErr w:type="spellStart"/>
+      <w:r>
+        <w:rPr>
+          <w:lang w:val="fr-CH"/>
+        </w:rPr>
+        <w:t>create-project</w:t>
+      </w:r>
+      <w:proofErr w:type="spellEnd"/>
+      <w:r>
+        <w:rPr>
+          <w:lang w:val="fr-CH"/>
+        </w:rPr>
+        <w:t xml:space="preserve"> </w:t>
+      </w:r>
+      <w:proofErr w:type="spellStart"/>
+      <w:r>
+        <w:rPr>
+          <w:lang w:val="fr-CH"/>
+        </w:rPr>
+        <w:t>laravel</w:t>
+      </w:r>
+      <w:proofErr w:type="spellEnd"/>
+      <w:r>
+        <w:rPr>
+          <w:lang w:val="fr-CH"/>
+        </w:rPr>
+        <w:t>/</w:t>
+      </w:r>
+      <w:proofErr w:type="spellStart"/>
+      <w:proofErr w:type="gramStart"/>
+      <w:r>
+        <w:rPr>
+          <w:lang w:val="fr-CH"/>
+        </w:rPr>
+        <w:t>laravel</w:t>
+      </w:r>
+      <w:proofErr w:type="spellEnd"/>
+      <w:r>
+        <w:rPr>
+          <w:lang w:val="fr-CH"/>
+        </w:rPr>
+        <w:t xml:space="preserve"> .</w:t>
+      </w:r>
+      <w:proofErr w:type="gramEnd"/>
+      <w:r>
+        <w:rPr>
+          <w:lang w:val="fr-CH"/>
+        </w:rPr>
+        <w:t xml:space="preserve"> </w:t>
+      </w:r>
+      <w:proofErr w:type="gramStart"/>
+      <w:r>
+        <w:rPr>
+          <w:lang w:val="fr-CH"/>
+        </w:rPr>
+        <w:t>mais</w:t>
+      </w:r>
+      <w:proofErr w:type="gramEnd"/>
+      <w:r>
+        <w:rPr>
+          <w:lang w:val="fr-CH"/>
+        </w:rPr>
+        <w:t xml:space="preserve"> en fait fallait </w:t>
+      </w:r>
+      <w:r>
+        <w:rPr>
+          <w:lang w:val="fr-CH"/>
+        </w:rPr>
+        <w:t xml:space="preserve">composer </w:t>
+      </w:r>
+      <w:proofErr w:type="spellStart"/>
+      <w:r>
+        <w:rPr>
+          <w:lang w:val="fr-CH"/>
+        </w:rPr>
+        <w:t>create-project</w:t>
+      </w:r>
+      <w:proofErr w:type="spellEnd"/>
+      <w:r>
+        <w:rPr>
+          <w:lang w:val="fr-CH"/>
+        </w:rPr>
+        <w:t xml:space="preserve"> </w:t>
+      </w:r>
+      <w:proofErr w:type="spellStart"/>
+      <w:r>
+        <w:rPr>
+          <w:lang w:val="fr-CH"/>
+        </w:rPr>
+        <w:t>laravel</w:t>
+      </w:r>
+      <w:proofErr w:type="spellEnd"/>
+      <w:r>
+        <w:rPr>
+          <w:lang w:val="fr-CH"/>
+        </w:rPr>
+        <w:t>/</w:t>
+      </w:r>
+      <w:proofErr w:type="spellStart"/>
+      <w:proofErr w:type="gramStart"/>
+      <w:r>
+        <w:rPr>
+          <w:lang w:val="fr-CH"/>
+        </w:rPr>
+        <w:t>laravel</w:t>
+      </w:r>
+      <w:proofErr w:type="spellEnd"/>
+      <w:r>
+        <w:rPr>
+          <w:lang w:val="fr-CH"/>
+        </w:rPr>
+        <w:t>:^</w:t>
+      </w:r>
+      <w:proofErr w:type="gramEnd"/>
+      <w:r>
+        <w:rPr>
+          <w:lang w:val="fr-CH"/>
+        </w:rPr>
+        <w:t>12.</w:t>
+      </w:r>
+      <w:proofErr w:type="gramStart"/>
+      <w:r>
+        <w:rPr>
+          <w:lang w:val="fr-CH"/>
+        </w:rPr>
+        <w:t>0 .</w:t>
+      </w:r>
+      <w:proofErr w:type="gramEnd"/>
+    </w:p>
+    <w:p>
+      <w:pPr>
+        <w:rPr>
+          <w:lang w:val="fr-CH"/>
+        </w:rPr>
+      </w:pPr>
+      <w:r>
+        <w:rPr>
+          <w:lang w:val="fr-CH"/>
+        </w:rPr>
+        <w:t xml:space="preserve">Puis : </w:t>
+      </w:r>
+      <w:r>
+        <w:rPr>
+          <w:lang w:val="fr-CH"/>
+        </w:rPr>
+        <w:t xml:space="preserve">composer </w:t>
+      </w:r>
+      <w:proofErr w:type="spellStart"/>
+      <w:r>
+        <w:rPr>
+          <w:lang w:val="fr-CH"/>
+        </w:rPr>
+        <w:t>require</w:t>
+      </w:r>
+      <w:proofErr w:type="spellEnd"/>
+      <w:r>
+        <w:rPr>
+          <w:lang w:val="fr-CH"/>
+        </w:rPr>
+        <w:t xml:space="preserve"> </w:t>
+      </w:r>
+      <w:proofErr w:type="spellStart"/>
+      <w:r>
+        <w:rPr>
+          <w:lang w:val="fr-CH"/>
+        </w:rPr>
+        <w:t>laravel</w:t>
+      </w:r>
+      <w:proofErr w:type="spellEnd"/>
+      <w:r>
+        <w:rPr>
+          <w:lang w:val="fr-CH"/>
+        </w:rPr>
+        <w:t>/</w:t>
+      </w:r>
+      <w:proofErr w:type="spellStart"/>
+      <w:r>
+        <w:rPr>
+          <w:lang w:val="fr-CH"/>
+        </w:rPr>
+        <w:t>sail</w:t>
+      </w:r>
+      <w:proofErr w:type="spellEnd"/>
+      <w:r>
+        <w:rPr>
+          <w:lang w:val="fr-CH"/>
+        </w:rPr>
+        <w:t xml:space="preserve"> </w:t>
+      </w:r>
+      <w:r>
+        <w:rPr>
+          <w:lang w:val="fr-CH"/>
+        </w:rPr>
+        <w:t>–</w:t>
+      </w:r>
+      <w:r>
+        <w:rPr>
+          <w:lang w:val="fr-CH"/>
+        </w:rPr>
+        <w:t>dev</w:t>
+      </w:r>
+      <w:r>
+        <w:rPr>
+          <w:lang w:val="fr-CH"/>
+        </w:rPr>
+        <w:t xml:space="preserve"> et </w:t>
+      </w:r>
+      <w:proofErr w:type="spellStart"/>
+      <w:r>
+        <w:rPr>
+          <w:lang w:val="fr-CH"/>
+        </w:rPr>
+        <w:t>php</w:t>
+      </w:r>
+      <w:proofErr w:type="spellEnd"/>
+      <w:r>
+        <w:rPr>
+          <w:lang w:val="fr-CH"/>
+        </w:rPr>
+        <w:t xml:space="preserve"> artisan </w:t>
+      </w:r>
+      <w:proofErr w:type="spellStart"/>
+      <w:proofErr w:type="gramStart"/>
+      <w:r>
+        <w:rPr>
+          <w:lang w:val="fr-CH"/>
+        </w:rPr>
+        <w:t>sail:install</w:t>
+      </w:r>
+      <w:proofErr w:type="spellEnd"/>
+      <w:proofErr w:type="gramEnd"/>
+      <w:r>
+        <w:rPr>
+          <w:lang w:val="fr-CH"/>
+        </w:rPr>
+        <w:t xml:space="preserve"> (ensuite config = installer le service </w:t>
+      </w:r>
+      <w:proofErr w:type="spellStart"/>
+      <w:r>
+        <w:rPr>
+          <w:lang w:val="fr-CH"/>
+        </w:rPr>
+        <w:t>mysql</w:t>
+      </w:r>
+      <w:proofErr w:type="spellEnd"/>
+      <w:r>
+        <w:rPr>
+          <w:lang w:val="fr-CH"/>
+        </w:rPr>
+        <w:t>)</w:t>
+      </w:r>
+    </w:p>
+    <w:p>
+      <w:pPr>
+        <w:rPr>
+          <w:lang w:val="fr-CH"/>
+        </w:rPr>
+      </w:pPr>
+    </w:p>
+    <w:p>
+      <w:pPr>
+        <w:rPr>
+          <w:lang w:val="fr-CH"/>
+        </w:rPr>
+      </w:pPr>
+      <w:r>
+        <w:rPr>
+          <w:lang w:val="fr-CH"/>
+        </w:rPr>
+        <w:t xml:space="preserve">J’ai changé dans le fichier </w:t>
+      </w:r>
+      <w:proofErr w:type="spellStart"/>
+      <w:r>
+        <w:rPr>
+          <w:lang w:val="fr-CH"/>
+        </w:rPr>
+        <w:t>env</w:t>
+      </w:r>
+      <w:proofErr w:type="spellEnd"/>
+      <w:r>
+        <w:rPr>
+          <w:lang w:val="fr-CH"/>
+        </w:rPr>
+        <w:t xml:space="preserve"> SESSION_DRIVER=</w:t>
+      </w:r>
+      <w:proofErr w:type="spellStart"/>
+      <w:r>
+        <w:rPr>
+          <w:lang w:val="fr-CH"/>
+        </w:rPr>
+        <w:t>database</w:t>
+      </w:r>
+      <w:proofErr w:type="spellEnd"/>
+      <w:r>
+        <w:rPr>
+          <w:lang w:val="fr-CH"/>
+        </w:rPr>
+        <w:t xml:space="preserve"> en SESSION_DRIVER=file pour pas avoir de soucis avec la config de base du projet qui se base sur les migrations par défaut.</w:t>
+      </w:r>
+    </w:p>
+    <w:p>
+      <w:pPr>
+        <w:rPr>
+          <w:lang w:val="fr-CH"/>
+        </w:rPr>
+      </w:pPr>
+      <w:r>
+        <w:rPr>
+          <w:lang w:val="fr-CH"/>
+        </w:rPr>
+        <w:t xml:space="preserve">Donc à ce niveau le backend tourne </w:t>
+      </w:r>
+    </w:p>
+    <w:p>
+      <w:pPr>
+        <w:rPr>
+          <w:lang w:val="fr-CH"/>
+        </w:rPr>
+      </w:pPr>
+      <w:r>
+        <w:rPr>
+          <w:noProof/>
+          <w:lang w:val="fr-CH"/>
+        </w:rPr>
+        <w:drawing>
+          <wp:inline distT="0" distB="0" distL="0" distR="0" wp14:anchorId="0B402BBF" wp14:editId="1E01F095">
+            <wp:extent cx="5972810" cy="2548890"/>
+            <wp:effectExtent l="0" t="0" r="8890" b="3810"/>
+            <wp:docPr id="1730459782" name="Image 1"/>
+            <wp:cNvGraphicFramePr>
+              <a:graphicFrameLocks xmlns:a="http://schemas.openxmlformats.org/drawingml/2006/main" noChangeAspect="1"/>
+            </wp:cNvGraphicFramePr>
+            <a:graphic xmlns:a="http://schemas.openxmlformats.org/drawingml/2006/main">
+              <a:graphicData uri="http://schemas.openxmlformats.org/drawingml/2006/picture">
+                <pic:pic xmlns:pic="http://schemas.openxmlformats.org/drawingml/2006/picture">
+                  <pic:nvPicPr>
+                    <pic:cNvPr id="1730459782" name=""/>
+                    <pic:cNvPicPr/>
+                  </pic:nvPicPr>
+                  <pic:blipFill>
+                    <a:blip r:embed="rId30"/>
+                    <a:stretch>
+                      <a:fillRect/>
+                    </a:stretch>
+                  </pic:blipFill>
+                  <pic:spPr>
+                    <a:xfrm>
+                      <a:off x="0" y="0"/>
+                      <a:ext cx="5972810" cy="2548890"/>
+                    </a:xfrm>
+                    <a:prstGeom prst="rect">
+                      <a:avLst/>
+                    </a:prstGeom>
+                  </pic:spPr>
+                </pic:pic>
+              </a:graphicData>
+            </a:graphic>
+          </wp:inline>
+        </w:drawing>
+      </w:r>
+    </w:p>
+    <w:p>
+      <w:pPr>
+        <w:rPr>
+          <w:lang w:val="fr-CH"/>
+        </w:rPr>
+      </w:pPr>
+    </w:p>
+    <w:p>
+      <w:pPr>
+        <w:rPr>
+          <w:lang w:val="fr-CH"/>
+        </w:rPr>
+      </w:pPr>
+      <w:r>
+        <w:rPr>
+          <w:lang w:val="fr-CH"/>
+        </w:rPr>
+        <w:t xml:space="preserve">J’ai </w:t>
+      </w:r>
+      <w:proofErr w:type="gramStart"/>
+      <w:r>
+        <w:rPr>
+          <w:lang w:val="fr-CH"/>
+        </w:rPr>
+        <w:t>nettoyer</w:t>
+      </w:r>
+      <w:proofErr w:type="gramEnd"/>
+      <w:r>
+        <w:rPr>
+          <w:lang w:val="fr-CH"/>
+        </w:rPr>
+        <w:t xml:space="preserve"> les migrations par défaut pour faire les miennes </w:t>
+      </w:r>
+    </w:p>
+    <w:p>
+      <w:proofErr w:type="gramStart"/>
+      <w:r>
+        <w:t>./</w:t>
+      </w:r>
+      <w:proofErr w:type="gramEnd"/>
+      <w:r>
+        <w:t xml:space="preserve">vendor/bin/sail artisan </w:t>
+      </w:r>
+      <w:proofErr w:type="spellStart"/>
+      <w:proofErr w:type="gramStart"/>
+      <w:r>
+        <w:t>make:migration</w:t>
+      </w:r>
+      <w:proofErr w:type="spellEnd"/>
+      <w:proofErr w:type="gramEnd"/>
+      <w:r>
+        <w:t xml:space="preserve"> </w:t>
+      </w:r>
+      <w:proofErr w:type="spellStart"/>
+      <w:r>
+        <w:t>create_users_table</w:t>
+      </w:r>
+      <w:proofErr w:type="spellEnd"/>
+    </w:p>
+    <w:p>
+      <w:proofErr w:type="gramStart"/>
+      <w:r>
+        <w:t>./</w:t>
+      </w:r>
+      <w:proofErr w:type="gramEnd"/>
+      <w:r>
+        <w:t xml:space="preserve">vendor/bin/sail artisan </w:t>
+      </w:r>
+      <w:proofErr w:type="spellStart"/>
+      <w:proofErr w:type="gramStart"/>
+      <w:r>
+        <w:t>make:migration</w:t>
+      </w:r>
+      <w:proofErr w:type="spellEnd"/>
+      <w:proofErr w:type="gramEnd"/>
+      <w:r>
+        <w:t xml:space="preserve"> </w:t>
+      </w:r>
+      <w:proofErr w:type="spellStart"/>
+      <w:r>
+        <w:t>create_movies_table</w:t>
+      </w:r>
+      <w:proofErr w:type="spellEnd"/>
+    </w:p>
+    <w:p>
+      <w:pPr>
+        <w:rPr>
+          <w:lang w:val="fr-CH"/>
+        </w:rPr>
+      </w:pPr>
+      <w:proofErr w:type="gramStart"/>
+      <w:r>
+        <w:rPr>
+          <w:lang w:val="fr-CH"/>
+        </w:rPr>
+        <w:t>./</w:t>
+      </w:r>
+      <w:proofErr w:type="spellStart"/>
+      <w:proofErr w:type="gramEnd"/>
+      <w:r>
+        <w:rPr>
+          <w:lang w:val="fr-CH"/>
+        </w:rPr>
+        <w:t>vendor</w:t>
+      </w:r>
+      <w:proofErr w:type="spellEnd"/>
+      <w:r>
+        <w:rPr>
+          <w:lang w:val="fr-CH"/>
+        </w:rPr>
+        <w:t>/bin/</w:t>
+      </w:r>
+      <w:proofErr w:type="spellStart"/>
+      <w:r>
+        <w:rPr>
+          <w:lang w:val="fr-CH"/>
+        </w:rPr>
+        <w:t>sail</w:t>
+      </w:r>
+      <w:proofErr w:type="spellEnd"/>
+      <w:r>
+        <w:rPr>
+          <w:lang w:val="fr-CH"/>
+        </w:rPr>
+        <w:t xml:space="preserve"> artisan </w:t>
+      </w:r>
+      <w:proofErr w:type="spellStart"/>
+      <w:proofErr w:type="gramStart"/>
+      <w:r>
+        <w:rPr>
+          <w:lang w:val="fr-CH"/>
+        </w:rPr>
+        <w:t>make:migration</w:t>
+      </w:r>
+      <w:proofErr w:type="spellEnd"/>
+      <w:proofErr w:type="gramEnd"/>
+      <w:r>
+        <w:rPr>
+          <w:lang w:val="fr-CH"/>
+        </w:rPr>
+        <w:t xml:space="preserve"> </w:t>
+      </w:r>
+      <w:proofErr w:type="spellStart"/>
+      <w:r>
+        <w:rPr>
+          <w:lang w:val="fr-CH"/>
+        </w:rPr>
+        <w:t>create_quotes_table</w:t>
+      </w:r>
+      <w:proofErr w:type="spellEnd"/>
+    </w:p>
+    <w:p>
+      <w:pPr>
+        <w:rPr>
+          <w:lang w:val="fr-CH"/>
+        </w:rPr>
+      </w:pPr>
+      <w:r>
+        <w:rPr>
+          <w:lang w:val="fr-CH"/>
+        </w:rPr>
+        <w:t xml:space="preserve">Explication vite fait de la spécificité </w:t>
+      </w:r>
+      <w:proofErr w:type="spellStart"/>
+      <w:proofErr w:type="gramStart"/>
+      <w:r>
+        <w:rPr>
+          <w:lang w:val="fr-CH"/>
+        </w:rPr>
+        <w:t>text</w:t>
+      </w:r>
+      <w:proofErr w:type="spellEnd"/>
+      <w:r>
+        <w:rPr>
+          <w:lang w:val="fr-CH"/>
+        </w:rPr>
+        <w:t>(</w:t>
+      </w:r>
+      <w:proofErr w:type="gramEnd"/>
+      <w:r>
+        <w:rPr>
+          <w:lang w:val="fr-CH"/>
+        </w:rPr>
+        <w:t xml:space="preserve">) et de ce que font </w:t>
+      </w:r>
+      <w:proofErr w:type="gramStart"/>
+      <w:r>
+        <w:rPr>
+          <w:lang w:val="fr-CH"/>
+        </w:rPr>
+        <w:t>timestamps(</w:t>
+      </w:r>
+      <w:proofErr w:type="gramEnd"/>
+      <w:r>
+        <w:rPr>
+          <w:lang w:val="fr-CH"/>
+        </w:rPr>
+        <w:t xml:space="preserve">) ainsi que </w:t>
+      </w:r>
+      <w:proofErr w:type="spellStart"/>
+      <w:proofErr w:type="gramStart"/>
+      <w:r>
+        <w:rPr>
+          <w:lang w:val="fr-CH"/>
+        </w:rPr>
+        <w:t>constrained</w:t>
+      </w:r>
+      <w:proofErr w:type="spellEnd"/>
+      <w:r>
+        <w:rPr>
+          <w:lang w:val="fr-CH"/>
+        </w:rPr>
+        <w:t>(</w:t>
+      </w:r>
+      <w:proofErr w:type="gramEnd"/>
+      <w:r>
+        <w:rPr>
+          <w:lang w:val="fr-CH"/>
+        </w:rPr>
+        <w:t xml:space="preserve">) et </w:t>
+      </w:r>
+      <w:proofErr w:type="spellStart"/>
+      <w:proofErr w:type="gramStart"/>
+      <w:r>
+        <w:rPr>
+          <w:lang w:val="fr-CH"/>
+        </w:rPr>
+        <w:t>cascadondelete</w:t>
+      </w:r>
+      <w:proofErr w:type="spellEnd"/>
+      <w:r>
+        <w:rPr>
+          <w:lang w:val="fr-CH"/>
+        </w:rPr>
+        <w:t>(</w:t>
+      </w:r>
+      <w:proofErr w:type="gramEnd"/>
+      <w:r>
+        <w:rPr>
+          <w:lang w:val="fr-CH"/>
+        </w:rPr>
+        <w:t>)</w:t>
+      </w:r>
+    </w:p>
+    <w:p>
+      <w:pPr>
+        <w:rPr>
+          <w:lang w:val="fr-CH"/>
+        </w:rPr>
+      </w:pPr>
+      <w:proofErr w:type="gramStart"/>
+      <w:r>
+        <w:rPr>
+          <w:lang w:val="fr-CH"/>
+        </w:rPr>
+        <w:t xml:space="preserve">Puis </w:t>
+      </w:r>
+      <w:r>
+        <w:rPr>
+          <w:lang w:val="fr-CH"/>
+        </w:rPr>
+        <w:t>.</w:t>
+      </w:r>
+      <w:proofErr w:type="gramEnd"/>
+      <w:r>
+        <w:rPr>
+          <w:lang w:val="fr-CH"/>
+        </w:rPr>
+        <w:t>/</w:t>
+      </w:r>
+      <w:proofErr w:type="spellStart"/>
+      <w:r>
+        <w:rPr>
+          <w:lang w:val="fr-CH"/>
+        </w:rPr>
+        <w:t>vendor</w:t>
+      </w:r>
+      <w:proofErr w:type="spellEnd"/>
+      <w:r>
+        <w:rPr>
+          <w:lang w:val="fr-CH"/>
+        </w:rPr>
+        <w:t>/bin/</w:t>
+      </w:r>
+      <w:proofErr w:type="spellStart"/>
+      <w:r>
+        <w:rPr>
+          <w:lang w:val="fr-CH"/>
+        </w:rPr>
+        <w:t>sail</w:t>
+      </w:r>
+      <w:proofErr w:type="spellEnd"/>
+      <w:r>
+        <w:rPr>
+          <w:lang w:val="fr-CH"/>
+        </w:rPr>
+        <w:t xml:space="preserve"> artisan </w:t>
+      </w:r>
+      <w:proofErr w:type="spellStart"/>
+      <w:r>
+        <w:rPr>
+          <w:lang w:val="fr-CH"/>
+        </w:rPr>
+        <w:t>migrate</w:t>
+      </w:r>
+      <w:proofErr w:type="spellEnd"/>
+    </w:p>
+    <w:p>
+      <w:pPr>
+        <w:rPr>
+          <w:lang w:val="fr-CH"/>
+        </w:rPr>
+      </w:pPr>
+    </w:p>
+    <w:p>
+      <w:pPr>
+        <w:rPr>
+          <w:lang w:val="fr-CH"/>
+        </w:rPr>
+      </w:pPr>
+      <w:r>
+        <w:rPr>
+          <w:lang w:val="fr-CH"/>
+        </w:rPr>
+        <w:t xml:space="preserve">J’ai </w:t>
+      </w:r>
+      <w:proofErr w:type="gramStart"/>
+      <w:r>
+        <w:rPr>
+          <w:lang w:val="fr-CH"/>
+        </w:rPr>
+        <w:t>fais</w:t>
+      </w:r>
+      <w:proofErr w:type="gramEnd"/>
+      <w:r>
+        <w:rPr>
+          <w:lang w:val="fr-CH"/>
+        </w:rPr>
+        <w:t xml:space="preserve"> les seeders avec artisan</w:t>
+      </w:r>
+      <w:proofErr w:type="gramStart"/>
+      <w:r>
+        <w:rPr>
+          <w:lang w:val="fr-CH"/>
+        </w:rPr>
+        <w:t> :</w:t>
+      </w:r>
+      <w:proofErr w:type="spellStart"/>
+      <w:r>
+        <w:rPr>
+          <w:lang w:val="fr-CH"/>
+        </w:rPr>
+        <w:t>make</w:t>
+      </w:r>
+      <w:proofErr w:type="spellEnd"/>
+      <w:proofErr w:type="gramEnd"/>
+      <w:r>
+        <w:rPr>
+          <w:lang w:val="fr-CH"/>
+        </w:rPr>
+        <w:t xml:space="preserve"> seeder </w:t>
+      </w:r>
+      <w:proofErr w:type="spellStart"/>
+      <w:r>
+        <w:rPr>
+          <w:lang w:val="fr-CH"/>
+        </w:rPr>
+        <w:t>UserSeeder</w:t>
+      </w:r>
+      <w:proofErr w:type="spellEnd"/>
+      <w:r>
+        <w:rPr>
+          <w:lang w:val="fr-CH"/>
+        </w:rPr>
+        <w:t xml:space="preserve"> par exemple</w:t>
+      </w:r>
+    </w:p>
+    <w:p>
+      <w:pPr>
+        <w:rPr>
+          <w:lang w:val="fr-CH"/>
+        </w:rPr>
+      </w:pPr>
+      <w:r>
+        <w:rPr>
+          <w:lang w:val="fr-CH"/>
+        </w:rPr>
+        <w:t xml:space="preserve">Puis les exécuter </w:t>
+      </w:r>
+      <w:proofErr w:type="gramStart"/>
+      <w:r>
+        <w:rPr>
+          <w:lang w:val="fr-CH"/>
+        </w:rPr>
+        <w:t xml:space="preserve">avec </w:t>
+      </w:r>
+      <w:r>
+        <w:rPr>
+          <w:lang w:val="fr-CH"/>
+        </w:rPr>
+        <w:t>.</w:t>
+      </w:r>
+      <w:proofErr w:type="gramEnd"/>
+      <w:r>
+        <w:rPr>
+          <w:lang w:val="fr-CH"/>
+        </w:rPr>
+        <w:t>/</w:t>
+      </w:r>
+      <w:proofErr w:type="spellStart"/>
+      <w:r>
+        <w:rPr>
+          <w:lang w:val="fr-CH"/>
+        </w:rPr>
+        <w:t>vendor</w:t>
+      </w:r>
+      <w:proofErr w:type="spellEnd"/>
+      <w:r>
+        <w:rPr>
+          <w:lang w:val="fr-CH"/>
+        </w:rPr>
+        <w:t>/bin/</w:t>
+      </w:r>
+      <w:proofErr w:type="spellStart"/>
+      <w:r>
+        <w:rPr>
+          <w:lang w:val="fr-CH"/>
+        </w:rPr>
+        <w:t>sail</w:t>
+      </w:r>
+      <w:proofErr w:type="spellEnd"/>
+      <w:r>
+        <w:rPr>
+          <w:lang w:val="fr-CH"/>
+        </w:rPr>
+        <w:t xml:space="preserve"> artisan </w:t>
+      </w:r>
+      <w:proofErr w:type="spellStart"/>
+      <w:proofErr w:type="gramStart"/>
+      <w:r>
+        <w:rPr>
+          <w:lang w:val="fr-CH"/>
+        </w:rPr>
+        <w:t>db:seed</w:t>
+      </w:r>
+      <w:proofErr w:type="spellEnd"/>
+      <w:proofErr w:type="gramEnd"/>
+    </w:p>
+    <w:p>
+      <w:pPr>
+        <w:rPr>
+          <w:lang w:val="fr-CH"/>
+        </w:rPr>
+      </w:pPr>
+      <w:r>
+        <w:rPr>
+          <w:lang w:val="fr-CH"/>
+        </w:rPr>
+        <w:t xml:space="preserve">Pour les </w:t>
+      </w:r>
+      <w:proofErr w:type="spellStart"/>
+      <w:r>
+        <w:rPr>
+          <w:lang w:val="fr-CH"/>
+        </w:rPr>
+        <w:t>modeles</w:t>
+      </w:r>
+      <w:proofErr w:type="spellEnd"/>
+      <w:r>
+        <w:rPr>
+          <w:lang w:val="fr-CH"/>
+        </w:rPr>
+        <w:t xml:space="preserve"> je les créer simplement avec leur </w:t>
+      </w:r>
+      <w:proofErr w:type="spellStart"/>
+      <w:r>
+        <w:rPr>
+          <w:lang w:val="fr-CH"/>
+        </w:rPr>
+        <w:t>fillable</w:t>
+      </w:r>
+      <w:proofErr w:type="spellEnd"/>
+      <w:r>
+        <w:rPr>
+          <w:lang w:val="fr-CH"/>
+        </w:rPr>
+        <w:t xml:space="preserve"> et les relations. Pour le model user j’ai simplement pris celui par </w:t>
+      </w:r>
+      <w:proofErr w:type="spellStart"/>
+      <w:r>
+        <w:rPr>
+          <w:lang w:val="fr-CH"/>
+        </w:rPr>
+        <w:t>defaut</w:t>
+      </w:r>
+      <w:proofErr w:type="spellEnd"/>
+      <w:r>
+        <w:rPr>
+          <w:lang w:val="fr-CH"/>
+        </w:rPr>
+        <w:t xml:space="preserve"> de </w:t>
+      </w:r>
+      <w:proofErr w:type="spellStart"/>
+      <w:r>
+        <w:rPr>
+          <w:lang w:val="fr-CH"/>
+        </w:rPr>
+        <w:t>laravel</w:t>
+      </w:r>
+      <w:proofErr w:type="spellEnd"/>
+      <w:r>
+        <w:rPr>
+          <w:lang w:val="fr-CH"/>
+        </w:rPr>
+        <w:t xml:space="preserve"> </w:t>
+      </w:r>
+      <w:proofErr w:type="gramStart"/>
+      <w:r>
+        <w:rPr>
+          <w:lang w:val="fr-CH"/>
+        </w:rPr>
+        <w:t>au quel</w:t>
+      </w:r>
+      <w:proofErr w:type="gramEnd"/>
+      <w:r>
+        <w:rPr>
+          <w:lang w:val="fr-CH"/>
+        </w:rPr>
+        <w:t xml:space="preserve"> j’ai changé les </w:t>
+      </w:r>
+      <w:proofErr w:type="spellStart"/>
+      <w:r>
+        <w:rPr>
+          <w:lang w:val="fr-CH"/>
+        </w:rPr>
+        <w:t>fillable</w:t>
+      </w:r>
+      <w:proofErr w:type="spellEnd"/>
+      <w:r>
+        <w:rPr>
+          <w:lang w:val="fr-CH"/>
+        </w:rPr>
+        <w:t xml:space="preserve"> + ajouté les relations</w:t>
+      </w:r>
+    </w:p>
+    <w:p>
+      <w:pPr>
+        <w:rPr>
+          <w:lang w:val="fr-CH"/>
+        </w:rPr>
+      </w:pPr>
+      <w:r>
+        <w:rPr>
+          <w:lang w:val="fr-CH"/>
+        </w:rPr>
+        <w:t xml:space="preserve">Ä </w:t>
+      </w:r>
+      <w:proofErr w:type="spellStart"/>
+      <w:r>
+        <w:rPr>
+          <w:lang w:val="fr-CH"/>
+        </w:rPr>
+        <w:t>infomaniak</w:t>
+      </w:r>
+      <w:proofErr w:type="spellEnd"/>
+      <w:r>
+        <w:rPr>
+          <w:lang w:val="fr-CH"/>
+        </w:rPr>
+        <w:t xml:space="preserve"> on ajoutait </w:t>
+      </w:r>
+      <w:proofErr w:type="spellStart"/>
+      <w:r>
+        <w:rPr>
+          <w:lang w:val="fr-CH"/>
+        </w:rPr>
+        <w:t>timestampes</w:t>
+      </w:r>
+      <w:proofErr w:type="spellEnd"/>
+      <w:r>
+        <w:rPr>
+          <w:lang w:val="fr-CH"/>
+        </w:rPr>
+        <w:t xml:space="preserve"> = </w:t>
+      </w:r>
+      <w:proofErr w:type="spellStart"/>
+      <w:r>
+        <w:rPr>
+          <w:lang w:val="fr-CH"/>
+        </w:rPr>
+        <w:t>true</w:t>
+      </w:r>
+      <w:proofErr w:type="spellEnd"/>
+      <w:r>
+        <w:rPr>
+          <w:lang w:val="fr-CH"/>
+        </w:rPr>
+        <w:t xml:space="preserve"> dans les </w:t>
+      </w:r>
+      <w:proofErr w:type="spellStart"/>
+      <w:r>
+        <w:rPr>
+          <w:lang w:val="fr-CH"/>
+        </w:rPr>
+        <w:t>models</w:t>
+      </w:r>
+      <w:proofErr w:type="spellEnd"/>
+      <w:r>
+        <w:rPr>
+          <w:lang w:val="fr-CH"/>
+        </w:rPr>
+        <w:t xml:space="preserve">, </w:t>
+      </w:r>
+      <w:proofErr w:type="gramStart"/>
+      <w:r>
+        <w:rPr>
+          <w:lang w:val="fr-CH"/>
+        </w:rPr>
+        <w:t>sauf que</w:t>
+      </w:r>
+      <w:proofErr w:type="gramEnd"/>
+      <w:r>
+        <w:rPr>
+          <w:lang w:val="fr-CH"/>
+        </w:rPr>
+        <w:t xml:space="preserve"> vu que c’est par défaut </w:t>
+      </w:r>
+      <w:proofErr w:type="spellStart"/>
+      <w:r>
+        <w:rPr>
+          <w:lang w:val="fr-CH"/>
+        </w:rPr>
+        <w:t>true</w:t>
+      </w:r>
+      <w:proofErr w:type="spellEnd"/>
+      <w:r>
+        <w:rPr>
+          <w:lang w:val="fr-CH"/>
+        </w:rPr>
+        <w:t xml:space="preserve"> </w:t>
+      </w:r>
+      <w:proofErr w:type="gramStart"/>
+      <w:r>
+        <w:rPr>
+          <w:lang w:val="fr-CH"/>
+        </w:rPr>
+        <w:t xml:space="preserve">je </w:t>
+      </w:r>
+      <w:proofErr w:type="spellStart"/>
+      <w:r>
+        <w:rPr>
+          <w:lang w:val="fr-CH"/>
+        </w:rPr>
+        <w:t>met</w:t>
+      </w:r>
+      <w:proofErr w:type="spellEnd"/>
+      <w:r>
+        <w:rPr>
+          <w:lang w:val="fr-CH"/>
+        </w:rPr>
+        <w:t xml:space="preserve"> pas</w:t>
+      </w:r>
+      <w:proofErr w:type="gramEnd"/>
+      <w:r>
+        <w:rPr>
+          <w:lang w:val="fr-CH"/>
+        </w:rPr>
+        <w:t>.</w:t>
+      </w:r>
+    </w:p>
+    <w:p>
+      <w:pPr>
+        <w:rPr>
+          <w:lang w:val="fr-CH"/>
+        </w:rPr>
+      </w:pPr>
+    </w:p>
+    <w:p>
+      <w:r>
+        <w:rPr>
+          <w:lang w:val="fr-CH"/>
+        </w:rPr>
+        <w:t xml:space="preserve">Dans les </w:t>
+      </w:r>
+      <w:proofErr w:type="spellStart"/>
+      <w:r>
+        <w:rPr>
+          <w:lang w:val="fr-CH"/>
+        </w:rPr>
+        <w:t>models</w:t>
+      </w:r>
+      <w:proofErr w:type="spellEnd"/>
+      <w:r>
+        <w:rPr>
+          <w:lang w:val="fr-CH"/>
+        </w:rPr>
+        <w:t xml:space="preserve"> de </w:t>
+      </w:r>
+      <w:proofErr w:type="spellStart"/>
+      <w:r>
+        <w:rPr>
+          <w:lang w:val="fr-CH"/>
+        </w:rPr>
+        <w:t>movie</w:t>
+      </w:r>
+      <w:proofErr w:type="spellEnd"/>
+      <w:r>
+        <w:rPr>
+          <w:lang w:val="fr-CH"/>
+        </w:rPr>
+        <w:t xml:space="preserve"> et </w:t>
+      </w:r>
+      <w:proofErr w:type="spellStart"/>
+      <w:r>
+        <w:rPr>
+          <w:lang w:val="fr-CH"/>
+        </w:rPr>
+        <w:t>quote</w:t>
+      </w:r>
+      <w:proofErr w:type="spellEnd"/>
+      <w:r>
+        <w:rPr>
+          <w:lang w:val="fr-CH"/>
+        </w:rPr>
+        <w:t xml:space="preserve"> j’ai mis les </w:t>
+      </w:r>
+      <w:proofErr w:type="spellStart"/>
+      <w:r>
+        <w:rPr>
+          <w:lang w:val="fr-CH"/>
+        </w:rPr>
+        <w:t>foreign</w:t>
+      </w:r>
+      <w:proofErr w:type="spellEnd"/>
+      <w:r>
+        <w:rPr>
+          <w:lang w:val="fr-CH"/>
+        </w:rPr>
+        <w:t xml:space="preserve"> dans </w:t>
+      </w:r>
+      <w:proofErr w:type="spellStart"/>
+      <w:r>
+        <w:rPr>
+          <w:lang w:val="fr-CH"/>
+        </w:rPr>
+        <w:t>fillable</w:t>
+      </w:r>
+      <w:proofErr w:type="spellEnd"/>
+      <w:r>
+        <w:rPr>
+          <w:lang w:val="fr-CH"/>
+        </w:rPr>
+        <w:t xml:space="preserve"> car faut que les seeders puissent les entrer, mais faudra pas que ça soit envoyé en param dans le backend car ça pourrait être </w:t>
+      </w:r>
+      <w:proofErr w:type="spellStart"/>
+      <w:r>
+        <w:rPr>
+          <w:lang w:val="fr-CH"/>
+        </w:rPr>
+        <w:t>modifé</w:t>
+      </w:r>
+      <w:proofErr w:type="spellEnd"/>
+      <w:r>
+        <w:rPr>
+          <w:lang w:val="fr-CH"/>
+        </w:rPr>
+        <w:t xml:space="preserve"> et donc </w:t>
+      </w:r>
+      <w:proofErr w:type="spellStart"/>
+      <w:r>
+        <w:rPr>
+          <w:lang w:val="fr-CH"/>
+        </w:rPr>
+        <w:t>qlqn</w:t>
+      </w:r>
+      <w:proofErr w:type="spellEnd"/>
+      <w:r>
+        <w:rPr>
+          <w:lang w:val="fr-CH"/>
+        </w:rPr>
+        <w:t xml:space="preserve"> pourrait faire une entrée au nom de </w:t>
+      </w:r>
+      <w:proofErr w:type="spellStart"/>
+      <w:r>
+        <w:rPr>
+          <w:lang w:val="fr-CH"/>
+        </w:rPr>
+        <w:t>qlqn</w:t>
+      </w:r>
+      <w:proofErr w:type="spellEnd"/>
+      <w:r>
+        <w:rPr>
+          <w:lang w:val="fr-CH"/>
+        </w:rPr>
+        <w:t>. J’utiliserai l’</w:t>
+      </w:r>
+      <w:proofErr w:type="spellStart"/>
+      <w:r>
+        <w:rPr>
+          <w:lang w:val="fr-CH"/>
+        </w:rPr>
+        <w:t>auth</w:t>
+      </w:r>
+      <w:proofErr w:type="spellEnd"/>
+      <w:r>
+        <w:rPr>
+          <w:lang w:val="fr-CH"/>
+        </w:rPr>
+        <w:t xml:space="preserve"> coté backend via </w:t>
+      </w:r>
+      <w:r>
+        <w:t>auth</w:t>
+      </w:r>
+      <w:proofErr w:type="gramStart"/>
+      <w:r>
+        <w:t>()-</w:t>
+      </w:r>
+      <w:proofErr w:type="gramEnd"/>
+      <w:r>
+        <w:t>&gt;</w:t>
+      </w:r>
+      <w:proofErr w:type="gramStart"/>
+      <w:r>
+        <w:t>id(</w:t>
+      </w:r>
+      <w:proofErr w:type="gramEnd"/>
+      <w:r>
+        <w:t>)</w:t>
+      </w:r>
+    </w:p>
+    <w:p/>
+    <w:p>
+      <w:pPr>
+        <w:rPr>
+          <w:lang w:val="fr-CH"/>
+        </w:rPr>
+      </w:pPr>
+      <w:r>
+        <w:rPr>
+          <w:lang w:val="fr-CH"/>
+        </w:rPr>
+        <w:t xml:space="preserve">Je supprime le </w:t>
+      </w:r>
+      <w:proofErr w:type="spellStart"/>
+      <w:r>
+        <w:rPr>
+          <w:lang w:val="fr-CH"/>
+        </w:rPr>
+        <w:t>factory</w:t>
+      </w:r>
+      <w:proofErr w:type="spellEnd"/>
+      <w:r>
+        <w:rPr>
+          <w:lang w:val="fr-CH"/>
+        </w:rPr>
+        <w:t xml:space="preserve"> p</w:t>
+      </w:r>
+      <w:r>
+        <w:rPr>
+          <w:lang w:val="fr-CH"/>
+        </w:rPr>
+        <w:t xml:space="preserve">ar défaut et n’en </w:t>
+      </w:r>
+      <w:proofErr w:type="spellStart"/>
+      <w:r>
+        <w:rPr>
+          <w:lang w:val="fr-CH"/>
+        </w:rPr>
+        <w:t>recreer</w:t>
+      </w:r>
+      <w:proofErr w:type="spellEnd"/>
+      <w:r>
+        <w:rPr>
+          <w:lang w:val="fr-CH"/>
+        </w:rPr>
+        <w:t xml:space="preserve"> pas un car pas nécessaire je ne vois pas encore d’utilité à en faire, j’en ferai </w:t>
+      </w:r>
+      <w:proofErr w:type="gramStart"/>
+      <w:r>
+        <w:rPr>
+          <w:lang w:val="fr-CH"/>
+        </w:rPr>
+        <w:t>peut être</w:t>
+      </w:r>
+      <w:proofErr w:type="gramEnd"/>
+      <w:r>
+        <w:rPr>
+          <w:lang w:val="fr-CH"/>
+        </w:rPr>
+        <w:t xml:space="preserve"> pour la phase de test </w:t>
+      </w:r>
+      <w:proofErr w:type="spellStart"/>
+      <w:r>
+        <w:rPr>
+          <w:lang w:val="fr-CH"/>
+        </w:rPr>
+        <w:t>jsp</w:t>
+      </w:r>
+      <w:proofErr w:type="spellEnd"/>
+    </w:p>
+    <w:p>
+      <w:pPr>
+        <w:rPr>
+          <w:lang w:val="fr-CH"/>
+        </w:rPr>
+      </w:pPr>
     </w:p>
     <w:p>
       <w:pPr>
@@ -17758,6 +19199,7 @@
         <w:pStyle w:val="GuidageList"/>
       </w:pPr>
       <w:r>
+        <w:lastRenderedPageBreak/>
         <w:t>Difficultés rencontrées et solutions</w:t>
       </w:r>
     </w:p>
@@ -20216,9 +21658,9 @@
       </w:pPr>
     </w:p>
     <w:sectPr>
-      <w:headerReference w:type="default" r:id="rId29"/>
-      <w:footerReference w:type="even" r:id="rId30"/>
-      <w:footerReference w:type="default" r:id="rId31"/>
+      <w:headerReference w:type="default" r:id="rId31"/>
+      <w:footerReference w:type="even" r:id="rId32"/>
+      <w:footerReference w:type="default" r:id="rId33"/>
       <w:pgSz w:w="12240" w:h="15840"/>
       <w:pgMar w:top="1386" w:right="1417" w:bottom="618" w:left="1417" w:header="720" w:footer="188" w:gutter="0"/>
       <w:cols w:space="720"/>
@@ -20616,7 +22058,7 @@
               <w:noProof/>
               <w:lang w:val="fr-CH"/>
             </w:rPr>
-            <w:t>11/05/2026</w:t>
+            <w:t>13/05/2026</w:t>
           </w:r>
           <w:r>
             <w:rPr>
@@ -35863,6 +37305,36 @@
       <w:szCs w:val="20"/>
     </w:rPr>
   </w:style>
+  <w:style w:type="paragraph" w:styleId="PrformatHTML">
+    <w:name w:val="HTML Preformatted"/>
+    <w:basedOn w:val="Normal"/>
+    <w:link w:val="PrformatHTMLCar"/>
+    <w:uiPriority w:val="99"/>
+    <w:semiHidden/>
+    <w:unhideWhenUsed/>
+    <w:rsid w:val="002C3EEA"/>
+    <w:pPr>
+      <w:spacing w:after="0" w:line="240" w:lineRule="auto"/>
+    </w:pPr>
+    <w:rPr>
+      <w:rFonts w:ascii="Consolas" w:hAnsi="Consolas"/>
+      <w:sz w:val="20"/>
+      <w:szCs w:val="20"/>
+    </w:rPr>
+  </w:style>
+  <w:style w:type="character" w:customStyle="1" w:styleId="PrformatHTMLCar">
+    <w:name w:val="Préformaté HTML Car"/>
+    <w:basedOn w:val="Policepardfaut"/>
+    <w:link w:val="PrformatHTML"/>
+    <w:uiPriority w:val="99"/>
+    <w:semiHidden/>
+    <w:rsid w:val="002C3EEA"/>
+    <w:rPr>
+      <w:rFonts w:ascii="Consolas" w:hAnsi="Consolas"/>
+      <w:sz w:val="20"/>
+      <w:szCs w:val="20"/>
+    </w:rPr>
+  </w:style>
 </w:styles>
 </file>
 

--- a/doc/TPI_Rapport_NapoleoneCyril.docx
+++ b/doc/TPI_Rapport_NapoleoneCyril.docx
@@ -3400,21 +3400,7 @@
         <w:rPr>
           <w:lang w:val="fr-CH"/>
         </w:rPr>
-        <w:t xml:space="preserve">Le projet est séparé en deux parties principales. Le frontend est développé avec Angular. Le backend est développé en PHP avec le </w:t>
-      </w:r>
-      <w:proofErr w:type="spellStart"/>
-      <w:r>
-        <w:rPr>
-          <w:lang w:val="fr-CH"/>
-        </w:rPr>
-        <w:t>framework</w:t>
-      </w:r>
-      <w:proofErr w:type="spellEnd"/>
-      <w:r>
-        <w:rPr>
-          <w:lang w:val="fr-CH"/>
-        </w:rPr>
-        <w:t xml:space="preserve"> Laravel 12</w:t>
+        <w:t>Le projet est séparé en deux parties principales. Le frontend est développé avec Angular. Le backend est développé en PHP avec le framework Laravel 12</w:t>
       </w:r>
       <w:r>
         <w:rPr>
@@ -4451,14 +4437,12 @@
         </w:rPr>
         <w:t xml:space="preserve">le titre initial du </w:t>
       </w:r>
-      <w:proofErr w:type="spellStart"/>
       <w:r>
         <w:rPr>
           <w:lang w:val="fr-CH"/>
         </w:rPr>
         <w:t>cdc</w:t>
       </w:r>
-      <w:proofErr w:type="spellEnd"/>
       <w:r>
         <w:rPr>
           <w:lang w:val="fr-CH"/>
@@ -4561,21 +4545,7 @@
         <w:rPr>
           <w:lang w:val="fr-CH"/>
         </w:rPr>
-        <w:t>des films/</w:t>
-      </w:r>
-      <w:proofErr w:type="spellStart"/>
-      <w:r>
-        <w:rPr>
-          <w:lang w:val="fr-CH"/>
-        </w:rPr>
-        <w:t>covers</w:t>
-      </w:r>
-      <w:proofErr w:type="spellEnd"/>
-      <w:r>
-        <w:rPr>
-          <w:lang w:val="fr-CH"/>
-        </w:rPr>
-        <w:t>/citations via une API externe.</w:t>
+        <w:t>des films/covers/citations via une API externe.</w:t>
       </w:r>
     </w:p>
     <w:p>
@@ -4641,21 +4611,7 @@
         <w:rPr>
           <w:lang w:val="fr-CH"/>
         </w:rPr>
-        <w:t xml:space="preserve">Réinitialisation avancée du mot de passe par </w:t>
-      </w:r>
-      <w:proofErr w:type="gramStart"/>
-      <w:r>
-        <w:rPr>
-          <w:lang w:val="fr-CH"/>
-        </w:rPr>
-        <w:t>email</w:t>
-      </w:r>
-      <w:proofErr w:type="gramEnd"/>
-      <w:r>
-        <w:rPr>
-          <w:lang w:val="fr-CH"/>
-        </w:rPr>
-        <w:t>.</w:t>
+        <w:t>Réinitialisation avancée du mot de passe par email.</w:t>
       </w:r>
     </w:p>
     <w:p>
@@ -5656,21 +5612,7 @@
         <w:rPr>
           <w:lang w:val="fr-CH"/>
         </w:rPr>
-        <w:t xml:space="preserve">La méthode de gestion de projet utilisée pour ce TPI est une méthode de type « Waterfall ». </w:t>
-      </w:r>
-      <w:proofErr w:type="gramStart"/>
-      <w:r>
-        <w:rPr>
-          <w:lang w:val="fr-CH"/>
-        </w:rPr>
-        <w:t>ça</w:t>
-      </w:r>
-      <w:proofErr w:type="gramEnd"/>
-      <w:r>
-        <w:rPr>
-          <w:lang w:val="fr-CH"/>
-        </w:rPr>
-        <w:t xml:space="preserve"> consiste en un avancement par grandes étapes une après l’autre donc par exemple : Analyse -&gt; Conception -&gt; Implémentation -&gt; Tests -&gt; Doc -&gt; Livraison. Ce choix est adapté à ce TPI car le cahier des charges est clairement défini dès le départ ainsi que sa durée. C’est donc pourquoi il est important de d’abord pouvoir analyser/comprendre le mandat, le prévoir, puis développer le projet dans un ordre logique.</w:t>
+        <w:t>La méthode de gestion de projet utilisée pour ce TPI est une méthode de type « Waterfall ». ça consiste en un avancement par grandes étapes une après l’autre donc par exemple : Analyse -&gt; Conception -&gt; Implémentation -&gt; Tests -&gt; Doc -&gt; Livraison. Ce choix est adapté à ce TPI car le cahier des charges est clairement défini dès le départ ainsi que sa durée. C’est donc pourquoi il est important de d’abord pouvoir analyser/comprendre le mandat, le prévoir, puis développer le projet dans un ordre logique.</w:t>
       </w:r>
       <w:r>
         <w:rPr>
@@ -5815,7 +5757,19 @@
         <w:rPr>
           <w:lang w:val="fr-CH"/>
         </w:rPr>
-        <w:t>L’organisation de travail est basée sur la planification initiale réalisée et livrée lors du premier jour du TPI. Elle sert de référence pour les tâches à réaliser ainsi que leurs ordres de réalisation dans un temps réparti à l’avance entre les différentes phases du projet.</w:t>
+        <w:t xml:space="preserve">L’organisation de travail est basée sur la planification initiale réalisée et livrée lors du premier jour du TPI. Elle sert de référence pour les tâches à réaliser ainsi que leurs ordres de réalisation dans un temps </w:t>
+      </w:r>
+      <w:r>
+        <w:rPr>
+          <w:lang w:val="fr-CH"/>
+        </w:rPr>
+        <w:t>§</w:t>
+      </w:r>
+      <w:r>
+        <w:rPr>
+          <w:lang w:val="fr-CH"/>
+        </w:rPr>
+        <w:t>réparti à l’avance entre les différentes phases du projet.</w:t>
       </w:r>
     </w:p>
     <w:p>
@@ -6077,56 +6031,40 @@
           <w:color w:val="EE0000"/>
           <w:lang w:val="fr-CH"/>
         </w:rPr>
-        <w:t>(Partie à embellir/</w:t>
-      </w:r>
-      <w:proofErr w:type="spellStart"/>
-      <w:r>
+        <w:t>(Partie à embellir/ameliorer)</w:t>
+      </w:r>
+    </w:p>
+    <w:p>
+      <w:pPr>
+        <w:rPr>
+          <w:lang w:val="fr-CH"/>
+        </w:rPr>
+      </w:pPr>
+      <w:r>
+        <w:rPr>
+          <w:lang w:val="fr-CH"/>
+        </w:rPr>
+        <w:t xml:space="preserve">Le projet utilise plusieurs outils et technologies </w:t>
+      </w:r>
+      <w:r>
+        <w:rPr>
+          <w:lang w:val="fr-CH"/>
+        </w:rPr>
+        <w:t>du</w:t>
+      </w:r>
+      <w:r>
+        <w:rPr>
+          <w:lang w:val="fr-CH"/>
+        </w:rPr>
+        <w:t xml:space="preserve"> développement, à la gestion du code, à la modélisation, aux tests, à la documentation et au déploiement.</w:t>
+      </w:r>
+    </w:p>
+    <w:p>
+      <w:pPr>
         <w:rPr>
           <w:color w:val="EE0000"/>
           <w:lang w:val="fr-CH"/>
         </w:rPr>
-        <w:t>ameliorer</w:t>
-      </w:r>
-      <w:proofErr w:type="spellEnd"/>
-      <w:r>
-        <w:rPr>
-          <w:color w:val="EE0000"/>
-          <w:lang w:val="fr-CH"/>
-        </w:rPr>
-        <w:t>)</w:t>
-      </w:r>
-    </w:p>
-    <w:p>
-      <w:pPr>
-        <w:rPr>
-          <w:lang w:val="fr-CH"/>
-        </w:rPr>
-      </w:pPr>
-      <w:r>
-        <w:rPr>
-          <w:lang w:val="fr-CH"/>
-        </w:rPr>
-        <w:t xml:space="preserve">Le projet utilise plusieurs outils et technologies </w:t>
-      </w:r>
-      <w:r>
-        <w:rPr>
-          <w:lang w:val="fr-CH"/>
-        </w:rPr>
-        <w:t>du</w:t>
-      </w:r>
-      <w:r>
-        <w:rPr>
-          <w:lang w:val="fr-CH"/>
-        </w:rPr>
-        <w:t xml:space="preserve"> développement, à la gestion du code, à la modélisation, aux tests, à la documentation et au déploiement.</w:t>
-      </w:r>
-    </w:p>
-    <w:p>
-      <w:pPr>
-        <w:rPr>
-          <w:color w:val="EE0000"/>
-          <w:lang w:val="fr-CH"/>
-        </w:rPr>
       </w:pPr>
       <w:r>
         <w:rPr>
@@ -6138,16 +6076,8 @@
         <w:rPr>
           <w:lang w:val="fr-CH"/>
         </w:rPr>
-        <w:t xml:space="preserve">e frontend est développé avec </w:t>
-      </w:r>
-      <w:proofErr w:type="spellStart"/>
-      <w:r>
-        <w:rPr>
-          <w:lang w:val="fr-CH"/>
-        </w:rPr>
-        <w:t>Angular</w:t>
-      </w:r>
-      <w:proofErr w:type="spellEnd"/>
+        <w:t>e frontend est développé avec Angular</w:t>
+      </w:r>
       <w:r>
         <w:rPr>
           <w:lang w:val="fr-CH"/>
@@ -6161,348 +6091,228 @@
           <w:color w:val="EE0000"/>
           <w:lang w:val="fr-CH"/>
         </w:rPr>
-        <w:t xml:space="preserve">(version </w:t>
-      </w:r>
-      <w:proofErr w:type="spellStart"/>
-      <w:proofErr w:type="gramStart"/>
-      <w:r>
-        <w:rPr>
-          <w:b/>
-          <w:bCs/>
+        <w:t>(version a préciser</w:t>
+      </w:r>
+      <w:r>
+        <w:rPr>
+          <w:lang w:val="fr-CH"/>
+        </w:rPr>
+        <w:t>)</w:t>
+      </w:r>
+      <w:r>
+        <w:rPr>
+          <w:lang w:val="fr-CH"/>
+        </w:rPr>
+        <w:t xml:space="preserve">, tandis que le backend est développé avec Laravel 12. </w:t>
+      </w:r>
+      <w:r>
+        <w:rPr>
           <w:color w:val="EE0000"/>
           <w:lang w:val="fr-CH"/>
         </w:rPr>
-        <w:t>a</w:t>
-      </w:r>
-      <w:proofErr w:type="spellEnd"/>
-      <w:proofErr w:type="gramEnd"/>
-      <w:r>
-        <w:rPr>
-          <w:b/>
-          <w:bCs/>
+        <w:t>Parler de laravel sail</w:t>
+      </w:r>
+    </w:p>
+    <w:p>
+      <w:pPr>
+        <w:rPr>
+          <w:lang w:val="fr-CH"/>
+        </w:rPr>
+      </w:pPr>
+      <w:r>
+        <w:rPr>
+          <w:lang w:val="fr-CH"/>
+        </w:rPr>
+        <w:t xml:space="preserve">Le </w:t>
+      </w:r>
+      <w:r>
+        <w:rPr>
+          <w:lang w:val="fr-CH"/>
+        </w:rPr>
+        <w:t>projet est développer</w:t>
+      </w:r>
+      <w:r>
+        <w:rPr>
+          <w:lang w:val="fr-CH"/>
+        </w:rPr>
+        <w:t xml:space="preserve"> sur un poste Windows 10 de l’ETML avec Visual Studio Code. </w:t>
+      </w:r>
+      <w:r>
+        <w:rPr>
+          <w:lang w:val="fr-CH"/>
+        </w:rPr>
+        <w:t>Versioning fait</w:t>
+      </w:r>
+      <w:r>
+        <w:rPr>
+          <w:lang w:val="fr-CH"/>
+        </w:rPr>
+        <w:t xml:space="preserve"> avec Git et hébergé sur GitHub dans un </w:t>
+      </w:r>
+      <w:r>
+        <w:rPr>
+          <w:lang w:val="fr-CH"/>
+        </w:rPr>
+        <w:t>monorepo</w:t>
+      </w:r>
+      <w:r>
+        <w:rPr>
+          <w:lang w:val="fr-CH"/>
+        </w:rPr>
+        <w:t xml:space="preserve"> contenant le frontend et le backend. Le déploiement est sur Azure, avec un backend hébergé </w:t>
+      </w:r>
+      <w:r>
+        <w:rPr>
+          <w:lang w:val="fr-CH"/>
+        </w:rPr>
+        <w:t>via</w:t>
+      </w:r>
+      <w:r>
+        <w:rPr>
+          <w:lang w:val="fr-CH"/>
+        </w:rPr>
+        <w:t xml:space="preserve"> </w:t>
+      </w:r>
+      <w:r>
+        <w:rPr>
+          <w:lang w:val="fr-CH"/>
+        </w:rPr>
+        <w:t>« </w:t>
+      </w:r>
+      <w:r>
+        <w:rPr>
+          <w:lang w:val="fr-CH"/>
+        </w:rPr>
+        <w:t>Azure Web App</w:t>
+      </w:r>
+      <w:r>
+        <w:rPr>
+          <w:lang w:val="fr-CH"/>
+        </w:rPr>
+        <w:t> »</w:t>
+      </w:r>
+      <w:r>
+        <w:rPr>
+          <w:lang w:val="fr-CH"/>
+        </w:rPr>
+        <w:t xml:space="preserve">, un frontend </w:t>
+      </w:r>
+      <w:r>
+        <w:rPr>
+          <w:lang w:val="fr-CH"/>
+        </w:rPr>
+        <w:t>avec</w:t>
+      </w:r>
+      <w:r>
+        <w:rPr>
+          <w:lang w:val="fr-CH"/>
+        </w:rPr>
+        <w:t xml:space="preserve"> </w:t>
+      </w:r>
+      <w:r>
+        <w:rPr>
+          <w:lang w:val="fr-CH"/>
+        </w:rPr>
+        <w:t>« </w:t>
+      </w:r>
+      <w:r>
+        <w:rPr>
+          <w:lang w:val="fr-CH"/>
+        </w:rPr>
+        <w:t>Azure Static Web App</w:t>
+      </w:r>
+      <w:r>
+        <w:rPr>
+          <w:lang w:val="fr-CH"/>
+        </w:rPr>
+        <w:t> »</w:t>
+      </w:r>
+      <w:r>
+        <w:rPr>
+          <w:lang w:val="fr-CH"/>
+        </w:rPr>
+        <w:t xml:space="preserve"> et une base de données </w:t>
+      </w:r>
+      <w:r>
+        <w:rPr>
+          <w:lang w:val="fr-CH"/>
+        </w:rPr>
+        <w:t>grâce à</w:t>
+      </w:r>
+      <w:r>
+        <w:rPr>
+          <w:lang w:val="fr-CH"/>
+        </w:rPr>
+        <w:t xml:space="preserve"> </w:t>
+      </w:r>
+      <w:r>
+        <w:rPr>
+          <w:lang w:val="fr-CH"/>
+        </w:rPr>
+        <w:t>« </w:t>
+      </w:r>
+      <w:r>
+        <w:rPr>
+          <w:lang w:val="fr-CH"/>
+        </w:rPr>
+        <w:t>Azure Database for MySQL Flexible Server</w:t>
+      </w:r>
+      <w:r>
+        <w:rPr>
+          <w:lang w:val="fr-CH"/>
+        </w:rPr>
+        <w:t> »</w:t>
+      </w:r>
+      <w:r>
+        <w:rPr>
+          <w:lang w:val="fr-CH"/>
+        </w:rPr>
+        <w:t>.</w:t>
+      </w:r>
+    </w:p>
+    <w:p>
+      <w:pPr>
+        <w:rPr>
+          <w:lang w:val="fr-CH"/>
+        </w:rPr>
+      </w:pPr>
+      <w:r>
+        <w:rPr>
+          <w:lang w:val="fr-CH"/>
+        </w:rPr>
+        <w:t xml:space="preserve">Pour la conception, plusieurs outils sont utilisés </w:t>
+      </w:r>
+      <w:r>
+        <w:rPr>
+          <w:lang w:val="fr-CH"/>
+        </w:rPr>
+        <w:t>comme</w:t>
+      </w:r>
+      <w:r>
+        <w:rPr>
+          <w:lang w:val="fr-CH"/>
+        </w:rPr>
+        <w:t xml:space="preserve"> Looping </w:t>
+      </w:r>
+      <w:r>
+        <w:rPr>
+          <w:lang w:val="fr-CH"/>
+        </w:rPr>
+        <w:t>pour</w:t>
+      </w:r>
+      <w:r>
+        <w:rPr>
+          <w:lang w:val="fr-CH"/>
+        </w:rPr>
+        <w:t xml:space="preserve"> réaliser le MCD et le MLD, tandis que le concepteur de phpMyAdmin est utilisé pour le MPD. Figma est utilisé pour les maquettes de l’interface, et </w:t>
+      </w:r>
+      <w:r>
+        <w:rPr>
           <w:color w:val="EE0000"/>
           <w:lang w:val="fr-CH"/>
         </w:rPr>
-        <w:t xml:space="preserve"> préciser</w:t>
-      </w:r>
-      <w:r>
-        <w:rPr>
-          <w:lang w:val="fr-CH"/>
-        </w:rPr>
-        <w:t>)</w:t>
-      </w:r>
-      <w:r>
-        <w:rPr>
-          <w:lang w:val="fr-CH"/>
-        </w:rPr>
-        <w:t xml:space="preserve">, tandis que le backend est développé avec Laravel 12. </w:t>
-      </w:r>
-      <w:r>
-        <w:rPr>
-          <w:color w:val="EE0000"/>
-          <w:lang w:val="fr-CH"/>
-        </w:rPr>
-        <w:t xml:space="preserve">Parler de </w:t>
-      </w:r>
-      <w:proofErr w:type="spellStart"/>
-      <w:r>
-        <w:rPr>
-          <w:color w:val="EE0000"/>
-          <w:lang w:val="fr-CH"/>
-        </w:rPr>
-        <w:t>laravel</w:t>
-      </w:r>
-      <w:proofErr w:type="spellEnd"/>
-      <w:r>
-        <w:rPr>
-          <w:color w:val="EE0000"/>
-          <w:lang w:val="fr-CH"/>
-        </w:rPr>
-        <w:t xml:space="preserve"> </w:t>
-      </w:r>
-      <w:proofErr w:type="spellStart"/>
-      <w:r>
-        <w:rPr>
-          <w:color w:val="EE0000"/>
-          <w:lang w:val="fr-CH"/>
-        </w:rPr>
-        <w:t>sail</w:t>
-      </w:r>
-      <w:proofErr w:type="spellEnd"/>
-    </w:p>
-    <w:p>
-      <w:pPr>
-        <w:rPr>
-          <w:lang w:val="fr-CH"/>
-        </w:rPr>
-      </w:pPr>
-      <w:r>
-        <w:rPr>
-          <w:lang w:val="fr-CH"/>
-        </w:rPr>
-        <w:t xml:space="preserve">Le </w:t>
-      </w:r>
-      <w:r>
-        <w:rPr>
-          <w:lang w:val="fr-CH"/>
-        </w:rPr>
-        <w:t xml:space="preserve">projet est </w:t>
-      </w:r>
-      <w:proofErr w:type="gramStart"/>
-      <w:r>
-        <w:rPr>
-          <w:lang w:val="fr-CH"/>
-        </w:rPr>
-        <w:t>développer</w:t>
-      </w:r>
-      <w:proofErr w:type="gramEnd"/>
-      <w:r>
-        <w:rPr>
-          <w:lang w:val="fr-CH"/>
-        </w:rPr>
-        <w:t xml:space="preserve"> sur un poste Windows 10 de l’ETML avec Visual Studio Code. </w:t>
-      </w:r>
-      <w:r>
-        <w:rPr>
-          <w:lang w:val="fr-CH"/>
-        </w:rPr>
-        <w:t>Versioning fait</w:t>
-      </w:r>
-      <w:r>
-        <w:rPr>
-          <w:lang w:val="fr-CH"/>
-        </w:rPr>
-        <w:t xml:space="preserve"> avec Git et hébergé sur GitHub dans un </w:t>
-      </w:r>
-      <w:r>
-        <w:rPr>
-          <w:lang w:val="fr-CH"/>
-        </w:rPr>
-        <w:t>monorepo</w:t>
-      </w:r>
-      <w:r>
-        <w:rPr>
-          <w:lang w:val="fr-CH"/>
-        </w:rPr>
-        <w:t xml:space="preserve"> contenant le frontend et le backend. Le déploiement est </w:t>
-      </w:r>
-      <w:proofErr w:type="gramStart"/>
-      <w:r>
-        <w:rPr>
-          <w:lang w:val="fr-CH"/>
-        </w:rPr>
-        <w:t>sur</w:t>
-      </w:r>
-      <w:proofErr w:type="gramEnd"/>
-      <w:r>
-        <w:rPr>
-          <w:lang w:val="fr-CH"/>
-        </w:rPr>
-        <w:t xml:space="preserve"> Azure, avec un backend hébergé </w:t>
-      </w:r>
-      <w:r>
-        <w:rPr>
-          <w:lang w:val="fr-CH"/>
-        </w:rPr>
-        <w:t>via</w:t>
-      </w:r>
-      <w:r>
-        <w:rPr>
-          <w:lang w:val="fr-CH"/>
-        </w:rPr>
-        <w:t xml:space="preserve"> </w:t>
-      </w:r>
-      <w:r>
-        <w:rPr>
-          <w:lang w:val="fr-CH"/>
-        </w:rPr>
-        <w:t>« </w:t>
-      </w:r>
-      <w:r>
-        <w:rPr>
-          <w:lang w:val="fr-CH"/>
-        </w:rPr>
-        <w:t>Azure Web App</w:t>
-      </w:r>
-      <w:r>
-        <w:rPr>
-          <w:lang w:val="fr-CH"/>
-        </w:rPr>
-        <w:t> »</w:t>
-      </w:r>
-      <w:r>
-        <w:rPr>
-          <w:lang w:val="fr-CH"/>
-        </w:rPr>
-        <w:t xml:space="preserve">, un frontend </w:t>
-      </w:r>
-      <w:r>
-        <w:rPr>
-          <w:lang w:val="fr-CH"/>
-        </w:rPr>
-        <w:t>avec</w:t>
-      </w:r>
-      <w:r>
-        <w:rPr>
-          <w:lang w:val="fr-CH"/>
-        </w:rPr>
-        <w:t xml:space="preserve"> </w:t>
-      </w:r>
-      <w:r>
-        <w:rPr>
-          <w:lang w:val="fr-CH"/>
-        </w:rPr>
-        <w:t>« </w:t>
-      </w:r>
-      <w:r>
-        <w:rPr>
-          <w:lang w:val="fr-CH"/>
-        </w:rPr>
-        <w:t xml:space="preserve">Azure </w:t>
-      </w:r>
-      <w:proofErr w:type="spellStart"/>
-      <w:r>
-        <w:rPr>
-          <w:lang w:val="fr-CH"/>
-        </w:rPr>
-        <w:t>Static</w:t>
-      </w:r>
-      <w:proofErr w:type="spellEnd"/>
-      <w:r>
-        <w:rPr>
-          <w:lang w:val="fr-CH"/>
-        </w:rPr>
-        <w:t xml:space="preserve"> Web App</w:t>
-      </w:r>
-      <w:r>
-        <w:rPr>
-          <w:lang w:val="fr-CH"/>
-        </w:rPr>
-        <w:t> »</w:t>
-      </w:r>
-      <w:r>
-        <w:rPr>
-          <w:lang w:val="fr-CH"/>
-        </w:rPr>
-        <w:t xml:space="preserve"> et une base de données </w:t>
-      </w:r>
-      <w:r>
-        <w:rPr>
-          <w:lang w:val="fr-CH"/>
-        </w:rPr>
-        <w:t>grâce à</w:t>
-      </w:r>
-      <w:r>
-        <w:rPr>
-          <w:lang w:val="fr-CH"/>
-        </w:rPr>
-        <w:t xml:space="preserve"> </w:t>
-      </w:r>
-      <w:r>
-        <w:rPr>
-          <w:lang w:val="fr-CH"/>
-        </w:rPr>
-        <w:t>« </w:t>
-      </w:r>
-      <w:r>
-        <w:rPr>
-          <w:lang w:val="fr-CH"/>
-        </w:rPr>
-        <w:t xml:space="preserve">Azure </w:t>
-      </w:r>
-      <w:proofErr w:type="spellStart"/>
-      <w:r>
-        <w:rPr>
-          <w:lang w:val="fr-CH"/>
-        </w:rPr>
-        <w:t>Database</w:t>
-      </w:r>
-      <w:proofErr w:type="spellEnd"/>
-      <w:r>
-        <w:rPr>
-          <w:lang w:val="fr-CH"/>
-        </w:rPr>
-        <w:t xml:space="preserve"> for MySQL Flexible Server</w:t>
-      </w:r>
-      <w:r>
-        <w:rPr>
-          <w:lang w:val="fr-CH"/>
-        </w:rPr>
-        <w:t> »</w:t>
-      </w:r>
-      <w:r>
-        <w:rPr>
-          <w:lang w:val="fr-CH"/>
-        </w:rPr>
-        <w:t>.</w:t>
-      </w:r>
-    </w:p>
-    <w:p>
-      <w:pPr>
-        <w:rPr>
-          <w:lang w:val="fr-CH"/>
-        </w:rPr>
-      </w:pPr>
-      <w:r>
-        <w:rPr>
-          <w:lang w:val="fr-CH"/>
-        </w:rPr>
-        <w:t xml:space="preserve">Pour la conception, plusieurs outils sont utilisés </w:t>
-      </w:r>
-      <w:r>
-        <w:rPr>
-          <w:lang w:val="fr-CH"/>
-        </w:rPr>
-        <w:t>comme</w:t>
-      </w:r>
-      <w:r>
-        <w:rPr>
-          <w:lang w:val="fr-CH"/>
-        </w:rPr>
-        <w:t xml:space="preserve"> Looping </w:t>
-      </w:r>
-      <w:r>
-        <w:rPr>
-          <w:lang w:val="fr-CH"/>
-        </w:rPr>
-        <w:t>pour</w:t>
-      </w:r>
-      <w:r>
-        <w:rPr>
-          <w:lang w:val="fr-CH"/>
-        </w:rPr>
-        <w:t xml:space="preserve"> réaliser le MCD et le MLD, tandis que le concepteur de phpMyAdmin est utilisé pour le MPD. </w:t>
-      </w:r>
-      <w:proofErr w:type="spellStart"/>
-      <w:r>
-        <w:rPr>
-          <w:lang w:val="fr-CH"/>
-        </w:rPr>
-        <w:t>Figma</w:t>
-      </w:r>
-      <w:proofErr w:type="spellEnd"/>
-      <w:r>
-        <w:rPr>
-          <w:lang w:val="fr-CH"/>
-        </w:rPr>
-        <w:t xml:space="preserve"> est utilisé pour les maquettes de l’interface, et </w:t>
-      </w:r>
-      <w:r>
-        <w:rPr>
-          <w:color w:val="EE0000"/>
-          <w:lang w:val="fr-CH"/>
-        </w:rPr>
-        <w:t xml:space="preserve">draw.io ou </w:t>
-      </w:r>
-      <w:proofErr w:type="spellStart"/>
-      <w:r>
-        <w:rPr>
-          <w:color w:val="EE0000"/>
-          <w:lang w:val="fr-CH"/>
-        </w:rPr>
-        <w:t>Mermaid</w:t>
-      </w:r>
-      <w:proofErr w:type="spellEnd"/>
+        <w:t>draw.io ou Mermaid</w:t>
+      </w:r>
       <w:r>
         <w:rPr>
           <w:lang w:val="fr-CH"/>
@@ -6821,29 +6631,7 @@
                 <w:szCs w:val="18"/>
                 <w:lang w:val="fr-CH"/>
               </w:rPr>
-              <w:t xml:space="preserve">Git bash ? </w:t>
-            </w:r>
-            <w:proofErr w:type="spellStart"/>
-            <w:r>
-              <w:rPr>
-                <w:rFonts w:asciiTheme="majorHAnsi" w:hAnsiTheme="majorHAnsi" w:cstheme="majorHAnsi"/>
-                <w:color w:val="EE0000"/>
-                <w:sz w:val="18"/>
-                <w:szCs w:val="18"/>
-                <w:lang w:val="fr-CH"/>
-              </w:rPr>
-              <w:t>wsl</w:t>
-            </w:r>
-            <w:proofErr w:type="spellEnd"/>
-            <w:r>
-              <w:rPr>
-                <w:rFonts w:asciiTheme="majorHAnsi" w:hAnsiTheme="majorHAnsi" w:cstheme="majorHAnsi"/>
-                <w:color w:val="EE0000"/>
-                <w:sz w:val="18"/>
-                <w:szCs w:val="18"/>
-                <w:lang w:val="fr-CH"/>
-              </w:rPr>
-              <w:t xml:space="preserve"> ? </w:t>
+              <w:t xml:space="preserve">Git bash ? wsl ? </w:t>
             </w:r>
           </w:p>
         </w:tc>
@@ -6921,19 +6709,8 @@
                 <w:szCs w:val="18"/>
                 <w:lang w:val="fr-CH"/>
               </w:rPr>
-              <w:t xml:space="preserve">Docker / Laravel </w:t>
+              <w:t>Docker / Laravel Sail</w:t>
             </w:r>
-            <w:proofErr w:type="spellStart"/>
-            <w:r>
-              <w:rPr>
-                <w:rFonts w:asciiTheme="majorHAnsi" w:hAnsiTheme="majorHAnsi" w:cstheme="majorHAnsi"/>
-                <w:sz w:val="18"/>
-                <w:szCs w:val="18"/>
-                <w:lang w:val="fr-CH"/>
-              </w:rPr>
-              <w:t>Sail</w:t>
-            </w:r>
-            <w:proofErr w:type="spellEnd"/>
           </w:p>
         </w:tc>
         <w:tc>
@@ -7002,7 +6779,6 @@
                 <w:lang w:val="fr-CH"/>
               </w:rPr>
             </w:pPr>
-            <w:proofErr w:type="spellStart"/>
             <w:r>
               <w:rPr>
                 <w:rFonts w:asciiTheme="majorHAnsi" w:hAnsiTheme="majorHAnsi" w:cstheme="majorHAnsi"/>
@@ -7012,7 +6788,6 @@
               </w:rPr>
               <w:t>Angular</w:t>
             </w:r>
-            <w:proofErr w:type="spellEnd"/>
           </w:p>
         </w:tc>
         <w:tc>
@@ -7082,7 +6857,6 @@
                 <w:lang w:val="fr-CH"/>
               </w:rPr>
             </w:pPr>
-            <w:proofErr w:type="spellStart"/>
             <w:r>
               <w:rPr>
                 <w:rFonts w:asciiTheme="majorHAnsi" w:hAnsiTheme="majorHAnsi" w:cstheme="majorHAnsi"/>
@@ -7092,7 +6866,6 @@
               </w:rPr>
               <w:t>Typescript</w:t>
             </w:r>
-            <w:proofErr w:type="spellEnd"/>
           </w:p>
         </w:tc>
         <w:tc>
@@ -7239,7 +7012,6 @@
                 <w:lang w:val="fr-CH"/>
               </w:rPr>
             </w:pPr>
-            <w:proofErr w:type="spellStart"/>
             <w:r>
               <w:rPr>
                 <w:rFonts w:asciiTheme="majorHAnsi" w:hAnsiTheme="majorHAnsi" w:cstheme="majorHAnsi"/>
@@ -7247,29 +7019,8 @@
                 <w:szCs w:val="18"/>
                 <w:lang w:val="fr-CH"/>
               </w:rPr>
-              <w:t>Angular</w:t>
+              <w:t>Angular Material</w:t>
             </w:r>
-            <w:proofErr w:type="spellEnd"/>
-            <w:r>
-              <w:rPr>
-                <w:rFonts w:asciiTheme="majorHAnsi" w:hAnsiTheme="majorHAnsi" w:cstheme="majorHAnsi"/>
-                <w:sz w:val="18"/>
-                <w:szCs w:val="18"/>
-                <w:lang w:val="fr-CH"/>
-              </w:rPr>
-              <w:t xml:space="preserve"> </w:t>
-            </w:r>
-            <w:proofErr w:type="spellStart"/>
-            <w:r>
-              <w:rPr>
-                <w:rFonts w:asciiTheme="majorHAnsi" w:hAnsiTheme="majorHAnsi" w:cstheme="majorHAnsi"/>
-                <w:sz w:val="18"/>
-                <w:szCs w:val="18"/>
-                <w:lang w:val="fr-CH"/>
-              </w:rPr>
-              <w:t>Material</w:t>
-            </w:r>
-            <w:proofErr w:type="spellEnd"/>
           </w:p>
         </w:tc>
         <w:tc>
@@ -7347,20 +7098,8 @@
                 <w:szCs w:val="18"/>
                 <w:lang w:val="fr-CH"/>
               </w:rPr>
-              <w:t xml:space="preserve">À voir les modules </w:t>
+              <w:t>À voir les modules angular</w:t>
             </w:r>
-            <w:proofErr w:type="spellStart"/>
-            <w:r>
-              <w:rPr>
-                <w:rFonts w:asciiTheme="majorHAnsi" w:hAnsiTheme="majorHAnsi" w:cstheme="majorHAnsi"/>
-                <w:color w:val="EE0000"/>
-                <w:sz w:val="18"/>
-                <w:szCs w:val="18"/>
-                <w:lang w:val="fr-CH"/>
-              </w:rPr>
-              <w:t>angular</w:t>
-            </w:r>
-            <w:proofErr w:type="spellEnd"/>
           </w:p>
         </w:tc>
         <w:tc>
@@ -7982,19 +7721,8 @@
                 <w:szCs w:val="18"/>
                 <w:lang w:val="fr-CH"/>
               </w:rPr>
-              <w:t xml:space="preserve">Form </w:t>
+              <w:t>Form Requests</w:t>
             </w:r>
-            <w:proofErr w:type="spellStart"/>
-            <w:r>
-              <w:rPr>
-                <w:rFonts w:asciiTheme="majorHAnsi" w:hAnsiTheme="majorHAnsi" w:cstheme="majorHAnsi"/>
-                <w:sz w:val="18"/>
-                <w:szCs w:val="18"/>
-                <w:lang w:val="fr-CH"/>
-              </w:rPr>
-              <w:t>Requests</w:t>
-            </w:r>
-            <w:proofErr w:type="spellEnd"/>
           </w:p>
         </w:tc>
         <w:tc>
@@ -8071,19 +7799,8 @@
                 <w:szCs w:val="18"/>
                 <w:lang w:val="fr-CH"/>
               </w:rPr>
-              <w:t xml:space="preserve">Middlewares </w:t>
+              <w:t>Middlewares laravel</w:t>
             </w:r>
-            <w:proofErr w:type="spellStart"/>
-            <w:r>
-              <w:rPr>
-                <w:rFonts w:asciiTheme="majorHAnsi" w:hAnsiTheme="majorHAnsi" w:cstheme="majorHAnsi"/>
-                <w:sz w:val="18"/>
-                <w:szCs w:val="18"/>
-                <w:lang w:val="fr-CH"/>
-              </w:rPr>
-              <w:t>laravel</w:t>
-            </w:r>
-            <w:proofErr w:type="spellEnd"/>
           </w:p>
         </w:tc>
         <w:tc>
@@ -8152,7 +7869,6 @@
                 <w:lang w:val="fr-CH"/>
               </w:rPr>
             </w:pPr>
-            <w:proofErr w:type="spellStart"/>
             <w:r>
               <w:rPr>
                 <w:rFonts w:asciiTheme="majorHAnsi" w:hAnsiTheme="majorHAnsi" w:cstheme="majorHAnsi"/>
@@ -8162,7 +7878,6 @@
               </w:rPr>
               <w:t>PHPUnit</w:t>
             </w:r>
-            <w:proofErr w:type="spellEnd"/>
           </w:p>
         </w:tc>
         <w:tc>
@@ -8232,7 +7947,6 @@
                 <w:lang w:val="fr-CH"/>
               </w:rPr>
             </w:pPr>
-            <w:proofErr w:type="spellStart"/>
             <w:r>
               <w:rPr>
                 <w:rFonts w:asciiTheme="majorHAnsi" w:hAnsiTheme="majorHAnsi" w:cstheme="majorHAnsi"/>
@@ -8240,17 +7954,7 @@
                 <w:szCs w:val="18"/>
                 <w:lang w:val="fr-CH"/>
               </w:rPr>
-              <w:t>Php</w:t>
-            </w:r>
-            <w:proofErr w:type="spellEnd"/>
-            <w:r>
-              <w:rPr>
-                <w:rFonts w:asciiTheme="majorHAnsi" w:hAnsiTheme="majorHAnsi" w:cstheme="majorHAnsi"/>
-                <w:sz w:val="18"/>
-                <w:szCs w:val="18"/>
-                <w:lang w:val="fr-CH"/>
-              </w:rPr>
-              <w:t xml:space="preserve"> artisan</w:t>
+              <w:t>Php artisan</w:t>
             </w:r>
           </w:p>
         </w:tc>
@@ -8325,43 +8029,7 @@
                 <w:sz w:val="18"/>
                 <w:szCs w:val="18"/>
               </w:rPr>
-              <w:t xml:space="preserve">Looping (MCD/MLD), </w:t>
-            </w:r>
-            <w:proofErr w:type="spellStart"/>
-            <w:r>
-              <w:rPr>
-                <w:rFonts w:asciiTheme="majorHAnsi" w:hAnsiTheme="majorHAnsi" w:cstheme="majorHAnsi"/>
-                <w:sz w:val="18"/>
-                <w:szCs w:val="18"/>
-              </w:rPr>
-              <w:t>phpmyadmin</w:t>
-            </w:r>
-            <w:proofErr w:type="spellEnd"/>
-            <w:r>
-              <w:rPr>
-                <w:rFonts w:asciiTheme="majorHAnsi" w:hAnsiTheme="majorHAnsi" w:cstheme="majorHAnsi"/>
-                <w:sz w:val="18"/>
-                <w:szCs w:val="18"/>
-              </w:rPr>
-              <w:t xml:space="preserve"> “</w:t>
-            </w:r>
-            <w:proofErr w:type="spellStart"/>
-            <w:r>
-              <w:rPr>
-                <w:rFonts w:asciiTheme="majorHAnsi" w:hAnsiTheme="majorHAnsi" w:cstheme="majorHAnsi"/>
-                <w:sz w:val="18"/>
-                <w:szCs w:val="18"/>
-              </w:rPr>
-              <w:t>concepteur</w:t>
-            </w:r>
-            <w:proofErr w:type="spellEnd"/>
-            <w:r>
-              <w:rPr>
-                <w:rFonts w:asciiTheme="majorHAnsi" w:hAnsiTheme="majorHAnsi" w:cstheme="majorHAnsi"/>
-                <w:sz w:val="18"/>
-                <w:szCs w:val="18"/>
-              </w:rPr>
-              <w:t>” (MPD)</w:t>
+              <w:t>Looping (MCD/MLD), phpmyadmin “concepteur” (MPD)</w:t>
             </w:r>
           </w:p>
         </w:tc>
@@ -8589,25 +8257,7 @@
                 <w:sz w:val="18"/>
                 <w:szCs w:val="18"/>
               </w:rPr>
-              <w:t xml:space="preserve"> (</w:t>
-            </w:r>
-            <w:proofErr w:type="spellStart"/>
-            <w:r>
-              <w:rPr>
-                <w:rFonts w:asciiTheme="majorHAnsi" w:hAnsiTheme="majorHAnsi" w:cstheme="majorHAnsi"/>
-                <w:sz w:val="18"/>
-                <w:szCs w:val="18"/>
-              </w:rPr>
-              <w:t>monorepo</w:t>
-            </w:r>
-            <w:proofErr w:type="spellEnd"/>
-            <w:r>
-              <w:rPr>
-                <w:rFonts w:asciiTheme="majorHAnsi" w:hAnsiTheme="majorHAnsi" w:cstheme="majorHAnsi"/>
-                <w:sz w:val="18"/>
-                <w:szCs w:val="18"/>
-              </w:rPr>
-              <w:t>, conventional commits)</w:t>
+              <w:t xml:space="preserve"> (monorepo, conventional commits)</w:t>
             </w:r>
           </w:p>
         </w:tc>
@@ -8963,23 +8613,13 @@
                 <w:szCs w:val="18"/>
               </w:rPr>
             </w:pPr>
-            <w:proofErr w:type="spellStart"/>
             <w:r>
               <w:rPr>
                 <w:rFonts w:asciiTheme="majorHAnsi" w:hAnsiTheme="majorHAnsi" w:cstheme="majorHAnsi"/>
                 <w:sz w:val="18"/>
                 <w:szCs w:val="18"/>
               </w:rPr>
-              <w:t>Github</w:t>
-            </w:r>
-            <w:proofErr w:type="spellEnd"/>
-            <w:r>
-              <w:rPr>
-                <w:rFonts w:asciiTheme="majorHAnsi" w:hAnsiTheme="majorHAnsi" w:cstheme="majorHAnsi"/>
-                <w:sz w:val="18"/>
-                <w:szCs w:val="18"/>
-              </w:rPr>
-              <w:t xml:space="preserve"> Actions</w:t>
+              <w:t>Github Actions</w:t>
             </w:r>
           </w:p>
         </w:tc>
@@ -9092,7 +8732,6 @@
                 <w:szCs w:val="18"/>
               </w:rPr>
             </w:pPr>
-            <w:proofErr w:type="spellStart"/>
             <w:r>
               <w:rPr>
                 <w:rFonts w:asciiTheme="majorHAnsi" w:hAnsiTheme="majorHAnsi" w:cstheme="majorHAnsi"/>
@@ -9101,31 +8740,8 @@
                 <w:sz w:val="18"/>
                 <w:szCs w:val="18"/>
               </w:rPr>
-              <w:t>Suivi</w:t>
+              <w:t>Suivi de projet</w:t>
             </w:r>
-            <w:proofErr w:type="spellEnd"/>
-            <w:r>
-              <w:rPr>
-                <w:rFonts w:asciiTheme="majorHAnsi" w:hAnsiTheme="majorHAnsi" w:cstheme="majorHAnsi"/>
-                <w:b w:val="0"/>
-                <w:bCs w:val="0"/>
-                <w:sz w:val="18"/>
-                <w:szCs w:val="18"/>
-              </w:rPr>
-              <w:t xml:space="preserve"> de </w:t>
-            </w:r>
-            <w:proofErr w:type="spellStart"/>
-            <w:r>
-              <w:rPr>
-                <w:rFonts w:asciiTheme="majorHAnsi" w:hAnsiTheme="majorHAnsi" w:cstheme="majorHAnsi"/>
-                <w:b w:val="0"/>
-                <w:bCs w:val="0"/>
-                <w:sz w:val="18"/>
-                <w:szCs w:val="18"/>
-              </w:rPr>
-              <w:t>projet</w:t>
-            </w:r>
-            <w:proofErr w:type="spellEnd"/>
           </w:p>
         </w:tc>
         <w:tc>
@@ -9148,25 +8764,7 @@
                 <w:sz w:val="18"/>
                 <w:szCs w:val="18"/>
               </w:rPr>
-              <w:t>Microsoft Excel (.</w:t>
-            </w:r>
-            <w:proofErr w:type="spellStart"/>
-            <w:r>
-              <w:rPr>
-                <w:rFonts w:asciiTheme="majorHAnsi" w:hAnsiTheme="majorHAnsi" w:cstheme="majorHAnsi"/>
-                <w:sz w:val="18"/>
-                <w:szCs w:val="18"/>
-              </w:rPr>
-              <w:t>xslm</w:t>
-            </w:r>
-            <w:proofErr w:type="spellEnd"/>
-            <w:r>
-              <w:rPr>
-                <w:rFonts w:asciiTheme="majorHAnsi" w:hAnsiTheme="majorHAnsi" w:cstheme="majorHAnsi"/>
-                <w:sz w:val="18"/>
-                <w:szCs w:val="18"/>
-              </w:rPr>
-              <w:t>)</w:t>
+              <w:t>Microsoft Excel (.xslm)</w:t>
             </w:r>
           </w:p>
         </w:tc>
@@ -11612,21 +11210,7 @@
         <w:rPr>
           <w:lang w:val="fr-CH"/>
         </w:rPr>
-        <w:t xml:space="preserve">Pour limiter ces risques, les fonctionnalités critiques doivent être traitées assez tôt dans le projet. Le suivi régulier avec la planification, le journal de travail, les </w:t>
-      </w:r>
-      <w:proofErr w:type="spellStart"/>
-      <w:r>
-        <w:rPr>
-          <w:lang w:val="fr-CH"/>
-        </w:rPr>
-        <w:t>commits</w:t>
-      </w:r>
-      <w:proofErr w:type="spellEnd"/>
-      <w:r>
-        <w:rPr>
-          <w:lang w:val="fr-CH"/>
-        </w:rPr>
-        <w:t xml:space="preserve"> GitHub et les livraisons intermédiaires permet de garder une vision claire de l’avancement et d’éviter de découvrir les problèmes trop tard.</w:t>
+        <w:t>Pour limiter ces risques, les fonctionnalités critiques doivent être traitées assez tôt dans le projet. Le suivi régulier avec la planification, le journal de travail, les commits GitHub et les livraisons intermédiaires permet de garder une vision claire de l’avancement et d’éviter de découvrir les problèmes trop tard.</w:t>
       </w:r>
     </w:p>
     <w:p>
@@ -11770,31 +11354,7 @@
                 <w:szCs w:val="20"/>
                 <w:lang w:val="fr-CH" w:eastAsia="fr-CH"/>
               </w:rPr>
-              <w:t xml:space="preserve">Problème entre </w:t>
-            </w:r>
-            <w:proofErr w:type="spellStart"/>
-            <w:r>
-              <w:rPr>
-                <w:rFonts w:asciiTheme="majorHAnsi" w:eastAsia="Times New Roman" w:hAnsiTheme="majorHAnsi" w:cstheme="majorHAnsi"/>
-                <w:b w:val="0"/>
-                <w:bCs w:val="0"/>
-                <w:sz w:val="20"/>
-                <w:szCs w:val="20"/>
-                <w:lang w:val="fr-CH" w:eastAsia="fr-CH"/>
-              </w:rPr>
-              <w:t>Angular</w:t>
-            </w:r>
-            <w:proofErr w:type="spellEnd"/>
-            <w:r>
-              <w:rPr>
-                <w:rFonts w:asciiTheme="majorHAnsi" w:eastAsia="Times New Roman" w:hAnsiTheme="majorHAnsi" w:cstheme="majorHAnsi"/>
-                <w:b w:val="0"/>
-                <w:bCs w:val="0"/>
-                <w:sz w:val="20"/>
-                <w:szCs w:val="20"/>
-                <w:lang w:val="fr-CH" w:eastAsia="fr-CH"/>
-              </w:rPr>
-              <w:t xml:space="preserve"> et Laravel</w:t>
+              <w:t>Problème entre Angular et Laravel</w:t>
             </w:r>
           </w:p>
         </w:tc>
@@ -12409,47 +11969,7 @@
                 <w:szCs w:val="20"/>
                 <w:lang w:val="fr-CH" w:eastAsia="fr-CH"/>
               </w:rPr>
-              <w:t xml:space="preserve">Prévoir du temps pour des corrections du workflow ou de la config Azure, car celle-ci peut vite poser </w:t>
-            </w:r>
-            <w:proofErr w:type="gramStart"/>
-            <w:r>
-              <w:rPr>
-                <w:rFonts w:asciiTheme="majorHAnsi" w:eastAsia="Times New Roman" w:hAnsiTheme="majorHAnsi" w:cstheme="majorHAnsi"/>
-                <w:sz w:val="20"/>
-                <w:szCs w:val="20"/>
-                <w:lang w:val="fr-CH" w:eastAsia="fr-CH"/>
-              </w:rPr>
-              <w:t>problème</w:t>
-            </w:r>
-            <w:proofErr w:type="gramEnd"/>
-            <w:r>
-              <w:rPr>
-                <w:rFonts w:asciiTheme="majorHAnsi" w:eastAsia="Times New Roman" w:hAnsiTheme="majorHAnsi" w:cstheme="majorHAnsi"/>
-                <w:sz w:val="20"/>
-                <w:szCs w:val="20"/>
-                <w:lang w:val="fr-CH" w:eastAsia="fr-CH"/>
-              </w:rPr>
-              <w:t xml:space="preserve"> sur des détails (vécu en </w:t>
-            </w:r>
-            <w:proofErr w:type="spellStart"/>
-            <w:r>
-              <w:rPr>
-                <w:rFonts w:asciiTheme="majorHAnsi" w:eastAsia="Times New Roman" w:hAnsiTheme="majorHAnsi" w:cstheme="majorHAnsi"/>
-                <w:sz w:val="20"/>
-                <w:szCs w:val="20"/>
-                <w:lang w:val="fr-CH" w:eastAsia="fr-CH"/>
-              </w:rPr>
-              <w:t>pre-tpi</w:t>
-            </w:r>
-            <w:proofErr w:type="spellEnd"/>
-            <w:r>
-              <w:rPr>
-                <w:rFonts w:asciiTheme="majorHAnsi" w:eastAsia="Times New Roman" w:hAnsiTheme="majorHAnsi" w:cstheme="majorHAnsi"/>
-                <w:sz w:val="20"/>
-                <w:szCs w:val="20"/>
-                <w:lang w:val="fr-CH" w:eastAsia="fr-CH"/>
-              </w:rPr>
-              <w:t xml:space="preserve">) </w:t>
+              <w:t xml:space="preserve">Prévoir du temps pour des corrections du workflow ou de la config Azure, car celle-ci peut vite poser problème sur des détails (vécu en pre-tpi) </w:t>
             </w:r>
           </w:p>
         </w:tc>
@@ -12546,27 +12066,7 @@
                 <w:szCs w:val="20"/>
                 <w:lang w:val="fr-CH" w:eastAsia="fr-CH"/>
               </w:rPr>
-              <w:t xml:space="preserve">Erreurs dû à des différences de variables d’env, </w:t>
-            </w:r>
-            <w:proofErr w:type="spellStart"/>
-            <w:r>
-              <w:rPr>
-                <w:rFonts w:asciiTheme="majorHAnsi" w:eastAsia="Times New Roman" w:hAnsiTheme="majorHAnsi" w:cstheme="majorHAnsi"/>
-                <w:sz w:val="20"/>
-                <w:szCs w:val="20"/>
-                <w:lang w:val="fr-CH" w:eastAsia="fr-CH"/>
-              </w:rPr>
-              <w:t>configs</w:t>
-            </w:r>
-            <w:proofErr w:type="spellEnd"/>
-            <w:r>
-              <w:rPr>
-                <w:rFonts w:asciiTheme="majorHAnsi" w:eastAsia="Times New Roman" w:hAnsiTheme="majorHAnsi" w:cstheme="majorHAnsi"/>
-                <w:sz w:val="20"/>
-                <w:szCs w:val="20"/>
-                <w:lang w:val="fr-CH" w:eastAsia="fr-CH"/>
-              </w:rPr>
-              <w:t>, versions, etc..</w:t>
+              <w:t>Erreurs dû à des différences de variables d’env, configs, versions, etc..</w:t>
             </w:r>
           </w:p>
         </w:tc>
@@ -12781,7 +12281,6 @@
                 <w:lang w:val="fr-CH" w:eastAsia="fr-CH"/>
               </w:rPr>
             </w:pPr>
-            <w:proofErr w:type="gramStart"/>
             <w:r>
               <w:rPr>
                 <w:rFonts w:asciiTheme="majorHAnsi" w:eastAsia="Times New Roman" w:hAnsiTheme="majorHAnsi" w:cstheme="majorHAnsi"/>
@@ -12789,17 +12288,7 @@
                 <w:szCs w:val="20"/>
                 <w:lang w:val="fr-CH" w:eastAsia="fr-CH"/>
               </w:rPr>
-              <w:t>Erreur local</w:t>
-            </w:r>
-            <w:proofErr w:type="gramEnd"/>
-            <w:r>
-              <w:rPr>
-                <w:rFonts w:asciiTheme="majorHAnsi" w:eastAsia="Times New Roman" w:hAnsiTheme="majorHAnsi" w:cstheme="majorHAnsi"/>
-                <w:sz w:val="20"/>
-                <w:szCs w:val="20"/>
-                <w:lang w:val="fr-CH" w:eastAsia="fr-CH"/>
-              </w:rPr>
-              <w:t xml:space="preserve"> qui fait perdre une partie du travail</w:t>
+              <w:t>Erreur local qui fait perdre une partie du travail</w:t>
             </w:r>
           </w:p>
         </w:tc>
@@ -14023,21 +13512,7 @@
         <w:rPr>
           <w:lang w:val="fr-CH"/>
         </w:rPr>
-        <w:t xml:space="preserve">Le frontend </w:t>
-      </w:r>
-      <w:proofErr w:type="spellStart"/>
-      <w:r>
-        <w:rPr>
-          <w:lang w:val="fr-CH"/>
-        </w:rPr>
-        <w:t>Angular</w:t>
-      </w:r>
-      <w:proofErr w:type="spellEnd"/>
-      <w:r>
-        <w:rPr>
-          <w:lang w:val="fr-CH"/>
-        </w:rPr>
-        <w:t xml:space="preserve"> gère l’affichage, la navigation et les interactions utilisateur. Le backend Laravel </w:t>
+        <w:t xml:space="preserve">Le frontend Angular gère l’affichage, la navigation et les interactions utilisateur. Le backend Laravel </w:t>
       </w:r>
       <w:r>
         <w:rPr>
@@ -14089,48 +13564,20 @@
         <w:rPr>
           <w:lang w:val="fr-CH"/>
         </w:rPr>
-        <w:t xml:space="preserve">L’utilisateur accède à l’application depuis un navigateur. Le navigateur charge l’application </w:t>
-      </w:r>
-      <w:proofErr w:type="spellStart"/>
-      <w:r>
-        <w:rPr>
-          <w:lang w:val="fr-CH"/>
-        </w:rPr>
-        <w:t>Angular</w:t>
-      </w:r>
-      <w:proofErr w:type="spellEnd"/>
-      <w:r>
-        <w:rPr>
-          <w:lang w:val="fr-CH"/>
-        </w:rPr>
-        <w:t>, qui communique ensuite avec l’API Laravel. Le backend traite les requêtes et interagit avec la base de données.</w:t>
-      </w:r>
-    </w:p>
-    <w:p>
-      <w:pPr>
-        <w:rPr>
-          <w:lang w:val="fr-CH"/>
-        </w:rPr>
-      </w:pPr>
-      <w:r>
-        <w:rPr>
-          <w:lang w:val="fr-CH"/>
-        </w:rPr>
-        <w:t xml:space="preserve">En développement local, le frontend est lancé avec </w:t>
-      </w:r>
-      <w:proofErr w:type="spellStart"/>
-      <w:r>
-        <w:rPr>
-          <w:lang w:val="fr-CH"/>
-        </w:rPr>
-        <w:t>Angular</w:t>
-      </w:r>
-      <w:proofErr w:type="spellEnd"/>
-      <w:r>
-        <w:rPr>
-          <w:lang w:val="fr-CH"/>
-        </w:rPr>
-        <w:t xml:space="preserve">, le backend est lancé avec Laravel Sail et la base locale </w:t>
+        <w:t>L’utilisateur accède à l’application depuis un navigateur. Le navigateur charge l’application Angular, qui communique ensuite avec l’API Laravel. Le backend traite les requêtes et interagit avec la base de données.</w:t>
+      </w:r>
+    </w:p>
+    <w:p>
+      <w:pPr>
+        <w:rPr>
+          <w:lang w:val="fr-CH"/>
+        </w:rPr>
+      </w:pPr>
+      <w:r>
+        <w:rPr>
+          <w:lang w:val="fr-CH"/>
+        </w:rPr>
+        <w:t xml:space="preserve">En développement local, le frontend est lancé avec Angular, le backend est lancé avec Laravel Sail et la base locale </w:t>
       </w:r>
       <w:r>
         <w:rPr>
@@ -14154,35 +13601,7 @@
         <w:rPr>
           <w:lang w:val="fr-CH"/>
         </w:rPr>
-        <w:t xml:space="preserve">, le frontend est prévu sur Azure </w:t>
-      </w:r>
-      <w:proofErr w:type="spellStart"/>
-      <w:r>
-        <w:rPr>
-          <w:lang w:val="fr-CH"/>
-        </w:rPr>
-        <w:t>Static</w:t>
-      </w:r>
-      <w:proofErr w:type="spellEnd"/>
-      <w:r>
-        <w:rPr>
-          <w:lang w:val="fr-CH"/>
-        </w:rPr>
-        <w:t xml:space="preserve"> Web Apps, le backend sur Azure Web App et la base de données sur Azure </w:t>
-      </w:r>
-      <w:proofErr w:type="spellStart"/>
-      <w:r>
-        <w:rPr>
-          <w:lang w:val="fr-CH"/>
-        </w:rPr>
-        <w:t>Database</w:t>
-      </w:r>
-      <w:proofErr w:type="spellEnd"/>
-      <w:r>
-        <w:rPr>
-          <w:lang w:val="fr-CH"/>
-        </w:rPr>
-        <w:t xml:space="preserve"> for MySQL Flexible Server</w:t>
+        <w:t>, le frontend est prévu sur Azure Static Web Apps, le backend sur Azure Web App et la base de données sur Azure Database for MySQL Flexible Server</w:t>
       </w:r>
       <w:r>
         <w:rPr>
@@ -14464,21 +13883,7 @@
         <w:rPr>
           <w:lang w:val="fr-CH"/>
         </w:rPr>
-        <w:t xml:space="preserve">Le script SQL est également fait, bien </w:t>
-      </w:r>
-      <w:proofErr w:type="gramStart"/>
-      <w:r>
-        <w:rPr>
-          <w:lang w:val="fr-CH"/>
-        </w:rPr>
-        <w:t>que il</w:t>
-      </w:r>
-      <w:proofErr w:type="gramEnd"/>
-      <w:r>
-        <w:rPr>
-          <w:lang w:val="fr-CH"/>
-        </w:rPr>
-        <w:t xml:space="preserve"> ne sera pas utilisé car ce seront des migrations Laravel qui seront exécutées.</w:t>
+        <w:t>Le script SQL est également fait, bien que il ne sera pas utilisé car ce seront des migrations Laravel qui seront exécutées.</w:t>
       </w:r>
     </w:p>
     <w:p>
@@ -14963,23 +14368,7 @@
           <w:color w:val="EE0000"/>
           <w:lang w:val="fr-CH"/>
         </w:rPr>
-        <w:t xml:space="preserve">*à remplir* (avec les listes de routes </w:t>
-      </w:r>
-      <w:proofErr w:type="spellStart"/>
-      <w:r>
-        <w:rPr>
-          <w:color w:val="EE0000"/>
-          <w:lang w:val="fr-CH"/>
-        </w:rPr>
-        <w:t>etc</w:t>
-      </w:r>
-      <w:proofErr w:type="spellEnd"/>
-      <w:r>
-        <w:rPr>
-          <w:color w:val="EE0000"/>
-          <w:lang w:val="fr-CH"/>
-        </w:rPr>
-        <w:t xml:space="preserve"> une fois sûr)</w:t>
+        <w:t>*à remplir* (avec les listes de routes etc une fois sûr)</w:t>
       </w:r>
     </w:p>
     <w:p>
@@ -15006,35 +14395,7 @@
         <w:rPr>
           <w:lang w:val="fr-CH"/>
         </w:rPr>
-        <w:t xml:space="preserve">Maquettes d’interface réalisées avec FIGMA, elles représentent et prévoient le futur affichage de l’application. Elles sont haute-fidélités en termes de structure </w:t>
-      </w:r>
-      <w:proofErr w:type="spellStart"/>
-      <w:r>
-        <w:rPr>
-          <w:lang w:val="fr-CH"/>
-        </w:rPr>
-        <w:t>etc</w:t>
-      </w:r>
-      <w:proofErr w:type="spellEnd"/>
-      <w:r>
-        <w:rPr>
-          <w:lang w:val="fr-CH"/>
-        </w:rPr>
-        <w:t xml:space="preserve">, mais sont moyenne/basses en termes de tailles exactes, contenu et détails comme </w:t>
-      </w:r>
-      <w:proofErr w:type="spellStart"/>
-      <w:r>
-        <w:rPr>
-          <w:lang w:val="fr-CH"/>
-        </w:rPr>
-        <w:t>icons</w:t>
-      </w:r>
-      <w:proofErr w:type="spellEnd"/>
-      <w:r>
-        <w:rPr>
-          <w:lang w:val="fr-CH"/>
-        </w:rPr>
-        <w:t xml:space="preserve"> etc...</w:t>
+        <w:t>Maquettes d’interface réalisées avec FIGMA, elles représentent et prévoient le futur affichage de l’application. Elles sont haute-fidélités en termes de structure etc, mais sont moyenne/basses en termes de tailles exactes, contenu et détails comme icons etc...</w:t>
       </w:r>
     </w:p>
     <w:p>
@@ -15062,21 +14423,7 @@
         <w:rPr>
           <w:lang w:val="fr-CH"/>
         </w:rPr>
-        <w:t xml:space="preserve"> Les liens prototype sont faits pour que la navigation soit </w:t>
-      </w:r>
-      <w:proofErr w:type="gramStart"/>
-      <w:r>
-        <w:rPr>
-          <w:lang w:val="fr-CH"/>
-        </w:rPr>
-        <w:t>fonctionnel</w:t>
-      </w:r>
-      <w:proofErr w:type="gramEnd"/>
-      <w:r>
-        <w:rPr>
-          <w:lang w:val="fr-CH"/>
-        </w:rPr>
-        <w:t xml:space="preserve"> lors du lancement du FIGMA via le bouton play en haut à droite.</w:t>
+        <w:t xml:space="preserve"> Les liens prototype sont faits pour que la navigation soit fonctionnel lors du lancement du FIGMA via le bouton play en haut à droite.</w:t>
       </w:r>
     </w:p>
     <w:p>
@@ -16265,21 +15612,7 @@
         <w:rPr>
           <w:lang w:val="fr-CH"/>
         </w:rPr>
-        <w:t>« </w:t>
-      </w:r>
-      <w:proofErr w:type="spellStart"/>
-      <w:r>
-        <w:rPr>
-          <w:lang w:val="fr-CH"/>
-        </w:rPr>
-        <w:t>role</w:t>
-      </w:r>
-      <w:proofErr w:type="spellEnd"/>
-      <w:r>
-        <w:rPr>
-          <w:lang w:val="fr-CH"/>
-        </w:rPr>
-        <w:t> »</w:t>
+        <w:t>« role »</w:t>
       </w:r>
       <w:r>
         <w:rPr>
@@ -16478,35 +15811,7 @@
         <w:rPr>
           <w:lang w:val="fr-CH"/>
         </w:rPr>
-        <w:t xml:space="preserve">Les mots de passe seront </w:t>
-      </w:r>
-      <w:proofErr w:type="spellStart"/>
-      <w:r>
-        <w:rPr>
-          <w:lang w:val="fr-CH"/>
-        </w:rPr>
-        <w:t>hashés</w:t>
-      </w:r>
-      <w:proofErr w:type="spellEnd"/>
-      <w:r>
-        <w:rPr>
-          <w:lang w:val="fr-CH"/>
-        </w:rPr>
-        <w:t xml:space="preserve"> par Laravel avant d’être stockés en base de données. La validation des données sera gérée avec des Form </w:t>
-      </w:r>
-      <w:proofErr w:type="spellStart"/>
-      <w:r>
-        <w:rPr>
-          <w:lang w:val="fr-CH"/>
-        </w:rPr>
-        <w:t>Requests</w:t>
-      </w:r>
-      <w:proofErr w:type="spellEnd"/>
-      <w:r>
-        <w:rPr>
-          <w:lang w:val="fr-CH"/>
-        </w:rPr>
-        <w:t xml:space="preserve">, </w:t>
+        <w:t xml:space="preserve">Les mots de passe seront hashés par Laravel avant d’être stockés en base de données. La validation des données sera gérée avec des Form Requests, </w:t>
       </w:r>
       <w:r>
         <w:rPr>
@@ -16654,13 +15959,7 @@
         <w:rPr>
           <w:lang w:val="fr-CH"/>
         </w:rPr>
-        <w:t>env</w:t>
-      </w:r>
-      <w:r>
-        <w:rPr>
-          <w:lang w:val="fr-CH"/>
-        </w:rPr>
-        <w:t xml:space="preserve"> en local et dans les variables d’environnement Azure en production. </w:t>
+        <w:t xml:space="preserve">env en local et dans les variables d’environnement Azure en production. </w:t>
       </w:r>
       <w:r>
         <w:rPr>
@@ -16729,21 +16028,7 @@
         <w:rPr>
           <w:lang w:val="fr-CH"/>
         </w:rPr>
-        <w:t xml:space="preserve"> à l’expérience acquise pendant le stage chez </w:t>
-      </w:r>
-      <w:proofErr w:type="spellStart"/>
-      <w:r>
-        <w:rPr>
-          <w:lang w:val="fr-CH"/>
-        </w:rPr>
-        <w:t>Infomaniak</w:t>
-      </w:r>
-      <w:proofErr w:type="spellEnd"/>
-      <w:r>
-        <w:rPr>
-          <w:lang w:val="fr-CH"/>
-        </w:rPr>
-        <w:t xml:space="preserve">. </w:t>
+        <w:t xml:space="preserve"> à l’expérience acquise pendant le stage chez Infomaniak. </w:t>
       </w:r>
       <w:r>
         <w:rPr>
@@ -16803,14 +16088,7 @@
         <w:rPr>
           <w:lang w:val="fr-CH"/>
         </w:rPr>
-        <w:t xml:space="preserve"> </w:t>
-      </w:r>
-      <w:proofErr w:type="spellStart"/>
-      <w:r>
-        <w:rPr>
-          <w:lang w:val="fr-CH"/>
-        </w:rPr>
-        <w:t>framework</w:t>
+        <w:t xml:space="preserve"> framework</w:t>
       </w:r>
       <w:r>
         <w:rPr>
@@ -16818,7 +16096,6 @@
         </w:rPr>
         <w:t>s</w:t>
       </w:r>
-      <w:proofErr w:type="spellEnd"/>
       <w:r>
         <w:rPr>
           <w:lang w:val="fr-CH"/>
@@ -16899,23 +16176,7 @@
           <w:color w:val="EE0000"/>
           <w:lang w:val="fr-CH"/>
         </w:rPr>
-        <w:t xml:space="preserve">*à embellir si d’autres alternatives </w:t>
-      </w:r>
-      <w:proofErr w:type="spellStart"/>
-      <w:r>
-        <w:rPr>
-          <w:color w:val="EE0000"/>
-          <w:lang w:val="fr-CH"/>
-        </w:rPr>
-        <w:t>etudies</w:t>
-      </w:r>
-      <w:proofErr w:type="spellEnd"/>
-      <w:r>
-        <w:rPr>
-          <w:color w:val="EE0000"/>
-          <w:lang w:val="fr-CH"/>
-        </w:rPr>
-        <w:t xml:space="preserve"> par la suite et même pour + détailler les choix techniques*</w:t>
+        <w:t>*à embellir si d’autres alternatives etudies par la suite et même pour + détailler les choix techniques*</w:t>
       </w:r>
     </w:p>
     <w:p>
@@ -17959,20 +17220,7 @@
         <w:pStyle w:val="GuidageList"/>
       </w:pPr>
       <w:r>
-        <w:t>Configuration (</w:t>
-      </w:r>
-      <w:proofErr w:type="gramStart"/>
-      <w:r>
-        <w:t>fichiers .</w:t>
-      </w:r>
-      <w:proofErr w:type="spellStart"/>
-      <w:r>
-        <w:t>env</w:t>
-      </w:r>
-      <w:proofErr w:type="spellEnd"/>
-      <w:proofErr w:type="gramEnd"/>
-      <w:r>
-        <w:t>, variables, secrets - sans divulguer de secrets)</w:t>
+        <w:t>Configuration (fichiers .env, variables, secrets - sans divulguer de secrets)</w:t>
       </w:r>
     </w:p>
     <w:p>
@@ -17996,15 +17244,7 @@
         <w:pStyle w:val="GuidageList"/>
       </w:pPr>
       <w:r>
-        <w:t xml:space="preserve">Ou référence vers un manuel lié au </w:t>
-      </w:r>
-      <w:proofErr w:type="spellStart"/>
-      <w:r>
-        <w:t>repo</w:t>
-      </w:r>
-      <w:proofErr w:type="spellEnd"/>
-      <w:r>
-        <w:t>, ex. README.md</w:t>
+        <w:t>Ou référence vers un manuel lié au repo, ex. README.md</w:t>
       </w:r>
     </w:p>
     <w:p>
@@ -18079,11 +17319,7 @@
         <w:pStyle w:val="GuidageList"/>
       </w:pPr>
       <w:r>
-        <w:t xml:space="preserve">Ou référence vers un manuel lié au </w:t>
-      </w:r>
-      <w:proofErr w:type="spellStart"/>
-      <w:r>
-        <w:t>r</w:t>
+        <w:t>Ou référence vers un manuel lié au r</w:t>
       </w:r>
       <w:r>
         <w:t>é</w:t>
@@ -18094,7 +17330,6 @@
       <w:r>
         <w:t>s</w:t>
       </w:r>
-      <w:proofErr w:type="spellEnd"/>
       <w:r>
         <w:t>, ex. USER-GUIDE.md</w:t>
       </w:r>
@@ -20616,7 +19851,7 @@
               <w:noProof/>
               <w:lang w:val="fr-CH"/>
             </w:rPr>
-            <w:t>11/05/2026</w:t>
+            <w:t>18/05/2026</w:t>
           </w:r>
           <w:r>
             <w:rPr>
@@ -20723,7 +19958,6 @@
               <w:lang w:val="fr-CH"/>
             </w:rPr>
           </w:pPr>
-          <w:proofErr w:type="spellStart"/>
           <w:r>
             <w:rPr>
               <w:b/>
@@ -20732,7 +19966,6 @@
             </w:rPr>
             <w:t>GestionCitations</w:t>
           </w:r>
-          <w:proofErr w:type="spellEnd"/>
         </w:p>
       </w:tc>
       <w:tc>
@@ -23962,6 +23195,7 @@
   <w:style w:type="character" w:default="1" w:styleId="Policepardfaut">
     <w:name w:val="Default Paragraph Font"/>
     <w:uiPriority w:val="1"/>
+    <w:semiHidden/>
     <w:unhideWhenUsed/>
   </w:style>
   <w:style w:type="table" w:default="1" w:styleId="TableauNormal">
